--- a/modelos/Contrato_Foro_Autor_1.docx
+++ b/modelos/Contrato_Foro_Autor_1.docx
@@ -1,10 +1,13 @@
 
 <file path=word/document.xml><?xml version="1.0" encoding="utf-8"?>
-<w:document xmlns:wpc="http://schemas.microsoft.com/office/word/2010/wordprocessingCanvas" xmlns:cx="http://schemas.microsoft.com/office/drawing/2014/chartex" xmlns:mc="http://schemas.openxmlformats.org/markup-compatibility/2006" xmlns:o="urn:schemas-microsoft-com:office:office" xmlns:r="http://schemas.openxmlformats.org/officeDocument/2006/relationships" xmlns:m="http://schemas.openxmlformats.org/officeDocument/2006/math" xmlns:v="urn:schemas-microsoft-com:vml" xmlns:wp14="http://schemas.microsoft.com/office/word/2010/wordprocessingDrawing" xmlns:wp="http://schemas.openxmlformats.org/drawingml/2006/wordprocessingDrawing" xmlns:w10="urn:schemas-microsoft-com:office:word" xmlns:w="http://schemas.openxmlformats.org/wordprocessingml/2006/main" xmlns:w14="http://schemas.microsoft.com/office/word/2010/wordml" xmlns:w15="http://schemas.microsoft.com/office/word/2012/wordml" xmlns:w16se="http://schemas.microsoft.com/office/word/2015/wordml/symex" xmlns:wpg="http://schemas.microsoft.com/office/word/2010/wordprocessingGroup" xmlns:wpi="http://schemas.microsoft.com/office/word/2010/wordprocessingInk" xmlns:wne="http://schemas.microsoft.com/office/word/2006/wordml" xmlns:wps="http://schemas.microsoft.com/office/word/2010/wordprocessingShape" mc:Ignorable="w14 w15 w16se wp14">
+<w:document xmlns:wpc="http://schemas.microsoft.com/office/word/2010/wordprocessingCanvas" xmlns:cx="http://schemas.microsoft.com/office/drawing/2014/chartex" xmlns:cx1="http://schemas.microsoft.com/office/drawing/2015/9/8/chartex" xmlns:cx2="http://schemas.microsoft.com/office/drawing/2015/10/21/chartex" xmlns:cx3="http://schemas.microsoft.com/office/drawing/2016/5/9/chartex" xmlns:cx4="http://schemas.microsoft.com/office/drawing/2016/5/10/chartex" xmlns:cx5="http://schemas.microsoft.com/office/drawing/2016/5/11/chartex" xmlns:cx6="http://schemas.microsoft.com/office/drawing/2016/5/12/chartex" xmlns:cx7="http://schemas.microsoft.com/office/drawing/2016/5/13/chartex" xmlns:cx8="http://schemas.microsoft.com/office/drawing/2016/5/14/chartex" xmlns:mc="http://schemas.openxmlformats.org/markup-compatibility/2006" xmlns:aink="http://schemas.microsoft.com/office/drawing/2016/ink" xmlns:am3d="http://schemas.microsoft.com/office/drawing/2017/model3d" xmlns:o="urn:schemas-microsoft-com:office:office" xmlns:oel="http://schemas.microsoft.com/office/2019/extlst" xmlns:r="http://schemas.openxmlformats.org/officeDocument/2006/relationships" xmlns:m="http://schemas.openxmlformats.org/officeDocument/2006/math" xmlns:v="urn:schemas-microsoft-com:vml" xmlns:wp14="http://schemas.microsoft.com/office/word/2010/wordprocessingDrawing" xmlns:wp="http://schemas.openxmlformats.org/drawingml/2006/wordprocessingDrawing" xmlns:w10="urn:schemas-microsoft-com:office:word" xmlns:w="http://schemas.openxmlformats.org/wordprocessingml/2006/main" xmlns:w14="http://schemas.microsoft.com/office/word/2010/wordml" xmlns:w15="http://schemas.microsoft.com/office/word/2012/wordml" xmlns:w16cex="http://schemas.microsoft.com/office/word/2018/wordml/cex" xmlns:w16cid="http://schemas.microsoft.com/office/word/2016/wordml/cid" xmlns:w16="http://schemas.microsoft.com/office/word/2018/wordml" xmlns:w16du="http://schemas.microsoft.com/office/word/2023/wordml/word16du" xmlns:w16sdtdh="http://schemas.microsoft.com/office/word/2020/wordml/sdtdatahash" xmlns:w16sdtfl="http://schemas.microsoft.com/office/word/2024/wordml/sdtformatlock" xmlns:w16se="http://schemas.microsoft.com/office/word/2015/wordml/symex" xmlns:wpg="http://schemas.microsoft.com/office/word/2010/wordprocessingGroup" xmlns:wpi="http://schemas.microsoft.com/office/word/2010/wordprocessingInk" xmlns:wne="http://schemas.microsoft.com/office/word/2006/wordml" xmlns:wps="http://schemas.microsoft.com/office/word/2010/wordprocessingShape" mc:Ignorable="w14 w15 w16se w16cid w16 w16cex w16sdtdh w16sdtfl w16du wp14">
   <w:body>
     <w:p>
       <w:pPr>
         <w:pStyle w:val="Ttulo1"/>
+        <w:rPr>
+          <w:color w:val="00B050"/>
+        </w:rPr>
       </w:pPr>
       <w:r>
         <w:t xml:space="preserve">AO JUÍZO DA ... VARA CÍVEL DA COMARCA DA CIDADE DE </w:t>
@@ -15,12 +18,14 @@
         </w:rPr>
         <w:t>{{</w:t>
       </w:r>
+      <w:proofErr w:type="spellStart"/>
       <w:r>
         <w:rPr>
           <w:color w:val="00B050"/>
         </w:rPr>
-        <w:t>FORO</w:t>
-      </w:r>
+        <w:t>cidade_comarca</w:t>
+      </w:r>
+      <w:proofErr w:type="spellEnd"/>
       <w:r>
         <w:rPr>
           <w:color w:val="00B050"/>
@@ -34,9 +39,96 @@
         <w:rPr>
           <w:color w:val="00B050"/>
         </w:rPr>
-        <w:t>{{ESTADO}}</w:t>
-      </w:r>
-    </w:p>
+        <w:t>{{</w:t>
+      </w:r>
+      <w:proofErr w:type="spellStart"/>
+      <w:r>
+        <w:rPr>
+          <w:color w:val="00B050"/>
+        </w:rPr>
+        <w:t>estado_comarca</w:t>
+      </w:r>
+      <w:proofErr w:type="spellEnd"/>
+      <w:r>
+        <w:rPr>
+          <w:color w:val="00B050"/>
+        </w:rPr>
+        <w:t>}}</w:t>
+      </w:r>
+    </w:p>
+    <w:p>
+      <w:pPr>
+        <w:numPr>
+          <w:ilvl w:val="0"/>
+          <w:numId w:val="9"/>
+        </w:numPr>
+      </w:pPr>
+      <w:r>
+        <w:t>{{</w:t>
+      </w:r>
+      <w:proofErr w:type="spellStart"/>
+      <w:r>
+        <w:t>estado_comarca</w:t>
+      </w:r>
+      <w:proofErr w:type="spellEnd"/>
+      <w:r>
+        <w:t>}} - para o estado da comarca</w:t>
+      </w:r>
+    </w:p>
+    <w:p>
+      <w:pPr>
+        <w:numPr>
+          <w:ilvl w:val="0"/>
+          <w:numId w:val="9"/>
+        </w:numPr>
+      </w:pPr>
+      <w:r>
+        <w:t>{{</w:t>
+      </w:r>
+      <w:proofErr w:type="spellStart"/>
+      <w:r>
+        <w:t>cidade_comarca</w:t>
+      </w:r>
+      <w:proofErr w:type="spellEnd"/>
+      <w:r>
+        <w:t>}} - para a cidade da comarca</w:t>
+      </w:r>
+    </w:p>
+    <w:p>
+      <w:pPr>
+        <w:numPr>
+          <w:ilvl w:val="0"/>
+          <w:numId w:val="9"/>
+        </w:numPr>
+      </w:pPr>
+      <w:r>
+        <w:t>{{comarca}} - para "Cidade/Estado" (formato combinado)</w:t>
+      </w:r>
+    </w:p>
+    <w:p>
+      <w:pPr>
+        <w:numPr>
+          <w:ilvl w:val="0"/>
+          <w:numId w:val="9"/>
+        </w:numPr>
+      </w:pPr>
+      <w:r>
+        <w:t>{{cidade}} - apenas a cidade</w:t>
+      </w:r>
+    </w:p>
+    <w:p>
+      <w:pPr>
+        <w:numPr>
+          <w:ilvl w:val="0"/>
+          <w:numId w:val="9"/>
+        </w:numPr>
+      </w:pPr>
+      <w:r>
+        <w:t>{{estado}} - apenas o estado</w:t>
+      </w:r>
+    </w:p>
+    <w:p/>
+    <w:p/>
     <w:p>
       <w:pPr>
         <w:ind w:firstLine="0"/>
@@ -83,8 +175,17 @@
           <w:b/>
           <w:color w:val="FF0000"/>
         </w:rPr>
-        <w:t xml:space="preserve">                                                                   }</w:t>
-      </w:r>
+        <w:t xml:space="preserve">                                                                 </w:t>
+      </w:r>
+      <w:proofErr w:type="gramStart"/>
+      <w:r>
+        <w:rPr>
+          <w:b/>
+          <w:color w:val="FF0000"/>
+        </w:rPr>
+        <w:t xml:space="preserve">  }</w:t>
+      </w:r>
+      <w:proofErr w:type="gramEnd"/>
     </w:p>
     <w:p>
       <w:pPr>
@@ -126,6 +227,7 @@
     </w:p>
     <w:p>
       <w:r>
+        <w:lastRenderedPageBreak/>
         <w:t xml:space="preserve">Em face de </w:t>
       </w:r>
       <w:r>
@@ -160,10 +262,7 @@
         <w:t>, pelos fatos e fundamentos a seguir expostos:</w:t>
       </w:r>
     </w:p>
-    <w:p>
-      <w:bookmarkStart w:id="0" w:name="_GoBack"/>
-      <w:bookmarkEnd w:id="0"/>
-    </w:p>
+    <w:p/>
     <w:p/>
     <w:p/>
     <w:p/>
@@ -176,552 +275,540 @@
           <w:numId w:val="6"/>
         </w:numPr>
       </w:pPr>
-      <w:bookmarkStart w:id="1" w:name="_Hlk203652505"/>
+      <w:bookmarkStart w:id="0" w:name="_Hlk203652505"/>
+      <w:r>
+        <w:t>DA REGULARIDADE DA REPRESENTAÇÃO</w:t>
+      </w:r>
+    </w:p>
+    <w:p/>
+    <w:p>
+      <w:r>
+        <w:t xml:space="preserve">É de conhecimento geral, lamentavelmente, de que de fato existe, no sistema de justiça brasileiro, a chamada </w:t>
+      </w:r>
+      <w:r>
+        <w:rPr>
+          <w:b/>
+          <w:bCs/>
+        </w:rPr>
+        <w:t>“litigância predatória”</w:t>
+      </w:r>
+      <w:r>
+        <w:t>, prática reprovável que se caracteriza pelo ajuizamento de demandas padronizadas, em massa, sem a devida individualização dos casos, com pouca ou nenhuma instrução documental e, em muitos casos, com desrespeito ao contraditório, à ampla defesa e à boa-fé processual. Seus requisitos mais recorrentes incluem: (i) ausência de procuração válida ou específica; (</w:t>
+      </w:r>
+      <w:proofErr w:type="spellStart"/>
+      <w:r>
+        <w:t>ii</w:t>
+      </w:r>
+      <w:proofErr w:type="spellEnd"/>
+      <w:r>
+        <w:t>) inexistência de contato real com o autor da ação; (</w:t>
+      </w:r>
+      <w:proofErr w:type="spellStart"/>
+      <w:r>
+        <w:t>iii</w:t>
+      </w:r>
+      <w:proofErr w:type="spellEnd"/>
+      <w:r>
+        <w:t>) inexistência de documentos que comprovem minimamente os fatos alegados; (</w:t>
+      </w:r>
+      <w:proofErr w:type="spellStart"/>
+      <w:r>
+        <w:t>iv</w:t>
+      </w:r>
+      <w:proofErr w:type="spellEnd"/>
+      <w:r>
+        <w:t xml:space="preserve">) ausência de documentos que demonstrem a relação jurídica discutida; e (v) a repetição idêntica de </w:t>
+      </w:r>
       <w:r>
         <w:lastRenderedPageBreak/>
-        <w:t>DA REGULARIDADE DA REPRESENTAÇÃO</w:t>
+        <w:t>alegações em diversos processos, sem qualquer contextualização mínima ao caso concreto.</w:t>
+      </w:r>
+    </w:p>
+    <w:p>
+      <w:r>
+        <w:t xml:space="preserve">No entanto, </w:t>
+      </w:r>
+      <w:r>
+        <w:rPr>
+          <w:b/>
+          <w:bCs/>
+        </w:rPr>
+        <w:t>não se pode confundir litigância predatória com o exercício legítimo da advocacia em demandas repetitivas, de massa ou de alta escala</w:t>
+      </w:r>
+      <w:r>
+        <w:t xml:space="preserve">, </w:t>
+      </w:r>
+      <w:r>
+        <w:rPr>
+          <w:i/>
+          <w:iCs/>
+          <w:u w:val="single"/>
+        </w:rPr>
+        <w:t>especialmente quando se trata da defesa de consumidores em situação de vulnerabilidade, como no caso das ações revisionais de microcrédito</w:t>
+      </w:r>
+      <w:r>
+        <w:rPr>
+          <w:i/>
+          <w:iCs/>
+          <w:u w:val="single"/>
+        </w:rPr>
+        <w:t xml:space="preserve"> pessoal</w:t>
+      </w:r>
+      <w:r>
+        <w:rPr>
+          <w:i/>
+          <w:iCs/>
+          <w:u w:val="single"/>
+        </w:rPr>
+        <w:t xml:space="preserve"> que, por sua própria natureza, envolvem grande número de pessoas hipossuficientes afetadas por práticas padronizadas de instituições financeiras.</w:t>
+      </w:r>
+    </w:p>
+    <w:p>
+      <w:r>
+        <w:t xml:space="preserve">Nesse sentido, os procuradores da parte autora </w:t>
+      </w:r>
+      <w:r>
+        <w:rPr>
+          <w:b/>
+          <w:bCs/>
+        </w:rPr>
+        <w:t>têm adotado cuidados na elaboração de cada caso</w:t>
+      </w:r>
+      <w:r>
+        <w:t>, de modo a assegurar a lisura do processo, a boa-fé processual e a adequação de cada demanda à realidade do autor. Dentre os cuidados adotados, destacam-se:</w:t>
       </w:r>
     </w:p>
     <w:p/>
     <w:p>
-      <w:r>
-        <w:t xml:space="preserve">É de conhecimento geral, lamentavelmente, de que de fato existe, no sistema de justiça brasileiro, a chamada </w:t>
-      </w:r>
-      <w:r>
-        <w:rPr>
-          <w:b/>
-          <w:bCs/>
-        </w:rPr>
-        <w:t>“litigância predatória”</w:t>
-      </w:r>
-      <w:r>
-        <w:t>, prática reprovável que se caracteriza pelo ajuizamento de demandas padronizadas, em massa, sem a devida individualização dos casos, com pouca ou nenhuma instrução documental e, em muitos casos, com desrespeito ao contraditório, à ampla defesa e à boa-fé processual. Seus requisitos mais recorrentes incluem: (i) ausência de procuração válida ou específica; (</w:t>
+      <w:pPr>
+        <w:ind w:left="2268" w:firstLine="0"/>
+        <w:rPr>
+          <w:sz w:val="22"/>
+          <w:szCs w:val="22"/>
+        </w:rPr>
+      </w:pPr>
+      <w:r>
+        <w:rPr>
+          <w:sz w:val="22"/>
+          <w:szCs w:val="22"/>
+        </w:rPr>
+        <w:t xml:space="preserve">a) </w:t>
+      </w:r>
+      <w:r>
+        <w:rPr>
+          <w:b/>
+          <w:bCs/>
+          <w:sz w:val="22"/>
+          <w:szCs w:val="22"/>
+        </w:rPr>
+        <w:t>Descrição da hipossuficiência da parte autora</w:t>
+      </w:r>
+      <w:r>
+        <w:rPr>
+          <w:sz w:val="22"/>
+          <w:szCs w:val="22"/>
+        </w:rPr>
+        <w:t>, acompanhada não apenas da Declaração de Hipossuficiência, mas de ampla documentação comprobatória, como Carteira de Trabalho e Previdência Social (CTPS) digital, histórico de crédito, declaração ou isenção de Imposto de Renda, folha resumo do Cadastro Único,</w:t>
+      </w:r>
+      <w:r>
+        <w:rPr>
+          <w:sz w:val="22"/>
+          <w:szCs w:val="22"/>
+        </w:rPr>
+        <w:t xml:space="preserve"> sempre que possível e</w:t>
+      </w:r>
+      <w:r>
+        <w:rPr>
+          <w:sz w:val="22"/>
+          <w:szCs w:val="22"/>
+        </w:rPr>
+        <w:t xml:space="preserve"> entre outros;</w:t>
+      </w:r>
+    </w:p>
+    <w:p>
+      <w:pPr>
+        <w:ind w:left="2268" w:firstLine="0"/>
+        <w:rPr>
+          <w:sz w:val="22"/>
+          <w:szCs w:val="22"/>
+        </w:rPr>
+      </w:pPr>
+      <w:r>
+        <w:rPr>
+          <w:sz w:val="22"/>
+          <w:szCs w:val="22"/>
+        </w:rPr>
+        <w:t xml:space="preserve">b) </w:t>
+      </w:r>
+      <w:r>
+        <w:rPr>
+          <w:b/>
+          <w:bCs/>
+          <w:sz w:val="22"/>
+          <w:szCs w:val="22"/>
+        </w:rPr>
+        <w:t>Consentimento expresso do autor quanto à escolha do foro do domicílio do réu</w:t>
+      </w:r>
+      <w:r>
+        <w:rPr>
+          <w:sz w:val="22"/>
+          <w:szCs w:val="22"/>
+        </w:rPr>
+        <w:t>, quando for o caso;</w:t>
+      </w:r>
+    </w:p>
+    <w:p>
+      <w:pPr>
+        <w:ind w:left="2268" w:firstLine="0"/>
+        <w:rPr>
+          <w:sz w:val="22"/>
+          <w:szCs w:val="22"/>
+        </w:rPr>
+      </w:pPr>
+      <w:r>
+        <w:rPr>
+          <w:sz w:val="22"/>
+          <w:szCs w:val="22"/>
+        </w:rPr>
+        <w:t xml:space="preserve">c) </w:t>
+      </w:r>
+      <w:r>
+        <w:rPr>
+          <w:b/>
+          <w:bCs/>
+          <w:sz w:val="22"/>
+          <w:szCs w:val="22"/>
+        </w:rPr>
+        <w:t>Demonstração da situação econômica da parte autora</w:t>
+      </w:r>
+      <w:r>
+        <w:rPr>
+          <w:sz w:val="22"/>
+          <w:szCs w:val="22"/>
+        </w:rPr>
+        <w:t xml:space="preserve">, com detalhamento do valor recebido mensalmente, do comprometimento </w:t>
+      </w:r>
+      <w:r>
+        <w:rPr>
+          <w:sz w:val="22"/>
+          <w:szCs w:val="22"/>
+        </w:rPr>
+        <w:lastRenderedPageBreak/>
+        <w:t>da renda com empréstimos</w:t>
+      </w:r>
+      <w:r>
+        <w:rPr>
+          <w:sz w:val="22"/>
+          <w:szCs w:val="22"/>
+        </w:rPr>
+        <w:t xml:space="preserve"> </w:t>
+      </w:r>
+      <w:r>
+        <w:rPr>
+          <w:color w:val="00B050"/>
+          <w:sz w:val="22"/>
+          <w:szCs w:val="22"/>
+        </w:rPr>
+        <w:t>{{(pessoal + consignado)}}</w:t>
+      </w:r>
+      <w:r>
+        <w:rPr>
+          <w:sz w:val="22"/>
+          <w:szCs w:val="22"/>
+        </w:rPr>
+        <w:t>, do valor restante líquido mensal disponível para sua subsistência e do percentual que os empréstimos representam em relação à sua renda total;</w:t>
+      </w:r>
+    </w:p>
+    <w:p>
+      <w:pPr>
+        <w:ind w:left="2268" w:firstLine="0"/>
+        <w:rPr>
+          <w:sz w:val="22"/>
+          <w:szCs w:val="22"/>
+        </w:rPr>
+      </w:pPr>
+      <w:r>
+        <w:rPr>
+          <w:sz w:val="22"/>
+          <w:szCs w:val="22"/>
+        </w:rPr>
+        <w:t xml:space="preserve">d) </w:t>
+      </w:r>
+      <w:r>
+        <w:rPr>
+          <w:b/>
+          <w:bCs/>
+          <w:sz w:val="22"/>
+          <w:szCs w:val="22"/>
+        </w:rPr>
+        <w:t>Especificação dos contratos de empréstimo</w:t>
+      </w:r>
+      <w:r>
+        <w:rPr>
+          <w:b/>
+          <w:bCs/>
+          <w:sz w:val="22"/>
+          <w:szCs w:val="22"/>
+        </w:rPr>
+        <w:t xml:space="preserve"> pessoal</w:t>
+      </w:r>
+      <w:r>
+        <w:rPr>
+          <w:b/>
+          <w:bCs/>
+          <w:sz w:val="22"/>
+          <w:szCs w:val="22"/>
+        </w:rPr>
+        <w:t xml:space="preserve"> questionados</w:t>
+      </w:r>
+      <w:r>
+        <w:rPr>
+          <w:sz w:val="22"/>
+          <w:szCs w:val="22"/>
+        </w:rPr>
+        <w:t>, com destaque para a data da contratação, o valor efetivamente financiado, a taxa de juros aplicada, o número de parcelas e o valor de cada parcela. Ainda, a petição é sempre instruída com os dados oficiais extraídos do Banco Central do Brasil que indicam a taxa média mensal de juros à época da contratação, para fins de cotejo;</w:t>
+      </w:r>
+    </w:p>
+    <w:p>
+      <w:pPr>
+        <w:ind w:left="2268" w:firstLine="0"/>
+        <w:rPr>
+          <w:sz w:val="22"/>
+          <w:szCs w:val="22"/>
+        </w:rPr>
+      </w:pPr>
+      <w:r>
+        <w:rPr>
+          <w:sz w:val="22"/>
+          <w:szCs w:val="22"/>
+        </w:rPr>
+        <w:t xml:space="preserve">e) </w:t>
+      </w:r>
+      <w:r>
+        <w:rPr>
+          <w:b/>
+          <w:bCs/>
+          <w:sz w:val="22"/>
+          <w:szCs w:val="22"/>
+        </w:rPr>
+        <w:t>Apresentação clara do valor controvertido</w:t>
+      </w:r>
+      <w:r>
+        <w:rPr>
+          <w:sz w:val="22"/>
+          <w:szCs w:val="22"/>
+        </w:rPr>
+        <w:t>, com cálculo do valor que seria devido caso aplicada a taxa média do BACEN, a diferença entre os valores pagos e os devidos, bem como o cálculo da repetição em dobro do indébito, nos termos do art. 42, parágrafo único, do CDC;</w:t>
+      </w:r>
+    </w:p>
+    <w:p>
+      <w:pPr>
+        <w:ind w:left="2268" w:firstLine="0"/>
+        <w:rPr>
+          <w:sz w:val="22"/>
+          <w:szCs w:val="22"/>
+        </w:rPr>
+      </w:pPr>
+      <w:r>
+        <w:rPr>
+          <w:sz w:val="22"/>
+          <w:szCs w:val="22"/>
+        </w:rPr>
+        <w:t xml:space="preserve">f) </w:t>
+      </w:r>
+      <w:r>
+        <w:rPr>
+          <w:b/>
+          <w:bCs/>
+          <w:sz w:val="22"/>
+          <w:szCs w:val="22"/>
+        </w:rPr>
+        <w:t>Demonstração de tentativa real de resolução extrajudicial do conflito</w:t>
+      </w:r>
+      <w:r>
+        <w:rPr>
+          <w:sz w:val="22"/>
+          <w:szCs w:val="22"/>
+        </w:rPr>
+        <w:t>, realizada pela plataforma oficial Consumidor.gov.br, instruída com o número de protocolo, cópia da reclamação e resposta da instituição financeira, evidenciando a busca pela composição amigável antes da via judicial;</w:t>
+      </w:r>
+    </w:p>
+    <w:p>
+      <w:pPr>
+        <w:ind w:left="2268" w:firstLine="0"/>
+        <w:rPr>
+          <w:sz w:val="22"/>
+          <w:szCs w:val="22"/>
+        </w:rPr>
+      </w:pPr>
+      <w:r>
+        <w:rPr>
+          <w:sz w:val="22"/>
+          <w:szCs w:val="22"/>
+        </w:rPr>
+        <w:t xml:space="preserve">g) </w:t>
+      </w:r>
+      <w:r>
+        <w:rPr>
+          <w:b/>
+          <w:bCs/>
+          <w:sz w:val="22"/>
+          <w:szCs w:val="22"/>
+        </w:rPr>
+        <w:t>Instrução adequada da petição inicial com documentos que comprovam a existência da relação jurídica</w:t>
+      </w:r>
+      <w:r>
+        <w:rPr>
+          <w:sz w:val="22"/>
+          <w:szCs w:val="22"/>
+        </w:rPr>
+        <w:t>, incluindo, sempre que possível, o próprio contrato de empréstimo</w:t>
+      </w:r>
+      <w:r>
+        <w:rPr>
+          <w:sz w:val="22"/>
+          <w:szCs w:val="22"/>
+        </w:rPr>
+        <w:t xml:space="preserve"> (pedido feito sempre via reclamação administrativa supracitada)</w:t>
+      </w:r>
+      <w:r>
+        <w:rPr>
+          <w:sz w:val="22"/>
+          <w:szCs w:val="22"/>
+        </w:rPr>
+        <w:t>, ou, na ausência deste, com capturas de tela ou outros meios idôneos que demonstrem os termos contratuais</w:t>
+      </w:r>
+      <w:r>
+        <w:rPr>
+          <w:sz w:val="22"/>
+          <w:szCs w:val="22"/>
+        </w:rPr>
+        <w:t xml:space="preserve"> indispensáveis para a propositura da presente ação (revisional de juros – e não outros dispositivos contratuais)</w:t>
+      </w:r>
+      <w:r>
+        <w:rPr>
+          <w:sz w:val="22"/>
+          <w:szCs w:val="22"/>
+        </w:rPr>
+        <w:t>;</w:t>
+      </w:r>
+    </w:p>
+    <w:p>
+      <w:pPr>
+        <w:ind w:left="2268" w:firstLine="0"/>
+      </w:pPr>
+      <w:r>
+        <w:rPr>
+          <w:sz w:val="22"/>
+          <w:szCs w:val="22"/>
+        </w:rPr>
+        <w:lastRenderedPageBreak/>
+        <w:t xml:space="preserve">h) </w:t>
+      </w:r>
+      <w:r>
+        <w:rPr>
+          <w:b/>
+          <w:bCs/>
+          <w:sz w:val="22"/>
+          <w:szCs w:val="22"/>
+        </w:rPr>
+        <w:t>Procuração com poderes específicos e limitados</w:t>
+      </w:r>
+      <w:r>
+        <w:rPr>
+          <w:sz w:val="22"/>
+          <w:szCs w:val="22"/>
+        </w:rPr>
+        <w:t>, outorgados exclusivamente para fins de (i) apresentação de reclamação extrajudicial pela plataforma do Governo Federal (consumidor.gov.br); (</w:t>
       </w:r>
       <w:proofErr w:type="spellStart"/>
       <w:r>
+        <w:rPr>
+          <w:sz w:val="22"/>
+          <w:szCs w:val="22"/>
+        </w:rPr>
         <w:t>ii</w:t>
       </w:r>
       <w:proofErr w:type="spellEnd"/>
       <w:r>
-        <w:t>) inexistência de contato real com o autor da ação; (</w:t>
+        <w:rPr>
+          <w:sz w:val="22"/>
+          <w:szCs w:val="22"/>
+        </w:rPr>
+        <w:t>) eventual propositura de ação de produção antecipada de provas para obtenção dos contratos; e (</w:t>
       </w:r>
       <w:proofErr w:type="spellStart"/>
       <w:r>
+        <w:rPr>
+          <w:sz w:val="22"/>
+          <w:szCs w:val="22"/>
+        </w:rPr>
         <w:t>iii</w:t>
       </w:r>
       <w:proofErr w:type="spellEnd"/>
       <w:r>
-        <w:t>) inexistência de documentos que comprovem minimamente os fatos alegados; (</w:t>
-      </w:r>
-      <w:proofErr w:type="spellStart"/>
-      <w:r>
-        <w:t>iv</w:t>
-      </w:r>
-      <w:proofErr w:type="spellEnd"/>
-      <w:r>
-        <w:t>) ausência de documentos que demonstrem a relação jurídica discutida; e (v) a repetição idêntica de alegações em diversos processos, sem qualquer contextualização mínima ao caso concreto.</w:t>
-      </w:r>
-    </w:p>
-    <w:p>
-      <w:r>
-        <w:t xml:space="preserve">No entanto, </w:t>
-      </w:r>
-      <w:r>
-        <w:rPr>
-          <w:b/>
-          <w:bCs/>
-        </w:rPr>
-        <w:t>não se pode confundir litigância predatória com o exercício legítimo da advocacia em demandas repetitivas, de massa ou de alta escala</w:t>
-      </w:r>
-      <w:r>
-        <w:t xml:space="preserve">, </w:t>
-      </w:r>
-      <w:r>
-        <w:rPr>
-          <w:i/>
-          <w:iCs/>
+        <w:rPr>
+          <w:sz w:val="22"/>
+          <w:szCs w:val="22"/>
+        </w:rPr>
+        <w:t>) propositura de ação revisional de contrato bancário para o banco em específico.</w:t>
+      </w:r>
+    </w:p>
+    <w:p/>
+    <w:p>
+      <w:r>
+        <w:t xml:space="preserve">Tais medidas, adotadas de forma sistemática e diligente, demonstram o inequívoco comprometimento dos procuradores com a boa-fé, a ética profissional e a individualização de cada demanda, </w:t>
+      </w:r>
+      <w:r>
+        <w:rPr>
+          <w:b/>
+          <w:bCs/>
+          <w:i/>
+          <w:iCs/>
+        </w:rPr>
+        <w:t>mesmo diante da similaridade natural entre os casos.</w:t>
+      </w:r>
+      <w:r>
+        <w:t xml:space="preserve"> Não se está diante de um modelo genérico e irresponsável de ajuizamento, mas sim do exercício consciente e responsável da advocacia em defesa de direitos fundamentais de consumidores vulneráveis, como é o caso da parte autora.</w:t>
+      </w:r>
+    </w:p>
+    <w:p>
+      <w:r>
+        <w:rPr>
           <w:u w:val="single"/>
         </w:rPr>
-        <w:t>especialmente quando se trata da defesa de consumidores em situação de vulnerabilidade, como no caso das ações revisionais de microcrédito</w:t>
-      </w:r>
-      <w:r>
-        <w:rPr>
-          <w:i/>
-          <w:iCs/>
-          <w:u w:val="single"/>
-        </w:rPr>
-        <w:t xml:space="preserve"> pessoal</w:t>
-      </w:r>
-      <w:r>
-        <w:rPr>
-          <w:i/>
-          <w:iCs/>
-          <w:u w:val="single"/>
-        </w:rPr>
-        <w:t xml:space="preserve"> que, por sua própria natureza, envolvem grande número de pessoas hipossuficientes afetadas por práticas padronizadas de instituições financeiras.</w:t>
-      </w:r>
-    </w:p>
-    <w:p>
-      <w:r>
-        <w:t xml:space="preserve">Nesse sentido, os procuradores da parte autora </w:t>
-      </w:r>
-      <w:r>
-        <w:rPr>
-          <w:b/>
-          <w:bCs/>
-        </w:rPr>
-        <w:t>têm adotado cuidados na elaboração de cada caso</w:t>
-      </w:r>
-      <w:r>
-        <w:t xml:space="preserve">, de modo a assegurar </w:t>
-      </w:r>
-      <w:r>
+        <w:t>Ainda, fundamental o destaque de que a natureza da presente demanda é a de uma ação revisional específica de juros remuneratórios pactuados em contrato de empréstimo pessoal não consignado, diferindo, portanto, de ações revisionais diversas que buscam a alteração de múltiplas cláusulas contratuais.</w:t>
+      </w:r>
+      <w:r>
+        <w:t xml:space="preserve"> </w:t>
+      </w:r>
+      <w:r>
+        <w:t>No presente caso, a abusividade ora combatida concentra-se exclusivamente na fixação da taxa de juros aplicada, cuja desproporcionalidade é aferida com base na comparação objetiva entre a taxa praticada no contrato em questão e a taxa média de mercado divulgada pelo Banco Central do Brasil, para contratos da mesma natureza e na mesma data conforme jurisprudência amplamente</w:t>
+      </w:r>
+      <w:r>
+        <w:t xml:space="preserve"> consolidada</w:t>
+      </w:r>
+      <w:r>
+        <w:t xml:space="preserve">, que </w:t>
+      </w:r>
+      <w:r>
+        <w:rPr>
+          <w:b/>
+          <w:bCs/>
+          <w:i/>
+          <w:iCs/>
+        </w:rPr>
+        <w:t xml:space="preserve">dispensa a análise </w:t>
+      </w:r>
+      <w:r>
+        <w:rPr>
+          <w:b/>
+          <w:bCs/>
+          <w:i/>
+          <w:iCs/>
+        </w:rPr>
         <w:lastRenderedPageBreak/>
-        <w:t>a lisura do processo, a boa-fé processual e a adequação de cada demanda à realidade do autor. Dentre os cuidados adotados, destacam-se:</w:t>
-      </w:r>
-    </w:p>
-    <w:p/>
-    <w:p>
-      <w:pPr>
-        <w:ind w:left="2268" w:firstLine="0"/>
-        <w:rPr>
-          <w:sz w:val="22"/>
-          <w:szCs w:val="22"/>
-        </w:rPr>
-      </w:pPr>
-      <w:r>
-        <w:rPr>
-          <w:sz w:val="22"/>
-          <w:szCs w:val="22"/>
-        </w:rPr>
-        <w:t xml:space="preserve">a) </w:t>
-      </w:r>
-      <w:r>
-        <w:rPr>
-          <w:b/>
-          <w:bCs/>
-          <w:sz w:val="22"/>
-          <w:szCs w:val="22"/>
-        </w:rPr>
-        <w:t>Descrição da hipossuficiência da parte autora</w:t>
-      </w:r>
-      <w:r>
-        <w:rPr>
-          <w:sz w:val="22"/>
-          <w:szCs w:val="22"/>
-        </w:rPr>
-        <w:t>, acompanhada não apenas da Declaração de Hipossuficiência, mas de ampla documentação comprobatória, como Carteira de Trabalho e Previdência Social (CTPS) digital, histórico de crédito, declaração ou isenção de Imposto de Renda, folha resumo do Cadastro Único,</w:t>
-      </w:r>
-      <w:r>
-        <w:rPr>
-          <w:sz w:val="22"/>
-          <w:szCs w:val="22"/>
-        </w:rPr>
-        <w:t xml:space="preserve"> sempre que possível e</w:t>
-      </w:r>
-      <w:r>
-        <w:rPr>
-          <w:sz w:val="22"/>
-          <w:szCs w:val="22"/>
-        </w:rPr>
-        <w:t xml:space="preserve"> entre outros;</w:t>
-      </w:r>
-    </w:p>
-    <w:p>
-      <w:pPr>
-        <w:ind w:left="2268" w:firstLine="0"/>
-        <w:rPr>
-          <w:sz w:val="22"/>
-          <w:szCs w:val="22"/>
-        </w:rPr>
-      </w:pPr>
-      <w:r>
-        <w:rPr>
-          <w:sz w:val="22"/>
-          <w:szCs w:val="22"/>
-        </w:rPr>
-        <w:t xml:space="preserve">b) </w:t>
-      </w:r>
-      <w:r>
-        <w:rPr>
-          <w:b/>
-          <w:bCs/>
-          <w:sz w:val="22"/>
-          <w:szCs w:val="22"/>
-        </w:rPr>
-        <w:t>Consentimento expresso do autor quanto à escolha do foro do domicílio do réu</w:t>
-      </w:r>
-      <w:r>
-        <w:rPr>
-          <w:sz w:val="22"/>
-          <w:szCs w:val="22"/>
-        </w:rPr>
-        <w:t>, quando for o caso;</w:t>
-      </w:r>
-    </w:p>
-    <w:p>
-      <w:pPr>
-        <w:ind w:left="2268" w:firstLine="0"/>
-        <w:rPr>
-          <w:sz w:val="22"/>
-          <w:szCs w:val="22"/>
-        </w:rPr>
-      </w:pPr>
-      <w:r>
-        <w:rPr>
-          <w:sz w:val="22"/>
-          <w:szCs w:val="22"/>
-        </w:rPr>
-        <w:t xml:space="preserve">c) </w:t>
-      </w:r>
-      <w:r>
-        <w:rPr>
-          <w:b/>
-          <w:bCs/>
-          <w:sz w:val="22"/>
-          <w:szCs w:val="22"/>
-        </w:rPr>
-        <w:t>Demonstração da situação econômica da parte autora</w:t>
-      </w:r>
-      <w:r>
-        <w:rPr>
-          <w:sz w:val="22"/>
-          <w:szCs w:val="22"/>
-        </w:rPr>
-        <w:t>, com detalhamento do valor recebido mensalmente, do comprometimento da renda com empréstimos</w:t>
-      </w:r>
-      <w:r>
-        <w:rPr>
-          <w:sz w:val="22"/>
-          <w:szCs w:val="22"/>
-        </w:rPr>
-        <w:t xml:space="preserve"> </w:t>
-      </w:r>
-      <w:r>
-        <w:rPr>
-          <w:color w:val="00B050"/>
-          <w:sz w:val="22"/>
-          <w:szCs w:val="22"/>
-        </w:rPr>
-        <w:t xml:space="preserve">{{(pessoal </w:t>
-      </w:r>
-      <w:proofErr w:type="gramStart"/>
-      <w:r>
-        <w:rPr>
-          <w:color w:val="00B050"/>
-          <w:sz w:val="22"/>
-          <w:szCs w:val="22"/>
-        </w:rPr>
-        <w:t>+</w:t>
-      </w:r>
-      <w:proofErr w:type="gramEnd"/>
-      <w:r>
-        <w:rPr>
-          <w:color w:val="00B050"/>
-          <w:sz w:val="22"/>
-          <w:szCs w:val="22"/>
-        </w:rPr>
-        <w:t xml:space="preserve"> consignado)}}</w:t>
-      </w:r>
-      <w:r>
-        <w:rPr>
-          <w:sz w:val="22"/>
-          <w:szCs w:val="22"/>
-        </w:rPr>
-        <w:t>, do valor restante líquido mensal disponível para sua subsistência e do percentual que os empréstimos representam em relação à sua renda total;</w:t>
-      </w:r>
-    </w:p>
-    <w:p>
-      <w:pPr>
-        <w:ind w:left="2268" w:firstLine="0"/>
-        <w:rPr>
-          <w:sz w:val="22"/>
-          <w:szCs w:val="22"/>
-        </w:rPr>
-      </w:pPr>
-      <w:r>
-        <w:rPr>
-          <w:sz w:val="22"/>
-          <w:szCs w:val="22"/>
-        </w:rPr>
-        <w:t xml:space="preserve">d) </w:t>
-      </w:r>
-      <w:r>
-        <w:rPr>
-          <w:b/>
-          <w:bCs/>
-          <w:sz w:val="22"/>
-          <w:szCs w:val="22"/>
-        </w:rPr>
-        <w:t>Especificação dos contratos de empréstimo</w:t>
-      </w:r>
-      <w:r>
-        <w:rPr>
-          <w:b/>
-          <w:bCs/>
-          <w:sz w:val="22"/>
-          <w:szCs w:val="22"/>
-        </w:rPr>
-        <w:t xml:space="preserve"> pessoal</w:t>
-      </w:r>
-      <w:r>
-        <w:rPr>
-          <w:b/>
-          <w:bCs/>
-          <w:sz w:val="22"/>
-          <w:szCs w:val="22"/>
-        </w:rPr>
-        <w:t xml:space="preserve"> questionados</w:t>
-      </w:r>
-      <w:r>
-        <w:rPr>
-          <w:sz w:val="22"/>
-          <w:szCs w:val="22"/>
-        </w:rPr>
-        <w:t>, com destaque para a data da contratação, o valor efetivamente financiado, a taxa de juros aplicada, o número de parcelas e o valor de cada parcela. Ainda, a petição é sempre instruída com os dados oficiais extraídos do Banco Central do Brasil que indicam a taxa média mensal de juros à época da contratação, para fins de cotejo;</w:t>
-      </w:r>
-    </w:p>
-    <w:p>
-      <w:pPr>
-        <w:ind w:left="2268" w:firstLine="0"/>
-        <w:rPr>
-          <w:sz w:val="22"/>
-          <w:szCs w:val="22"/>
-        </w:rPr>
-      </w:pPr>
-      <w:r>
-        <w:rPr>
-          <w:sz w:val="22"/>
-          <w:szCs w:val="22"/>
-        </w:rPr>
-        <w:t xml:space="preserve">e) </w:t>
-      </w:r>
-      <w:r>
-        <w:rPr>
-          <w:b/>
-          <w:bCs/>
-          <w:sz w:val="22"/>
-          <w:szCs w:val="22"/>
-        </w:rPr>
-        <w:t>Apresentação clara do valor controvertido</w:t>
-      </w:r>
-      <w:r>
-        <w:rPr>
-          <w:sz w:val="22"/>
-          <w:szCs w:val="22"/>
-        </w:rPr>
-        <w:t xml:space="preserve">, com cálculo do valor que seria devido caso aplicada a taxa média do BACEN, a diferença </w:t>
-      </w:r>
-      <w:r>
-        <w:rPr>
-          <w:sz w:val="22"/>
-          <w:szCs w:val="22"/>
-        </w:rPr>
-        <w:lastRenderedPageBreak/>
-        <w:t>entre os valores pagos e os devidos, bem como o cálculo da repetição em dobro do indébito, nos termos do art. 42, parágrafo único, do CDC;</w:t>
-      </w:r>
-    </w:p>
-    <w:p>
-      <w:pPr>
-        <w:ind w:left="2268" w:firstLine="0"/>
-        <w:rPr>
-          <w:sz w:val="22"/>
-          <w:szCs w:val="22"/>
-        </w:rPr>
-      </w:pPr>
-      <w:r>
-        <w:rPr>
-          <w:sz w:val="22"/>
-          <w:szCs w:val="22"/>
-        </w:rPr>
-        <w:t xml:space="preserve">f) </w:t>
-      </w:r>
-      <w:r>
-        <w:rPr>
-          <w:b/>
-          <w:bCs/>
-          <w:sz w:val="22"/>
-          <w:szCs w:val="22"/>
-        </w:rPr>
-        <w:t>Demonstração de tentativa real de resolução extrajudicial do conflito</w:t>
-      </w:r>
-      <w:r>
-        <w:rPr>
-          <w:sz w:val="22"/>
-          <w:szCs w:val="22"/>
-        </w:rPr>
-        <w:t>, realizada pela plataforma oficial Consumidor.gov.br, instruída com o número de protocolo, cópia da reclamação e resposta da instituição financeira, evidenciando a busca pela composição amigável antes da via judicial;</w:t>
-      </w:r>
-    </w:p>
-    <w:p>
-      <w:pPr>
-        <w:ind w:left="2268" w:firstLine="0"/>
-        <w:rPr>
-          <w:sz w:val="22"/>
-          <w:szCs w:val="22"/>
-        </w:rPr>
-      </w:pPr>
-      <w:r>
-        <w:rPr>
-          <w:sz w:val="22"/>
-          <w:szCs w:val="22"/>
-        </w:rPr>
-        <w:t xml:space="preserve">g) </w:t>
-      </w:r>
-      <w:r>
-        <w:rPr>
-          <w:b/>
-          <w:bCs/>
-          <w:sz w:val="22"/>
-          <w:szCs w:val="22"/>
-        </w:rPr>
-        <w:t>Instrução adequada da petição inicial com documentos que comprovam a existência da relação jurídica</w:t>
-      </w:r>
-      <w:r>
-        <w:rPr>
-          <w:sz w:val="22"/>
-          <w:szCs w:val="22"/>
-        </w:rPr>
-        <w:t>, incluindo, sempre que possível, o próprio contrato de empréstimo</w:t>
-      </w:r>
-      <w:r>
-        <w:rPr>
-          <w:sz w:val="22"/>
-          <w:szCs w:val="22"/>
-        </w:rPr>
-        <w:t xml:space="preserve"> (pedido feito sempre via reclamação administrativa supracitada)</w:t>
-      </w:r>
-      <w:r>
-        <w:rPr>
-          <w:sz w:val="22"/>
-          <w:szCs w:val="22"/>
-        </w:rPr>
-        <w:t>, ou, na ausência deste, com capturas de tela ou outros meios idôneos que demonstrem os termos contratuais</w:t>
-      </w:r>
-      <w:r>
-        <w:rPr>
-          <w:sz w:val="22"/>
-          <w:szCs w:val="22"/>
-        </w:rPr>
-        <w:t xml:space="preserve"> indispensáveis para a propositura da presente ação (revisional de juros – e não outros dispositivos contratuais)</w:t>
-      </w:r>
-      <w:r>
-        <w:rPr>
-          <w:sz w:val="22"/>
-          <w:szCs w:val="22"/>
-        </w:rPr>
-        <w:t>;</w:t>
-      </w:r>
-    </w:p>
-    <w:p>
-      <w:pPr>
-        <w:ind w:left="2268" w:firstLine="0"/>
-      </w:pPr>
-      <w:r>
-        <w:rPr>
-          <w:sz w:val="22"/>
-          <w:szCs w:val="22"/>
-        </w:rPr>
-        <w:t xml:space="preserve">h) </w:t>
-      </w:r>
-      <w:r>
-        <w:rPr>
-          <w:b/>
-          <w:bCs/>
-          <w:sz w:val="22"/>
-          <w:szCs w:val="22"/>
-        </w:rPr>
-        <w:t>Procuração com poderes específicos e limitados</w:t>
-      </w:r>
-      <w:r>
-        <w:rPr>
-          <w:sz w:val="22"/>
-          <w:szCs w:val="22"/>
-        </w:rPr>
-        <w:t>, outorgados exclusivamente para fins de (i) apresentação de reclamação extrajudicial pela plataforma do Governo Federal (consumidor.gov.br); (</w:t>
-      </w:r>
-      <w:proofErr w:type="spellStart"/>
-      <w:r>
-        <w:rPr>
-          <w:sz w:val="22"/>
-          <w:szCs w:val="22"/>
-        </w:rPr>
-        <w:t>ii</w:t>
-      </w:r>
-      <w:proofErr w:type="spellEnd"/>
-      <w:r>
-        <w:rPr>
-          <w:sz w:val="22"/>
-          <w:szCs w:val="22"/>
-        </w:rPr>
-        <w:t>) eventual propositura de ação de produção antecipada de provas para obtenção dos contratos; e (</w:t>
-      </w:r>
-      <w:proofErr w:type="spellStart"/>
-      <w:r>
-        <w:rPr>
-          <w:sz w:val="22"/>
-          <w:szCs w:val="22"/>
-        </w:rPr>
-        <w:t>iii</w:t>
-      </w:r>
-      <w:proofErr w:type="spellEnd"/>
-      <w:r>
-        <w:rPr>
-          <w:sz w:val="22"/>
-          <w:szCs w:val="22"/>
-        </w:rPr>
-        <w:t>) propositura de ação revisional de contrato bancário para o banco em específico.</w:t>
-      </w:r>
-    </w:p>
-    <w:p/>
-    <w:p>
-      <w:r>
-        <w:t xml:space="preserve">Tais medidas, adotadas de forma sistemática e diligente, demonstram o inequívoco comprometimento dos procuradores com a boa-fé, a ética profissional e a individualização de cada demanda, </w:t>
-      </w:r>
-      <w:r>
-        <w:rPr>
-          <w:b/>
-          <w:bCs/>
-          <w:i/>
-          <w:iCs/>
-        </w:rPr>
-        <w:t>mesmo diante da similaridade natural entre os casos.</w:t>
-      </w:r>
-      <w:r>
-        <w:t xml:space="preserve"> Não se está diante de um modelo genérico e irresponsável de ajuizamento, mas sim do exercício consciente e </w:t>
-      </w:r>
-      <w:r>
-        <w:lastRenderedPageBreak/>
-        <w:t>responsável da advocacia em defesa de direitos fundamentais de consumidores vulneráveis, como é o caso da parte autora.</w:t>
-      </w:r>
-    </w:p>
-    <w:p>
-      <w:r>
-        <w:rPr>
-          <w:u w:val="single"/>
-        </w:rPr>
-        <w:t>Ainda, fundamental o destaque de que a natureza da presente demanda é a de uma ação revisional específica de juros remuneratórios pactuados em contrato de empréstimo pessoal não consignado, diferindo, portanto, de ações revisionais diversas que buscam a alteração de múltiplas cláusulas contratuais.</w:t>
-      </w:r>
-      <w:r>
-        <w:t xml:space="preserve"> </w:t>
-      </w:r>
-      <w:r>
-        <w:t>No presente caso, a abusividade ora combatida concentra-se exclusivamente na fixação da taxa de juros aplicada, cuja desproporcionalidade é aferida com base na comparação objetiva entre a taxa praticada no contrato em questão e a taxa média de mercado divulgada pelo Banco Central do Brasil, para contratos da mesma natureza e na mesma data conforme jurisprudência amplamente</w:t>
-      </w:r>
-      <w:r>
-        <w:t xml:space="preserve"> consolidada</w:t>
-      </w:r>
-      <w:r>
-        <w:t xml:space="preserve">, que </w:t>
-      </w:r>
-      <w:r>
-        <w:rPr>
-          <w:b/>
-          <w:bCs/>
-          <w:i/>
-          <w:iCs/>
-        </w:rPr>
-        <w:t>dispensa a análise individualizada de cláusulas específicas, uma vez que o objeto da revisão se limita aos juros remuneratórios em si, prescindindo, inclusive</w:t>
+        <w:t>individualizada de cláusulas específicas, uma vez que o objeto da revisão se limita aos juros remuneratórios em si, prescindindo, inclusive</w:t>
       </w:r>
       <w:r>
         <w:rPr>
@@ -753,7 +840,7 @@
         </w:rPr>
         <w:t>estando os procuradores inteiramente à disposição para fornecimento de eventuais novas informações ou documentações que possam ser consideradas como indispensáveis para comprovar a regularidade da representação.</w:t>
       </w:r>
-      <w:bookmarkEnd w:id="1"/>
+      <w:bookmarkEnd w:id="0"/>
     </w:p>
     <w:p>
       <w:pPr>
@@ -763,23 +850,26 @@
           <w:numId w:val="6"/>
         </w:numPr>
       </w:pPr>
-      <w:bookmarkStart w:id="2" w:name="_heading=h.ye3kiqmuytvw" w:colFirst="0" w:colLast="0"/>
-      <w:bookmarkEnd w:id="2"/>
+      <w:bookmarkStart w:id="1" w:name="_heading=h.ye3kiqmuytvw" w:colFirst="0" w:colLast="0"/>
+      <w:bookmarkEnd w:id="1"/>
+      <w:r>
+        <w:t>GRATUIDADE DA JUSTIÇA</w:t>
+      </w:r>
+    </w:p>
+    <w:p/>
+    <w:p>
+      <w:bookmarkStart w:id="2" w:name="_Hlk203652553"/>
+      <w:r>
+        <w:t>A parte requerente pleiteia a concessão do benefício da gratuidade da justiça, com fundamento no artigo 98 e seguintes do Código de Processo Civil (CPC) e no artigo 5º, inciso LXXIV, da Constituição Federal, que asseguram o acesso à justiça aos que comprovarem insuficiência de recursos para arcar com as custas do processo e honorários advocatícios sem prejuízo do sustento próprio ou de sua família.</w:t>
+      </w:r>
+    </w:p>
+    <w:p>
+      <w:r>
+        <w:t xml:space="preserve">No intuito de demonstrar com máxima transparência sua condição de hipossuficiência e evitar qualquer questionamento quanto à legitimidade do pedido — sobretudo frente ao cenário atual de combate à litigância predatória — foram adotadas medidas criteriosas para embasar o </w:t>
+      </w:r>
       <w:r>
         <w:lastRenderedPageBreak/>
-        <w:t>GRATUIDADE DA JUSTIÇA</w:t>
-      </w:r>
-    </w:p>
-    <w:p/>
-    <w:p>
-      <w:bookmarkStart w:id="3" w:name="_Hlk203652553"/>
-      <w:r>
-        <w:t>A parte requerente pleiteia a concessão do benefício da gratuidade da justiça, com fundamento no artigo 98 e seguintes do Código de Processo Civil (CPC) e no artigo 5º, inciso LXXIV, da Constituição Federal, que asseguram o acesso à justiça aos que comprovarem insuficiência de recursos para arcar com as custas do processo e honorários advocatícios sem prejuízo do sustento próprio ou de sua família.</w:t>
-      </w:r>
-    </w:p>
-    <w:p>
-      <w:r>
-        <w:t>No intuito de demonstrar com máxima transparência sua condição de hipossuficiência e evitar qualquer questionamento quanto à legitimidade do pedido — sobretudo frente ao cenário atual de combate à litigância predatória — foram adotadas medidas criteriosas para embasar o presente pleito de forma individualizada, concreta e documentalmente robusta</w:t>
+        <w:t>presente pleito de forma individualizada, concreta e documentalmente robusta</w:t>
       </w:r>
       <w:r>
         <w:t>, conforme pormenorizado abaixo:</w:t>
@@ -847,7 +937,6 @@
     </w:p>
     <w:p>
       <w:r>
-        <w:lastRenderedPageBreak/>
         <w:t>A fim de comprovar detalhadamente essa realidade, foram anexados à presente demanda os seguintes documentos:</w:t>
       </w:r>
     </w:p>
@@ -951,21 +1040,7 @@
         <w:rPr>
           <w:color w:val="00B050"/>
         </w:rPr>
-        <w:t>Carteira de Trabalho e Previdência Social (CTPS</w:t>
-      </w:r>
-      <w:proofErr w:type="gramStart"/>
-      <w:r>
-        <w:rPr>
-          <w:color w:val="00B050"/>
-        </w:rPr>
-        <w:t>) Digital</w:t>
-      </w:r>
-      <w:proofErr w:type="gramEnd"/>
-      <w:r>
-        <w:rPr>
-          <w:color w:val="00B050"/>
-        </w:rPr>
-        <w:t>;</w:t>
+        <w:t>Carteira de Trabalho e Previdência Social (CTPS) Digital;</w:t>
       </w:r>
     </w:p>
     <w:p>
@@ -982,6 +1057,7 @@
         <w:rPr>
           <w:color w:val="00B050"/>
         </w:rPr>
+        <w:lastRenderedPageBreak/>
         <w:t>Folha resumo do Cadastro Único para Programas Sociais do Governo Federal;</w:t>
       </w:r>
     </w:p>
@@ -994,7 +1070,7 @@
       <w:r>
         <w:t>Dessa forma, requer-se o deferimento do benefício da gratuidade da justiça, de forma a garantir o pleno acesso ao Judiciário e a efetiva tutela de seus direitos, sem que isso implique em sacrifício econômico desproporcional ou atentatório à dignidade da parte requerente.</w:t>
       </w:r>
-      <w:bookmarkEnd w:id="3"/>
+      <w:bookmarkEnd w:id="2"/>
     </w:p>
     <w:p/>
     <w:p>
@@ -1012,7 +1088,6 @@
     <w:p/>
     <w:p>
       <w:r>
-        <w:lastRenderedPageBreak/>
         <w:t xml:space="preserve">Conforme mencionado alhures, a parte requerente recebe </w:t>
       </w:r>
       <w:r>
@@ -1127,6 +1202,7 @@
     </w:p>
     <w:p>
       <w:r>
+        <w:lastRenderedPageBreak/>
         <w:t xml:space="preserve">Além disso, os valores referentes aos empréstimos pessoais contratados, demonstram-se em flagrante abusividade em comparação aos valores praticados </w:t>
       </w:r>
       <w:r>
@@ -1174,7 +1250,6 @@
         </w:rPr>
         <w:t xml:space="preserve"> </w:t>
       </w:r>
-      <w:proofErr w:type="gramStart"/>
       <w:r>
         <w:rPr>
           <w:b/>
@@ -1182,9 +1257,9 @@
           <w:sz w:val="24"/>
           <w:szCs w:val="24"/>
         </w:rPr>
-        <w:t>Nº{</w:t>
-      </w:r>
-      <w:proofErr w:type="gramEnd"/>
+        <w:t>Nº{{</w:t>
+      </w:r>
+      <w:proofErr w:type="gramStart"/>
       <w:r>
         <w:rPr>
           <w:b/>
@@ -1192,7 +1267,17 @@
           <w:sz w:val="24"/>
           <w:szCs w:val="24"/>
         </w:rPr>
-        <w:t>{NUMERO_CONTRATO</w:t>
+        <w:t>NUMERO</w:t>
+      </w:r>
+      <w:proofErr w:type="gramEnd"/>
+      <w:r>
+        <w:rPr>
+          <w:b/>
+          <w:color w:val="00B050"/>
+          <w:sz w:val="24"/>
+          <w:szCs w:val="24"/>
+        </w:rPr>
+        <w:t>_CONTRATO</w:t>
       </w:r>
       <w:r>
         <w:rPr>
@@ -1283,7 +1368,6 @@
         </w:numPr>
       </w:pPr>
       <w:r>
-        <w:lastRenderedPageBreak/>
         <w:t xml:space="preserve">Valor da parcela: </w:t>
       </w:r>
       <w:r>
@@ -1410,7 +1494,11 @@
         <w:t xml:space="preserve">, </w:t>
       </w:r>
       <w:r>
-        <w:t>conforme divulgado pelo Banco Central</w:t>
+        <w:t xml:space="preserve">conforme </w:t>
+      </w:r>
+      <w:r>
+        <w:lastRenderedPageBreak/>
+        <w:t>divulgado pelo Banco Central</w:t>
       </w:r>
       <w:r>
         <w:t xml:space="preserve"> do Brasil, </w:t>
@@ -1418,7 +1506,7 @@
       <w:r>
         <w:t xml:space="preserve"> </w:t>
       </w:r>
-      <w:bookmarkStart w:id="4" w:name="_Hlk203653018"/>
+      <w:bookmarkStart w:id="3" w:name="_Hlk203653018"/>
       <w:r>
         <w:t>por meio da disponibilização da</w:t>
       </w:r>
@@ -1439,7 +1527,7 @@
         </w:rPr>
         <w:t>de código 25464</w:t>
       </w:r>
-      <w:bookmarkEnd w:id="4"/>
+      <w:bookmarkEnd w:id="3"/>
       <w:r>
         <w:t xml:space="preserve">, a qual pode ser constatada no sítio: </w:t>
       </w:r>
@@ -1586,7 +1674,6 @@
               <w:jc w:val="left"/>
             </w:pPr>
             <w:r>
-              <w:lastRenderedPageBreak/>
               <w:t>Taxa de juros mensais (BACEN)</w:t>
             </w:r>
           </w:p>
@@ -1776,6 +1863,7 @@
     </w:p>
     <w:p>
       <w:r>
+        <w:lastRenderedPageBreak/>
         <w:t>Por este fato, ingressa a parte autora com a referida demanda judicial, a fim de solicitar a adequação da taxa de juros à média de mercado, além da repetição em dobro dos indébitos pagos em excesso à requerida e indenização a título de danos morais.</w:t>
       </w:r>
     </w:p>
@@ -1803,7 +1891,6 @@
     </w:p>
     <w:p>
       <w:r>
-        <w:lastRenderedPageBreak/>
         <w:t>Entretanto, apesar dos esforços da parte autora não foi possível compor acordo de qualquer natureza.</w:t>
       </w:r>
     </w:p>
@@ -1834,6 +1921,7 @@
     </w:p>
     <w:p>
       <w:r>
+        <w:lastRenderedPageBreak/>
         <w:t xml:space="preserve">No presente caso, a taxa de juros aplicada ao contrato da parte requerente </w:t>
       </w:r>
       <w:r>
@@ -1850,7 +1938,6 @@
     </w:p>
     <w:p>
       <w:r>
-        <w:lastRenderedPageBreak/>
         <w:t>Mais que isso, estabelece o artigo 54, alínea “D” do Código de Defesa do Consumidor:</w:t>
       </w:r>
     </w:p>
@@ -1996,6 +2083,7 @@
     </w:p>
     <w:p>
       <w:r>
+        <w:lastRenderedPageBreak/>
         <w:t xml:space="preserve">Isso porque o Superior Tribunal de Justiça já dispôs, </w:t>
       </w:r>
       <w:r>
@@ -2078,17 +2166,72 @@
           <w:sz w:val="22"/>
           <w:szCs w:val="22"/>
         </w:rPr>
+        <w:t>“É admitida a revisão das taxas de juros remuneratórios em situações excepcionais, desde que caracterizada a relação de consumo e que a abusividade capaz de colocar o consumidor em desvantagem exagerada (art. 51, §1 º, do CDC) fique cabalmente demonstrada, ante às peculiaridades do julgamento em concreto.”</w:t>
+      </w:r>
+    </w:p>
+    <w:p/>
+    <w:p>
+      <w:r>
+        <w:t>Ainda, acerca do parâmetro traçado pelo C. Superior Tribunal de justiça, temos:</w:t>
+      </w:r>
+    </w:p>
+    <w:p/>
+    <w:p>
+      <w:pPr>
+        <w:ind w:left="2268" w:firstLine="0"/>
+        <w:rPr>
+          <w:sz w:val="22"/>
+          <w:szCs w:val="22"/>
+        </w:rPr>
+      </w:pPr>
+      <w:r>
+        <w:rPr>
+          <w:sz w:val="22"/>
+          <w:szCs w:val="22"/>
+        </w:rPr>
+        <w:t xml:space="preserve">“(...) tem considerado abusivas taxas superiores a uma vez e meia (voto proferido pelo Min. Ari Pargendler no REsp n. 271.214-RS, </w:t>
+      </w:r>
+      <w:proofErr w:type="spellStart"/>
+      <w:r>
+        <w:rPr>
+          <w:sz w:val="22"/>
+          <w:szCs w:val="22"/>
+        </w:rPr>
+        <w:t>Rel.p</w:t>
+      </w:r>
+      <w:proofErr w:type="spellEnd"/>
+      <w:r>
+        <w:rPr>
+          <w:sz w:val="22"/>
+          <w:szCs w:val="22"/>
+        </w:rPr>
+        <w:t xml:space="preserve">. Acórdão Min. Menezes Direito, DJ de 4.8.2003), ao dobro (REsp n. 1.036.818, Terceira Turma, minha relatoria, </w:t>
+      </w:r>
+      <w:proofErr w:type="spellStart"/>
+      <w:r>
+        <w:rPr>
+          <w:sz w:val="22"/>
+          <w:szCs w:val="22"/>
+        </w:rPr>
+        <w:t>DJe</w:t>
+      </w:r>
+      <w:proofErr w:type="spellEnd"/>
+      <w:r>
+        <w:rPr>
+          <w:sz w:val="22"/>
+          <w:szCs w:val="22"/>
+        </w:rPr>
+        <w:t xml:space="preserve"> de 20.6.2008) ou ao triplo (REsp n. 971.853-RS, Quarta Turma, Min. Pádua Ribeiro, DJ de </w:t>
+      </w:r>
+      <w:r>
+        <w:rPr>
+          <w:sz w:val="22"/>
+          <w:szCs w:val="22"/>
+        </w:rPr>
         <w:lastRenderedPageBreak/>
-        <w:t>“É admitida a revisão das taxas de juros remuneratórios em situações excepcionais, desde que caracterizada a relação de consumo e que a abusividade capaz de colocar o consumidor em desvantagem exagerada (art. 51, §1 º, do CDC) fique cabalmente demonstrada, ante às peculiaridades do julgamento em concreto.”</w:t>
-      </w:r>
-    </w:p>
-    <w:p/>
-    <w:p>
-      <w:r>
-        <w:t>Ainda, acerca do parâmetro traçado pelo C. Superior Tribunal de justiça, temos:</w:t>
-      </w:r>
-    </w:p>
-    <w:p/>
+        <w:t>24.9.2007) da média. Todavia, esta perquirição acerca da abusividade não é estanque, o que impossibilita a adoção de critérios genéricos e universais. A taxa média de mercado, divulgada pelo Banco Central, constitui um valioso referencial, mas cabe somente ao juiz, no exame das peculiaridades do caso concreto, avaliar se os juros contratados foram ou não abusivos”. (REsp 1061530/RS, rel. Min. Nancy Andrighi, Segunda Seção, j. 22-10-2008).</w:t>
+      </w:r>
+    </w:p>
     <w:p>
       <w:pPr>
         <w:ind w:left="2268" w:firstLine="0"/>
@@ -2097,161 +2240,116 @@
           <w:szCs w:val="22"/>
         </w:rPr>
       </w:pPr>
-      <w:r>
-        <w:rPr>
-          <w:sz w:val="22"/>
-          <w:szCs w:val="22"/>
-        </w:rPr>
-        <w:t xml:space="preserve">“(...) tem considerado abusivas taxas superiores a uma vez e meia (voto proferido pelo Min. Ari Pargendler no REsp n. 271.214-RS, </w:t>
+    </w:p>
+    <w:p>
+      <w:pPr>
+        <w:rPr>
+          <w:u w:val="single"/>
+        </w:rPr>
+      </w:pPr>
+      <w:r>
+        <w:rPr>
+          <w:b/>
+          <w:bCs/>
+        </w:rPr>
+        <w:t>No caso em análise, a taxa de juros cobrada pela instituição requerida alcança patamares muito superiores aos praticados no mercado financeiro.</w:t>
+      </w:r>
+      <w:r>
+        <w:t xml:space="preserve"> Conforme comprovado documentalmente, a taxa média de juros em </w:t>
+      </w:r>
+      <w:r>
+        <w:rPr>
+          <w:color w:val="000000" w:themeColor="text1"/>
+        </w:rPr>
+        <w:t>{{</w:t>
+      </w:r>
+      <w:r>
+        <w:rPr>
+          <w:color w:val="000000" w:themeColor="text1"/>
+        </w:rPr>
+        <w:t>emprestimos_0_data</w:t>
+      </w:r>
+      <w:r>
+        <w:rPr>
+          <w:color w:val="000000" w:themeColor="text1"/>
+        </w:rPr>
+        <w:t>}} foi</w:t>
+      </w:r>
+      <w:r>
+        <w:t xml:space="preserve"> de </w:t>
+      </w:r>
+      <w:r>
+        <w:t>{{</w:t>
+      </w:r>
+      <w:r>
+        <w:t>emprestimos_0_taxa_</w:t>
+      </w:r>
+      <w:proofErr w:type="gramStart"/>
+      <w:r>
+        <w:t>media</w:t>
+      </w:r>
+      <w:r>
+        <w:t>}}</w:t>
+      </w:r>
+      <w:r>
+        <w:t>%</w:t>
+      </w:r>
+      <w:proofErr w:type="gramEnd"/>
+      <w:r>
+        <w:t xml:space="preserve"> a.m., enquanto a taxa de juros mensal informada pela instituição req</w:t>
+      </w:r>
+      <w:r>
+        <w:t xml:space="preserve">uerida </w:t>
+      </w:r>
+      <w:r>
+        <w:t xml:space="preserve">fora de </w:t>
+      </w:r>
+      <w:r>
+        <w:t>{{emprestimos_0_taxa</w:t>
+      </w:r>
+      <w:proofErr w:type="gramStart"/>
+      <w:r>
+        <w:t>}}%</w:t>
+      </w:r>
+      <w:proofErr w:type="gramEnd"/>
+      <w:r>
+        <w:t xml:space="preserve"> </w:t>
+      </w:r>
+      <w:r>
+        <w:t>ao mês!</w:t>
+      </w:r>
+    </w:p>
+    <w:p>
+      <w:pPr>
+        <w:rPr>
+          <w:u w:val="single"/>
+        </w:rPr>
+      </w:pPr>
+      <w:r>
+        <w:t xml:space="preserve">Tal discrepância de valores é evidência clara de abusividade na fixação das taxas de juros cobradas pela requerida, o que viola o princípio da boa-fé objetiva, previsto no artigo 422 do Código Civil. Conforme leciona Pablo Stolze </w:t>
       </w:r>
       <w:proofErr w:type="spellStart"/>
       <w:r>
-        <w:rPr>
-          <w:sz w:val="22"/>
-          <w:szCs w:val="22"/>
-        </w:rPr>
-        <w:t>Rel.p</w:t>
+        <w:t>Gagliano</w:t>
       </w:r>
       <w:proofErr w:type="spellEnd"/>
       <w:r>
-        <w:rPr>
-          <w:sz w:val="22"/>
-          <w:szCs w:val="22"/>
-        </w:rPr>
-        <w:t xml:space="preserve">. Acórdão Min. Menezes Direito, DJ de 4.8.2003), ao dobro (REsp n. 1.036.818, Terceira Turma, minha relatoria, </w:t>
-      </w:r>
-      <w:proofErr w:type="spellStart"/>
-      <w:r>
-        <w:rPr>
-          <w:sz w:val="22"/>
-          <w:szCs w:val="22"/>
-        </w:rPr>
-        <w:t>DJe</w:t>
-      </w:r>
-      <w:proofErr w:type="spellEnd"/>
-      <w:r>
-        <w:rPr>
-          <w:sz w:val="22"/>
-          <w:szCs w:val="22"/>
-        </w:rPr>
-        <w:t xml:space="preserve"> de 20.6.2008) ou ao triplo (REsp n. 971.853-RS, Quarta Turma, Min. Pádua Ribeiro, DJ de 24.9.2007) da média. Todavia, esta perquirição acerca da abusividade não é estanque, o que impossibilita a adoção de critérios genéricos e universais. A taxa média de mercado, divulgada pelo Banco Central, constitui um valioso referencial, mas cabe somente ao juiz, no exame das peculiaridades do caso concreto, avaliar se os juros contratados foram ou não abusivos”. (REsp 1061530/RS, rel. Min. Nancy Andrighi, Segunda Seção, j. 22-10-2008).</w:t>
-      </w:r>
-    </w:p>
-    <w:p>
-      <w:pPr>
-        <w:ind w:left="2268" w:firstLine="0"/>
-        <w:rPr>
-          <w:sz w:val="22"/>
-          <w:szCs w:val="22"/>
-        </w:rPr>
-      </w:pPr>
-    </w:p>
-    <w:p>
-      <w:pPr>
-        <w:rPr>
-          <w:u w:val="single"/>
-        </w:rPr>
-      </w:pPr>
-      <w:r>
-        <w:rPr>
-          <w:b/>
-          <w:bCs/>
-        </w:rPr>
-        <w:t>No caso em análise, a taxa de juros cobrada pela instituição requerida alcança patamares muito superiores aos praticados no mercado financeiro.</w:t>
-      </w:r>
-      <w:r>
-        <w:t xml:space="preserve"> Conforme comprovado documentalmente, a taxa média </w:t>
+        <w:t xml:space="preserve"> e Rodolfo Pamplona Filho (Novo Curso de Direito Civil, Volume II), “a boa-fé objetiva exige que as partes não só tenham um comportamento ético, mas também que não exerçam seus direitos de forma excessivamente gravosa ao outro contratante”.</w:t>
+      </w:r>
+    </w:p>
+    <w:p>
+      <w:r>
+        <w:t>Diante do exposto, é imprescindível a revisão judicial do contrato firmado entre as partes, de modo a adequar a taxa de juro cobrada à média de mercado praticada na data da contrataç</w:t>
+      </w:r>
+      <w:r>
+        <w:t>ão</w:t>
+      </w:r>
+      <w:r>
+        <w:t xml:space="preserve">. Tal adequação </w:t>
       </w:r>
       <w:r>
         <w:lastRenderedPageBreak/>
-        <w:t xml:space="preserve">de juros em </w:t>
-      </w:r>
-      <w:r>
-        <w:rPr>
-          <w:color w:val="000000" w:themeColor="text1"/>
-        </w:rPr>
-        <w:t>{{</w:t>
-      </w:r>
-      <w:r>
-        <w:rPr>
-          <w:color w:val="000000" w:themeColor="text1"/>
-        </w:rPr>
-        <w:t>emprestimos_0_data</w:t>
-      </w:r>
-      <w:r>
-        <w:rPr>
-          <w:color w:val="000000" w:themeColor="text1"/>
-        </w:rPr>
-        <w:t>}} foi</w:t>
-      </w:r>
-      <w:r>
-        <w:t xml:space="preserve"> de </w:t>
-      </w:r>
-      <w:r>
-        <w:t>{{</w:t>
-      </w:r>
-      <w:r>
-        <w:t>emprestimos_0_taxa_media</w:t>
-      </w:r>
-      <w:proofErr w:type="gramStart"/>
-      <w:r>
-        <w:t>}}</w:t>
-      </w:r>
-      <w:r>
-        <w:t>%</w:t>
-      </w:r>
-      <w:proofErr w:type="gramEnd"/>
-      <w:r>
-        <w:t xml:space="preserve"> a.m., enquanto a taxa de juros mensal informada pela instituição req</w:t>
-      </w:r>
-      <w:r>
-        <w:t xml:space="preserve">uerida </w:t>
-      </w:r>
-      <w:r>
-        <w:t xml:space="preserve">fora de </w:t>
-      </w:r>
-      <w:r>
-        <w:t xml:space="preserve">{{emprestimos_0_taxa}}% </w:t>
-      </w:r>
-      <w:r>
-        <w:t>ao mês!</w:t>
-      </w:r>
-    </w:p>
-    <w:p>
-      <w:pPr>
-        <w:rPr>
-          <w:u w:val="single"/>
-        </w:rPr>
-      </w:pPr>
-      <w:r>
-        <w:t xml:space="preserve">Tal discrepância de valores é evidência clara de abusividade na fixação das taxas de juros cobradas pela requerida, o que viola o princípio da boa-fé objetiva, previsto no artigo 422 do Código Civil. Conforme leciona Pablo </w:t>
-      </w:r>
-      <w:proofErr w:type="spellStart"/>
-      <w:r>
-        <w:t>Stolze</w:t>
-      </w:r>
-      <w:proofErr w:type="spellEnd"/>
-      <w:r>
-        <w:t xml:space="preserve"> </w:t>
-      </w:r>
-      <w:proofErr w:type="spellStart"/>
-      <w:r>
-        <w:t>Gagliano</w:t>
-      </w:r>
-      <w:proofErr w:type="spellEnd"/>
-      <w:r>
-        <w:t xml:space="preserve"> e Rodolfo Pamplona Filho (Novo Curso de Direito Civil, Volume II), “a boa-fé objetiva exige que as partes não só tenham um comportamento ético, mas também que não exerçam seus direitos de forma excessivamente gravosa ao outro contratante”.</w:t>
-      </w:r>
-    </w:p>
-    <w:p>
-      <w:r>
-        <w:t>Diante do exposto, é imprescindível a revisão judicial do contrato firmado entre as partes, de modo a adequar a taxa de juro cobrada à média de mercado praticada na data da contrataç</w:t>
-      </w:r>
-      <w:r>
-        <w:t>ão</w:t>
-      </w:r>
-      <w:r>
-        <w:t>. Tal adequação visa restabelecer o equilíbrio contratual e assegurar que o consumidor não seja onerado de forma injusta e desproporcional.</w:t>
+        <w:t>visa restabelecer o equilíbrio contratual e assegurar que o consumidor não seja onerado de forma injusta e desproporcional.</w:t>
       </w:r>
     </w:p>
     <w:p>
@@ -2282,41 +2380,41 @@
     <w:p/>
     <w:p>
       <w:r>
+        <w:t>Nos termos do artigo 42, parágrafo único, do Código de Defesa do Consumidor (CDC), o consumidor cobrado em quantia indevida tem direito à repetição do indébito, por valor igual ao dobro do que pagou em excesso, acrescido de correção monetária e juros legais, salvo engano justificável. Tal dispositivo visa coibir práticas abusivas, assegurando ao consumidor a restituição integral dos valores pagos indevidamente, com sanção suficiente para desestimular novas condutas lesivas por parte dos fornecedores.</w:t>
+      </w:r>
+    </w:p>
+    <w:p>
+      <w:pPr>
+        <w:rPr>
+          <w:b/>
+          <w:bCs/>
+        </w:rPr>
+      </w:pPr>
+      <w:r>
+        <w:rPr>
+          <w:b/>
+          <w:bCs/>
+        </w:rPr>
+        <w:t xml:space="preserve">No presente caso, não há qualquer margem para se alegar “engano justificável”. A cobrança excessiva decorre da aplicação de uma taxa de juros visivelmente superior à média de mercado, em contrato destinado a consumidor notoriamente hipossuficiente, o que revela não apenas </w:t>
+      </w:r>
+      <w:r>
+        <w:rPr>
+          <w:b/>
+          <w:bCs/>
+        </w:rPr>
+        <w:t>uma concessão questionável de análise de crédito</w:t>
+      </w:r>
+      <w:r>
+        <w:rPr>
+          <w:b/>
+          <w:bCs/>
+        </w:rPr>
+        <w:t xml:space="preserve">, mas sim uma estratégia deliberada e recorrente de atuação por parte da instituição financeira. </w:t>
+      </w:r>
+    </w:p>
+    <w:p>
+      <w:r>
         <w:lastRenderedPageBreak/>
-        <w:t>Nos termos do artigo 42, parágrafo único, do Código de Defesa do Consumidor (CDC), o consumidor cobrado em quantia indevida tem direito à repetição do indébito, por valor igual ao dobro do que pagou em excesso, acrescido de correção monetária e juros legais, salvo engano justificável. Tal dispositivo visa coibir práticas abusivas, assegurando ao consumidor a restituição integral dos valores pagos indevidamente, com sanção suficiente para desestimular novas condutas lesivas por parte dos fornecedores.</w:t>
-      </w:r>
-    </w:p>
-    <w:p>
-      <w:pPr>
-        <w:rPr>
-          <w:b/>
-          <w:bCs/>
-        </w:rPr>
-      </w:pPr>
-      <w:r>
-        <w:rPr>
-          <w:b/>
-          <w:bCs/>
-        </w:rPr>
-        <w:t xml:space="preserve">No presente caso, não há qualquer margem para se alegar “engano justificável”. A cobrança excessiva decorre da aplicação de uma taxa de juros visivelmente superior à média de mercado, em contrato destinado a consumidor notoriamente hipossuficiente, o que revela não apenas </w:t>
-      </w:r>
-      <w:r>
-        <w:rPr>
-          <w:b/>
-          <w:bCs/>
-        </w:rPr>
-        <w:t>uma concessão questionável de análise de crédito</w:t>
-      </w:r>
-      <w:r>
-        <w:rPr>
-          <w:b/>
-          <w:bCs/>
-        </w:rPr>
-        <w:t xml:space="preserve">, mas sim uma estratégia deliberada e recorrente de atuação por parte da instituição financeira. </w:t>
-      </w:r>
-    </w:p>
-    <w:p>
-      <w:r>
         <w:t xml:space="preserve">Trata-se de conduta premeditada, inserida no próprio modelo de negócio dos bancos, que assumem o risco de judicialização e mesmo assim mantêm a prática, porque ela se revela economicamente vantajosa — bastando que uma parcela </w:t>
       </w:r>
       <w:r>
@@ -2345,296 +2443,284 @@
         <w:t>Ainda, mister ressaltar que o</w:t>
       </w:r>
       <w:r>
-        <w:t xml:space="preserve"> Superior Tribunal de Justiça, ao enfrentar o tema da repetição em dobro, pacificou o </w:t>
-      </w:r>
+        <w:t xml:space="preserve"> Superior Tribunal de Justiça, ao enfrentar o tema da repetição em dobro, pacificou o entendimento de que </w:t>
+      </w:r>
+      <w:r>
+        <w:rPr>
+          <w:b/>
+          <w:bCs/>
+          <w:u w:val="single"/>
+        </w:rPr>
+        <w:t>não é necessário comprovar dolo ou má-fé para que seja reconhecido o direito à devolução dobrada dos valores cobrados indevidamente. Basta a violação à boa-fé objetiva</w:t>
+      </w:r>
+      <w:r>
+        <w:rPr>
+          <w:u w:val="single"/>
+        </w:rPr>
+        <w:t>.</w:t>
+      </w:r>
+      <w:r>
+        <w:t xml:space="preserve"> </w:t>
+      </w:r>
+    </w:p>
+    <w:p>
+      <w:r>
+        <w:t xml:space="preserve">É o que restou decidido no julgamento dos </w:t>
+      </w:r>
+      <w:proofErr w:type="spellStart"/>
+      <w:r>
+        <w:t>EAREsp</w:t>
+      </w:r>
+      <w:proofErr w:type="spellEnd"/>
+      <w:r>
+        <w:t xml:space="preserve"> 600663/RS, </w:t>
+      </w:r>
+      <w:proofErr w:type="spellStart"/>
+      <w:r>
+        <w:t>EAREsp</w:t>
+      </w:r>
+      <w:proofErr w:type="spellEnd"/>
+      <w:r>
+        <w:t xml:space="preserve"> 622897/RS, </w:t>
+      </w:r>
+      <w:proofErr w:type="spellStart"/>
+      <w:r>
+        <w:t>EAREsp</w:t>
+      </w:r>
+      <w:proofErr w:type="spellEnd"/>
+      <w:r>
+        <w:t xml:space="preserve"> 664888/RS, </w:t>
+      </w:r>
+      <w:proofErr w:type="spellStart"/>
+      <w:r>
+        <w:t>EAREsp</w:t>
+      </w:r>
+      <w:proofErr w:type="spellEnd"/>
+      <w:r>
+        <w:t xml:space="preserve"> 676608/RS e, especialmente, no </w:t>
+      </w:r>
+      <w:proofErr w:type="spellStart"/>
+      <w:r>
+        <w:t>EREsp</w:t>
+      </w:r>
+      <w:proofErr w:type="spellEnd"/>
+      <w:r>
+        <w:t xml:space="preserve"> 1.413.542/RS (Tema 929 do STJ), cuja ementa firmou a seguinte tese:</w:t>
+      </w:r>
+    </w:p>
+    <w:p/>
+    <w:p>
+      <w:pPr>
+        <w:ind w:left="2268" w:firstLine="0"/>
+        <w:rPr>
+          <w:i/>
+          <w:iCs/>
+          <w:sz w:val="22"/>
+          <w:szCs w:val="22"/>
+        </w:rPr>
+      </w:pPr>
+      <w:r>
+        <w:rPr>
+          <w:i/>
+          <w:iCs/>
+          <w:sz w:val="22"/>
+          <w:szCs w:val="22"/>
+        </w:rPr>
+        <w:t xml:space="preserve">“A repetição em dobro, prevista no parágrafo único do art. 42 do Código de Defesa do Consumidor, é </w:t>
+      </w:r>
+      <w:r>
+        <w:rPr>
+          <w:b/>
+          <w:bCs/>
+          <w:i/>
+          <w:iCs/>
+          <w:sz w:val="22"/>
+          <w:szCs w:val="22"/>
+          <w:u w:val="single"/>
+        </w:rPr>
+        <w:t>cabível quando a cobrança indevida consubstanciar conduta contrária à boa-fé objetiva, ou seja, deve ocorrer independentemente da natureza do elemento volitivo</w:t>
+      </w:r>
+      <w:r>
+        <w:rPr>
+          <w:i/>
+          <w:iCs/>
+          <w:sz w:val="22"/>
+          <w:szCs w:val="22"/>
+        </w:rPr>
+        <w:t>.”</w:t>
+      </w:r>
+    </w:p>
+    <w:p>
+      <w:pPr>
+        <w:ind w:left="2268" w:firstLine="0"/>
+        <w:rPr>
+          <w:sz w:val="22"/>
+          <w:szCs w:val="22"/>
+        </w:rPr>
+      </w:pPr>
+    </w:p>
+    <w:p>
       <w:r>
         <w:lastRenderedPageBreak/>
-        <w:t xml:space="preserve">entendimento de que </w:t>
-      </w:r>
-      <w:r>
-        <w:rPr>
-          <w:b/>
-          <w:bCs/>
+        <w:t>O STJ, inclusive, ao modular os efeitos da decisão nos termos do artigo 927, § 3º, do Código de Processo Civil, esclareceu que tal entendimento aplica-se a cobranças realizadas após a publicação do acórdão, o que abrange o presente caso.</w:t>
+      </w:r>
+    </w:p>
+    <w:p>
+      <w:r>
+        <w:t xml:space="preserve">A doutrina também é clara ao delimitar o conceito </w:t>
+      </w:r>
+      <w:r>
+        <w:t>da</w:t>
+      </w:r>
+      <w:r>
+        <w:t xml:space="preserve"> boa-fé objetiva</w:t>
+      </w:r>
+      <w:r>
+        <w:t xml:space="preserve"> nas relações obrigacionais</w:t>
+      </w:r>
+      <w:r>
+        <w:t xml:space="preserve">. Como leciona </w:t>
+      </w:r>
+      <w:r>
+        <w:rPr>
+          <w:b/>
+          <w:bCs/>
+        </w:rPr>
+        <w:t>Maria Helena Diniz</w:t>
+      </w:r>
+      <w:r>
+        <w:t>:</w:t>
+      </w:r>
+    </w:p>
+    <w:p/>
+    <w:p>
+      <w:pPr>
+        <w:ind w:left="2268" w:firstLine="0"/>
+        <w:rPr>
+          <w:i/>
+          <w:iCs/>
+          <w:sz w:val="22"/>
+          <w:szCs w:val="22"/>
+        </w:rPr>
+      </w:pPr>
+      <w:r>
+        <w:rPr>
+          <w:i/>
+          <w:iCs/>
+          <w:sz w:val="22"/>
+          <w:szCs w:val="22"/>
+        </w:rPr>
+        <w:t>“</w:t>
+      </w:r>
+      <w:r>
+        <w:rPr>
+          <w:i/>
+          <w:iCs/>
+          <w:sz w:val="22"/>
+          <w:szCs w:val="22"/>
+        </w:rPr>
+        <w:t xml:space="preserve">Segundo esse princípio, </w:t>
+      </w:r>
+      <w:r>
+        <w:rPr>
+          <w:b/>
+          <w:bCs/>
+          <w:i/>
+          <w:iCs/>
+          <w:sz w:val="22"/>
+          <w:szCs w:val="22"/>
           <w:u w:val="single"/>
         </w:rPr>
-        <w:t>não é necessário comprovar dolo ou má-fé para que seja reconhecido o direito à devolução dobrada dos valores cobrados indevidamente. Basta a violação à boa-fé objetiva</w:t>
-      </w:r>
-      <w:r>
-        <w:rPr>
+        <w:t>na interpretação do contrato, é preciso ater-se mais a intenção do que o sentido literal da linguagem, e, em prol do interesse social de segurança das relações jurídicas</w:t>
+      </w:r>
+      <w:r>
+        <w:rPr>
+          <w:i/>
+          <w:iCs/>
+          <w:sz w:val="22"/>
+          <w:szCs w:val="22"/>
+        </w:rPr>
+        <w:t xml:space="preserve">, as partes deverão agir com lealdade e confiança recíprocas, auxiliando-se mutuamente na formação e na execução do contrato. Daí está ligado ao </w:t>
+      </w:r>
+      <w:r>
+        <w:rPr>
+          <w:i/>
+          <w:iCs/>
+          <w:sz w:val="22"/>
+          <w:szCs w:val="22"/>
+        </w:rPr>
+        <w:t>princípio</w:t>
+      </w:r>
+      <w:r>
+        <w:rPr>
+          <w:i/>
+          <w:iCs/>
+          <w:sz w:val="22"/>
+          <w:szCs w:val="22"/>
+        </w:rPr>
+        <w:t xml:space="preserve"> da probidade</w:t>
+      </w:r>
+      <w:r>
+        <w:rPr>
+          <w:i/>
+          <w:iCs/>
+          <w:sz w:val="22"/>
+          <w:szCs w:val="22"/>
+        </w:rPr>
+        <w:t>.</w:t>
+      </w:r>
+      <w:r>
+        <w:rPr>
+          <w:i/>
+          <w:iCs/>
+          <w:sz w:val="22"/>
+          <w:szCs w:val="22"/>
+        </w:rPr>
+        <w:t xml:space="preserve"> (DINIZ, Maria Helena. Curso de direito civil brasileiro. Teria das Obrigações Contratuais e Extracontratuais. 24˚ ed. São Paulo: Saraiva, 2008. v.3.).</w:t>
+      </w:r>
+    </w:p>
+    <w:p/>
+    <w:p>
+      <w:r>
+        <w:t xml:space="preserve">Nesse cenário, </w:t>
+      </w:r>
+      <w:r>
+        <w:rPr>
+          <w:b/>
+          <w:bCs/>
+          <w:i/>
+          <w:iCs/>
           <w:u w:val="single"/>
         </w:rPr>
+        <w:t>é impossível conceber que a conduta da instituição financeira esteja em consonância com a boa-fé objetiva.</w:t>
+      </w:r>
+      <w:r>
+        <w:rPr>
+          <w:i/>
+          <w:iCs/>
+          <w:u w:val="single"/>
+        </w:rPr>
+        <w:t xml:space="preserve"> </w:t>
+      </w:r>
+      <w:r>
+        <w:t xml:space="preserve">Ao contrário, trata-se de verdadeira afronta ao dever de lealdade e ao princípio da função social do contrato, especialmente quando se observa que a prática reiterada da cobrança de juros muito acima da média de mercado atinge justamente os consumidores mais frágeis e vulneráveis — pessoas pobres, idosas, </w:t>
+      </w:r>
+      <w:r>
+        <w:lastRenderedPageBreak/>
+        <w:t xml:space="preserve">aposentadas e hipossuficientes, para quem a contratação de crédito pessoal </w:t>
+      </w:r>
+      <w:r>
+        <w:t>se torna</w:t>
+      </w:r>
+      <w:r>
+        <w:t xml:space="preserve">, muitas vezes, </w:t>
+      </w:r>
+      <w:r>
+        <w:t>recurso para financiar despesas básicas</w:t>
+      </w:r>
+      <w:r>
         <w:t>.</w:t>
       </w:r>
-      <w:r>
-        <w:t xml:space="preserve"> </w:t>
-      </w:r>
-    </w:p>
-    <w:p>
-      <w:r>
-        <w:t xml:space="preserve">É o que restou decidido no julgamento dos </w:t>
-      </w:r>
-      <w:proofErr w:type="spellStart"/>
-      <w:r>
-        <w:t>EAREsp</w:t>
-      </w:r>
-      <w:proofErr w:type="spellEnd"/>
-      <w:r>
-        <w:t xml:space="preserve"> 600663/RS, </w:t>
-      </w:r>
-      <w:proofErr w:type="spellStart"/>
-      <w:r>
-        <w:t>EAREsp</w:t>
-      </w:r>
-      <w:proofErr w:type="spellEnd"/>
-      <w:r>
-        <w:t xml:space="preserve"> 622897/RS, </w:t>
-      </w:r>
-      <w:proofErr w:type="spellStart"/>
-      <w:r>
-        <w:t>EAREsp</w:t>
-      </w:r>
-      <w:proofErr w:type="spellEnd"/>
-      <w:r>
-        <w:t xml:space="preserve"> 664888/RS, </w:t>
-      </w:r>
-      <w:proofErr w:type="spellStart"/>
-      <w:r>
-        <w:t>EAREsp</w:t>
-      </w:r>
-      <w:proofErr w:type="spellEnd"/>
-      <w:r>
-        <w:t xml:space="preserve"> 676608/RS e, especialmente, no </w:t>
-      </w:r>
-      <w:proofErr w:type="spellStart"/>
-      <w:r>
-        <w:t>EREsp</w:t>
-      </w:r>
-      <w:proofErr w:type="spellEnd"/>
-      <w:r>
-        <w:t xml:space="preserve"> 1.413.542/RS (Tema 929 do STJ), cuja ementa firmou a seguinte tese:</w:t>
-      </w:r>
-    </w:p>
-    <w:p/>
-    <w:p>
-      <w:pPr>
-        <w:ind w:left="2268" w:firstLine="0"/>
-        <w:rPr>
-          <w:i/>
-          <w:iCs/>
-          <w:sz w:val="22"/>
-          <w:szCs w:val="22"/>
-        </w:rPr>
-      </w:pPr>
-      <w:r>
-        <w:rPr>
-          <w:i/>
-          <w:iCs/>
-          <w:sz w:val="22"/>
-          <w:szCs w:val="22"/>
-        </w:rPr>
-        <w:t xml:space="preserve">“A repetição em dobro, prevista no parágrafo único do art. 42 do Código de Defesa do Consumidor, é </w:t>
-      </w:r>
-      <w:r>
-        <w:rPr>
-          <w:b/>
-          <w:bCs/>
-          <w:i/>
-          <w:iCs/>
-          <w:sz w:val="22"/>
-          <w:szCs w:val="22"/>
-          <w:u w:val="single"/>
-        </w:rPr>
-        <w:t>cabível quando a cobrança indevida consubstanciar conduta contrária à boa-fé objetiva, ou seja, deve ocorrer independentemente da natureza do elemento volitivo</w:t>
-      </w:r>
-      <w:r>
-        <w:rPr>
-          <w:i/>
-          <w:iCs/>
-          <w:sz w:val="22"/>
-          <w:szCs w:val="22"/>
-        </w:rPr>
-        <w:t>.”</w:t>
-      </w:r>
-    </w:p>
-    <w:p>
-      <w:pPr>
-        <w:ind w:left="2268" w:firstLine="0"/>
-        <w:rPr>
-          <w:sz w:val="22"/>
-          <w:szCs w:val="22"/>
-        </w:rPr>
-      </w:pPr>
-    </w:p>
-    <w:p>
-      <w:r>
-        <w:t>O STJ, inclusive, ao modular os efeitos da decisão nos termos do artigo 927, § 3º, do Código de Processo Civil, esclareceu que tal entendimento aplica-se a cobranças realizadas após a publicação do acórdão, o que abrange o presente caso.</w:t>
-      </w:r>
-    </w:p>
-    <w:p>
-      <w:r>
-        <w:t xml:space="preserve">A doutrina também é clara ao delimitar o conceito </w:t>
-      </w:r>
-      <w:r>
-        <w:t>da</w:t>
-      </w:r>
-      <w:r>
-        <w:t xml:space="preserve"> boa-fé objetiva</w:t>
-      </w:r>
-      <w:r>
-        <w:t xml:space="preserve"> nas relações obrigacionais</w:t>
-      </w:r>
-      <w:r>
-        <w:t xml:space="preserve">. Como leciona </w:t>
-      </w:r>
-      <w:r>
-        <w:rPr>
-          <w:b/>
-          <w:bCs/>
-        </w:rPr>
-        <w:t>Maria Helena Diniz</w:t>
-      </w:r>
-      <w:r>
-        <w:t>:</w:t>
-      </w:r>
-    </w:p>
-    <w:p/>
-    <w:p>
-      <w:pPr>
-        <w:ind w:left="2268" w:firstLine="0"/>
-        <w:rPr>
-          <w:i/>
-          <w:iCs/>
-          <w:sz w:val="22"/>
-          <w:szCs w:val="22"/>
-        </w:rPr>
-      </w:pPr>
-      <w:r>
-        <w:rPr>
-          <w:i/>
-          <w:iCs/>
-          <w:sz w:val="22"/>
-          <w:szCs w:val="22"/>
-        </w:rPr>
-        <w:t>“</w:t>
-      </w:r>
-      <w:r>
-        <w:rPr>
-          <w:i/>
-          <w:iCs/>
-          <w:sz w:val="22"/>
-          <w:szCs w:val="22"/>
-        </w:rPr>
-        <w:t xml:space="preserve">Segundo esse princípio, </w:t>
-      </w:r>
-      <w:r>
-        <w:rPr>
-          <w:b/>
-          <w:bCs/>
-          <w:i/>
-          <w:iCs/>
-          <w:sz w:val="22"/>
-          <w:szCs w:val="22"/>
-          <w:u w:val="single"/>
-        </w:rPr>
-        <w:t xml:space="preserve">na interpretação do contrato, é preciso ater-se mais a intenção do que o sentido literal da linguagem, e, em prol </w:t>
-      </w:r>
-      <w:r>
-        <w:rPr>
-          <w:b/>
-          <w:bCs/>
-          <w:i/>
-          <w:iCs/>
-          <w:sz w:val="22"/>
-          <w:szCs w:val="22"/>
-          <w:u w:val="single"/>
-        </w:rPr>
-        <w:lastRenderedPageBreak/>
-        <w:t>do interesse social de segurança das relações jurídicas</w:t>
-      </w:r>
-      <w:r>
-        <w:rPr>
-          <w:i/>
-          <w:iCs/>
-          <w:sz w:val="22"/>
-          <w:szCs w:val="22"/>
-        </w:rPr>
-        <w:t xml:space="preserve">, as partes deverão agir com lealdade e confiança recíprocas, auxiliando-se mutuamente na formação e na execução do contrato. Daí está ligado ao </w:t>
-      </w:r>
-      <w:r>
-        <w:rPr>
-          <w:i/>
-          <w:iCs/>
-          <w:sz w:val="22"/>
-          <w:szCs w:val="22"/>
-        </w:rPr>
-        <w:t>princípio</w:t>
-      </w:r>
-      <w:r>
-        <w:rPr>
-          <w:i/>
-          <w:iCs/>
-          <w:sz w:val="22"/>
-          <w:szCs w:val="22"/>
-        </w:rPr>
-        <w:t xml:space="preserve"> da probidade</w:t>
-      </w:r>
-      <w:r>
-        <w:rPr>
-          <w:i/>
-          <w:iCs/>
-          <w:sz w:val="22"/>
-          <w:szCs w:val="22"/>
-        </w:rPr>
-        <w:t>.</w:t>
-      </w:r>
-      <w:r>
-        <w:rPr>
-          <w:i/>
-          <w:iCs/>
-          <w:sz w:val="22"/>
-          <w:szCs w:val="22"/>
-        </w:rPr>
-        <w:t xml:space="preserve"> (DINIZ, Maria Helena. Curso de direito civil brasileiro. Teria das Obrigações Contratuais e Extracontratuais. 24˚ ed. São Paulo: Saraiva, 2008. v.3.).</w:t>
-      </w:r>
-    </w:p>
-    <w:p/>
-    <w:p>
-      <w:r>
-        <w:t xml:space="preserve">Nesse cenário, </w:t>
-      </w:r>
-      <w:r>
-        <w:rPr>
-          <w:b/>
-          <w:bCs/>
-          <w:i/>
-          <w:iCs/>
-          <w:u w:val="single"/>
-        </w:rPr>
-        <w:t>é impossível conceber que a conduta da instituição financeira esteja em consonância com a boa-fé objetiva.</w:t>
-      </w:r>
-      <w:r>
-        <w:rPr>
-          <w:i/>
-          <w:iCs/>
-          <w:u w:val="single"/>
-        </w:rPr>
-        <w:t xml:space="preserve"> </w:t>
-      </w:r>
-      <w:r>
-        <w:t xml:space="preserve">Ao contrário, trata-se de verdadeira afronta ao dever de lealdade e ao princípio da função social do contrato, especialmente quando se observa que a prática reiterada da cobrança de juros muito acima da média de mercado atinge justamente os consumidores mais frágeis e vulneráveis — pessoas pobres, idosas, aposentadas e hipossuficientes, para quem a contratação de crédito pessoal </w:t>
-      </w:r>
-      <w:r>
-        <w:t>se torna</w:t>
-      </w:r>
-      <w:r>
-        <w:t xml:space="preserve">, muitas vezes, </w:t>
-      </w:r>
-      <w:r>
-        <w:t>recurso para financiar despesas básicas</w:t>
-      </w:r>
-      <w:r>
-        <w:t>.</w:t>
-      </w:r>
     </w:p>
     <w:p>
       <w:r>
@@ -2658,7 +2744,6 @@
         <w:rPr>
           <w:highlight w:val="yellow"/>
         </w:rPr>
-        <w:lastRenderedPageBreak/>
         <w:t xml:space="preserve">Portanto, pleiteia, a parte autora, a devolução dos valores equivalentes a diferença dos valores que seriam pagos pela parte requerente, subtraídos pelo valor correspondente ao total que pagaria com a adequação das taxas de juros à média de mercado, multiplicado por dois, sendo devidos assim a restituição de </w:t>
       </w:r>
       <w:r>
@@ -2714,7 +2799,11 @@
     <w:p/>
     <w:p>
       <w:r>
-        <w:t>Além da revisão e adequação das taxas de juros e da repetição em dobro do indébito, é necessário abordar os danos morais causados à parte requerente pela prática abusiva da instituição financeira requerida.</w:t>
+        <w:t xml:space="preserve">Além da revisão e adequação das taxas de juros e da repetição em dobro do indébito, é necessário abordar os danos morais </w:t>
+      </w:r>
+      <w:r>
+        <w:lastRenderedPageBreak/>
+        <w:t>causados à parte requerente pela prática abusiva da instituição financeira requerida.</w:t>
       </w:r>
     </w:p>
     <w:p>
@@ -2843,7 +2932,7 @@
           <w:iCs/>
           <w:u w:val="single"/>
         </w:rPr>
-        <w:t xml:space="preserve">Essa espiral </w:t>
+        <w:t xml:space="preserve">Essa espiral compromete não apenas sua dignidade, mas também </w:t>
       </w:r>
       <w:r>
         <w:rPr>
@@ -2851,71 +2940,66 @@
           <w:iCs/>
           <w:u w:val="single"/>
         </w:rPr>
+        <w:t>seu</w:t>
+      </w:r>
+      <w:r>
+        <w:rPr>
+          <w:i/>
+          <w:iCs/>
+          <w:u w:val="single"/>
+        </w:rPr>
+        <w:t xml:space="preserve"> mínimo existencial</w:t>
+      </w:r>
+      <w:r>
+        <w:rPr>
+          <w:i/>
+          <w:iCs/>
+          <w:u w:val="single"/>
+        </w:rPr>
+        <w:t>, além de afetar a sociedade como um todo</w:t>
+      </w:r>
+      <w:r>
+        <w:rPr>
+          <w:i/>
+          <w:iCs/>
+          <w:u w:val="single"/>
+        </w:rPr>
+        <w:t>, razão pela qual a condenação se mostra necessária para coibir a perpetuação de práticas abusivas no mercado financeiro.</w:t>
+      </w:r>
+    </w:p>
+    <w:p>
+      <w:r>
+        <w:t xml:space="preserve">Nessa égide, </w:t>
+      </w:r>
+      <w:r>
+        <w:t>entendemos ser completamente inaplicável</w:t>
+      </w:r>
+      <w:r>
+        <w:t xml:space="preserve"> o entendimento de que a conduta pensada, calculada e conscientemente aplicada pela ré causou à parte autora “mero aborrecimento do cotidiano”.</w:t>
+      </w:r>
+    </w:p>
+    <w:p>
+      <w:r>
+        <w:t>Ora</w:t>
+      </w:r>
+      <w:r>
+        <w:t xml:space="preserve">, </w:t>
+      </w:r>
+      <w:r>
+        <w:t>a imposição de juros exorbitantes sem a devida análise e responsabilidade na concessão do crédito, por certo, contribuiu para que a</w:t>
+      </w:r>
+      <w:r>
+        <w:t xml:space="preserve"> parte requerente fo</w:t>
+      </w:r>
+      <w:r>
+        <w:t xml:space="preserve">sse </w:t>
+      </w:r>
+      <w:r>
+        <w:t xml:space="preserve">colocada em uma situação de </w:t>
+      </w:r>
+      <w:r>
         <w:lastRenderedPageBreak/>
-        <w:t xml:space="preserve">compromete não apenas sua dignidade, mas também </w:t>
-      </w:r>
-      <w:r>
-        <w:rPr>
-          <w:i/>
-          <w:iCs/>
-          <w:u w:val="single"/>
-        </w:rPr>
-        <w:t>seu</w:t>
-      </w:r>
-      <w:r>
-        <w:rPr>
-          <w:i/>
-          <w:iCs/>
-          <w:u w:val="single"/>
-        </w:rPr>
-        <w:t xml:space="preserve"> mínimo existencial</w:t>
-      </w:r>
-      <w:r>
-        <w:rPr>
-          <w:i/>
-          <w:iCs/>
-          <w:u w:val="single"/>
-        </w:rPr>
-        <w:t>, além de afetar a sociedade como um todo</w:t>
-      </w:r>
-      <w:r>
-        <w:rPr>
-          <w:i/>
-          <w:iCs/>
-          <w:u w:val="single"/>
-        </w:rPr>
-        <w:t>, razão pela qual a condenação se mostra necessária para coibir a perpetuação de práticas abusivas no mercado financeiro.</w:t>
-      </w:r>
-    </w:p>
-    <w:p>
-      <w:r>
-        <w:t xml:space="preserve">Nessa égide, </w:t>
-      </w:r>
-      <w:r>
-        <w:t>entendemos ser completamente inaplicável</w:t>
-      </w:r>
-      <w:r>
-        <w:t xml:space="preserve"> o entendimento de que a conduta pensada, calculada e conscientemente aplicada pela ré causou à parte autora “mero aborrecimento do cotidiano”.</w:t>
-      </w:r>
-    </w:p>
-    <w:p>
-      <w:r>
-        <w:t>Ora</w:t>
-      </w:r>
-      <w:r>
-        <w:t xml:space="preserve">, </w:t>
-      </w:r>
-      <w:r>
-        <w:t>a imposição de juros exorbitantes sem a devida análise e responsabilidade na concessão do crédito, por certo, contribuiu para que a</w:t>
-      </w:r>
-      <w:r>
-        <w:t xml:space="preserve"> parte requerente fo</w:t>
-      </w:r>
-      <w:r>
-        <w:t xml:space="preserve">sse </w:t>
-      </w:r>
-      <w:r>
-        <w:t xml:space="preserve">colocada em uma situação de superendividamento escancarado, </w:t>
+        <w:t xml:space="preserve">superendividamento escancarado, </w:t>
       </w:r>
       <w:r>
         <w:t>uma vez que</w:t>
@@ -3090,7 +3174,7 @@
       </w:r>
     </w:p>
     <w:p>
-      <w:bookmarkStart w:id="5" w:name="_Hlk203654424"/>
+      <w:bookmarkStart w:id="4" w:name="_Hlk203654424"/>
       <w:r>
         <w:t xml:space="preserve">Nessa esteira, </w:t>
       </w:r>
@@ -3112,101 +3196,104 @@
         <w:rPr>
           <w:u w:val="single"/>
         </w:rPr>
-        <w:t xml:space="preserve">Ainda, eventual alegação de que foi firmado o instrumento contratual espontaneamente pela parte autora não é suficiente para </w:t>
-      </w:r>
-      <w:r>
-        <w:rPr>
+        <w:t>Ainda, eventual alegação de que foi firmado o instrumento contratual espontaneamente pela parte autora não é suficiente para elidir a responsabilidade pelos danos morais, uma vez que, conforme já abordado, tal contrato foi contrário ao princípio da boa-fé objetiva.</w:t>
+      </w:r>
+    </w:p>
+    <w:p>
+      <w:r>
+        <w:t xml:space="preserve">Além dos argumentos lançados supra, é patente a necessidade de imposição de condenação por danos morais também com </w:t>
+      </w:r>
+      <w:r>
+        <w:rPr>
+          <w:b/>
+          <w:bCs/>
+          <w:i/>
+          <w:iCs/>
           <w:u w:val="single"/>
         </w:rPr>
+        <w:t>caráter pedagógico</w:t>
+      </w:r>
+      <w:r>
+        <w:rPr>
+          <w:b/>
+          <w:bCs/>
+          <w:u w:val="single"/>
+        </w:rPr>
+        <w:t>, a fim de que</w:t>
+      </w:r>
+      <w:r>
+        <w:rPr>
+          <w:b/>
+          <w:bCs/>
+          <w:u w:val="single"/>
+        </w:rPr>
+        <w:t xml:space="preserve"> as</w:t>
+      </w:r>
+      <w:r>
+        <w:rPr>
+          <w:b/>
+          <w:bCs/>
+          <w:u w:val="single"/>
+        </w:rPr>
+        <w:t xml:space="preserve"> instituições financeiras cessem a prática reiterada de impor juros exorbitantes a consumidores </w:t>
+      </w:r>
+      <w:proofErr w:type="spellStart"/>
+      <w:r>
+        <w:rPr>
+          <w:b/>
+          <w:bCs/>
+          <w:u w:val="single"/>
+        </w:rPr>
+        <w:t>hipervulneráveis</w:t>
+      </w:r>
+      <w:proofErr w:type="spellEnd"/>
+      <w:r>
+        <w:rPr>
+          <w:b/>
+          <w:bCs/>
+          <w:u w:val="single"/>
+        </w:rPr>
+        <w:t xml:space="preserve"> (abusividade)</w:t>
+      </w:r>
+      <w:r>
+        <w:rPr>
+          <w:b/>
+          <w:bCs/>
+          <w:u w:val="single"/>
+        </w:rPr>
+        <w:t>.</w:t>
+      </w:r>
+      <w:r>
+        <w:t xml:space="preserve"> </w:t>
+      </w:r>
+    </w:p>
+    <w:p>
+      <w:pPr>
+        <w:rPr>
+          <w:b/>
+          <w:bCs/>
+          <w:i/>
+          <w:iCs/>
+        </w:rPr>
+      </w:pPr>
+      <w:r>
+        <w:rPr>
+          <w:b/>
+          <w:bCs/>
+          <w:i/>
+          <w:iCs/>
+        </w:rPr>
+        <w:t xml:space="preserve">Acontece que, conforme citado, a conduta em comento, infelizmente, não constitui um caso isolado, mas sim parte de uma política deliberada de concessão de crédito sem qualquer avaliação real da capacidade de pagamento do consumidor. Tal prática colabora diretamente para a formação e manutenção de um ciclo perverso de superendividamento, </w:t>
+      </w:r>
+      <w:r>
+        <w:rPr>
+          <w:b/>
+          <w:bCs/>
+          <w:i/>
+          <w:iCs/>
+        </w:rPr>
         <w:lastRenderedPageBreak/>
-        <w:t>elidir a responsabilidade pelos danos morais, uma vez que, conforme já abordado, tal contrato foi contrário ao princípio da boa-fé objetiva.</w:t>
-      </w:r>
-    </w:p>
-    <w:p>
-      <w:r>
-        <w:t xml:space="preserve">Além dos argumentos lançados supra, é patente a necessidade de imposição de condenação por danos morais também com </w:t>
-      </w:r>
-      <w:r>
-        <w:rPr>
-          <w:b/>
-          <w:bCs/>
-          <w:i/>
-          <w:iCs/>
-          <w:u w:val="single"/>
-        </w:rPr>
-        <w:t>caráter pedagógico</w:t>
-      </w:r>
-      <w:r>
-        <w:rPr>
-          <w:b/>
-          <w:bCs/>
-          <w:u w:val="single"/>
-        </w:rPr>
-        <w:t>, a fim de que</w:t>
-      </w:r>
-      <w:r>
-        <w:rPr>
-          <w:b/>
-          <w:bCs/>
-          <w:u w:val="single"/>
-        </w:rPr>
-        <w:t xml:space="preserve"> as</w:t>
-      </w:r>
-      <w:r>
-        <w:rPr>
-          <w:b/>
-          <w:bCs/>
-          <w:u w:val="single"/>
-        </w:rPr>
-        <w:t xml:space="preserve"> instituições financeiras cessem a prática reiterada de impor juros exorbitantes a consumidores </w:t>
-      </w:r>
-      <w:proofErr w:type="spellStart"/>
-      <w:r>
-        <w:rPr>
-          <w:b/>
-          <w:bCs/>
-          <w:u w:val="single"/>
-        </w:rPr>
-        <w:t>hipervulneráveis</w:t>
-      </w:r>
-      <w:proofErr w:type="spellEnd"/>
-      <w:r>
-        <w:rPr>
-          <w:b/>
-          <w:bCs/>
-          <w:u w:val="single"/>
-        </w:rPr>
-        <w:t xml:space="preserve"> (abusividade)</w:t>
-      </w:r>
-      <w:r>
-        <w:rPr>
-          <w:b/>
-          <w:bCs/>
-          <w:u w:val="single"/>
-        </w:rPr>
-        <w:t>.</w:t>
-      </w:r>
-      <w:r>
-        <w:t xml:space="preserve"> </w:t>
-      </w:r>
-    </w:p>
-    <w:p>
-      <w:pPr>
-        <w:rPr>
-          <w:b/>
-          <w:bCs/>
-          <w:i/>
-          <w:iCs/>
-        </w:rPr>
-      </w:pPr>
-      <w:r>
-        <w:rPr>
-          <w:b/>
-          <w:bCs/>
-          <w:i/>
-          <w:iCs/>
-        </w:rPr>
-        <w:t>Acontece que, conforme citado, a conduta em comento, infelizmente, não constitui um caso isolado, mas sim parte de uma política deliberada de concessão de crédito sem qualquer avaliação real da capacidade de pagamento do consumidor. Tal prática colabora diretamente para a formação e manutenção de um ciclo perverso de superendividamento, que aprisiona o indivíduo em sucessivos contratos abusivos, retirando-lhe a autonomia financeira e violando sua dignidade humana.</w:t>
+        <w:t>que aprisiona o indivíduo em sucessivos contratos abusivos, retirando-lhe a autonomia financeira e violando sua dignidade humana.</w:t>
       </w:r>
     </w:p>
     <w:p>
@@ -3223,7 +3310,6 @@
         <w:rPr>
           <w:noProof/>
         </w:rPr>
-        <w:lastRenderedPageBreak/>
         <w:drawing>
           <wp:inline distT="0" distB="0" distL="0" distR="0" wp14:anchorId="3584C511" wp14:editId="4A2DAF1D">
             <wp:extent cx="5429250" cy="2411369"/>
@@ -3295,6 +3381,7 @@
     </w:p>
     <w:p>
       <w:r>
+        <w:lastRenderedPageBreak/>
         <w:t xml:space="preserve">O crédito responsável, especialmente quando ofertado a aposentados, pensionistas, beneficiários de programas assistenciais e outros cidadãos em situação de fragilidade, deve ser concedido de forma </w:t>
       </w:r>
       <w:r>
@@ -3321,340 +3408,343 @@
           <w:iCs/>
           <w:u w:val="single"/>
         </w:rPr>
-        <w:t xml:space="preserve">mas transforma o contrato em um verdadeiro instrumento de </w:t>
-      </w:r>
-      <w:r>
-        <w:rPr>
-          <w:i/>
-          <w:iCs/>
+        <w:t>mas transforma o contrato em um verdadeiro instrumento de opressão econômica, incompatível com o sistema de proteção ao consumidor vigente no país.</w:t>
+      </w:r>
+    </w:p>
+    <w:p>
+      <w:r>
+        <w:t xml:space="preserve">Pede-se a licença </w:t>
+      </w:r>
+      <w:r>
+        <w:t>para</w:t>
+      </w:r>
+      <w:r>
+        <w:t xml:space="preserve"> trazer transcrição de trecho do Acórdão da </w:t>
+      </w:r>
+      <w:r>
+        <w:t>Apelação Cível nº 1093153-30.2024.8.26.0002</w:t>
+      </w:r>
+      <w:r>
+        <w:t xml:space="preserve">, que tramitou perante a </w:t>
+      </w:r>
+      <w:r>
+        <w:t>15ª Câmara de Direito Privado</w:t>
+      </w:r>
+      <w:r>
+        <w:t xml:space="preserve"> da Comarca de São Paulo</w:t>
+      </w:r>
+      <w:r>
+        <w:t xml:space="preserve"> e descreveu de maneira precisa a conjuntura ora debatida</w:t>
+      </w:r>
+      <w:r>
+        <w:t>:</w:t>
+      </w:r>
+    </w:p>
+    <w:p/>
+    <w:p>
+      <w:pPr>
+        <w:ind w:left="2268" w:firstLine="0"/>
+        <w:rPr>
+          <w:i/>
+          <w:iCs/>
+          <w:sz w:val="22"/>
+          <w:szCs w:val="22"/>
+        </w:rPr>
+      </w:pPr>
+      <w:r>
+        <w:rPr>
+          <w:i/>
+          <w:iCs/>
+          <w:sz w:val="22"/>
+          <w:szCs w:val="22"/>
+        </w:rPr>
+        <w:t>“</w:t>
+      </w:r>
+      <w:r>
+        <w:rPr>
+          <w:i/>
+          <w:iCs/>
+          <w:sz w:val="22"/>
+          <w:szCs w:val="22"/>
+        </w:rPr>
+        <w:t>Mesmo consideradas todas as circunstâncias pessoais da</w:t>
+      </w:r>
+      <w:r>
+        <w:rPr>
+          <w:i/>
+          <w:iCs/>
+          <w:sz w:val="22"/>
+          <w:szCs w:val="22"/>
+        </w:rPr>
+        <w:t xml:space="preserve"> </w:t>
+      </w:r>
+      <w:r>
+        <w:rPr>
+          <w:i/>
+          <w:iCs/>
+          <w:sz w:val="22"/>
+          <w:szCs w:val="22"/>
+        </w:rPr>
+        <w:t xml:space="preserve">devedora, </w:t>
+      </w:r>
+      <w:r>
+        <w:rPr>
+          <w:i/>
+          <w:iCs/>
+          <w:sz w:val="22"/>
+          <w:szCs w:val="22"/>
           <w:u w:val="single"/>
         </w:rPr>
+        <w:t>a estipulação de juros superior a vinte e uma vezes a taxa média de mercado, por</w:t>
+      </w:r>
+      <w:r>
+        <w:rPr>
+          <w:i/>
+          <w:iCs/>
+          <w:sz w:val="22"/>
+          <w:szCs w:val="22"/>
+          <w:u w:val="single"/>
+        </w:rPr>
+        <w:t xml:space="preserve"> </w:t>
+      </w:r>
+      <w:r>
+        <w:rPr>
+          <w:i/>
+          <w:iCs/>
+          <w:sz w:val="22"/>
+          <w:szCs w:val="22"/>
+          <w:u w:val="single"/>
+        </w:rPr>
+        <w:t>si só, constitui abuso.</w:t>
+      </w:r>
+      <w:r>
+        <w:rPr>
+          <w:i/>
+          <w:iCs/>
+          <w:sz w:val="22"/>
+          <w:szCs w:val="22"/>
+        </w:rPr>
+        <w:t xml:space="preserve"> </w:t>
+      </w:r>
+      <w:r>
+        <w:rPr>
+          <w:b/>
+          <w:bCs/>
+          <w:i/>
+          <w:iCs/>
+          <w:sz w:val="22"/>
+          <w:szCs w:val="22"/>
+          <w:u w:val="single"/>
+        </w:rPr>
+        <w:t>Em verdade, a instituição apelante está a confessar a</w:t>
+      </w:r>
+      <w:r>
+        <w:rPr>
+          <w:b/>
+          <w:bCs/>
+          <w:i/>
+          <w:iCs/>
+          <w:sz w:val="22"/>
+          <w:szCs w:val="22"/>
+          <w:u w:val="single"/>
+        </w:rPr>
+        <w:t xml:space="preserve"> </w:t>
+      </w:r>
+      <w:r>
+        <w:rPr>
+          <w:b/>
+          <w:bCs/>
+          <w:i/>
+          <w:iCs/>
+          <w:sz w:val="22"/>
+          <w:szCs w:val="22"/>
+          <w:u w:val="single"/>
+        </w:rPr>
+        <w:t>contratação inquinada pelo vício da lesão, pois se alega que realiza empréstimos para quem</w:t>
+      </w:r>
+      <w:r>
+        <w:rPr>
+          <w:b/>
+          <w:bCs/>
+          <w:i/>
+          <w:iCs/>
+          <w:sz w:val="22"/>
+          <w:szCs w:val="22"/>
+          <w:u w:val="single"/>
+        </w:rPr>
+        <w:t xml:space="preserve"> </w:t>
+      </w:r>
+      <w:r>
+        <w:rPr>
+          <w:b/>
+          <w:bCs/>
+          <w:i/>
+          <w:iCs/>
+          <w:sz w:val="22"/>
+          <w:szCs w:val="22"/>
+          <w:u w:val="single"/>
+        </w:rPr>
+        <w:t>tem dificuldade de obter crédito na praça, para justificar a aplicação de juros</w:t>
+      </w:r>
+      <w:r>
+        <w:rPr>
+          <w:b/>
+          <w:bCs/>
+          <w:i/>
+          <w:iCs/>
+          <w:sz w:val="22"/>
+          <w:szCs w:val="22"/>
+          <w:u w:val="single"/>
+        </w:rPr>
+        <w:t xml:space="preserve"> </w:t>
+      </w:r>
+      <w:r>
+        <w:rPr>
+          <w:b/>
+          <w:bCs/>
+          <w:i/>
+          <w:iCs/>
+          <w:sz w:val="22"/>
+          <w:szCs w:val="22"/>
+          <w:u w:val="single"/>
+        </w:rPr>
+        <w:t>desarrazoadamente mais altos, admite que se aproveita da vulnerabilidade daquele cliente,</w:t>
+      </w:r>
+      <w:r>
+        <w:rPr>
+          <w:b/>
+          <w:bCs/>
+          <w:i/>
+          <w:iCs/>
+          <w:sz w:val="22"/>
+          <w:szCs w:val="22"/>
+          <w:u w:val="single"/>
+        </w:rPr>
+        <w:t xml:space="preserve"> </w:t>
+      </w:r>
+      <w:r>
+        <w:rPr>
+          <w:b/>
+          <w:bCs/>
+          <w:i/>
+          <w:iCs/>
+          <w:sz w:val="22"/>
+          <w:szCs w:val="22"/>
+          <w:u w:val="single"/>
+        </w:rPr>
+        <w:t>que não encontrará quem lhe conceda crédito. Por fim, não se pode olvidar da necessidade da boa-fé</w:t>
+      </w:r>
+      <w:r>
+        <w:rPr>
+          <w:b/>
+          <w:bCs/>
+          <w:i/>
+          <w:iCs/>
+          <w:sz w:val="22"/>
+          <w:szCs w:val="22"/>
+          <w:u w:val="single"/>
+        </w:rPr>
+        <w:t xml:space="preserve"> </w:t>
+      </w:r>
+      <w:r>
+        <w:rPr>
+          <w:b/>
+          <w:bCs/>
+          <w:i/>
+          <w:iCs/>
+          <w:sz w:val="22"/>
+          <w:szCs w:val="22"/>
+          <w:u w:val="single"/>
+        </w:rPr>
+        <w:t xml:space="preserve">objetiva que deve nortear a oferta de crédito responsável, o que é </w:t>
+      </w:r>
+      <w:r>
+        <w:rPr>
+          <w:b/>
+          <w:bCs/>
+          <w:i/>
+          <w:iCs/>
+          <w:sz w:val="22"/>
+          <w:szCs w:val="22"/>
+          <w:u w:val="single"/>
+        </w:rPr>
         <w:lastRenderedPageBreak/>
-        <w:t>opressão econômica, incompatível com o sistema de proteção ao consumidor vigente no país.</w:t>
-      </w:r>
-    </w:p>
-    <w:p>
-      <w:r>
-        <w:t xml:space="preserve">Pede-se a licença </w:t>
-      </w:r>
-      <w:r>
-        <w:t>para</w:t>
-      </w:r>
-      <w:r>
-        <w:t xml:space="preserve"> trazer transcrição de trecho do Acórdão da </w:t>
-      </w:r>
-      <w:r>
-        <w:t>Apelação Cível nº 1093153-30.2024.8.26.0002</w:t>
-      </w:r>
-      <w:r>
-        <w:t xml:space="preserve">, que tramitou perante a </w:t>
-      </w:r>
-      <w:r>
-        <w:t>15ª Câmara de Direito Privado</w:t>
-      </w:r>
-      <w:r>
-        <w:t xml:space="preserve"> da Comarca de São Paulo</w:t>
-      </w:r>
-      <w:r>
-        <w:t xml:space="preserve"> e descreveu de maneira precisa a conjuntura ora debatida</w:t>
-      </w:r>
-      <w:r>
-        <w:t>:</w:t>
+        <w:t>de grande relevância para</w:t>
+      </w:r>
+      <w:r>
+        <w:rPr>
+          <w:b/>
+          <w:bCs/>
+          <w:i/>
+          <w:iCs/>
+          <w:sz w:val="22"/>
+          <w:szCs w:val="22"/>
+          <w:u w:val="single"/>
+        </w:rPr>
+        <w:t xml:space="preserve"> </w:t>
+      </w:r>
+      <w:r>
+        <w:rPr>
+          <w:b/>
+          <w:bCs/>
+          <w:i/>
+          <w:iCs/>
+          <w:sz w:val="22"/>
+          <w:szCs w:val="22"/>
+          <w:u w:val="single"/>
+        </w:rPr>
+        <w:t>prevenir o superendividamento dos tomadores de empréstimos</w:t>
+      </w:r>
+      <w:r>
+        <w:rPr>
+          <w:b/>
+          <w:bCs/>
+          <w:i/>
+          <w:iCs/>
+          <w:sz w:val="22"/>
+          <w:szCs w:val="22"/>
+          <w:u w:val="single"/>
+        </w:rPr>
+        <w:t>.</w:t>
+      </w:r>
+      <w:r>
+        <w:rPr>
+          <w:i/>
+          <w:iCs/>
+          <w:sz w:val="22"/>
+          <w:szCs w:val="22"/>
+        </w:rPr>
+        <w:t>”</w:t>
+      </w:r>
+      <w:r>
+        <w:rPr>
+          <w:b/>
+          <w:bCs/>
+          <w:i/>
+          <w:iCs/>
+          <w:sz w:val="22"/>
+          <w:szCs w:val="22"/>
+        </w:rPr>
+        <w:t xml:space="preserve"> </w:t>
+      </w:r>
+      <w:r>
+        <w:rPr>
+          <w:i/>
+          <w:iCs/>
+          <w:sz w:val="22"/>
+          <w:szCs w:val="22"/>
+        </w:rPr>
+        <w:t>(grifo nosso).</w:t>
       </w:r>
     </w:p>
     <w:p/>
     <w:p>
-      <w:pPr>
-        <w:ind w:left="2268" w:firstLine="0"/>
-        <w:rPr>
-          <w:i/>
-          <w:iCs/>
-          <w:sz w:val="22"/>
-          <w:szCs w:val="22"/>
-        </w:rPr>
-      </w:pPr>
-      <w:r>
-        <w:rPr>
-          <w:i/>
-          <w:iCs/>
-          <w:sz w:val="22"/>
-          <w:szCs w:val="22"/>
-        </w:rPr>
-        <w:t>“</w:t>
-      </w:r>
-      <w:r>
-        <w:rPr>
-          <w:i/>
-          <w:iCs/>
-          <w:sz w:val="22"/>
-          <w:szCs w:val="22"/>
-        </w:rPr>
-        <w:t>Mesmo consideradas todas as circunstâncias pessoais da</w:t>
-      </w:r>
-      <w:r>
-        <w:rPr>
-          <w:i/>
-          <w:iCs/>
-          <w:sz w:val="22"/>
-          <w:szCs w:val="22"/>
-        </w:rPr>
-        <w:t xml:space="preserve"> </w:t>
-      </w:r>
-      <w:r>
-        <w:rPr>
-          <w:i/>
-          <w:iCs/>
-          <w:sz w:val="22"/>
-          <w:szCs w:val="22"/>
-        </w:rPr>
-        <w:t xml:space="preserve">devedora, </w:t>
-      </w:r>
-      <w:r>
-        <w:rPr>
-          <w:i/>
-          <w:iCs/>
-          <w:sz w:val="22"/>
-          <w:szCs w:val="22"/>
-          <w:u w:val="single"/>
-        </w:rPr>
-        <w:t>a estipulação de juros superior a vinte e uma vezes a taxa média de mercado, por</w:t>
-      </w:r>
-      <w:r>
-        <w:rPr>
-          <w:i/>
-          <w:iCs/>
-          <w:sz w:val="22"/>
-          <w:szCs w:val="22"/>
-          <w:u w:val="single"/>
-        </w:rPr>
-        <w:t xml:space="preserve"> </w:t>
-      </w:r>
-      <w:r>
-        <w:rPr>
-          <w:i/>
-          <w:iCs/>
-          <w:sz w:val="22"/>
-          <w:szCs w:val="22"/>
-          <w:u w:val="single"/>
-        </w:rPr>
-        <w:t>si só, constitui abuso.</w:t>
-      </w:r>
-      <w:r>
-        <w:rPr>
-          <w:i/>
-          <w:iCs/>
-          <w:sz w:val="22"/>
-          <w:szCs w:val="22"/>
-        </w:rPr>
-        <w:t xml:space="preserve"> </w:t>
-      </w:r>
-      <w:r>
-        <w:rPr>
-          <w:b/>
-          <w:bCs/>
-          <w:i/>
-          <w:iCs/>
-          <w:sz w:val="22"/>
-          <w:szCs w:val="22"/>
-          <w:u w:val="single"/>
-        </w:rPr>
-        <w:t>Em verdade, a instituição apelante está a confessar a</w:t>
-      </w:r>
-      <w:r>
-        <w:rPr>
-          <w:b/>
-          <w:bCs/>
-          <w:i/>
-          <w:iCs/>
-          <w:sz w:val="22"/>
-          <w:szCs w:val="22"/>
-          <w:u w:val="single"/>
-        </w:rPr>
-        <w:t xml:space="preserve"> </w:t>
-      </w:r>
-      <w:r>
-        <w:rPr>
-          <w:b/>
-          <w:bCs/>
-          <w:i/>
-          <w:iCs/>
-          <w:sz w:val="22"/>
-          <w:szCs w:val="22"/>
-          <w:u w:val="single"/>
-        </w:rPr>
-        <w:t>contratação inquinada pelo vício da lesão, pois se alega que realiza empréstimos para quem</w:t>
-      </w:r>
-      <w:r>
-        <w:rPr>
-          <w:b/>
-          <w:bCs/>
-          <w:i/>
-          <w:iCs/>
-          <w:sz w:val="22"/>
-          <w:szCs w:val="22"/>
-          <w:u w:val="single"/>
-        </w:rPr>
-        <w:t xml:space="preserve"> </w:t>
-      </w:r>
-      <w:r>
-        <w:rPr>
-          <w:b/>
-          <w:bCs/>
-          <w:i/>
-          <w:iCs/>
-          <w:sz w:val="22"/>
-          <w:szCs w:val="22"/>
-          <w:u w:val="single"/>
-        </w:rPr>
-        <w:t>tem dificuldade de obter crédito na praça, para justificar a aplicação de juros</w:t>
-      </w:r>
-      <w:r>
-        <w:rPr>
-          <w:b/>
-          <w:bCs/>
-          <w:i/>
-          <w:iCs/>
-          <w:sz w:val="22"/>
-          <w:szCs w:val="22"/>
-          <w:u w:val="single"/>
-        </w:rPr>
-        <w:t xml:space="preserve"> </w:t>
-      </w:r>
-      <w:r>
-        <w:rPr>
-          <w:b/>
-          <w:bCs/>
-          <w:i/>
-          <w:iCs/>
-          <w:sz w:val="22"/>
-          <w:szCs w:val="22"/>
-          <w:u w:val="single"/>
-        </w:rPr>
-        <w:t>desarrazoadamente mais altos, admite que se aproveita da vulnerabilidade daquele cliente,</w:t>
-      </w:r>
-      <w:r>
-        <w:rPr>
-          <w:b/>
-          <w:bCs/>
-          <w:i/>
-          <w:iCs/>
-          <w:sz w:val="22"/>
-          <w:szCs w:val="22"/>
-          <w:u w:val="single"/>
-        </w:rPr>
-        <w:t xml:space="preserve"> </w:t>
-      </w:r>
-      <w:r>
-        <w:rPr>
-          <w:b/>
-          <w:bCs/>
-          <w:i/>
-          <w:iCs/>
-          <w:sz w:val="22"/>
-          <w:szCs w:val="22"/>
-          <w:u w:val="single"/>
-        </w:rPr>
-        <w:t>que não encontrará quem lhe conceda crédito. Por fim, não se pode olvidar da necessidade da boa-fé</w:t>
-      </w:r>
-      <w:r>
-        <w:rPr>
-          <w:b/>
-          <w:bCs/>
-          <w:i/>
-          <w:iCs/>
-          <w:sz w:val="22"/>
-          <w:szCs w:val="22"/>
-          <w:u w:val="single"/>
-        </w:rPr>
-        <w:t xml:space="preserve"> </w:t>
-      </w:r>
-      <w:r>
-        <w:rPr>
-          <w:b/>
-          <w:bCs/>
-          <w:i/>
-          <w:iCs/>
-          <w:sz w:val="22"/>
-          <w:szCs w:val="22"/>
-          <w:u w:val="single"/>
-        </w:rPr>
-        <w:t>objetiva que deve nortear a oferta de crédito responsável, o que é de grande relevância para</w:t>
-      </w:r>
-      <w:r>
-        <w:rPr>
-          <w:b/>
-          <w:bCs/>
-          <w:i/>
-          <w:iCs/>
-          <w:sz w:val="22"/>
-          <w:szCs w:val="22"/>
-          <w:u w:val="single"/>
-        </w:rPr>
-        <w:t xml:space="preserve"> </w:t>
-      </w:r>
-      <w:r>
-        <w:rPr>
-          <w:b/>
-          <w:bCs/>
-          <w:i/>
-          <w:iCs/>
-          <w:sz w:val="22"/>
-          <w:szCs w:val="22"/>
-          <w:u w:val="single"/>
-        </w:rPr>
-        <w:t>prevenir o superendividamento dos tomadores de empréstimos</w:t>
-      </w:r>
-      <w:r>
-        <w:rPr>
-          <w:b/>
-          <w:bCs/>
-          <w:i/>
-          <w:iCs/>
-          <w:sz w:val="22"/>
-          <w:szCs w:val="22"/>
-          <w:u w:val="single"/>
-        </w:rPr>
-        <w:t>.</w:t>
-      </w:r>
-      <w:r>
-        <w:rPr>
-          <w:i/>
-          <w:iCs/>
-          <w:sz w:val="22"/>
-          <w:szCs w:val="22"/>
-        </w:rPr>
-        <w:t>”</w:t>
-      </w:r>
-      <w:r>
-        <w:rPr>
-          <w:b/>
-          <w:bCs/>
-          <w:i/>
-          <w:iCs/>
-          <w:sz w:val="22"/>
-          <w:szCs w:val="22"/>
-        </w:rPr>
-        <w:t xml:space="preserve"> </w:t>
-      </w:r>
-      <w:r>
-        <w:rPr>
-          <w:i/>
-          <w:iCs/>
-          <w:sz w:val="22"/>
-          <w:szCs w:val="22"/>
-        </w:rPr>
-        <w:t>(grifo nosso).</w:t>
-      </w:r>
-    </w:p>
-    <w:p/>
-    <w:p>
       <w:r>
         <w:t xml:space="preserve">Diante do exposto, é imprescindível que este juízo reconheça o dano moral sofrido pela parte requerente e condene a instituição financeira requerida ao pagamento de indenização a título de danos morais. </w:t>
       </w:r>
     </w:p>
     <w:p>
       <w:r>
-        <w:lastRenderedPageBreak/>
         <w:t>O valor da indenização deve ser fixado de forma a compensar o sofrimento causado à parte requerente e, simultaneamente, desestimular a prática de condutas abusivas por parte das instituições financeiras.</w:t>
       </w:r>
     </w:p>
@@ -3679,7 +3769,7 @@
       <w:r>
         <w:t>Tal medida visa não apenas reparar o dano sofrido, mas também promover a justiça e o equilíbrio nas relações de consumo, desestimulando a perpetuação de práticas lesivas aos consumidores.</w:t>
       </w:r>
-      <w:bookmarkEnd w:id="5"/>
+      <w:bookmarkEnd w:id="4"/>
     </w:p>
     <w:p/>
     <w:p>
@@ -3697,6 +3787,7 @@
     <w:p/>
     <w:p>
       <w:r>
+        <w:lastRenderedPageBreak/>
         <w:t xml:space="preserve">O Código de Defesa do Consumidor (CDC) prevê, em seu artigo 6º, inciso VIII, a possibilidade de inversão do ônus da prova em favor do consumidor, quando, a critério do juiz, for verossímil a alegação ou quando o consumidor for hipossuficiente, segundo as regras ordinárias de experiências. Tal previsão visa equilibrar a relação entre consumidor e fornecedor, especialmente em situações </w:t>
       </w:r>
       <w:r>
@@ -3708,40 +3799,43 @@
     </w:p>
     <w:p>
       <w:r>
+        <w:t xml:space="preserve">No presente caso, a parte requerente, como consumidor, encontra-se em posição de hipossuficiência em relação à instituição financeira requerida. </w:t>
+      </w:r>
+      <w:r>
+        <w:t>A desigualdade técnica, informacional e econômica entre as partes é manifesta</w:t>
+      </w:r>
+      <w:r>
+        <w:t>,</w:t>
+      </w:r>
+      <w:r>
+        <w:t xml:space="preserve"> justifica</w:t>
+      </w:r>
+      <w:r>
+        <w:t>ndo</w:t>
+      </w:r>
+      <w:r>
+        <w:t xml:space="preserve"> a aplicação da inversão do ônus probatório, garantindo ao consumidor uma maior proteção e facilitando a comprovação dos fatos alegados.</w:t>
+      </w:r>
+    </w:p>
+    <w:p>
+      <w:r>
+        <w:t>Ainda, cumpre enfatizar que, conforme dispõe o artigo 373, inciso II</w:t>
+      </w:r>
+      <w:r>
+        <w:t xml:space="preserve"> e §1°</w:t>
+      </w:r>
+      <w:r>
+        <w:t>, do Código de Processo Civil, incumbe à parte requerida o ônus de demonstrar a legalidade da taxa de juro</w:t>
+      </w:r>
+      <w:r>
+        <w:t>s</w:t>
+      </w:r>
+      <w:r>
+        <w:t xml:space="preserve"> aplicada, especialmente diante da alegação de abusividade. Para tanto, deveria a instituição financeira apresentar documentos que comprovassem os custos administrativos da operação, a margem de lucro praticada, os índices de inadimplemento do seu portfólio de clientes, entre outros elementos que pudessem justificar a elevação da taxa de juros contratada e, assim, afastar a configuração da prática abusiva. A ausência de tais documentos ou justificativas idôneas reforça a plausibilidade da alegação de excesso e onerosidade, </w:t>
+      </w:r>
+      <w:r>
         <w:lastRenderedPageBreak/>
-        <w:t xml:space="preserve">No presente caso, a parte requerente, como consumidor, encontra-se em posição de hipossuficiência em relação à instituição financeira requerida. </w:t>
-      </w:r>
-      <w:r>
-        <w:t>A desigualdade técnica, informacional e econômica entre as partes é manifesta</w:t>
-      </w:r>
-      <w:r>
-        <w:t>,</w:t>
-      </w:r>
-      <w:r>
-        <w:t xml:space="preserve"> justifica</w:t>
-      </w:r>
-      <w:r>
-        <w:t>ndo</w:t>
-      </w:r>
-      <w:r>
-        <w:t xml:space="preserve"> a aplicação da inversão do ônus probatório, garantindo ao consumidor uma maior proteção e facilitando a comprovação dos fatos alegados.</w:t>
-      </w:r>
-    </w:p>
-    <w:p>
-      <w:r>
-        <w:t>Ainda, cumpre enfatizar que, conforme dispõe o artigo 373, inciso II</w:t>
-      </w:r>
-      <w:r>
-        <w:t xml:space="preserve"> e §1°</w:t>
-      </w:r>
-      <w:r>
-        <w:t>, do Código de Processo Civil, incumbe à parte requerida o ônus de demonstrar a legalidade da taxa de juro</w:t>
-      </w:r>
-      <w:r>
-        <w:t>s</w:t>
-      </w:r>
-      <w:r>
-        <w:t xml:space="preserve"> aplicada, especialmente diante da alegação de abusividade. Para tanto, deveria a instituição financeira apresentar documentos que comprovassem os custos administrativos da operação, a margem de lucro praticada, os índices de inadimplemento do seu portfólio de clientes, entre outros elementos que pudessem justificar a elevação da taxa de juros contratada e, assim, afastar a configuração da prática abusiva. A ausência de tais documentos ou justificativas idôneas reforça a plausibilidade da alegação de excesso e onerosidade, legitimando o pedido de revisão contratual e a inversão do ônus da prova em favor do consumidor</w:t>
+        <w:t>legitimando o pedido de revisão contratual e a inversão do ônus da prova em favor do consumidor</w:t>
       </w:r>
       <w:r>
         <w:t>.</w:t>
@@ -3754,7 +3848,6 @@
     </w:p>
     <w:p>
       <w:r>
-        <w:lastRenderedPageBreak/>
         <w:t>Tal medida é essencial para assegurar a efetiva proteção dos direitos do consumidor e promover a justiça na relação contratual, garantindo que a verdade dos fatos seja plenamente apurada e que o requerente não seja prejudicado pela desvantagem técnica e econômica em relação à instituição financeira requerida.</w:t>
       </w:r>
     </w:p>
@@ -3890,6 +3983,7 @@
         <w:rPr>
           <w:color w:val="000000"/>
         </w:rPr>
+        <w:lastRenderedPageBreak/>
         <w:t>Adequação das taxas de juros à média de mercado;</w:t>
       </w:r>
     </w:p>
@@ -4002,7 +4096,6 @@
         <w:ind w:firstLine="0"/>
       </w:pPr>
       <w:r>
-        <w:lastRenderedPageBreak/>
         <w:t>Por fim, protesta provar o alegado mediante todos os meios de prova em direito admitidos.</w:t>
       </w:r>
     </w:p>
@@ -4048,8 +4141,8 @@
         <w:ind w:firstLine="0"/>
         <w:jc w:val="center"/>
       </w:pPr>
-      <w:bookmarkStart w:id="6" w:name="_heading=h.gjdgxs" w:colFirst="0" w:colLast="0"/>
-      <w:bookmarkEnd w:id="6"/>
+      <w:bookmarkStart w:id="5" w:name="_heading=h.gjdgxs" w:colFirst="0" w:colLast="0"/>
+      <w:bookmarkEnd w:id="5"/>
       <w:r>
         <w:t>Nestes termos,</w:t>
       </w:r>
@@ -4136,24 +4229,13 @@
         <w:jc w:val="center"/>
       </w:pPr>
       <w:r>
-        <w:t>OAB</w:t>
-      </w:r>
-      <w:proofErr w:type="gramStart"/>
-      <w:r>
-        <w:t>/</w:t>
+        <w:t>OAB/</w:t>
       </w:r>
       <w:r>
         <w:rPr>
           <w:color w:val="00B050"/>
         </w:rPr>
-        <w:t>{</w:t>
-      </w:r>
-      <w:proofErr w:type="gramEnd"/>
-      <w:r>
-        <w:rPr>
-          <w:color w:val="00B050"/>
-        </w:rPr>
-        <w:t>ESTADO} {{N</w:t>
+        <w:t>{ESTADO} {{N</w:t>
       </w:r>
       <w:r>
         <w:rPr>
@@ -4193,7 +4275,7 @@
 </file>
 
 <file path=word/endnotes.xml><?xml version="1.0" encoding="utf-8"?>
-<w:endnotes xmlns:wpc="http://schemas.microsoft.com/office/word/2010/wordprocessingCanvas" xmlns:cx="http://schemas.microsoft.com/office/drawing/2014/chartex" xmlns:mc="http://schemas.openxmlformats.org/markup-compatibility/2006" xmlns:o="urn:schemas-microsoft-com:office:office" xmlns:r="http://schemas.openxmlformats.org/officeDocument/2006/relationships" xmlns:m="http://schemas.openxmlformats.org/officeDocument/2006/math" xmlns:v="urn:schemas-microsoft-com:vml" xmlns:wp14="http://schemas.microsoft.com/office/word/2010/wordprocessingDrawing" xmlns:wp="http://schemas.openxmlformats.org/drawingml/2006/wordprocessingDrawing" xmlns:w10="urn:schemas-microsoft-com:office:word" xmlns:w="http://schemas.openxmlformats.org/wordprocessingml/2006/main" xmlns:w14="http://schemas.microsoft.com/office/word/2010/wordml" xmlns:w15="http://schemas.microsoft.com/office/word/2012/wordml" xmlns:w16se="http://schemas.microsoft.com/office/word/2015/wordml/symex" xmlns:wpg="http://schemas.microsoft.com/office/word/2010/wordprocessingGroup" xmlns:wpi="http://schemas.microsoft.com/office/word/2010/wordprocessingInk" xmlns:wne="http://schemas.microsoft.com/office/word/2006/wordml" xmlns:wps="http://schemas.microsoft.com/office/word/2010/wordprocessingShape" mc:Ignorable="w14 w15 w16se wp14">
+<w:endnotes xmlns:wpc="http://schemas.microsoft.com/office/word/2010/wordprocessingCanvas" xmlns:cx="http://schemas.microsoft.com/office/drawing/2014/chartex" xmlns:cx1="http://schemas.microsoft.com/office/drawing/2015/9/8/chartex" xmlns:cx2="http://schemas.microsoft.com/office/drawing/2015/10/21/chartex" xmlns:cx3="http://schemas.microsoft.com/office/drawing/2016/5/9/chartex" xmlns:cx4="http://schemas.microsoft.com/office/drawing/2016/5/10/chartex" xmlns:cx5="http://schemas.microsoft.com/office/drawing/2016/5/11/chartex" xmlns:cx6="http://schemas.microsoft.com/office/drawing/2016/5/12/chartex" xmlns:cx7="http://schemas.microsoft.com/office/drawing/2016/5/13/chartex" xmlns:cx8="http://schemas.microsoft.com/office/drawing/2016/5/14/chartex" xmlns:mc="http://schemas.openxmlformats.org/markup-compatibility/2006" xmlns:aink="http://schemas.microsoft.com/office/drawing/2016/ink" xmlns:am3d="http://schemas.microsoft.com/office/drawing/2017/model3d" xmlns:o="urn:schemas-microsoft-com:office:office" xmlns:oel="http://schemas.microsoft.com/office/2019/extlst" xmlns:r="http://schemas.openxmlformats.org/officeDocument/2006/relationships" xmlns:m="http://schemas.openxmlformats.org/officeDocument/2006/math" xmlns:v="urn:schemas-microsoft-com:vml" xmlns:wp14="http://schemas.microsoft.com/office/word/2010/wordprocessingDrawing" xmlns:wp="http://schemas.openxmlformats.org/drawingml/2006/wordprocessingDrawing" xmlns:w10="urn:schemas-microsoft-com:office:word" xmlns:w="http://schemas.openxmlformats.org/wordprocessingml/2006/main" xmlns:w14="http://schemas.microsoft.com/office/word/2010/wordml" xmlns:w15="http://schemas.microsoft.com/office/word/2012/wordml" xmlns:w16cex="http://schemas.microsoft.com/office/word/2018/wordml/cex" xmlns:w16cid="http://schemas.microsoft.com/office/word/2016/wordml/cid" xmlns:w16="http://schemas.microsoft.com/office/word/2018/wordml" xmlns:w16du="http://schemas.microsoft.com/office/word/2023/wordml/word16du" xmlns:w16sdtdh="http://schemas.microsoft.com/office/word/2020/wordml/sdtdatahash" xmlns:w16sdtfl="http://schemas.microsoft.com/office/word/2024/wordml/sdtformatlock" xmlns:w16se="http://schemas.microsoft.com/office/word/2015/wordml/symex" xmlns:wpg="http://schemas.microsoft.com/office/word/2010/wordprocessingGroup" xmlns:wpi="http://schemas.microsoft.com/office/word/2010/wordprocessingInk" xmlns:wne="http://schemas.microsoft.com/office/word/2006/wordml" xmlns:wps="http://schemas.microsoft.com/office/word/2010/wordprocessingShape" mc:Ignorable="w14 w15 w16se w16cid w16 w16cex w16sdtdh w16sdtfl w16du wp14">
   <w:endnote w:type="separator" w:id="-1">
     <w:p>
       <w:pPr>
@@ -4218,7 +4300,7 @@
 </file>
 
 <file path=word/footer1.xml><?xml version="1.0" encoding="utf-8"?>
-<w:ftr xmlns:wpc="http://schemas.microsoft.com/office/word/2010/wordprocessingCanvas" xmlns:cx="http://schemas.microsoft.com/office/drawing/2014/chartex" xmlns:mc="http://schemas.openxmlformats.org/markup-compatibility/2006" xmlns:o="urn:schemas-microsoft-com:office:office" xmlns:r="http://schemas.openxmlformats.org/officeDocument/2006/relationships" xmlns:m="http://schemas.openxmlformats.org/officeDocument/2006/math" xmlns:v="urn:schemas-microsoft-com:vml" xmlns:wp14="http://schemas.microsoft.com/office/word/2010/wordprocessingDrawing" xmlns:wp="http://schemas.openxmlformats.org/drawingml/2006/wordprocessingDrawing" xmlns:w10="urn:schemas-microsoft-com:office:word" xmlns:w="http://schemas.openxmlformats.org/wordprocessingml/2006/main" xmlns:w14="http://schemas.microsoft.com/office/word/2010/wordml" xmlns:w15="http://schemas.microsoft.com/office/word/2012/wordml" xmlns:w16se="http://schemas.microsoft.com/office/word/2015/wordml/symex" xmlns:wpg="http://schemas.microsoft.com/office/word/2010/wordprocessingGroup" xmlns:wpi="http://schemas.microsoft.com/office/word/2010/wordprocessingInk" xmlns:wne="http://schemas.microsoft.com/office/word/2006/wordml" xmlns:wps="http://schemas.microsoft.com/office/word/2010/wordprocessingShape" mc:Ignorable="w14 w15 w16se wp14">
+<w:ftr xmlns:wpc="http://schemas.microsoft.com/office/word/2010/wordprocessingCanvas" xmlns:cx="http://schemas.microsoft.com/office/drawing/2014/chartex" xmlns:cx1="http://schemas.microsoft.com/office/drawing/2015/9/8/chartex" xmlns:cx2="http://schemas.microsoft.com/office/drawing/2015/10/21/chartex" xmlns:cx3="http://schemas.microsoft.com/office/drawing/2016/5/9/chartex" xmlns:cx4="http://schemas.microsoft.com/office/drawing/2016/5/10/chartex" xmlns:cx5="http://schemas.microsoft.com/office/drawing/2016/5/11/chartex" xmlns:cx6="http://schemas.microsoft.com/office/drawing/2016/5/12/chartex" xmlns:cx7="http://schemas.microsoft.com/office/drawing/2016/5/13/chartex" xmlns:cx8="http://schemas.microsoft.com/office/drawing/2016/5/14/chartex" xmlns:mc="http://schemas.openxmlformats.org/markup-compatibility/2006" xmlns:aink="http://schemas.microsoft.com/office/drawing/2016/ink" xmlns:am3d="http://schemas.microsoft.com/office/drawing/2017/model3d" xmlns:o="urn:schemas-microsoft-com:office:office" xmlns:oel="http://schemas.microsoft.com/office/2019/extlst" xmlns:r="http://schemas.openxmlformats.org/officeDocument/2006/relationships" xmlns:m="http://schemas.openxmlformats.org/officeDocument/2006/math" xmlns:v="urn:schemas-microsoft-com:vml" xmlns:wp14="http://schemas.microsoft.com/office/word/2010/wordprocessingDrawing" xmlns:wp="http://schemas.openxmlformats.org/drawingml/2006/wordprocessingDrawing" xmlns:w10="urn:schemas-microsoft-com:office:word" xmlns:w="http://schemas.openxmlformats.org/wordprocessingml/2006/main" xmlns:w14="http://schemas.microsoft.com/office/word/2010/wordml" xmlns:w15="http://schemas.microsoft.com/office/word/2012/wordml" xmlns:w16cex="http://schemas.microsoft.com/office/word/2018/wordml/cex" xmlns:w16cid="http://schemas.microsoft.com/office/word/2016/wordml/cid" xmlns:w16="http://schemas.microsoft.com/office/word/2018/wordml" xmlns:w16du="http://schemas.microsoft.com/office/word/2023/wordml/word16du" xmlns:w16sdtdh="http://schemas.microsoft.com/office/word/2020/wordml/sdtdatahash" xmlns:w16sdtfl="http://schemas.microsoft.com/office/word/2024/wordml/sdtformatlock" xmlns:w16se="http://schemas.microsoft.com/office/word/2015/wordml/symex" xmlns:wpg="http://schemas.microsoft.com/office/word/2010/wordprocessingGroup" xmlns:wpi="http://schemas.microsoft.com/office/word/2010/wordprocessingInk" xmlns:wne="http://schemas.microsoft.com/office/word/2006/wordml" xmlns:wps="http://schemas.microsoft.com/office/word/2010/wordprocessingShape" mc:Ignorable="w14 w15 w16se w16cid w16 w16cex w16sdtdh w16sdtfl w16du wp14">
   <w:p>
     <w:pPr>
       <w:pBdr>
@@ -4315,7 +4397,7 @@
 </file>
 
 <file path=word/footnotes.xml><?xml version="1.0" encoding="utf-8"?>
-<w:footnotes xmlns:wpc="http://schemas.microsoft.com/office/word/2010/wordprocessingCanvas" xmlns:cx="http://schemas.microsoft.com/office/drawing/2014/chartex" xmlns:mc="http://schemas.openxmlformats.org/markup-compatibility/2006" xmlns:o="urn:schemas-microsoft-com:office:office" xmlns:r="http://schemas.openxmlformats.org/officeDocument/2006/relationships" xmlns:m="http://schemas.openxmlformats.org/officeDocument/2006/math" xmlns:v="urn:schemas-microsoft-com:vml" xmlns:wp14="http://schemas.microsoft.com/office/word/2010/wordprocessingDrawing" xmlns:wp="http://schemas.openxmlformats.org/drawingml/2006/wordprocessingDrawing" xmlns:w10="urn:schemas-microsoft-com:office:word" xmlns:w="http://schemas.openxmlformats.org/wordprocessingml/2006/main" xmlns:w14="http://schemas.microsoft.com/office/word/2010/wordml" xmlns:w15="http://schemas.microsoft.com/office/word/2012/wordml" xmlns:w16se="http://schemas.microsoft.com/office/word/2015/wordml/symex" xmlns:wpg="http://schemas.microsoft.com/office/word/2010/wordprocessingGroup" xmlns:wpi="http://schemas.microsoft.com/office/word/2010/wordprocessingInk" xmlns:wne="http://schemas.microsoft.com/office/word/2006/wordml" xmlns:wps="http://schemas.microsoft.com/office/word/2010/wordprocessingShape" mc:Ignorable="w14 w15 w16se wp14">
+<w:footnotes xmlns:wpc="http://schemas.microsoft.com/office/word/2010/wordprocessingCanvas" xmlns:cx="http://schemas.microsoft.com/office/drawing/2014/chartex" xmlns:cx1="http://schemas.microsoft.com/office/drawing/2015/9/8/chartex" xmlns:cx2="http://schemas.microsoft.com/office/drawing/2015/10/21/chartex" xmlns:cx3="http://schemas.microsoft.com/office/drawing/2016/5/9/chartex" xmlns:cx4="http://schemas.microsoft.com/office/drawing/2016/5/10/chartex" xmlns:cx5="http://schemas.microsoft.com/office/drawing/2016/5/11/chartex" xmlns:cx6="http://schemas.microsoft.com/office/drawing/2016/5/12/chartex" xmlns:cx7="http://schemas.microsoft.com/office/drawing/2016/5/13/chartex" xmlns:cx8="http://schemas.microsoft.com/office/drawing/2016/5/14/chartex" xmlns:mc="http://schemas.openxmlformats.org/markup-compatibility/2006" xmlns:aink="http://schemas.microsoft.com/office/drawing/2016/ink" xmlns:am3d="http://schemas.microsoft.com/office/drawing/2017/model3d" xmlns:o="urn:schemas-microsoft-com:office:office" xmlns:oel="http://schemas.microsoft.com/office/2019/extlst" xmlns:r="http://schemas.openxmlformats.org/officeDocument/2006/relationships" xmlns:m="http://schemas.openxmlformats.org/officeDocument/2006/math" xmlns:v="urn:schemas-microsoft-com:vml" xmlns:wp14="http://schemas.microsoft.com/office/word/2010/wordprocessingDrawing" xmlns:wp="http://schemas.openxmlformats.org/drawingml/2006/wordprocessingDrawing" xmlns:w10="urn:schemas-microsoft-com:office:word" xmlns:w="http://schemas.openxmlformats.org/wordprocessingml/2006/main" xmlns:w14="http://schemas.microsoft.com/office/word/2010/wordml" xmlns:w15="http://schemas.microsoft.com/office/word/2012/wordml" xmlns:w16cex="http://schemas.microsoft.com/office/word/2018/wordml/cex" xmlns:w16cid="http://schemas.microsoft.com/office/word/2016/wordml/cid" xmlns:w16="http://schemas.microsoft.com/office/word/2018/wordml" xmlns:w16du="http://schemas.microsoft.com/office/word/2023/wordml/word16du" xmlns:w16sdtdh="http://schemas.microsoft.com/office/word/2020/wordml/sdtdatahash" xmlns:w16sdtfl="http://schemas.microsoft.com/office/word/2024/wordml/sdtformatlock" xmlns:w16se="http://schemas.microsoft.com/office/word/2015/wordml/symex" xmlns:wpg="http://schemas.microsoft.com/office/word/2010/wordprocessingGroup" xmlns:wpi="http://schemas.microsoft.com/office/word/2010/wordprocessingInk" xmlns:wne="http://schemas.microsoft.com/office/word/2006/wordml" xmlns:wps="http://schemas.microsoft.com/office/word/2010/wordprocessingShape" mc:Ignorable="w14 w15 w16se w16cid w16 w16cex w16sdtdh w16sdtfl w16du wp14">
   <w:footnote w:type="separator" w:id="-1">
     <w:p>
       <w:pPr>
@@ -4340,7 +4422,7 @@
 </file>
 
 <file path=word/header1.xml><?xml version="1.0" encoding="utf-8"?>
-<w:hdr xmlns:wpc="http://schemas.microsoft.com/office/word/2010/wordprocessingCanvas" xmlns:cx="http://schemas.microsoft.com/office/drawing/2014/chartex" xmlns:mc="http://schemas.openxmlformats.org/markup-compatibility/2006" xmlns:o="urn:schemas-microsoft-com:office:office" xmlns:r="http://schemas.openxmlformats.org/officeDocument/2006/relationships" xmlns:m="http://schemas.openxmlformats.org/officeDocument/2006/math" xmlns:v="urn:schemas-microsoft-com:vml" xmlns:wp14="http://schemas.microsoft.com/office/word/2010/wordprocessingDrawing" xmlns:wp="http://schemas.openxmlformats.org/drawingml/2006/wordprocessingDrawing" xmlns:w10="urn:schemas-microsoft-com:office:word" xmlns:w="http://schemas.openxmlformats.org/wordprocessingml/2006/main" xmlns:w14="http://schemas.microsoft.com/office/word/2010/wordml" xmlns:w15="http://schemas.microsoft.com/office/word/2012/wordml" xmlns:w16se="http://schemas.microsoft.com/office/word/2015/wordml/symex" xmlns:wpg="http://schemas.microsoft.com/office/word/2010/wordprocessingGroup" xmlns:wpi="http://schemas.microsoft.com/office/word/2010/wordprocessingInk" xmlns:wne="http://schemas.microsoft.com/office/word/2006/wordml" xmlns:wps="http://schemas.microsoft.com/office/word/2010/wordprocessingShape" mc:Ignorable="w14 w15 w16se wp14">
+<w:hdr xmlns:wpc="http://schemas.microsoft.com/office/word/2010/wordprocessingCanvas" xmlns:cx="http://schemas.microsoft.com/office/drawing/2014/chartex" xmlns:cx1="http://schemas.microsoft.com/office/drawing/2015/9/8/chartex" xmlns:cx2="http://schemas.microsoft.com/office/drawing/2015/10/21/chartex" xmlns:cx3="http://schemas.microsoft.com/office/drawing/2016/5/9/chartex" xmlns:cx4="http://schemas.microsoft.com/office/drawing/2016/5/10/chartex" xmlns:cx5="http://schemas.microsoft.com/office/drawing/2016/5/11/chartex" xmlns:cx6="http://schemas.microsoft.com/office/drawing/2016/5/12/chartex" xmlns:cx7="http://schemas.microsoft.com/office/drawing/2016/5/13/chartex" xmlns:cx8="http://schemas.microsoft.com/office/drawing/2016/5/14/chartex" xmlns:mc="http://schemas.openxmlformats.org/markup-compatibility/2006" xmlns:aink="http://schemas.microsoft.com/office/drawing/2016/ink" xmlns:am3d="http://schemas.microsoft.com/office/drawing/2017/model3d" xmlns:o="urn:schemas-microsoft-com:office:office" xmlns:oel="http://schemas.microsoft.com/office/2019/extlst" xmlns:r="http://schemas.openxmlformats.org/officeDocument/2006/relationships" xmlns:m="http://schemas.openxmlformats.org/officeDocument/2006/math" xmlns:v="urn:schemas-microsoft-com:vml" xmlns:wp14="http://schemas.microsoft.com/office/word/2010/wordprocessingDrawing" xmlns:wp="http://schemas.openxmlformats.org/drawingml/2006/wordprocessingDrawing" xmlns:w10="urn:schemas-microsoft-com:office:word" xmlns:w="http://schemas.openxmlformats.org/wordprocessingml/2006/main" xmlns:w14="http://schemas.microsoft.com/office/word/2010/wordml" xmlns:w15="http://schemas.microsoft.com/office/word/2012/wordml" xmlns:w16cex="http://schemas.microsoft.com/office/word/2018/wordml/cex" xmlns:w16cid="http://schemas.microsoft.com/office/word/2016/wordml/cid" xmlns:w16="http://schemas.microsoft.com/office/word/2018/wordml" xmlns:w16du="http://schemas.microsoft.com/office/word/2023/wordml/word16du" xmlns:w16sdtdh="http://schemas.microsoft.com/office/word/2020/wordml/sdtdatahash" xmlns:w16sdtfl="http://schemas.microsoft.com/office/word/2024/wordml/sdtformatlock" xmlns:w16se="http://schemas.microsoft.com/office/word/2015/wordml/symex" xmlns:wpg="http://schemas.microsoft.com/office/word/2010/wordprocessingGroup" xmlns:wpi="http://schemas.microsoft.com/office/word/2010/wordprocessingInk" xmlns:wne="http://schemas.microsoft.com/office/word/2006/wordml" xmlns:wps="http://schemas.microsoft.com/office/word/2010/wordprocessingShape" mc:Ignorable="w14 w15 w16se w16cid w16 w16cex w16sdtdh w16sdtfl w16du wp14">
   <w:p>
     <w:pPr>
       <w:pBdr>
@@ -4409,7 +4491,7 @@
 </file>
 
 <file path=word/numbering.xml><?xml version="1.0" encoding="utf-8"?>
-<w:numbering xmlns:wpc="http://schemas.microsoft.com/office/word/2010/wordprocessingCanvas" xmlns:cx="http://schemas.microsoft.com/office/drawing/2014/chartex" xmlns:mc="http://schemas.openxmlformats.org/markup-compatibility/2006" xmlns:o="urn:schemas-microsoft-com:office:office" xmlns:r="http://schemas.openxmlformats.org/officeDocument/2006/relationships" xmlns:m="http://schemas.openxmlformats.org/officeDocument/2006/math" xmlns:v="urn:schemas-microsoft-com:vml" xmlns:wp14="http://schemas.microsoft.com/office/word/2010/wordprocessingDrawing" xmlns:wp="http://schemas.openxmlformats.org/drawingml/2006/wordprocessingDrawing" xmlns:w10="urn:schemas-microsoft-com:office:word" xmlns:w="http://schemas.openxmlformats.org/wordprocessingml/2006/main" xmlns:w14="http://schemas.microsoft.com/office/word/2010/wordml" xmlns:w15="http://schemas.microsoft.com/office/word/2012/wordml" xmlns:w16se="http://schemas.microsoft.com/office/word/2015/wordml/symex" xmlns:wpg="http://schemas.microsoft.com/office/word/2010/wordprocessingGroup" xmlns:wpi="http://schemas.microsoft.com/office/word/2010/wordprocessingInk" xmlns:wne="http://schemas.microsoft.com/office/word/2006/wordml" xmlns:wps="http://schemas.microsoft.com/office/word/2010/wordprocessingShape" mc:Ignorable="w14 w15 w16se wp14">
+<w:numbering xmlns:wpc="http://schemas.microsoft.com/office/word/2010/wordprocessingCanvas" xmlns:cx="http://schemas.microsoft.com/office/drawing/2014/chartex" xmlns:cx1="http://schemas.microsoft.com/office/drawing/2015/9/8/chartex" xmlns:cx2="http://schemas.microsoft.com/office/drawing/2015/10/21/chartex" xmlns:cx3="http://schemas.microsoft.com/office/drawing/2016/5/9/chartex" xmlns:cx4="http://schemas.microsoft.com/office/drawing/2016/5/10/chartex" xmlns:cx5="http://schemas.microsoft.com/office/drawing/2016/5/11/chartex" xmlns:cx6="http://schemas.microsoft.com/office/drawing/2016/5/12/chartex" xmlns:cx7="http://schemas.microsoft.com/office/drawing/2016/5/13/chartex" xmlns:cx8="http://schemas.microsoft.com/office/drawing/2016/5/14/chartex" xmlns:mc="http://schemas.openxmlformats.org/markup-compatibility/2006" xmlns:aink="http://schemas.microsoft.com/office/drawing/2016/ink" xmlns:am3d="http://schemas.microsoft.com/office/drawing/2017/model3d" xmlns:o="urn:schemas-microsoft-com:office:office" xmlns:oel="http://schemas.microsoft.com/office/2019/extlst" xmlns:r="http://schemas.openxmlformats.org/officeDocument/2006/relationships" xmlns:m="http://schemas.openxmlformats.org/officeDocument/2006/math" xmlns:v="urn:schemas-microsoft-com:vml" xmlns:wp14="http://schemas.microsoft.com/office/word/2010/wordprocessingDrawing" xmlns:wp="http://schemas.openxmlformats.org/drawingml/2006/wordprocessingDrawing" xmlns:w10="urn:schemas-microsoft-com:office:word" xmlns:w="http://schemas.openxmlformats.org/wordprocessingml/2006/main" xmlns:w14="http://schemas.microsoft.com/office/word/2010/wordml" xmlns:w15="http://schemas.microsoft.com/office/word/2012/wordml" xmlns:w16cex="http://schemas.microsoft.com/office/word/2018/wordml/cex" xmlns:w16cid="http://schemas.microsoft.com/office/word/2016/wordml/cid" xmlns:w16="http://schemas.microsoft.com/office/word/2018/wordml" xmlns:w16du="http://schemas.microsoft.com/office/word/2023/wordml/word16du" xmlns:w16sdtdh="http://schemas.microsoft.com/office/word/2020/wordml/sdtdatahash" xmlns:w16sdtfl="http://schemas.microsoft.com/office/word/2024/wordml/sdtformatlock" xmlns:w16se="http://schemas.microsoft.com/office/word/2015/wordml/symex" xmlns:wpg="http://schemas.microsoft.com/office/word/2010/wordprocessingGroup" xmlns:wpi="http://schemas.microsoft.com/office/word/2010/wordprocessingInk" xmlns:wne="http://schemas.microsoft.com/office/word/2006/wordml" xmlns:wps="http://schemas.microsoft.com/office/word/2010/wordprocessingShape" mc:Ignorable="w14 w15 w16se w16cid w16 w16cex w16sdtdh w16sdtfl w16du wp14">
   <w:abstractNum w:abstractNumId="0" w15:restartNumberingAfterBreak="0">
     <w:nsid w:val="0DD73422"/>
     <w:multiLevelType w:val="multilevel"/>
@@ -4929,6 +5011,155 @@
     </w:lvl>
   </w:abstractNum>
   <w:abstractNum w:abstractNumId="5" w15:restartNumberingAfterBreak="0">
+    <w:nsid w:val="59F85685"/>
+    <w:multiLevelType w:val="multilevel"/>
+    <w:tmpl w:val="EC844B64"/>
+    <w:lvl w:ilvl="0">
+      <w:start w:val="1"/>
+      <w:numFmt w:val="bullet"/>
+      <w:lvlText w:val=""/>
+      <w:lvlJc w:val="left"/>
+      <w:pPr>
+        <w:tabs>
+          <w:tab w:val="num" w:pos="720"/>
+        </w:tabs>
+        <w:ind w:left="720" w:hanging="360"/>
+      </w:pPr>
+      <w:rPr>
+        <w:rFonts w:ascii="Symbol" w:hAnsi="Symbol" w:hint="default"/>
+        <w:sz w:val="20"/>
+      </w:rPr>
+    </w:lvl>
+    <w:lvl w:ilvl="1" w:tentative="1">
+      <w:start w:val="1"/>
+      <w:numFmt w:val="bullet"/>
+      <w:lvlText w:val="o"/>
+      <w:lvlJc w:val="left"/>
+      <w:pPr>
+        <w:tabs>
+          <w:tab w:val="num" w:pos="1440"/>
+        </w:tabs>
+        <w:ind w:left="1440" w:hanging="360"/>
+      </w:pPr>
+      <w:rPr>
+        <w:rFonts w:ascii="Courier New" w:hAnsi="Courier New" w:hint="default"/>
+        <w:sz w:val="20"/>
+      </w:rPr>
+    </w:lvl>
+    <w:lvl w:ilvl="2" w:tentative="1">
+      <w:start w:val="1"/>
+      <w:numFmt w:val="bullet"/>
+      <w:lvlText w:val=""/>
+      <w:lvlJc w:val="left"/>
+      <w:pPr>
+        <w:tabs>
+          <w:tab w:val="num" w:pos="2160"/>
+        </w:tabs>
+        <w:ind w:left="2160" w:hanging="360"/>
+      </w:pPr>
+      <w:rPr>
+        <w:rFonts w:ascii="Wingdings" w:hAnsi="Wingdings" w:hint="default"/>
+        <w:sz w:val="20"/>
+      </w:rPr>
+    </w:lvl>
+    <w:lvl w:ilvl="3" w:tentative="1">
+      <w:start w:val="1"/>
+      <w:numFmt w:val="bullet"/>
+      <w:lvlText w:val=""/>
+      <w:lvlJc w:val="left"/>
+      <w:pPr>
+        <w:tabs>
+          <w:tab w:val="num" w:pos="2880"/>
+        </w:tabs>
+        <w:ind w:left="2880" w:hanging="360"/>
+      </w:pPr>
+      <w:rPr>
+        <w:rFonts w:ascii="Wingdings" w:hAnsi="Wingdings" w:hint="default"/>
+        <w:sz w:val="20"/>
+      </w:rPr>
+    </w:lvl>
+    <w:lvl w:ilvl="4" w:tentative="1">
+      <w:start w:val="1"/>
+      <w:numFmt w:val="bullet"/>
+      <w:lvlText w:val=""/>
+      <w:lvlJc w:val="left"/>
+      <w:pPr>
+        <w:tabs>
+          <w:tab w:val="num" w:pos="3600"/>
+        </w:tabs>
+        <w:ind w:left="3600" w:hanging="360"/>
+      </w:pPr>
+      <w:rPr>
+        <w:rFonts w:ascii="Wingdings" w:hAnsi="Wingdings" w:hint="default"/>
+        <w:sz w:val="20"/>
+      </w:rPr>
+    </w:lvl>
+    <w:lvl w:ilvl="5" w:tentative="1">
+      <w:start w:val="1"/>
+      <w:numFmt w:val="bullet"/>
+      <w:lvlText w:val=""/>
+      <w:lvlJc w:val="left"/>
+      <w:pPr>
+        <w:tabs>
+          <w:tab w:val="num" w:pos="4320"/>
+        </w:tabs>
+        <w:ind w:left="4320" w:hanging="360"/>
+      </w:pPr>
+      <w:rPr>
+        <w:rFonts w:ascii="Wingdings" w:hAnsi="Wingdings" w:hint="default"/>
+        <w:sz w:val="20"/>
+      </w:rPr>
+    </w:lvl>
+    <w:lvl w:ilvl="6" w:tentative="1">
+      <w:start w:val="1"/>
+      <w:numFmt w:val="bullet"/>
+      <w:lvlText w:val=""/>
+      <w:lvlJc w:val="left"/>
+      <w:pPr>
+        <w:tabs>
+          <w:tab w:val="num" w:pos="5040"/>
+        </w:tabs>
+        <w:ind w:left="5040" w:hanging="360"/>
+      </w:pPr>
+      <w:rPr>
+        <w:rFonts w:ascii="Wingdings" w:hAnsi="Wingdings" w:hint="default"/>
+        <w:sz w:val="20"/>
+      </w:rPr>
+    </w:lvl>
+    <w:lvl w:ilvl="7" w:tentative="1">
+      <w:start w:val="1"/>
+      <w:numFmt w:val="bullet"/>
+      <w:lvlText w:val=""/>
+      <w:lvlJc w:val="left"/>
+      <w:pPr>
+        <w:tabs>
+          <w:tab w:val="num" w:pos="5760"/>
+        </w:tabs>
+        <w:ind w:left="5760" w:hanging="360"/>
+      </w:pPr>
+      <w:rPr>
+        <w:rFonts w:ascii="Wingdings" w:hAnsi="Wingdings" w:hint="default"/>
+        <w:sz w:val="20"/>
+      </w:rPr>
+    </w:lvl>
+    <w:lvl w:ilvl="8" w:tentative="1">
+      <w:start w:val="1"/>
+      <w:numFmt w:val="bullet"/>
+      <w:lvlText w:val=""/>
+      <w:lvlJc w:val="left"/>
+      <w:pPr>
+        <w:tabs>
+          <w:tab w:val="num" w:pos="6480"/>
+        </w:tabs>
+        <w:ind w:left="6480" w:hanging="360"/>
+      </w:pPr>
+      <w:rPr>
+        <w:rFonts w:ascii="Wingdings" w:hAnsi="Wingdings" w:hint="default"/>
+        <w:sz w:val="20"/>
+      </w:rPr>
+    </w:lvl>
+  </w:abstractNum>
+  <w:abstractNum w:abstractNumId="6" w15:restartNumberingAfterBreak="0">
     <w:nsid w:val="5B453653"/>
     <w:multiLevelType w:val="multilevel"/>
     <w:tmpl w:val="9CFCFE16"/>
@@ -5014,7 +5245,7 @@
       </w:pPr>
     </w:lvl>
   </w:abstractNum>
-  <w:abstractNum w:abstractNumId="6" w15:restartNumberingAfterBreak="0">
+  <w:abstractNum w:abstractNumId="7" w15:restartNumberingAfterBreak="0">
     <w:nsid w:val="5D5D12E2"/>
     <w:multiLevelType w:val="multilevel"/>
     <w:tmpl w:val="3F4CADE8"/>
@@ -5163,7 +5394,7 @@
       </w:rPr>
     </w:lvl>
   </w:abstractNum>
-  <w:abstractNum w:abstractNumId="7" w15:restartNumberingAfterBreak="0">
+  <w:abstractNum w:abstractNumId="8" w15:restartNumberingAfterBreak="0">
     <w:nsid w:val="788F492F"/>
     <w:multiLevelType w:val="hybridMultilevel"/>
     <w:tmpl w:val="AB62542A"/>
@@ -5252,35 +5483,38 @@
       </w:pPr>
     </w:lvl>
   </w:abstractNum>
-  <w:num w:numId="1">
-    <w:abstractNumId w:val="5"/>
+  <w:num w:numId="1" w16cid:durableId="2126730641">
+    <w:abstractNumId w:val="6"/>
   </w:num>
-  <w:num w:numId="2">
+  <w:num w:numId="2" w16cid:durableId="1924491225">
     <w:abstractNumId w:val="3"/>
   </w:num>
-  <w:num w:numId="3">
+  <w:num w:numId="3" w16cid:durableId="600072093">
     <w:abstractNumId w:val="0"/>
   </w:num>
-  <w:num w:numId="4">
+  <w:num w:numId="4" w16cid:durableId="1415012831">
     <w:abstractNumId w:val="2"/>
   </w:num>
-  <w:num w:numId="5">
+  <w:num w:numId="5" w16cid:durableId="91899453">
     <w:abstractNumId w:val="1"/>
   </w:num>
-  <w:num w:numId="6">
+  <w:num w:numId="6" w16cid:durableId="668217921">
     <w:abstractNumId w:val="4"/>
   </w:num>
-  <w:num w:numId="7">
+  <w:num w:numId="7" w16cid:durableId="1301109106">
+    <w:abstractNumId w:val="8"/>
+  </w:num>
+  <w:num w:numId="8" w16cid:durableId="1205096512">
     <w:abstractNumId w:val="7"/>
   </w:num>
-  <w:num w:numId="8">
-    <w:abstractNumId w:val="6"/>
+  <w:num w:numId="9" w16cid:durableId="1592201718">
+    <w:abstractNumId w:val="5"/>
   </w:num>
 </w:numbering>
 </file>
 
 <file path=word/styles.xml><?xml version="1.0" encoding="utf-8"?>
-<w:styles xmlns:mc="http://schemas.openxmlformats.org/markup-compatibility/2006" xmlns:r="http://schemas.openxmlformats.org/officeDocument/2006/relationships" xmlns:w="http://schemas.openxmlformats.org/wordprocessingml/2006/main" xmlns:w14="http://schemas.microsoft.com/office/word/2010/wordml" xmlns:w15="http://schemas.microsoft.com/office/word/2012/wordml" xmlns:w16se="http://schemas.microsoft.com/office/word/2015/wordml/symex" mc:Ignorable="w14 w15 w16se">
+<w:styles xmlns:mc="http://schemas.openxmlformats.org/markup-compatibility/2006" xmlns:r="http://schemas.openxmlformats.org/officeDocument/2006/relationships" xmlns:w="http://schemas.openxmlformats.org/wordprocessingml/2006/main" xmlns:w14="http://schemas.microsoft.com/office/word/2010/wordml" xmlns:w15="http://schemas.microsoft.com/office/word/2012/wordml" xmlns:w16cex="http://schemas.microsoft.com/office/word/2018/wordml/cex" xmlns:w16cid="http://schemas.microsoft.com/office/word/2016/wordml/cid" xmlns:w16="http://schemas.microsoft.com/office/word/2018/wordml" xmlns:w16du="http://schemas.microsoft.com/office/word/2023/wordml/word16du" xmlns:w16sdtdh="http://schemas.microsoft.com/office/word/2020/wordml/sdtdatahash" xmlns:w16sdtfl="http://schemas.microsoft.com/office/word/2024/wordml/sdtformatlock" xmlns:w16se="http://schemas.microsoft.com/office/word/2015/wordml/symex" mc:Ignorable="w14 w15 w16se w16cid w16 w16cex w16sdtdh w16sdtfl w16du">
   <w:docDefaults>
     <w:rPrDefault>
       <w:rPr>
@@ -5298,7 +5532,7 @@
       </w:pPr>
     </w:pPrDefault>
   </w:docDefaults>
-  <w:latentStyles w:defLockedState="0" w:defUIPriority="99" w:defSemiHidden="0" w:defUnhideWhenUsed="0" w:defQFormat="0" w:count="371">
+  <w:latentStyles w:defLockedState="0" w:defUIPriority="99" w:defSemiHidden="0" w:defUnhideWhenUsed="0" w:defQFormat="0" w:count="376">
     <w:lsdException w:name="Normal" w:uiPriority="0" w:qFormat="1"/>
     <w:lsdException w:name="heading 1" w:uiPriority="9" w:qFormat="1"/>
     <w:lsdException w:name="heading 2" w:semiHidden="1" w:uiPriority="9" w:unhideWhenUsed="1" w:qFormat="1"/>
@@ -5670,6 +5904,11 @@
     <w:lsdException w:name="List Table 5 Dark Accent 6" w:uiPriority="50"/>
     <w:lsdException w:name="List Table 6 Colorful Accent 6" w:uiPriority="51"/>
     <w:lsdException w:name="List Table 7 Colorful Accent 6" w:uiPriority="52"/>
+    <w:lsdException w:name="Mention" w:semiHidden="1" w:unhideWhenUsed="1"/>
+    <w:lsdException w:name="Smart Hyperlink" w:semiHidden="1" w:unhideWhenUsed="1"/>
+    <w:lsdException w:name="Hashtag" w:semiHidden="1" w:unhideWhenUsed="1"/>
+    <w:lsdException w:name="Unresolved Mention" w:semiHidden="1" w:unhideWhenUsed="1"/>
+    <w:lsdException w:name="Smart Link" w:semiHidden="1" w:unhideWhenUsed="1"/>
   </w:latentStyles>
   <w:style w:type="paragraph" w:default="1" w:styleId="Normal">
     <w:name w:val="Normal"/>
@@ -5785,7 +6024,6 @@
   <w:style w:type="character" w:default="1" w:styleId="Fontepargpadro">
     <w:name w:val="Default Paragraph Font"/>
     <w:uiPriority w:val="1"/>
-    <w:semiHidden/>
     <w:unhideWhenUsed/>
   </w:style>
   <w:style w:type="table" w:default="1" w:styleId="Tabelanormal">

--- a/modelos/Contrato_Foro_Autor_1.docx
+++ b/modelos/Contrato_Foro_Autor_1.docx
@@ -125,6 +125,25 @@
       </w:pPr>
       <w:r>
         <w:t>{{estado}} - apenas o estado</w:t>
+      </w:r>
+    </w:p>
+    <w:p>
+      <w:pPr>
+        <w:numPr>
+          <w:ilvl w:val="0"/>
+          <w:numId w:val="9"/>
+        </w:numPr>
+      </w:pPr>
+      <w:r>
+        <w:t>{{</w:t>
+      </w:r>
+      <w:proofErr w:type="spellStart"/>
+      <w:r>
+        <w:t>beneficios</w:t>
+      </w:r>
+      <w:proofErr w:type="spellEnd"/>
+      <w:r>
+        <w:t>}}</w:t>
       </w:r>
     </w:p>
     <w:p/>
@@ -876,61 +895,76 @@
       </w:r>
     </w:p>
     <w:p>
+      <w:pPr>
+        <w:numPr>
+          <w:ilvl w:val="0"/>
+          <w:numId w:val="9"/>
+        </w:numPr>
+      </w:pPr>
       <w:r>
         <w:t xml:space="preserve">A parte autora encontra-se em situação de vulnerabilidade econômica acentuada, recebendo mensalmente apenas </w:t>
       </w:r>
       <w:r>
+        <w:t>{{</w:t>
+      </w:r>
+      <w:proofErr w:type="spellStart"/>
+      <w:r>
+        <w:t>beneficios</w:t>
+      </w:r>
+      <w:proofErr w:type="spellEnd"/>
+      <w:r>
+        <w:t>}</w:t>
+      </w:r>
+      <w:proofErr w:type="gramStart"/>
+      <w:r>
+        <w:t>}</w:t>
+      </w:r>
+      <w:r>
+        <w:t xml:space="preserve"> </w:t>
+      </w:r>
+      <w:r>
+        <w:t>,</w:t>
+      </w:r>
+      <w:proofErr w:type="gramEnd"/>
+      <w:r>
+        <w:t xml:space="preserve"> no valor de R$ {{</w:t>
+      </w:r>
+      <w:proofErr w:type="spellStart"/>
+      <w:r>
+        <w:t>renda_mensal</w:t>
+      </w:r>
+      <w:proofErr w:type="spellEnd"/>
+      <w:r>
+        <w:t xml:space="preserve">}}, conforme comprovado nos documentos que acompanham esta exordial. </w:t>
+      </w:r>
+      <w:r>
+        <w:t>Ainda</w:t>
+      </w:r>
+      <w:r>
+        <w:t>, os empréstimos contratados</w:t>
+      </w:r>
+      <w:r>
+        <w:t xml:space="preserve">, </w:t>
+      </w:r>
+      <w:r>
         <w:rPr>
           <w:color w:val="00B050"/>
         </w:rPr>
-        <w:t>{{BENEF</w:t>
-      </w:r>
-      <w:r>
-        <w:rPr>
-          <w:color w:val="00B050"/>
-        </w:rPr>
-        <w:t>I</w:t>
-      </w:r>
-      <w:r>
-        <w:rPr>
-          <w:color w:val="00B050"/>
-        </w:rPr>
-        <w:t>CIO_RECEBIDO}}</w:t>
-      </w:r>
-      <w:r>
-        <w:t>, no valor de R$ {{</w:t>
+        <w:t xml:space="preserve">{{tanto consignados quanto pessoais,}} </w:t>
+      </w:r>
+      <w:r>
+        <w:t>comprometem de forma drástica sua renda mensal, de modo que restam apenas R$ {{</w:t>
       </w:r>
       <w:proofErr w:type="spellStart"/>
       <w:r>
-        <w:t>renda_mensal</w:t>
+        <w:t>valor_</w:t>
+      </w:r>
+      <w:proofErr w:type="gramStart"/>
+      <w:r>
+        <w:t>liquido</w:t>
       </w:r>
       <w:proofErr w:type="spellEnd"/>
-      <w:r>
-        <w:t xml:space="preserve">}}, conforme comprovado nos documentos que acompanham esta exordial. </w:t>
-      </w:r>
-      <w:r>
-        <w:t>Ainda</w:t>
-      </w:r>
-      <w:r>
-        <w:t>, os empréstimos contratados</w:t>
-      </w:r>
-      <w:r>
-        <w:t xml:space="preserve">, </w:t>
-      </w:r>
-      <w:r>
-        <w:rPr>
-          <w:color w:val="00B050"/>
-        </w:rPr>
-        <w:t xml:space="preserve">{{tanto consignados quanto pessoais,}} </w:t>
-      </w:r>
-      <w:r>
-        <w:t>comprometem de forma drástica sua renda mensal, de modo que restam apenas R$ {{</w:t>
-      </w:r>
-      <w:proofErr w:type="spellStart"/>
-      <w:r>
-        <w:t>valor_liquido</w:t>
-      </w:r>
-      <w:proofErr w:type="spellEnd"/>
+      <w:proofErr w:type="gramEnd"/>
       <w:r>
         <w:t>}} para sua subsistência, valor este absolutamente incompatível com a manutenção de um mínimo existencial digno.</w:t>
       </w:r>
@@ -1092,12 +1126,26 @@
       </w:r>
       <w:r>
         <w:rPr>
-          <w:color w:val="00B050"/>
-        </w:rPr>
-        <w:t>{{BENEFICIO_RECEBIDO}}</w:t>
-      </w:r>
-      <w:r>
-        <w:t xml:space="preserve"> que corresponde ao valor de R$</w:t>
+          <w:color w:val="000000" w:themeColor="text1"/>
+        </w:rPr>
+        <w:t>{{</w:t>
+      </w:r>
+      <w:proofErr w:type="spellStart"/>
+      <w:r>
+        <w:rPr>
+          <w:color w:val="000000" w:themeColor="text1"/>
+        </w:rPr>
+        <w:t>beneficios</w:t>
+      </w:r>
+      <w:proofErr w:type="spellEnd"/>
+      <w:r>
+        <w:rPr>
+          <w:color w:val="000000" w:themeColor="text1"/>
+        </w:rPr>
+        <w:t xml:space="preserve">}} </w:t>
+      </w:r>
+      <w:r>
+        <w:t>que corresponde ao valor de R$</w:t>
       </w:r>
       <w:r>
         <w:t>{{</w:t>
@@ -1689,8 +1737,13 @@
               <w:jc w:val="left"/>
             </w:pPr>
             <w:r>
-              <w:t>{{emprestimos_0_taxa_media}}%</w:t>
+              <w:t>{{emprestimos_0_taxa_</w:t>
             </w:r>
+            <w:proofErr w:type="gramStart"/>
+            <w:r>
+              <w:t>media}}%</w:t>
+            </w:r>
+            <w:proofErr w:type="gramEnd"/>
           </w:p>
         </w:tc>
       </w:tr>
@@ -3119,9 +3172,17 @@
         <w:rPr>
           <w:bCs/>
         </w:rPr>
-        <w:t>valor_liquido</w:t>
+        <w:t>valor_</w:t>
+      </w:r>
+      <w:proofErr w:type="gramStart"/>
+      <w:r>
+        <w:rPr>
+          <w:bCs/>
+        </w:rPr>
+        <w:t>liquido</w:t>
       </w:r>
       <w:proofErr w:type="spellEnd"/>
+      <w:proofErr w:type="gramEnd"/>
       <w:r>
         <w:rPr>
           <w:bCs/>
@@ -4227,6 +4288,9 @@
       <w:pPr>
         <w:ind w:firstLine="0"/>
         <w:jc w:val="center"/>
+        <w:rPr>
+          <w:color w:val="00B050"/>
+        </w:rPr>
       </w:pPr>
       <w:r>
         <w:t>OAB/</w:t>
@@ -4235,19 +4299,61 @@
         <w:rPr>
           <w:color w:val="00B050"/>
         </w:rPr>
-        <w:t>{ESTADO} {{N</w:t>
+        <w:t>{</w:t>
       </w:r>
       <w:r>
         <w:rPr>
           <w:color w:val="00B050"/>
         </w:rPr>
-        <w:t>.</w:t>
-      </w:r>
+        <w:t>{</w:t>
+      </w:r>
+      <w:proofErr w:type="spellStart"/>
       <w:r>
         <w:rPr>
           <w:color w:val="00B050"/>
         </w:rPr>
-        <w:t>OAB}}</w:t>
+        <w:t>estado_oab</w:t>
+      </w:r>
+      <w:proofErr w:type="spellEnd"/>
+      <w:r>
+        <w:rPr>
+          <w:color w:val="00B050"/>
+        </w:rPr>
+        <w:t>}</w:t>
+      </w:r>
+      <w:r>
+        <w:rPr>
+          <w:color w:val="00B050"/>
+        </w:rPr>
+        <w:t>}</w:t>
+      </w:r>
+      <w:r>
+        <w:rPr>
+          <w:color w:val="00B050"/>
+        </w:rPr>
+        <w:t xml:space="preserve"> {{</w:t>
+      </w:r>
+      <w:proofErr w:type="spellStart"/>
+      <w:proofErr w:type="gramStart"/>
+      <w:r>
+        <w:rPr>
+          <w:color w:val="00B050"/>
+        </w:rPr>
+        <w:t>numero</w:t>
+      </w:r>
+      <w:proofErr w:type="gramEnd"/>
+      <w:r>
+        <w:rPr>
+          <w:color w:val="00B050"/>
+        </w:rPr>
+        <w:t>_oab</w:t>
+      </w:r>
+      <w:proofErr w:type="spellEnd"/>
+      <w:r>
+        <w:rPr>
+          <w:color w:val="00B050"/>
+        </w:rPr>
+        <w:t>}}</w:t>
       </w:r>
     </w:p>
     <w:p>
@@ -6024,6 +6130,7 @@
   <w:style w:type="character" w:default="1" w:styleId="Fontepargpadro">
     <w:name w:val="Default Paragraph Font"/>
     <w:uiPriority w:val="1"/>
+    <w:semiHidden/>
     <w:unhideWhenUsed/>
   </w:style>
   <w:style w:type="table" w:default="1" w:styleId="Tabelanormal">
@@ -6320,6 +6427,36 @@
     <w:rPr>
       <w:color w:val="954F72" w:themeColor="followedHyperlink"/>
       <w:u w:val="single"/>
+    </w:rPr>
+  </w:style>
+  <w:style w:type="paragraph" w:styleId="Pr-formataoHTML">
+    <w:name w:val="HTML Preformatted"/>
+    <w:basedOn w:val="Normal"/>
+    <w:link w:val="Pr-formataoHTMLChar"/>
+    <w:uiPriority w:val="99"/>
+    <w:semiHidden/>
+    <w:unhideWhenUsed/>
+    <w:rsid w:val="00A70858"/>
+    <w:pPr>
+      <w:spacing w:after="0" w:line="240" w:lineRule="auto"/>
+    </w:pPr>
+    <w:rPr>
+      <w:rFonts w:ascii="Consolas" w:hAnsi="Consolas"/>
+      <w:sz w:val="20"/>
+      <w:szCs w:val="20"/>
+    </w:rPr>
+  </w:style>
+  <w:style w:type="character" w:customStyle="1" w:styleId="Pr-formataoHTMLChar">
+    <w:name w:val="Pré-formatação HTML Char"/>
+    <w:basedOn w:val="Fontepargpadro"/>
+    <w:link w:val="Pr-formataoHTML"/>
+    <w:uiPriority w:val="99"/>
+    <w:semiHidden/>
+    <w:rsid w:val="00A70858"/>
+    <w:rPr>
+      <w:rFonts w:ascii="Consolas" w:hAnsi="Consolas"/>
+      <w:sz w:val="20"/>
+      <w:szCs w:val="20"/>
     </w:rPr>
   </w:style>
 </w:styles>

--- a/modelos/Contrato_Foro_Autor_1.docx
+++ b/modelos/Contrato_Foro_Autor_1.docx
@@ -166,45 +166,27 @@
           <w:color w:val="FF0000"/>
         </w:rPr>
       </w:pPr>
-      <w:proofErr w:type="gramStart"/>
       <w:r>
         <w:rPr>
           <w:b/>
           <w:color w:val="FF0000"/>
         </w:rPr>
-        <w:t xml:space="preserve">{  </w:t>
-      </w:r>
-      <w:proofErr w:type="gramEnd"/>
+        <w:t xml:space="preserve">{                                                                     </w:t>
+      </w:r>
       <w:r>
         <w:rPr>
           <w:b/>
           <w:color w:val="FF0000"/>
         </w:rPr>
-        <w:t xml:space="preserve">                                                                   </w:t>
+        <w:t>vem, a presença deste douto juízo, por meio de seus procuradores, apresentar:</w:t>
       </w:r>
       <w:r>
         <w:rPr>
           <w:b/>
           <w:color w:val="FF0000"/>
         </w:rPr>
-        <w:t>vem, a presença deste douto juízo, por meio de seus procuradores, apresentar:</w:t>
-      </w:r>
-      <w:r>
-        <w:rPr>
-          <w:b/>
-          <w:color w:val="FF0000"/>
-        </w:rPr>
-        <w:t xml:space="preserve">                                                                 </w:t>
-      </w:r>
-      <w:proofErr w:type="gramStart"/>
-      <w:r>
-        <w:rPr>
-          <w:b/>
-          <w:color w:val="FF0000"/>
-        </w:rPr>
-        <w:t xml:space="preserve">  }</w:t>
-      </w:r>
-      <w:proofErr w:type="gramEnd"/>
+        <w:t xml:space="preserve">                                                                   }</w:t>
+      </w:r>
     </w:p>
     <w:p>
       <w:pPr>
@@ -245,6 +227,11 @@
       </w:pPr>
     </w:p>
     <w:p>
+      <w:pPr>
+        <w:rPr>
+          <w:color w:val="00B050"/>
+        </w:rPr>
+      </w:pPr>
       <w:r>
         <w:lastRenderedPageBreak/>
         <w:t xml:space="preserve">Em face de </w:t>
@@ -275,7 +262,21 @@
         <w:rPr>
           <w:color w:val="00B050"/>
         </w:rPr>
-        <w:t>{{ENDEREÇO_BANCO}}</w:t>
+        <w:t>{{</w:t>
+      </w:r>
+      <w:proofErr w:type="spellStart"/>
+      <w:r>
+        <w:rPr>
+          <w:color w:val="00B050"/>
+        </w:rPr>
+        <w:t>endereco_banco</w:t>
+      </w:r>
+      <w:proofErr w:type="spellEnd"/>
+      <w:r>
+        <w:rPr>
+          <w:color w:val="00B050"/>
+        </w:rPr>
+        <w:t>}}</w:t>
       </w:r>
       <w:r>
         <w:t>, pelos fatos e fundamentos a seguir expostos:</w:t>
@@ -913,21 +914,13 @@
       </w:r>
       <w:proofErr w:type="spellEnd"/>
       <w:r>
-        <w:t>}</w:t>
-      </w:r>
-      <w:proofErr w:type="gramStart"/>
-      <w:r>
-        <w:t>}</w:t>
+        <w:t>}}</w:t>
       </w:r>
       <w:r>
         <w:t xml:space="preserve"> </w:t>
       </w:r>
       <w:r>
-        <w:t>,</w:t>
-      </w:r>
-      <w:proofErr w:type="gramEnd"/>
-      <w:r>
-        <w:t xml:space="preserve"> no valor de R$ {{</w:t>
+        <w:t>, no valor de R$ {{</w:t>
       </w:r>
       <w:proofErr w:type="spellStart"/>
       <w:r>
@@ -957,14 +950,9 @@
       </w:r>
       <w:proofErr w:type="spellStart"/>
       <w:r>
-        <w:t>valor_</w:t>
-      </w:r>
-      <w:proofErr w:type="gramStart"/>
-      <w:r>
-        <w:t>liquido</w:t>
+        <w:t>valor_liquido</w:t>
       </w:r>
       <w:proofErr w:type="spellEnd"/>
-      <w:proofErr w:type="gramEnd"/>
       <w:r>
         <w:t>}} para sua subsistência, valor este absolutamente incompatível com a manutenção de um mínimo existencial digno.</w:t>
       </w:r>
@@ -1305,27 +1293,7 @@
           <w:sz w:val="24"/>
           <w:szCs w:val="24"/>
         </w:rPr>
-        <w:t>Nº{{</w:t>
-      </w:r>
-      <w:proofErr w:type="gramStart"/>
-      <w:r>
-        <w:rPr>
-          <w:b/>
-          <w:color w:val="00B050"/>
-          <w:sz w:val="24"/>
-          <w:szCs w:val="24"/>
-        </w:rPr>
-        <w:t>NUMERO</w:t>
-      </w:r>
-      <w:proofErr w:type="gramEnd"/>
-      <w:r>
-        <w:rPr>
-          <w:b/>
-          <w:color w:val="00B050"/>
-          <w:sz w:val="24"/>
-          <w:szCs w:val="24"/>
-        </w:rPr>
-        <w:t>_CONTRATO</w:t>
+        <w:t>Nº{{NUMERO_CONTRATO</w:t>
       </w:r>
       <w:r>
         <w:rPr>
@@ -1439,40 +1407,33 @@
         <w:t xml:space="preserve">Taxa de juros aplicada: </w:t>
       </w:r>
       <w:r>
-        <w:t>{{emprestimos_0_taxa</w:t>
-      </w:r>
-      <w:proofErr w:type="gramStart"/>
+        <w:t>{{emprestimos_0_taxa}}</w:t>
+      </w:r>
+      <w:r>
+        <w:t>%</w:t>
+      </w:r>
+    </w:p>
+    <w:p>
+      <w:pPr>
+        <w:ind w:left="1440" w:firstLine="0"/>
+      </w:pPr>
+    </w:p>
+    <w:p>
+      <w:r>
+        <w:t xml:space="preserve">O contrato em apreciação apresenta taxa de juros mensal fixada em </w:t>
+      </w:r>
+      <w:r>
+        <w:t>{{</w:t>
+      </w:r>
+      <w:r>
+        <w:t>emprestimos_0_taxa</w:t>
+      </w:r>
       <w:r>
         <w:t>}}</w:t>
       </w:r>
       <w:r>
         <w:t>%</w:t>
       </w:r>
-      <w:proofErr w:type="gramEnd"/>
-    </w:p>
-    <w:p>
-      <w:pPr>
-        <w:ind w:left="1440" w:firstLine="0"/>
-      </w:pPr>
-    </w:p>
-    <w:p>
-      <w:r>
-        <w:t xml:space="preserve">O contrato em apreciação apresenta taxa de juros mensal fixada em </w:t>
-      </w:r>
-      <w:r>
-        <w:t>{{</w:t>
-      </w:r>
-      <w:r>
-        <w:t>emprestimos_0_taxa</w:t>
-      </w:r>
-      <w:proofErr w:type="gramStart"/>
-      <w:r>
-        <w:t>}}</w:t>
-      </w:r>
-      <w:r>
-        <w:t>%</w:t>
-      </w:r>
-      <w:proofErr w:type="gramEnd"/>
       <w:r>
         <w:t>a.m</w:t>
       </w:r>
@@ -1737,13 +1698,8 @@
               <w:jc w:val="left"/>
             </w:pPr>
             <w:r>
-              <w:t>{{emprestimos_0_taxa_</w:t>
+              <w:t>{{emprestimos_0_taxa_media}}%</w:t>
             </w:r>
-            <w:proofErr w:type="gramStart"/>
-            <w:r>
-              <w:t>media}}%</w:t>
-            </w:r>
-            <w:proofErr w:type="gramEnd"/>
           </w:p>
         </w:tc>
       </w:tr>
@@ -2335,21 +2291,13 @@
         <w:t>{{</w:t>
       </w:r>
       <w:r>
-        <w:t>emprestimos_0_taxa_</w:t>
-      </w:r>
-      <w:proofErr w:type="gramStart"/>
-      <w:r>
-        <w:t>media</w:t>
+        <w:t>emprestimos_0_taxa_media</w:t>
       </w:r>
       <w:r>
         <w:t>}}</w:t>
       </w:r>
       <w:r>
-        <w:t>%</w:t>
-      </w:r>
-      <w:proofErr w:type="gramEnd"/>
-      <w:r>
-        <w:t xml:space="preserve"> a.m., enquanto a taxa de juros mensal informada pela instituição req</w:t>
+        <w:t>% a.m., enquanto a taxa de juros mensal informada pela instituição req</w:t>
       </w:r>
       <w:r>
         <w:t xml:space="preserve">uerida </w:t>
@@ -2358,15 +2306,7 @@
         <w:t xml:space="preserve">fora de </w:t>
       </w:r>
       <w:r>
-        <w:t>{{emprestimos_0_taxa</w:t>
-      </w:r>
-      <w:proofErr w:type="gramStart"/>
-      <w:r>
-        <w:t>}}%</w:t>
-      </w:r>
-      <w:proofErr w:type="gramEnd"/>
-      <w:r>
-        <w:t xml:space="preserve"> </w:t>
+        <w:t xml:space="preserve">{{emprestimos_0_taxa}}% </w:t>
       </w:r>
       <w:r>
         <w:t>ao mês!</w:t>
@@ -3093,14 +3033,12 @@
       <w:r>
         <w:t>comprometimento_porcentagem</w:t>
       </w:r>
-      <w:proofErr w:type="gramStart"/>
       <w:r>
         <w:t>}}</w:t>
       </w:r>
       <w:r>
         <w:t>%</w:t>
       </w:r>
-      <w:proofErr w:type="gramEnd"/>
       <w:r>
         <w:t xml:space="preserve"> </w:t>
       </w:r>
@@ -3172,17 +3110,9 @@
         <w:rPr>
           <w:bCs/>
         </w:rPr>
-        <w:t>valor_</w:t>
-      </w:r>
-      <w:proofErr w:type="gramStart"/>
-      <w:r>
-        <w:rPr>
-          <w:bCs/>
-        </w:rPr>
-        <w:t>liquido</w:t>
+        <w:t>valor_liquido</w:t>
       </w:r>
       <w:proofErr w:type="spellEnd"/>
-      <w:proofErr w:type="gramEnd"/>
       <w:r>
         <w:rPr>
           <w:bCs/>
@@ -4232,19 +4162,11 @@
         <w:rPr>
           <w:color w:val="00B050"/>
         </w:rPr>
-        <w:t>{{FORO</w:t>
-      </w:r>
-      <w:proofErr w:type="gramStart"/>
-      <w:r>
-        <w:rPr>
-          <w:color w:val="00B050"/>
-        </w:rPr>
-        <w:t>}}</w:t>
+        <w:t>{{FORO}}</w:t>
       </w:r>
       <w:r>
         <w:t>/</w:t>
       </w:r>
-      <w:proofErr w:type="gramEnd"/>
       <w:r>
         <w:rPr>
           <w:color w:val="00B050"/>
@@ -4334,19 +4256,11 @@
         <w:t xml:space="preserve"> {{</w:t>
       </w:r>
       <w:proofErr w:type="spellStart"/>
-      <w:proofErr w:type="gramStart"/>
       <w:r>
         <w:rPr>
           <w:color w:val="00B050"/>
         </w:rPr>
-        <w:t>numero</w:t>
-      </w:r>
-      <w:proofErr w:type="gramEnd"/>
-      <w:r>
-        <w:rPr>
-          <w:color w:val="00B050"/>
-        </w:rPr>
-        <w:t>_oab</w:t>
+        <w:t>numero_oab</w:t>
       </w:r>
       <w:proofErr w:type="spellEnd"/>
       <w:r>
@@ -6130,7 +6044,6 @@
   <w:style w:type="character" w:default="1" w:styleId="Fontepargpadro">
     <w:name w:val="Default Paragraph Font"/>
     <w:uiPriority w:val="1"/>
-    <w:semiHidden/>
     <w:unhideWhenUsed/>
   </w:style>
   <w:style w:type="table" w:default="1" w:styleId="Tabelanormal">

--- a/modelos/Contrato_Foro_Autor_1.docx
+++ b/modelos/Contrato_Foro_Autor_1.docx
@@ -56,96 +56,6 @@
         <w:t>}}</w:t>
       </w:r>
     </w:p>
-    <w:p>
-      <w:pPr>
-        <w:numPr>
-          <w:ilvl w:val="0"/>
-          <w:numId w:val="9"/>
-        </w:numPr>
-      </w:pPr>
-      <w:r>
-        <w:t>{{</w:t>
-      </w:r>
-      <w:proofErr w:type="spellStart"/>
-      <w:r>
-        <w:t>estado_comarca</w:t>
-      </w:r>
-      <w:proofErr w:type="spellEnd"/>
-      <w:r>
-        <w:t>}} - para o estado da comarca</w:t>
-      </w:r>
-    </w:p>
-    <w:p>
-      <w:pPr>
-        <w:numPr>
-          <w:ilvl w:val="0"/>
-          <w:numId w:val="9"/>
-        </w:numPr>
-      </w:pPr>
-      <w:r>
-        <w:t>{{</w:t>
-      </w:r>
-      <w:proofErr w:type="spellStart"/>
-      <w:r>
-        <w:t>cidade_comarca</w:t>
-      </w:r>
-      <w:proofErr w:type="spellEnd"/>
-      <w:r>
-        <w:t>}} - para a cidade da comarca</w:t>
-      </w:r>
-    </w:p>
-    <w:p>
-      <w:pPr>
-        <w:numPr>
-          <w:ilvl w:val="0"/>
-          <w:numId w:val="9"/>
-        </w:numPr>
-      </w:pPr>
-      <w:r>
-        <w:t>{{comarca}} - para "Cidade/Estado" (formato combinado)</w:t>
-      </w:r>
-    </w:p>
-    <w:p>
-      <w:pPr>
-        <w:numPr>
-          <w:ilvl w:val="0"/>
-          <w:numId w:val="9"/>
-        </w:numPr>
-      </w:pPr>
-      <w:r>
-        <w:t>{{cidade}} - apenas a cidade</w:t>
-      </w:r>
-    </w:p>
-    <w:p>
-      <w:pPr>
-        <w:numPr>
-          <w:ilvl w:val="0"/>
-          <w:numId w:val="9"/>
-        </w:numPr>
-      </w:pPr>
-      <w:r>
-        <w:t>{{estado}} - apenas o estado</w:t>
-      </w:r>
-    </w:p>
-    <w:p>
-      <w:pPr>
-        <w:numPr>
-          <w:ilvl w:val="0"/>
-          <w:numId w:val="9"/>
-        </w:numPr>
-      </w:pPr>
-      <w:r>
-        <w:t>{{</w:t>
-      </w:r>
-      <w:proofErr w:type="spellStart"/>
-      <w:r>
-        <w:t>beneficios</w:t>
-      </w:r>
-      <w:proofErr w:type="spellEnd"/>
-      <w:r>
-        <w:t>}}</w:t>
-      </w:r>
-    </w:p>
     <w:p/>
     <w:p/>
     <w:p>
@@ -166,18 +76,27 @@
           <w:color w:val="FF0000"/>
         </w:rPr>
       </w:pPr>
+      <w:proofErr w:type="gramStart"/>
       <w:r>
         <w:rPr>
           <w:b/>
           <w:color w:val="FF0000"/>
         </w:rPr>
-        <w:t xml:space="preserve">{                                                                     </w:t>
-      </w:r>
+        <w:t xml:space="preserve">{  </w:t>
+      </w:r>
+      <w:proofErr w:type="gramEnd"/>
       <w:r>
         <w:rPr>
           <w:b/>
           <w:color w:val="FF0000"/>
         </w:rPr>
+        <w:t xml:space="preserve">                                                                   </w:t>
+      </w:r>
+      <w:r>
+        <w:rPr>
+          <w:b/>
+          <w:color w:val="FF0000"/>
+        </w:rPr>
         <w:t>vem, a presença deste douto juízo, por meio de seus procuradores, apresentar:</w:t>
       </w:r>
       <w:r>
@@ -185,8 +104,17 @@
           <w:b/>
           <w:color w:val="FF0000"/>
         </w:rPr>
-        <w:t xml:space="preserve">                                                                   }</w:t>
-      </w:r>
+        <w:t xml:space="preserve">                                                                 </w:t>
+      </w:r>
+      <w:proofErr w:type="gramStart"/>
+      <w:r>
+        <w:rPr>
+          <w:b/>
+          <w:color w:val="FF0000"/>
+        </w:rPr>
+        <w:t xml:space="preserve">  }</w:t>
+      </w:r>
+      <w:proofErr w:type="gramEnd"/>
     </w:p>
     <w:p>
       <w:pPr>
@@ -233,7 +161,6 @@
         </w:rPr>
       </w:pPr>
       <w:r>
-        <w:lastRenderedPageBreak/>
         <w:t xml:space="preserve">Em face de </w:t>
       </w:r>
       <w:r>
@@ -337,472 +264,491 @@
       </w:r>
       <w:proofErr w:type="spellEnd"/>
       <w:r>
-        <w:t xml:space="preserve">) ausência de documentos que demonstrem a relação jurídica discutida; e (v) a repetição idêntica de </w:t>
-      </w:r>
+        <w:t>) ausência de documentos que demonstrem a relação jurídica discutida; e (v) a repetição idêntica de alegações em diversos processos, sem qualquer contextualização mínima ao caso concreto.</w:t>
+      </w:r>
+    </w:p>
+    <w:p>
+      <w:r>
+        <w:t xml:space="preserve">No entanto, </w:t>
+      </w:r>
+      <w:r>
+        <w:rPr>
+          <w:b/>
+          <w:bCs/>
+        </w:rPr>
+        <w:t>não se pode confundir litigância predatória com o exercício legítimo da advocacia em demandas repetitivas, de massa ou de alta escala</w:t>
+      </w:r>
+      <w:r>
+        <w:t xml:space="preserve">, </w:t>
+      </w:r>
+      <w:r>
+        <w:rPr>
+          <w:i/>
+          <w:iCs/>
+          <w:u w:val="single"/>
+        </w:rPr>
+        <w:t>especialmente quando se trata da defesa de consumidores em situação de vulnerabilidade, como no caso das ações revisionais de microcrédito</w:t>
+      </w:r>
+      <w:r>
+        <w:rPr>
+          <w:i/>
+          <w:iCs/>
+          <w:u w:val="single"/>
+        </w:rPr>
+        <w:t xml:space="preserve"> pessoal</w:t>
+      </w:r>
+      <w:r>
+        <w:rPr>
+          <w:i/>
+          <w:iCs/>
+          <w:u w:val="single"/>
+        </w:rPr>
+        <w:t xml:space="preserve"> que, por sua própria natureza, envolvem grande número de pessoas hipossuficientes afetadas por práticas padronizadas de instituições financeiras.</w:t>
+      </w:r>
+    </w:p>
+    <w:p>
       <w:r>
         <w:lastRenderedPageBreak/>
-        <w:t>alegações em diversos processos, sem qualquer contextualização mínima ao caso concreto.</w:t>
-      </w:r>
-    </w:p>
-    <w:p>
-      <w:r>
-        <w:t xml:space="preserve">No entanto, </w:t>
-      </w:r>
-      <w:r>
-        <w:rPr>
-          <w:b/>
-          <w:bCs/>
-        </w:rPr>
-        <w:t>não se pode confundir litigância predatória com o exercício legítimo da advocacia em demandas repetitivas, de massa ou de alta escala</w:t>
-      </w:r>
-      <w:r>
-        <w:t xml:space="preserve">, </w:t>
-      </w:r>
-      <w:r>
-        <w:rPr>
-          <w:i/>
-          <w:iCs/>
+        <w:t xml:space="preserve">Nesse sentido, os procuradores da parte autora </w:t>
+      </w:r>
+      <w:r>
+        <w:rPr>
+          <w:b/>
+          <w:bCs/>
+        </w:rPr>
+        <w:t>têm adotado cuidados na elaboração de cada caso</w:t>
+      </w:r>
+      <w:r>
+        <w:t>, de modo a assegurar a lisura do processo, a boa-fé processual e a adequação de cada demanda à realidade do autor. Dentre os cuidados adotados, destacam-se:</w:t>
+      </w:r>
+    </w:p>
+    <w:p/>
+    <w:p>
+      <w:pPr>
+        <w:ind w:left="2268" w:firstLine="0"/>
+        <w:rPr>
+          <w:sz w:val="22"/>
+          <w:szCs w:val="22"/>
+        </w:rPr>
+      </w:pPr>
+      <w:r>
+        <w:rPr>
+          <w:sz w:val="22"/>
+          <w:szCs w:val="22"/>
+        </w:rPr>
+        <w:t xml:space="preserve">a) </w:t>
+      </w:r>
+      <w:r>
+        <w:rPr>
+          <w:b/>
+          <w:bCs/>
+          <w:sz w:val="22"/>
+          <w:szCs w:val="22"/>
+        </w:rPr>
+        <w:t>Descrição da hipossuficiência da parte autora</w:t>
+      </w:r>
+      <w:r>
+        <w:rPr>
+          <w:sz w:val="22"/>
+          <w:szCs w:val="22"/>
+        </w:rPr>
+        <w:t>, acompanhada não apenas da Declaração de Hipossuficiência, mas de ampla documentação comprobatória, como Carteira de Trabalho e Previdência Social (CTPS) digital, histórico de crédito, declaração ou isenção de Imposto de Renda, folha resumo do Cadastro Único,</w:t>
+      </w:r>
+      <w:r>
+        <w:rPr>
+          <w:sz w:val="22"/>
+          <w:szCs w:val="22"/>
+        </w:rPr>
+        <w:t xml:space="preserve"> sempre que possível e</w:t>
+      </w:r>
+      <w:r>
+        <w:rPr>
+          <w:sz w:val="22"/>
+          <w:szCs w:val="22"/>
+        </w:rPr>
+        <w:t xml:space="preserve"> entre outros;</w:t>
+      </w:r>
+    </w:p>
+    <w:p>
+      <w:pPr>
+        <w:ind w:left="2268" w:firstLine="0"/>
+        <w:rPr>
+          <w:sz w:val="22"/>
+          <w:szCs w:val="22"/>
+        </w:rPr>
+      </w:pPr>
+      <w:r>
+        <w:rPr>
+          <w:sz w:val="22"/>
+          <w:szCs w:val="22"/>
+        </w:rPr>
+        <w:t xml:space="preserve">b) </w:t>
+      </w:r>
+      <w:r>
+        <w:rPr>
+          <w:b/>
+          <w:bCs/>
+          <w:sz w:val="22"/>
+          <w:szCs w:val="22"/>
+        </w:rPr>
+        <w:t>Consentimento expresso do autor quanto à escolha do foro do domicílio do réu</w:t>
+      </w:r>
+      <w:r>
+        <w:rPr>
+          <w:sz w:val="22"/>
+          <w:szCs w:val="22"/>
+        </w:rPr>
+        <w:t>, quando for o caso;</w:t>
+      </w:r>
+    </w:p>
+    <w:p>
+      <w:pPr>
+        <w:ind w:left="2268" w:firstLine="0"/>
+        <w:rPr>
+          <w:color w:val="00B050"/>
+          <w:sz w:val="22"/>
+          <w:szCs w:val="22"/>
+        </w:rPr>
+      </w:pPr>
+      <w:r>
+        <w:rPr>
+          <w:sz w:val="22"/>
+          <w:szCs w:val="22"/>
+        </w:rPr>
+        <w:t xml:space="preserve">c) </w:t>
+      </w:r>
+      <w:r>
+        <w:rPr>
+          <w:b/>
+          <w:bCs/>
+          <w:sz w:val="22"/>
+          <w:szCs w:val="22"/>
+        </w:rPr>
+        <w:t>Demonstração da situação econômica da parte autora</w:t>
+      </w:r>
+      <w:r>
+        <w:rPr>
+          <w:sz w:val="22"/>
+          <w:szCs w:val="22"/>
+        </w:rPr>
+        <w:t>, com detalhamento do valor recebido mensalmente, do comprometimento da renda com empréstimos</w:t>
+      </w:r>
+      <w:r>
+        <w:rPr>
+          <w:sz w:val="22"/>
+          <w:szCs w:val="22"/>
+        </w:rPr>
+        <w:t xml:space="preserve"> </w:t>
+      </w:r>
+      <w:r>
+        <w:rPr>
+          <w:color w:val="00B050"/>
+          <w:sz w:val="22"/>
+          <w:szCs w:val="22"/>
+        </w:rPr>
+        <w:t>{{</w:t>
+      </w:r>
+      <w:proofErr w:type="spellStart"/>
+      <w:r>
+        <w:rPr>
+          <w:color w:val="00B050"/>
+          <w:sz w:val="22"/>
+          <w:szCs w:val="22"/>
+        </w:rPr>
+        <w:t>pessoal_consignados</w:t>
+      </w:r>
+      <w:proofErr w:type="spellEnd"/>
+      <w:r>
+        <w:rPr>
+          <w:color w:val="00B050"/>
+          <w:sz w:val="22"/>
+          <w:szCs w:val="22"/>
+        </w:rPr>
+        <w:t>}}</w:t>
+      </w:r>
+      <w:r>
+        <w:rPr>
+          <w:sz w:val="22"/>
+          <w:szCs w:val="22"/>
+        </w:rPr>
+        <w:t>, do valor restante líquido mensal disponível para sua subsistência e do percentual que os empréstimos representam em relação à sua renda total;</w:t>
+      </w:r>
+    </w:p>
+    <w:p>
+      <w:pPr>
+        <w:ind w:left="2268" w:firstLine="0"/>
+        <w:rPr>
+          <w:sz w:val="22"/>
+          <w:szCs w:val="22"/>
+        </w:rPr>
+      </w:pPr>
+      <w:r>
+        <w:rPr>
+          <w:sz w:val="22"/>
+          <w:szCs w:val="22"/>
+        </w:rPr>
+        <w:t xml:space="preserve">d) </w:t>
+      </w:r>
+      <w:r>
+        <w:rPr>
+          <w:b/>
+          <w:bCs/>
+          <w:sz w:val="22"/>
+          <w:szCs w:val="22"/>
+        </w:rPr>
+        <w:t>Especificação dos contratos de empréstimo</w:t>
+      </w:r>
+      <w:r>
+        <w:rPr>
+          <w:b/>
+          <w:bCs/>
+          <w:sz w:val="22"/>
+          <w:szCs w:val="22"/>
+        </w:rPr>
+        <w:t xml:space="preserve"> pessoal</w:t>
+      </w:r>
+      <w:r>
+        <w:rPr>
+          <w:b/>
+          <w:bCs/>
+          <w:sz w:val="22"/>
+          <w:szCs w:val="22"/>
+        </w:rPr>
+        <w:t xml:space="preserve"> questionados</w:t>
+      </w:r>
+      <w:r>
+        <w:rPr>
+          <w:sz w:val="22"/>
+          <w:szCs w:val="22"/>
+        </w:rPr>
+        <w:t>, com destaque para a data da contratação, o valor efetivamente financiado, a taxa de juros aplicada, o número de parcelas e o valor de cada parcela. Ainda, a petição é sempre instruída com os dados oficiais extraídos do Banco Central do Brasil que indicam a taxa média mensal de juros à época da contratação, para fins de cotejo;</w:t>
+      </w:r>
+    </w:p>
+    <w:p>
+      <w:pPr>
+        <w:ind w:left="2268" w:firstLine="0"/>
+        <w:rPr>
+          <w:sz w:val="22"/>
+          <w:szCs w:val="22"/>
+        </w:rPr>
+      </w:pPr>
+      <w:r>
+        <w:rPr>
+          <w:sz w:val="22"/>
+          <w:szCs w:val="22"/>
+        </w:rPr>
+        <w:t xml:space="preserve">e) </w:t>
+      </w:r>
+      <w:r>
+        <w:rPr>
+          <w:b/>
+          <w:bCs/>
+          <w:sz w:val="22"/>
+          <w:szCs w:val="22"/>
+        </w:rPr>
+        <w:t>Apresentação clara do valor controvertido</w:t>
+      </w:r>
+      <w:r>
+        <w:rPr>
+          <w:sz w:val="22"/>
+          <w:szCs w:val="22"/>
+        </w:rPr>
+        <w:t xml:space="preserve">, com cálculo do valor que seria devido caso aplicada a taxa média do BACEN, a diferença </w:t>
+      </w:r>
+      <w:r>
+        <w:rPr>
+          <w:sz w:val="22"/>
+          <w:szCs w:val="22"/>
+        </w:rPr>
+        <w:lastRenderedPageBreak/>
+        <w:t>entre os valores pagos e os devidos, bem como o cálculo da repetição em dobro do indébito, nos termos do art. 42, parágrafo único, do CDC;</w:t>
+      </w:r>
+    </w:p>
+    <w:p>
+      <w:pPr>
+        <w:ind w:left="2268" w:firstLine="0"/>
+        <w:rPr>
+          <w:sz w:val="22"/>
+          <w:szCs w:val="22"/>
+        </w:rPr>
+      </w:pPr>
+      <w:r>
+        <w:rPr>
+          <w:sz w:val="22"/>
+          <w:szCs w:val="22"/>
+        </w:rPr>
+        <w:t xml:space="preserve">f) </w:t>
+      </w:r>
+      <w:r>
+        <w:rPr>
+          <w:b/>
+          <w:bCs/>
+          <w:sz w:val="22"/>
+          <w:szCs w:val="22"/>
+        </w:rPr>
+        <w:t>Demonstração de tentativa real de resolução extrajudicial do conflito</w:t>
+      </w:r>
+      <w:r>
+        <w:rPr>
+          <w:sz w:val="22"/>
+          <w:szCs w:val="22"/>
+        </w:rPr>
+        <w:t>, realizada pela plataforma oficial Consumidor.gov.br, instruída com o número de protocolo, cópia da reclamação e resposta da instituição financeira, evidenciando a busca pela composição amigável antes da via judicial;</w:t>
+      </w:r>
+    </w:p>
+    <w:p>
+      <w:pPr>
+        <w:ind w:left="2268" w:firstLine="0"/>
+        <w:rPr>
+          <w:sz w:val="22"/>
+          <w:szCs w:val="22"/>
+        </w:rPr>
+      </w:pPr>
+      <w:r>
+        <w:rPr>
+          <w:sz w:val="22"/>
+          <w:szCs w:val="22"/>
+        </w:rPr>
+        <w:t xml:space="preserve">g) </w:t>
+      </w:r>
+      <w:r>
+        <w:rPr>
+          <w:b/>
+          <w:bCs/>
+          <w:sz w:val="22"/>
+          <w:szCs w:val="22"/>
+        </w:rPr>
+        <w:t>Instrução adequada da petição inicial com documentos que comprovam a existência da relação jurídica</w:t>
+      </w:r>
+      <w:r>
+        <w:rPr>
+          <w:sz w:val="22"/>
+          <w:szCs w:val="22"/>
+        </w:rPr>
+        <w:t>, incluindo, sempre que possível, o próprio contrato de empréstimo</w:t>
+      </w:r>
+      <w:r>
+        <w:rPr>
+          <w:sz w:val="22"/>
+          <w:szCs w:val="22"/>
+        </w:rPr>
+        <w:t xml:space="preserve"> (pedido feito sempre via reclamação administrativa supracitada)</w:t>
+      </w:r>
+      <w:r>
+        <w:rPr>
+          <w:sz w:val="22"/>
+          <w:szCs w:val="22"/>
+        </w:rPr>
+        <w:t>, ou, na ausência deste, com capturas de tela ou outros meios idôneos que demonstrem os termos contratuais</w:t>
+      </w:r>
+      <w:r>
+        <w:rPr>
+          <w:sz w:val="22"/>
+          <w:szCs w:val="22"/>
+        </w:rPr>
+        <w:t xml:space="preserve"> indispensáveis para a propositura da presente ação (revisional de juros – e não outros dispositivos contratuais)</w:t>
+      </w:r>
+      <w:r>
+        <w:rPr>
+          <w:sz w:val="22"/>
+          <w:szCs w:val="22"/>
+        </w:rPr>
+        <w:t>;</w:t>
+      </w:r>
+    </w:p>
+    <w:p>
+      <w:pPr>
+        <w:ind w:left="2268" w:firstLine="0"/>
+      </w:pPr>
+      <w:r>
+        <w:rPr>
+          <w:sz w:val="22"/>
+          <w:szCs w:val="22"/>
+        </w:rPr>
+        <w:t xml:space="preserve">h) </w:t>
+      </w:r>
+      <w:r>
+        <w:rPr>
+          <w:b/>
+          <w:bCs/>
+          <w:sz w:val="22"/>
+          <w:szCs w:val="22"/>
+        </w:rPr>
+        <w:t>Procuração com poderes específicos e limitados</w:t>
+      </w:r>
+      <w:r>
+        <w:rPr>
+          <w:sz w:val="22"/>
+          <w:szCs w:val="22"/>
+        </w:rPr>
+        <w:t>, outorgados exclusivamente para fins de (i) apresentação de reclamação extrajudicial pela plataforma do Governo Federal (consumidor.gov.br); (</w:t>
+      </w:r>
+      <w:proofErr w:type="spellStart"/>
+      <w:r>
+        <w:rPr>
+          <w:sz w:val="22"/>
+          <w:szCs w:val="22"/>
+        </w:rPr>
+        <w:t>ii</w:t>
+      </w:r>
+      <w:proofErr w:type="spellEnd"/>
+      <w:r>
+        <w:rPr>
+          <w:sz w:val="22"/>
+          <w:szCs w:val="22"/>
+        </w:rPr>
+        <w:t>) eventual propositura de ação de produção antecipada de provas para obtenção dos contratos; e (</w:t>
+      </w:r>
+      <w:proofErr w:type="spellStart"/>
+      <w:r>
+        <w:rPr>
+          <w:sz w:val="22"/>
+          <w:szCs w:val="22"/>
+        </w:rPr>
+        <w:t>iii</w:t>
+      </w:r>
+      <w:proofErr w:type="spellEnd"/>
+      <w:r>
+        <w:rPr>
+          <w:sz w:val="22"/>
+          <w:szCs w:val="22"/>
+        </w:rPr>
+        <w:t>) propositura de ação revisional de contrato bancário para o banco em específico.</w:t>
+      </w:r>
+    </w:p>
+    <w:p/>
+    <w:p>
+      <w:r>
+        <w:t xml:space="preserve">Tais medidas, adotadas de forma sistemática e diligente, demonstram o inequívoco comprometimento dos procuradores com a boa-fé, a ética profissional e a individualização de cada demanda, </w:t>
+      </w:r>
+      <w:r>
+        <w:rPr>
+          <w:b/>
+          <w:bCs/>
+          <w:i/>
+          <w:iCs/>
+        </w:rPr>
+        <w:t>mesmo diante da similaridade natural entre os casos.</w:t>
+      </w:r>
+      <w:r>
+        <w:t xml:space="preserve"> Não se está diante de um modelo genérico e irresponsável de ajuizamento, mas sim do exercício consciente e </w:t>
+      </w:r>
+      <w:r>
+        <w:lastRenderedPageBreak/>
+        <w:t>responsável da advocacia em defesa de direitos fundamentais de consumidores vulneráveis, como é o caso da parte autora.</w:t>
+      </w:r>
+    </w:p>
+    <w:p>
+      <w:r>
+        <w:rPr>
           <w:u w:val="single"/>
         </w:rPr>
-        <w:t>especialmente quando se trata da defesa de consumidores em situação de vulnerabilidade, como no caso das ações revisionais de microcrédito</w:t>
-      </w:r>
-      <w:r>
-        <w:rPr>
-          <w:i/>
-          <w:iCs/>
-          <w:u w:val="single"/>
-        </w:rPr>
-        <w:t xml:space="preserve"> pessoal</w:t>
-      </w:r>
-      <w:r>
-        <w:rPr>
-          <w:i/>
-          <w:iCs/>
-          <w:u w:val="single"/>
-        </w:rPr>
-        <w:t xml:space="preserve"> que, por sua própria natureza, envolvem grande número de pessoas hipossuficientes afetadas por práticas padronizadas de instituições financeiras.</w:t>
-      </w:r>
-    </w:p>
-    <w:p>
-      <w:r>
-        <w:t xml:space="preserve">Nesse sentido, os procuradores da parte autora </w:t>
-      </w:r>
-      <w:r>
-        <w:rPr>
-          <w:b/>
-          <w:bCs/>
-        </w:rPr>
-        <w:t>têm adotado cuidados na elaboração de cada caso</w:t>
-      </w:r>
-      <w:r>
-        <w:t>, de modo a assegurar a lisura do processo, a boa-fé processual e a adequação de cada demanda à realidade do autor. Dentre os cuidados adotados, destacam-se:</w:t>
-      </w:r>
-    </w:p>
-    <w:p/>
-    <w:p>
-      <w:pPr>
-        <w:ind w:left="2268" w:firstLine="0"/>
-        <w:rPr>
-          <w:sz w:val="22"/>
-          <w:szCs w:val="22"/>
-        </w:rPr>
-      </w:pPr>
-      <w:r>
-        <w:rPr>
-          <w:sz w:val="22"/>
-          <w:szCs w:val="22"/>
-        </w:rPr>
-        <w:t xml:space="preserve">a) </w:t>
-      </w:r>
-      <w:r>
-        <w:rPr>
-          <w:b/>
-          <w:bCs/>
-          <w:sz w:val="22"/>
-          <w:szCs w:val="22"/>
-        </w:rPr>
-        <w:t>Descrição da hipossuficiência da parte autora</w:t>
-      </w:r>
-      <w:r>
-        <w:rPr>
-          <w:sz w:val="22"/>
-          <w:szCs w:val="22"/>
-        </w:rPr>
-        <w:t>, acompanhada não apenas da Declaração de Hipossuficiência, mas de ampla documentação comprobatória, como Carteira de Trabalho e Previdência Social (CTPS) digital, histórico de crédito, declaração ou isenção de Imposto de Renda, folha resumo do Cadastro Único,</w:t>
-      </w:r>
-      <w:r>
-        <w:rPr>
-          <w:sz w:val="22"/>
-          <w:szCs w:val="22"/>
-        </w:rPr>
-        <w:t xml:space="preserve"> sempre que possível e</w:t>
-      </w:r>
-      <w:r>
-        <w:rPr>
-          <w:sz w:val="22"/>
-          <w:szCs w:val="22"/>
-        </w:rPr>
-        <w:t xml:space="preserve"> entre outros;</w:t>
-      </w:r>
-    </w:p>
-    <w:p>
-      <w:pPr>
-        <w:ind w:left="2268" w:firstLine="0"/>
-        <w:rPr>
-          <w:sz w:val="22"/>
-          <w:szCs w:val="22"/>
-        </w:rPr>
-      </w:pPr>
-      <w:r>
-        <w:rPr>
-          <w:sz w:val="22"/>
-          <w:szCs w:val="22"/>
-        </w:rPr>
-        <w:t xml:space="preserve">b) </w:t>
-      </w:r>
-      <w:r>
-        <w:rPr>
-          <w:b/>
-          <w:bCs/>
-          <w:sz w:val="22"/>
-          <w:szCs w:val="22"/>
-        </w:rPr>
-        <w:t>Consentimento expresso do autor quanto à escolha do foro do domicílio do réu</w:t>
-      </w:r>
-      <w:r>
-        <w:rPr>
-          <w:sz w:val="22"/>
-          <w:szCs w:val="22"/>
-        </w:rPr>
-        <w:t>, quando for o caso;</w:t>
-      </w:r>
-    </w:p>
-    <w:p>
-      <w:pPr>
-        <w:ind w:left="2268" w:firstLine="0"/>
-        <w:rPr>
-          <w:sz w:val="22"/>
-          <w:szCs w:val="22"/>
-        </w:rPr>
-      </w:pPr>
-      <w:r>
-        <w:rPr>
-          <w:sz w:val="22"/>
-          <w:szCs w:val="22"/>
-        </w:rPr>
-        <w:t xml:space="preserve">c) </w:t>
-      </w:r>
-      <w:r>
-        <w:rPr>
-          <w:b/>
-          <w:bCs/>
-          <w:sz w:val="22"/>
-          <w:szCs w:val="22"/>
-        </w:rPr>
-        <w:t>Demonstração da situação econômica da parte autora</w:t>
-      </w:r>
-      <w:r>
-        <w:rPr>
-          <w:sz w:val="22"/>
-          <w:szCs w:val="22"/>
-        </w:rPr>
-        <w:t xml:space="preserve">, com detalhamento do valor recebido mensalmente, do comprometimento </w:t>
-      </w:r>
-      <w:r>
-        <w:rPr>
-          <w:sz w:val="22"/>
-          <w:szCs w:val="22"/>
-        </w:rPr>
-        <w:lastRenderedPageBreak/>
-        <w:t>da renda com empréstimos</w:t>
-      </w:r>
-      <w:r>
-        <w:rPr>
-          <w:sz w:val="22"/>
-          <w:szCs w:val="22"/>
-        </w:rPr>
+        <w:t>Ainda, fundamental o destaque de que a natureza da presente demanda é a de uma ação revisional específica de juros remuneratórios pactuados em contrato de empréstimo pessoal não consignado, diferindo, portanto, de ações revisionais diversas que buscam a alteração de múltiplas cláusulas contratuais.</w:t>
+      </w:r>
+      <w:r>
         <w:t xml:space="preserve"> </w:t>
       </w:r>
       <w:r>
-        <w:rPr>
-          <w:color w:val="00B050"/>
-          <w:sz w:val="22"/>
-          <w:szCs w:val="22"/>
-        </w:rPr>
-        <w:t>{{(pessoal + consignado)}}</w:t>
-      </w:r>
-      <w:r>
-        <w:rPr>
-          <w:sz w:val="22"/>
-          <w:szCs w:val="22"/>
-        </w:rPr>
-        <w:t>, do valor restante líquido mensal disponível para sua subsistência e do percentual que os empréstimos representam em relação à sua renda total;</w:t>
-      </w:r>
-    </w:p>
-    <w:p>
-      <w:pPr>
-        <w:ind w:left="2268" w:firstLine="0"/>
-        <w:rPr>
-          <w:sz w:val="22"/>
-          <w:szCs w:val="22"/>
-        </w:rPr>
-      </w:pPr>
-      <w:r>
-        <w:rPr>
-          <w:sz w:val="22"/>
-          <w:szCs w:val="22"/>
-        </w:rPr>
-        <w:t xml:space="preserve">d) </w:t>
-      </w:r>
-      <w:r>
-        <w:rPr>
-          <w:b/>
-          <w:bCs/>
-          <w:sz w:val="22"/>
-          <w:szCs w:val="22"/>
-        </w:rPr>
-        <w:t>Especificação dos contratos de empréstimo</w:t>
-      </w:r>
-      <w:r>
-        <w:rPr>
-          <w:b/>
-          <w:bCs/>
-          <w:sz w:val="22"/>
-          <w:szCs w:val="22"/>
-        </w:rPr>
-        <w:t xml:space="preserve"> pessoal</w:t>
-      </w:r>
-      <w:r>
-        <w:rPr>
-          <w:b/>
-          <w:bCs/>
-          <w:sz w:val="22"/>
-          <w:szCs w:val="22"/>
-        </w:rPr>
-        <w:t xml:space="preserve"> questionados</w:t>
-      </w:r>
-      <w:r>
-        <w:rPr>
-          <w:sz w:val="22"/>
-          <w:szCs w:val="22"/>
-        </w:rPr>
-        <w:t>, com destaque para a data da contratação, o valor efetivamente financiado, a taxa de juros aplicada, o número de parcelas e o valor de cada parcela. Ainda, a petição é sempre instruída com os dados oficiais extraídos do Banco Central do Brasil que indicam a taxa média mensal de juros à época da contratação, para fins de cotejo;</w:t>
-      </w:r>
-    </w:p>
-    <w:p>
-      <w:pPr>
-        <w:ind w:left="2268" w:firstLine="0"/>
-        <w:rPr>
-          <w:sz w:val="22"/>
-          <w:szCs w:val="22"/>
-        </w:rPr>
-      </w:pPr>
-      <w:r>
-        <w:rPr>
-          <w:sz w:val="22"/>
-          <w:szCs w:val="22"/>
-        </w:rPr>
-        <w:t xml:space="preserve">e) </w:t>
-      </w:r>
-      <w:r>
-        <w:rPr>
-          <w:b/>
-          <w:bCs/>
-          <w:sz w:val="22"/>
-          <w:szCs w:val="22"/>
-        </w:rPr>
-        <w:t>Apresentação clara do valor controvertido</w:t>
-      </w:r>
-      <w:r>
-        <w:rPr>
-          <w:sz w:val="22"/>
-          <w:szCs w:val="22"/>
-        </w:rPr>
-        <w:t>, com cálculo do valor que seria devido caso aplicada a taxa média do BACEN, a diferença entre os valores pagos e os devidos, bem como o cálculo da repetição em dobro do indébito, nos termos do art. 42, parágrafo único, do CDC;</w:t>
-      </w:r>
-    </w:p>
-    <w:p>
-      <w:pPr>
-        <w:ind w:left="2268" w:firstLine="0"/>
-        <w:rPr>
-          <w:sz w:val="22"/>
-          <w:szCs w:val="22"/>
-        </w:rPr>
-      </w:pPr>
-      <w:r>
-        <w:rPr>
-          <w:sz w:val="22"/>
-          <w:szCs w:val="22"/>
-        </w:rPr>
-        <w:t xml:space="preserve">f) </w:t>
-      </w:r>
-      <w:r>
-        <w:rPr>
-          <w:b/>
-          <w:bCs/>
-          <w:sz w:val="22"/>
-          <w:szCs w:val="22"/>
-        </w:rPr>
-        <w:t>Demonstração de tentativa real de resolução extrajudicial do conflito</w:t>
-      </w:r>
-      <w:r>
-        <w:rPr>
-          <w:sz w:val="22"/>
-          <w:szCs w:val="22"/>
-        </w:rPr>
-        <w:t>, realizada pela plataforma oficial Consumidor.gov.br, instruída com o número de protocolo, cópia da reclamação e resposta da instituição financeira, evidenciando a busca pela composição amigável antes da via judicial;</w:t>
-      </w:r>
-    </w:p>
-    <w:p>
-      <w:pPr>
-        <w:ind w:left="2268" w:firstLine="0"/>
-        <w:rPr>
-          <w:sz w:val="22"/>
-          <w:szCs w:val="22"/>
-        </w:rPr>
-      </w:pPr>
-      <w:r>
-        <w:rPr>
-          <w:sz w:val="22"/>
-          <w:szCs w:val="22"/>
-        </w:rPr>
-        <w:t xml:space="preserve">g) </w:t>
-      </w:r>
-      <w:r>
-        <w:rPr>
-          <w:b/>
-          <w:bCs/>
-          <w:sz w:val="22"/>
-          <w:szCs w:val="22"/>
-        </w:rPr>
-        <w:t>Instrução adequada da petição inicial com documentos que comprovam a existência da relação jurídica</w:t>
-      </w:r>
-      <w:r>
-        <w:rPr>
-          <w:sz w:val="22"/>
-          <w:szCs w:val="22"/>
-        </w:rPr>
-        <w:t>, incluindo, sempre que possível, o próprio contrato de empréstimo</w:t>
-      </w:r>
-      <w:r>
-        <w:rPr>
-          <w:sz w:val="22"/>
-          <w:szCs w:val="22"/>
-        </w:rPr>
-        <w:t xml:space="preserve"> (pedido feito sempre via reclamação administrativa supracitada)</w:t>
-      </w:r>
-      <w:r>
-        <w:rPr>
-          <w:sz w:val="22"/>
-          <w:szCs w:val="22"/>
-        </w:rPr>
-        <w:t>, ou, na ausência deste, com capturas de tela ou outros meios idôneos que demonstrem os termos contratuais</w:t>
-      </w:r>
-      <w:r>
-        <w:rPr>
-          <w:sz w:val="22"/>
-          <w:szCs w:val="22"/>
-        </w:rPr>
-        <w:t xml:space="preserve"> indispensáveis para a propositura da presente ação (revisional de juros – e não outros dispositivos contratuais)</w:t>
-      </w:r>
-      <w:r>
-        <w:rPr>
-          <w:sz w:val="22"/>
-          <w:szCs w:val="22"/>
-        </w:rPr>
-        <w:t>;</w:t>
-      </w:r>
-    </w:p>
-    <w:p>
-      <w:pPr>
-        <w:ind w:left="2268" w:firstLine="0"/>
-      </w:pPr>
-      <w:r>
-        <w:rPr>
-          <w:sz w:val="22"/>
-          <w:szCs w:val="22"/>
-        </w:rPr>
-        <w:lastRenderedPageBreak/>
-        <w:t xml:space="preserve">h) </w:t>
-      </w:r>
-      <w:r>
-        <w:rPr>
-          <w:b/>
-          <w:bCs/>
-          <w:sz w:val="22"/>
-          <w:szCs w:val="22"/>
-        </w:rPr>
-        <w:t>Procuração com poderes específicos e limitados</w:t>
-      </w:r>
-      <w:r>
-        <w:rPr>
-          <w:sz w:val="22"/>
-          <w:szCs w:val="22"/>
-        </w:rPr>
-        <w:t>, outorgados exclusivamente para fins de (i) apresentação de reclamação extrajudicial pela plataforma do Governo Federal (consumidor.gov.br); (</w:t>
-      </w:r>
-      <w:proofErr w:type="spellStart"/>
-      <w:r>
-        <w:rPr>
-          <w:sz w:val="22"/>
-          <w:szCs w:val="22"/>
-        </w:rPr>
-        <w:t>ii</w:t>
-      </w:r>
-      <w:proofErr w:type="spellEnd"/>
-      <w:r>
-        <w:rPr>
-          <w:sz w:val="22"/>
-          <w:szCs w:val="22"/>
-        </w:rPr>
-        <w:t>) eventual propositura de ação de produção antecipada de provas para obtenção dos contratos; e (</w:t>
-      </w:r>
-      <w:proofErr w:type="spellStart"/>
-      <w:r>
-        <w:rPr>
-          <w:sz w:val="22"/>
-          <w:szCs w:val="22"/>
-        </w:rPr>
-        <w:t>iii</w:t>
-      </w:r>
-      <w:proofErr w:type="spellEnd"/>
-      <w:r>
-        <w:rPr>
-          <w:sz w:val="22"/>
-          <w:szCs w:val="22"/>
-        </w:rPr>
-        <w:t>) propositura de ação revisional de contrato bancário para o banco em específico.</w:t>
-      </w:r>
-    </w:p>
-    <w:p/>
-    <w:p>
-      <w:r>
-        <w:t xml:space="preserve">Tais medidas, adotadas de forma sistemática e diligente, demonstram o inequívoco comprometimento dos procuradores com a boa-fé, a ética profissional e a individualização de cada demanda, </w:t>
-      </w:r>
-      <w:r>
-        <w:rPr>
-          <w:b/>
-          <w:bCs/>
-          <w:i/>
-          <w:iCs/>
-        </w:rPr>
-        <w:t>mesmo diante da similaridade natural entre os casos.</w:t>
-      </w:r>
-      <w:r>
-        <w:t xml:space="preserve"> Não se está diante de um modelo genérico e irresponsável de ajuizamento, mas sim do exercício consciente e responsável da advocacia em defesa de direitos fundamentais de consumidores vulneráveis, como é o caso da parte autora.</w:t>
-      </w:r>
-    </w:p>
-    <w:p>
-      <w:r>
-        <w:rPr>
-          <w:u w:val="single"/>
-        </w:rPr>
-        <w:t>Ainda, fundamental o destaque de que a natureza da presente demanda é a de uma ação revisional específica de juros remuneratórios pactuados em contrato de empréstimo pessoal não consignado, diferindo, portanto, de ações revisionais diversas que buscam a alteração de múltiplas cláusulas contratuais.</w:t>
-      </w:r>
-      <w:r>
-        <w:t xml:space="preserve"> </w:t>
-      </w:r>
-      <w:r>
         <w:t>No presente caso, a abusividade ora combatida concentra-se exclusivamente na fixação da taxa de juros aplicada, cuja desproporcionalidade é aferida com base na comparação objetiva entre a taxa praticada no contrato em questão e a taxa média de mercado divulgada pelo Banco Central do Brasil, para contratos da mesma natureza e na mesma data conforme jurisprudência amplamente</w:t>
       </w:r>
       <w:r>
@@ -818,17 +764,7 @@
           <w:i/>
           <w:iCs/>
         </w:rPr>
-        <w:t xml:space="preserve">dispensa a análise </w:t>
-      </w:r>
-      <w:r>
-        <w:rPr>
-          <w:b/>
-          <w:bCs/>
-          <w:i/>
-          <w:iCs/>
-        </w:rPr>
-        <w:lastRenderedPageBreak/>
-        <w:t>individualizada de cláusulas específicas, uma vez que o objeto da revisão se limita aos juros remuneratórios em si, prescindindo, inclusive</w:t>
+        <w:t>dispensa a análise individualizada de cláusulas específicas, uma vez que o objeto da revisão se limita aos juros remuneratórios em si, prescindindo, inclusive</w:t>
       </w:r>
       <w:r>
         <w:rPr>
@@ -873,6 +809,7 @@
       <w:bookmarkStart w:id="1" w:name="_heading=h.ye3kiqmuytvw" w:colFirst="0" w:colLast="0"/>
       <w:bookmarkEnd w:id="1"/>
       <w:r>
+        <w:lastRenderedPageBreak/>
         <w:t>GRATUIDADE DA JUSTIÇA</w:t>
       </w:r>
     </w:p>
@@ -885,209 +822,111 @@
     </w:p>
     <w:p>
       <w:r>
-        <w:t xml:space="preserve">No intuito de demonstrar com máxima transparência sua condição de hipossuficiência e evitar qualquer questionamento quanto à legitimidade do pedido — sobretudo frente ao cenário atual de combate à litigância predatória — foram adotadas medidas criteriosas para embasar o </w:t>
-      </w:r>
+        <w:t>No intuito de demonstrar com máxima transparência sua condição de hipossuficiência e evitar qualquer questionamento quanto à legitimidade do pedido — sobretudo frente ao cenário atual de combate à litigância predatória — foram adotadas medidas criteriosas para embasar o presente pleito de forma individualizada, concreta e documentalmente robusta</w:t>
+      </w:r>
+      <w:r>
+        <w:t>, conforme pormenorizado abaixo:</w:t>
+      </w:r>
+    </w:p>
+    <w:p>
+      <w:r>
+        <w:t xml:space="preserve">A parte autora encontra-se em situação de vulnerabilidade econômica acentuada, recebendo mensalmente apenas </w:t>
+      </w:r>
+      <w:r>
+        <w:t>{{</w:t>
+      </w:r>
+      <w:proofErr w:type="spellStart"/>
+      <w:r>
+        <w:t>beneficios</w:t>
+      </w:r>
+      <w:proofErr w:type="spellEnd"/>
+      <w:r>
+        <w:t>}</w:t>
+      </w:r>
+      <w:proofErr w:type="gramStart"/>
+      <w:r>
+        <w:t>}</w:t>
+      </w:r>
+      <w:r>
+        <w:t xml:space="preserve"> </w:t>
+      </w:r>
+      <w:r>
+        <w:t>,</w:t>
+      </w:r>
+      <w:proofErr w:type="gramEnd"/>
+      <w:r>
+        <w:t xml:space="preserve"> no valor de R$ {{</w:t>
+      </w:r>
+      <w:proofErr w:type="spellStart"/>
+      <w:r>
+        <w:t>renda_mensal</w:t>
+      </w:r>
+      <w:proofErr w:type="spellEnd"/>
+      <w:r>
+        <w:t xml:space="preserve">}}, conforme comprovado nos documentos que acompanham esta exordial. </w:t>
+      </w:r>
+      <w:r>
+        <w:t>Ainda</w:t>
+      </w:r>
+      <w:r>
+        <w:t>, os empréstimos contratados</w:t>
+      </w:r>
+      <w:r>
+        <w:t xml:space="preserve">, </w:t>
+      </w:r>
+      <w:r>
+        <w:rPr>
+          <w:color w:val="00B050"/>
+        </w:rPr>
+        <w:t xml:space="preserve">{{tanto consignados quanto pessoais,}} </w:t>
+      </w:r>
+      <w:r>
+        <w:t>comprometem de forma drástica sua renda mensal, de modo que restam apenas R$ {{</w:t>
+      </w:r>
+      <w:proofErr w:type="spellStart"/>
+      <w:r>
+        <w:t>valor_</w:t>
+      </w:r>
+      <w:proofErr w:type="gramStart"/>
+      <w:r>
+        <w:t>liquido</w:t>
+      </w:r>
+      <w:proofErr w:type="spellEnd"/>
+      <w:proofErr w:type="gramEnd"/>
+      <w:r>
+        <w:t>}} para sua subsistência, valor este absolutamente incompatível com a manutenção de um mínimo existencial digno.</w:t>
+      </w:r>
+    </w:p>
+    <w:p>
       <w:r>
         <w:lastRenderedPageBreak/>
-        <w:t>presente pleito de forma individualizada, concreta e documentalmente robusta</w:t>
-      </w:r>
-      <w:r>
-        <w:t>, conforme pormenorizado abaixo:</w:t>
-      </w:r>
-    </w:p>
-    <w:p>
-      <w:pPr>
-        <w:numPr>
-          <w:ilvl w:val="0"/>
-          <w:numId w:val="9"/>
-        </w:numPr>
-      </w:pPr>
-      <w:r>
-        <w:t xml:space="preserve">A parte autora encontra-se em situação de vulnerabilidade econômica acentuada, recebendo mensalmente apenas </w:t>
-      </w:r>
+        <w:t>A fim de comprovar detalhadamente essa realidade, foram anexados à presente demanda os seguintes documentos:</w:t>
+      </w:r>
+    </w:p>
+    <w:p>
+      <w:pPr>
+        <w:ind w:firstLine="0"/>
+      </w:pPr>
       <w:r>
         <w:t>{{</w:t>
       </w:r>
       <w:proofErr w:type="spellStart"/>
       <w:r>
-        <w:t>beneficios</w:t>
+        <w:t>conjunto_probatorio</w:t>
       </w:r>
       <w:proofErr w:type="spellEnd"/>
       <w:r>
         <w:t>}}</w:t>
       </w:r>
-      <w:r>
-        <w:t xml:space="preserve"> </w:t>
-      </w:r>
-      <w:r>
-        <w:t>, no valor de R$ {{</w:t>
-      </w:r>
-      <w:proofErr w:type="spellStart"/>
-      <w:r>
-        <w:t>renda_mensal</w:t>
-      </w:r>
-      <w:proofErr w:type="spellEnd"/>
-      <w:r>
-        <w:t xml:space="preserve">}}, conforme comprovado nos documentos que acompanham esta exordial. </w:t>
-      </w:r>
-      <w:r>
-        <w:t>Ainda</w:t>
-      </w:r>
-      <w:r>
-        <w:t>, os empréstimos contratados</w:t>
-      </w:r>
-      <w:r>
-        <w:t xml:space="preserve">, </w:t>
-      </w:r>
-      <w:r>
-        <w:rPr>
-          <w:color w:val="00B050"/>
-        </w:rPr>
-        <w:t xml:space="preserve">{{tanto consignados quanto pessoais,}} </w:t>
-      </w:r>
-      <w:r>
-        <w:t>comprometem de forma drástica sua renda mensal, de modo que restam apenas R$ {{</w:t>
-      </w:r>
-      <w:proofErr w:type="spellStart"/>
-      <w:r>
-        <w:t>valor_liquido</w:t>
-      </w:r>
-      <w:proofErr w:type="spellEnd"/>
-      <w:r>
-        <w:t>}} para sua subsistência, valor este absolutamente incompatível com a manutenção de um mínimo existencial digno.</w:t>
-      </w:r>
-    </w:p>
-    <w:p>
-      <w:r>
-        <w:t>A fim de comprovar detalhadamente essa realidade, foram anexados à presente demanda os seguintes documentos:</w:t>
-      </w:r>
     </w:p>
     <w:p/>
     <w:p>
       <w:pPr>
-        <w:numPr>
-          <w:ilvl w:val="0"/>
-          <w:numId w:val="8"/>
-        </w:numPr>
-        <w:rPr>
-          <w:color w:val="00B050"/>
-        </w:rPr>
-      </w:pPr>
-      <w:r>
-        <w:rPr>
-          <w:color w:val="00B050"/>
-        </w:rPr>
-        <w:t>Declaração de Hipossuficiência firmada pela parte autora;</w:t>
-      </w:r>
-    </w:p>
-    <w:p>
-      <w:pPr>
-        <w:numPr>
-          <w:ilvl w:val="0"/>
-          <w:numId w:val="8"/>
-        </w:numPr>
-        <w:rPr>
-          <w:color w:val="00B050"/>
-        </w:rPr>
-      </w:pPr>
-      <w:r>
-        <w:rPr>
-          <w:color w:val="00B050"/>
-        </w:rPr>
-        <w:t>Declaração de isenção de Imposto de Renda;</w:t>
-      </w:r>
-    </w:p>
-    <w:p>
-      <w:pPr>
-        <w:numPr>
-          <w:ilvl w:val="0"/>
-          <w:numId w:val="8"/>
-        </w:numPr>
-        <w:rPr>
-          <w:color w:val="00B050"/>
-        </w:rPr>
-      </w:pPr>
-      <w:r>
-        <w:rPr>
-          <w:color w:val="00B050"/>
-        </w:rPr>
-        <w:t>Print da Receita Federal demonstrando inexistência de dados quanto à Declaração Anual de Imposto de Renda;</w:t>
-      </w:r>
-    </w:p>
-    <w:p>
-      <w:pPr>
-        <w:numPr>
-          <w:ilvl w:val="0"/>
-          <w:numId w:val="8"/>
-        </w:numPr>
-        <w:rPr>
-          <w:color w:val="00B050"/>
-        </w:rPr>
-      </w:pPr>
-      <w:r>
-        <w:rPr>
-          <w:color w:val="00B050"/>
-        </w:rPr>
-        <w:t>Extratos de benefício previdenciário (INSS);</w:t>
-      </w:r>
-    </w:p>
-    <w:p>
-      <w:pPr>
-        <w:numPr>
-          <w:ilvl w:val="0"/>
-          <w:numId w:val="8"/>
-        </w:numPr>
-        <w:rPr>
-          <w:color w:val="00B050"/>
-        </w:rPr>
-      </w:pPr>
-      <w:r>
-        <w:rPr>
-          <w:color w:val="00B050"/>
-        </w:rPr>
-        <w:t>Extratos bancários atualizados;</w:t>
-      </w:r>
-    </w:p>
-    <w:p>
-      <w:pPr>
-        <w:numPr>
-          <w:ilvl w:val="0"/>
-          <w:numId w:val="8"/>
-        </w:numPr>
-        <w:rPr>
-          <w:color w:val="00B050"/>
-        </w:rPr>
-      </w:pPr>
-      <w:r>
-        <w:rPr>
-          <w:color w:val="00B050"/>
-        </w:rPr>
-        <w:t>Carteira de Trabalho e Previdência Social (CTPS) Digital;</w:t>
-      </w:r>
-    </w:p>
-    <w:p>
-      <w:pPr>
-        <w:numPr>
-          <w:ilvl w:val="0"/>
-          <w:numId w:val="8"/>
-        </w:numPr>
-        <w:rPr>
-          <w:color w:val="00B050"/>
-        </w:rPr>
-      </w:pPr>
-      <w:r>
-        <w:rPr>
-          <w:color w:val="00B050"/>
-        </w:rPr>
-        <w:lastRenderedPageBreak/>
-        <w:t>Folha resumo do Cadastro Único para Programas Sociais do Governo Federal;</w:t>
-      </w:r>
-    </w:p>
-    <w:p>
-      <w:pPr>
         <w:ind w:firstLine="0"/>
       </w:pPr>
     </w:p>
+    <w:p/>
+    <w:p/>
     <w:p>
       <w:r>
         <w:t>Dessa forma, requer-se o deferimento do benefício da gratuidade da justiça, de forma a garantir o pleno acesso ao Judiciário e a efetiva tutela de seus direitos, sem que isso implique em sacrifício econômico desproporcional ou atentatório à dignidade da parte requerente.</w:t>
@@ -1153,77 +992,70 @@
     <w:p>
       <w:pPr>
         <w:rPr>
+          <w:color w:val="00B050"/>
+        </w:rPr>
+      </w:pPr>
+      <w:r>
+        <w:t xml:space="preserve">Como já havia consignado toda sua margem para empréstimos consignados, por ser uma pessoa carente de recursos, em um momento de necessidade, contraiu mais </w:t>
+      </w:r>
+      <w:r>
+        <w:t>1 (um) empréstimo pessoal</w:t>
+      </w:r>
+      <w:r>
+        <w:t xml:space="preserve"> não consignado</w:t>
+      </w:r>
+      <w:r>
+        <w:t xml:space="preserve"> com a instituição financeira requerida, o que a colocou em uma </w:t>
+      </w:r>
+      <w:r>
+        <w:lastRenderedPageBreak/>
+        <w:t>escancarada situação de superendividamento, uma ve</w:t>
+      </w:r>
+      <w:r>
+        <w:t xml:space="preserve">z que seus </w:t>
+      </w:r>
+      <w:r>
+        <w:t xml:space="preserve">empréstimos </w:t>
+      </w:r>
+      <w:r>
+        <w:rPr>
+          <w:color w:val="000000" w:themeColor="text1"/>
+        </w:rPr>
+        <w:t>{{</w:t>
+      </w:r>
+      <w:proofErr w:type="spellStart"/>
+      <w:r>
+        <w:rPr>
+          <w:color w:val="000000" w:themeColor="text1"/>
+        </w:rPr>
+        <w:t>pessoal_consignados</w:t>
+      </w:r>
+      <w:proofErr w:type="spellEnd"/>
+      <w:r>
+        <w:rPr>
+          <w:color w:val="000000" w:themeColor="text1"/>
+        </w:rPr>
+        <w:t xml:space="preserve">}} </w:t>
+      </w:r>
+      <w:r>
+        <w:t xml:space="preserve">comprometem o equivalente a </w:t>
+      </w:r>
+      <w:r>
+        <w:t>{{comprometimento}}</w:t>
+      </w:r>
+      <w:r>
+        <w:rPr>
           <w:sz w:val="28"/>
           <w:szCs w:val="28"/>
         </w:rPr>
-      </w:pPr>
-      <w:r>
-        <w:t xml:space="preserve">Como já havia consignado toda sua margem para empréstimos consignados, por ser uma pessoa carente de recursos, em um momento de necessidade, contraiu mais </w:t>
-      </w:r>
-      <w:r>
-        <w:t>1 (um) empréstimo pessoal</w:t>
-      </w:r>
-      <w:r>
-        <w:t xml:space="preserve"> não consignado</w:t>
-      </w:r>
-      <w:r>
-        <w:t xml:space="preserve"> com a instituição financeira requerida, o que a colocou em uma escancarada situação de superendividamento, uma ve</w:t>
-      </w:r>
-      <w:r>
-        <w:t xml:space="preserve">z que seus </w:t>
-      </w:r>
-      <w:r>
-        <w:t xml:space="preserve">empréstimos </w:t>
-      </w:r>
-      <w:r>
-        <w:rPr>
-          <w:color w:val="00B050"/>
-        </w:rPr>
+        <w:t xml:space="preserve"> </w:t>
+      </w:r>
+      <w:r>
+        <w:t xml:space="preserve">da sua remuneração mensal, tendo como líquido apenas </w:t>
+      </w:r>
+      <w:r>
         <w:t>{{</w:t>
       </w:r>
-      <w:r>
-        <w:rPr>
-          <w:color w:val="00B050"/>
-        </w:rPr>
-        <w:t>(pessoal</w:t>
-      </w:r>
-      <w:r>
-        <w:rPr>
-          <w:color w:val="00B050"/>
-        </w:rPr>
-        <w:t xml:space="preserve"> + consignad</w:t>
-      </w:r>
-      <w:r>
-        <w:rPr>
-          <w:color w:val="00B050"/>
-        </w:rPr>
-        <w:t>os</w:t>
-      </w:r>
-      <w:r>
-        <w:rPr>
-          <w:color w:val="00B050"/>
-        </w:rPr>
-        <w:t xml:space="preserve">)}} </w:t>
-      </w:r>
-      <w:r>
-        <w:t xml:space="preserve">comprometem o equivalente a </w:t>
-      </w:r>
-      <w:r>
-        <w:t>{{comprometimento}}</w:t>
-      </w:r>
-      <w:r>
-        <w:rPr>
-          <w:sz w:val="28"/>
-          <w:szCs w:val="28"/>
-        </w:rPr>
-        <w:t xml:space="preserve"> </w:t>
-      </w:r>
-      <w:r>
-        <w:t xml:space="preserve">da sua remuneração mensal, tendo como líquido apenas </w:t>
-      </w:r>
-      <w:r>
-        <w:t>{{</w:t>
-      </w:r>
       <w:proofErr w:type="spellStart"/>
       <w:r>
         <w:t>valor_liquido</w:t>
@@ -1238,7 +1070,6 @@
     </w:p>
     <w:p>
       <w:r>
-        <w:lastRenderedPageBreak/>
         <w:t xml:space="preserve">Além disso, os valores referentes aos empréstimos pessoais contratados, demonstram-se em flagrante abusividade em comparação aos valores praticados </w:t>
       </w:r>
       <w:r>
@@ -1293,7 +1124,27 @@
           <w:sz w:val="24"/>
           <w:szCs w:val="24"/>
         </w:rPr>
-        <w:t>Nº{{NUMERO_CONTRATO</w:t>
+        <w:t>Nº{{</w:t>
+      </w:r>
+      <w:proofErr w:type="gramStart"/>
+      <w:r>
+        <w:rPr>
+          <w:b/>
+          <w:color w:val="00B050"/>
+          <w:sz w:val="24"/>
+          <w:szCs w:val="24"/>
+        </w:rPr>
+        <w:t>NUMERO</w:t>
+      </w:r>
+      <w:proofErr w:type="gramEnd"/>
+      <w:r>
+        <w:rPr>
+          <w:b/>
+          <w:color w:val="00B050"/>
+          <w:sz w:val="24"/>
+          <w:szCs w:val="24"/>
+        </w:rPr>
+        <w:t>_CONTRATO</w:t>
       </w:r>
       <w:r>
         <w:rPr>
@@ -1407,11 +1258,16 @@
         <w:t xml:space="preserve">Taxa de juros aplicada: </w:t>
       </w:r>
       <w:r>
-        <w:t>{{emprestimos_0_taxa}}</w:t>
+        <w:t>{{emprestimos_0_taxa</w:t>
+      </w:r>
+      <w:proofErr w:type="gramStart"/>
+      <w:r>
+        <w:t>}}</w:t>
       </w:r>
       <w:r>
         <w:t>%</w:t>
       </w:r>
+      <w:proofErr w:type="gramEnd"/>
     </w:p>
     <w:p>
       <w:pPr>
@@ -1428,17 +1284,23 @@
       <w:r>
         <w:t>emprestimos_0_taxa</w:t>
       </w:r>
+      <w:proofErr w:type="gramStart"/>
       <w:r>
         <w:t>}}</w:t>
       </w:r>
       <w:r>
         <w:t>%</w:t>
       </w:r>
+      <w:proofErr w:type="gramEnd"/>
       <w:r>
         <w:t>a.m</w:t>
       </w:r>
       <w:r>
-        <w:t xml:space="preserve">., o que gerou à parte requerente uma dívida correspondente a </w:t>
+        <w:t xml:space="preserve">., o que gerou à parte </w:t>
+      </w:r>
+      <w:r>
+        <w:lastRenderedPageBreak/>
+        <w:t xml:space="preserve">requerente uma dívida correspondente a </w:t>
       </w:r>
       <w:r>
         <w:t>{{</w:t>
@@ -1503,11 +1365,7 @@
         <w:t xml:space="preserve">, </w:t>
       </w:r>
       <w:r>
-        <w:t xml:space="preserve">conforme </w:t>
-      </w:r>
-      <w:r>
-        <w:lastRenderedPageBreak/>
-        <w:t>divulgado pelo Banco Central</w:t>
+        <w:t>conforme divulgado pelo Banco Central</w:t>
       </w:r>
       <w:r>
         <w:t xml:space="preserve"> do Brasil, </w:t>
@@ -1698,8 +1556,13 @@
               <w:jc w:val="left"/>
             </w:pPr>
             <w:r>
-              <w:t>{{emprestimos_0_taxa_media}}%</w:t>
+              <w:t>{{emprestimos_0_taxa_</w:t>
             </w:r>
+            <w:proofErr w:type="gramStart"/>
+            <w:r>
+              <w:t>media}}%</w:t>
+            </w:r>
+            <w:proofErr w:type="gramEnd"/>
           </w:p>
         </w:tc>
       </w:tr>
@@ -1837,6 +1700,7 @@
     </w:p>
     <w:p>
       <w:r>
+        <w:lastRenderedPageBreak/>
         <w:t xml:space="preserve">Uma diferença de </w:t>
       </w:r>
       <w:r>
@@ -1872,7 +1736,6 @@
     </w:p>
     <w:p>
       <w:r>
-        <w:lastRenderedPageBreak/>
         <w:t>Por este fato, ingressa a parte autora com a referida demanda judicial, a fim de solicitar a adequação da taxa de juros à média de mercado, além da repetição em dobro dos indébitos pagos em excesso à requerida e indenização a título de danos morais.</w:t>
       </w:r>
     </w:p>
@@ -1919,6 +1782,7 @@
     <w:p/>
     <w:p>
       <w:r>
+        <w:lastRenderedPageBreak/>
         <w:t xml:space="preserve">A legislação brasileira </w:t>
       </w:r>
       <w:r>
@@ -1930,7 +1794,6 @@
     </w:p>
     <w:p>
       <w:r>
-        <w:lastRenderedPageBreak/>
         <w:t xml:space="preserve">No presente caso, a taxa de juros aplicada ao contrato da parte requerente </w:t>
       </w:r>
       <w:r>
@@ -2056,7 +1919,17 @@
           <w:sz w:val="22"/>
           <w:szCs w:val="22"/>
         </w:rPr>
-        <w:t>, mediante análise das informações disponíveis em bancos de dados de proteção ao crédito, observado o disposto neste Código e na legislação sobre proteção de dados;      </w:t>
+        <w:t xml:space="preserve">, mediante análise das informações disponíveis em bancos de dados de proteção ao crédito, observado o disposto neste Código e </w:t>
+      </w:r>
+      <w:r>
+        <w:rPr>
+          <w:i/>
+          <w:color w:val="000000"/>
+          <w:sz w:val="22"/>
+          <w:szCs w:val="22"/>
+        </w:rPr>
+        <w:lastRenderedPageBreak/>
+        <w:t>na legislação sobre proteção de dados;      </w:t>
       </w:r>
       <w:hyperlink r:id="rId9" w:anchor="art1">
         <w:r>
@@ -2092,241 +1965,253 @@
     </w:p>
     <w:p>
       <w:r>
+        <w:t xml:space="preserve">Isso porque o Superior Tribunal de Justiça já dispôs, </w:t>
+      </w:r>
+      <w:r>
+        <w:rPr>
+          <w:b/>
+          <w:bCs/>
+          <w:i/>
+          <w:iCs/>
+        </w:rPr>
+        <w:t>por meio do Tema Repetitivo 27 do STJ – REsp 1061530/RS</w:t>
+      </w:r>
+      <w:r>
+        <w:t xml:space="preserve">, que, </w:t>
+      </w:r>
+      <w:r>
+        <w:rPr>
+          <w:b/>
+          <w:bCs/>
+          <w:u w:val="single"/>
+        </w:rPr>
+        <w:t>embora as instituições financeiras não estejam sujeitas à limitação da taxa de juros estipulada na Lei da Usura (Súmula 596/STF), a abusividade dos juros remuneratórios pode ser reconhecida quando a taxa contratada é excessivamente superior à taxa média de mercado divulgada pelo Banco Central do Brasil para operações da mesma natureza.</w:t>
+      </w:r>
+    </w:p>
+    <w:p>
+      <w:pPr>
+        <w:rPr>
+          <w:i/>
+          <w:iCs/>
+        </w:rPr>
+      </w:pPr>
+      <w:r>
+        <w:t xml:space="preserve">Esta é a tese firmada no referido Tema, </w:t>
+      </w:r>
+      <w:r>
+        <w:rPr>
+          <w:i/>
+          <w:iCs/>
+        </w:rPr>
+        <w:t xml:space="preserve">in </w:t>
+      </w:r>
+      <w:proofErr w:type="spellStart"/>
+      <w:r>
+        <w:rPr>
+          <w:i/>
+          <w:iCs/>
+        </w:rPr>
+        <w:t>verbis</w:t>
+      </w:r>
+      <w:proofErr w:type="spellEnd"/>
+      <w:r>
+        <w:rPr>
+          <w:i/>
+          <w:iCs/>
+        </w:rPr>
+        <w:t>:</w:t>
+      </w:r>
+    </w:p>
+    <w:p>
+      <w:pPr>
+        <w:rPr>
+          <w:i/>
+          <w:iCs/>
+        </w:rPr>
+      </w:pPr>
+    </w:p>
+    <w:p>
+      <w:pPr>
+        <w:ind w:left="2268" w:firstLine="0"/>
+        <w:rPr>
+          <w:i/>
+          <w:iCs/>
+          <w:sz w:val="22"/>
+          <w:szCs w:val="22"/>
+        </w:rPr>
+      </w:pPr>
+      <w:r>
+        <w:rPr>
+          <w:i/>
+          <w:iCs/>
+          <w:sz w:val="22"/>
+          <w:szCs w:val="22"/>
+        </w:rPr>
+        <w:t>“É admitida a revisão das taxas de juros remuneratórios em situações excepcionais, desde que caracterizada a relação de consumo e que a abusividade capaz de colocar o consumidor em desvantagem exagerada (art. 51, §1 º, do CDC) fique cabalmente demonstrada, ante às peculiaridades do julgamento em concreto.”</w:t>
+      </w:r>
+    </w:p>
+    <w:p/>
+    <w:p>
+      <w:r>
         <w:lastRenderedPageBreak/>
-        <w:t xml:space="preserve">Isso porque o Superior Tribunal de Justiça já dispôs, </w:t>
-      </w:r>
-      <w:r>
-        <w:rPr>
-          <w:b/>
-          <w:bCs/>
-          <w:i/>
-          <w:iCs/>
-        </w:rPr>
-        <w:t>por meio do Tema Repetitivo 27 do STJ – REsp 1061530/RS</w:t>
-      </w:r>
-      <w:r>
-        <w:t xml:space="preserve">, que, </w:t>
-      </w:r>
-      <w:r>
-        <w:rPr>
-          <w:b/>
-          <w:bCs/>
+        <w:t>Ainda, acerca do parâmetro traçado pelo C. Superior Tribunal de justiça, temos:</w:t>
+      </w:r>
+    </w:p>
+    <w:p/>
+    <w:p>
+      <w:pPr>
+        <w:ind w:left="2268" w:firstLine="0"/>
+        <w:rPr>
+          <w:sz w:val="22"/>
+          <w:szCs w:val="22"/>
+        </w:rPr>
+      </w:pPr>
+      <w:r>
+        <w:rPr>
+          <w:sz w:val="22"/>
+          <w:szCs w:val="22"/>
+        </w:rPr>
+        <w:t xml:space="preserve">“(...) tem considerado abusivas taxas superiores a uma vez e meia (voto proferido pelo Min. Ari Pargendler no REsp n. 271.214-RS, </w:t>
+      </w:r>
+      <w:proofErr w:type="spellStart"/>
+      <w:r>
+        <w:rPr>
+          <w:sz w:val="22"/>
+          <w:szCs w:val="22"/>
+        </w:rPr>
+        <w:t>Rel.p</w:t>
+      </w:r>
+      <w:proofErr w:type="spellEnd"/>
+      <w:r>
+        <w:rPr>
+          <w:sz w:val="22"/>
+          <w:szCs w:val="22"/>
+        </w:rPr>
+        <w:t xml:space="preserve">. Acórdão Min. Menezes Direito, DJ de 4.8.2003), ao dobro (REsp n. 1.036.818, Terceira Turma, minha relatoria, </w:t>
+      </w:r>
+      <w:proofErr w:type="spellStart"/>
+      <w:r>
+        <w:rPr>
+          <w:sz w:val="22"/>
+          <w:szCs w:val="22"/>
+        </w:rPr>
+        <w:t>DJe</w:t>
+      </w:r>
+      <w:proofErr w:type="spellEnd"/>
+      <w:r>
+        <w:rPr>
+          <w:sz w:val="22"/>
+          <w:szCs w:val="22"/>
+        </w:rPr>
+        <w:t xml:space="preserve"> de 20.6.2008) ou ao triplo (REsp n. 971.853-RS, Quarta Turma, Min. Pádua Ribeiro, DJ de 24.9.2007) da média. Todavia, esta perquirição acerca da abusividade não é estanque, o que impossibilita a adoção de critérios genéricos e universais. A taxa média de mercado, divulgada pelo Banco Central, constitui um valioso referencial, mas cabe somente ao juiz, no exame das peculiaridades do caso concreto, avaliar se os juros contratados foram ou não abusivos”. (REsp 1061530/RS, rel. Min. Nancy Andrighi, Segunda Seção, j. 22-10-2008).</w:t>
+      </w:r>
+    </w:p>
+    <w:p>
+      <w:pPr>
+        <w:ind w:left="2268" w:firstLine="0"/>
+        <w:rPr>
+          <w:sz w:val="22"/>
+          <w:szCs w:val="22"/>
+        </w:rPr>
+      </w:pPr>
+    </w:p>
+    <w:p>
+      <w:pPr>
+        <w:rPr>
           <w:u w:val="single"/>
         </w:rPr>
-        <w:t>embora as instituições financeiras não estejam sujeitas à limitação da taxa de juros estipulada na Lei da Usura (Súmula 596/STF), a abusividade dos juros remuneratórios pode ser reconhecida quando a taxa contratada é excessivamente superior à taxa média de mercado divulgada pelo Banco Central do Brasil para operações da mesma natureza.</w:t>
-      </w:r>
-    </w:p>
-    <w:p>
-      <w:pPr>
-        <w:rPr>
-          <w:i/>
-          <w:iCs/>
-        </w:rPr>
-      </w:pPr>
-      <w:r>
-        <w:t xml:space="preserve">Esta é a tese firmada no referido Tema, </w:t>
-      </w:r>
-      <w:r>
-        <w:rPr>
-          <w:i/>
-          <w:iCs/>
-        </w:rPr>
-        <w:t xml:space="preserve">in </w:t>
+      </w:pPr>
+      <w:r>
+        <w:rPr>
+          <w:b/>
+          <w:bCs/>
+        </w:rPr>
+        <w:t>No caso em análise, a taxa de juros cobrada pela instituição requerida alcança patamares muito superiores aos praticados no mercado financeiro.</w:t>
+      </w:r>
+      <w:r>
+        <w:t xml:space="preserve"> Conforme comprovado documentalmente, a taxa média de juros em </w:t>
+      </w:r>
+      <w:r>
+        <w:rPr>
+          <w:color w:val="000000" w:themeColor="text1"/>
+        </w:rPr>
+        <w:t>{{</w:t>
+      </w:r>
+      <w:r>
+        <w:rPr>
+          <w:color w:val="000000" w:themeColor="text1"/>
+        </w:rPr>
+        <w:t>emprestimos_0_data</w:t>
+      </w:r>
+      <w:r>
+        <w:rPr>
+          <w:color w:val="000000" w:themeColor="text1"/>
+        </w:rPr>
+        <w:t>}} foi</w:t>
+      </w:r>
+      <w:r>
+        <w:t xml:space="preserve"> de </w:t>
+      </w:r>
+      <w:r>
+        <w:t>{{</w:t>
+      </w:r>
+      <w:r>
+        <w:t>emprestimos_0_taxa_</w:t>
+      </w:r>
+      <w:proofErr w:type="gramStart"/>
+      <w:r>
+        <w:t>media</w:t>
+      </w:r>
+      <w:r>
+        <w:t>}}</w:t>
+      </w:r>
+      <w:r>
+        <w:t>%</w:t>
+      </w:r>
+      <w:proofErr w:type="gramEnd"/>
+      <w:r>
+        <w:t xml:space="preserve"> a.m., enquanto a taxa de juros mensal informada pela instituição req</w:t>
+      </w:r>
+      <w:r>
+        <w:t xml:space="preserve">uerida </w:t>
+      </w:r>
+      <w:r>
+        <w:t xml:space="preserve">fora de </w:t>
+      </w:r>
+      <w:r>
+        <w:t>{{emprestimos_0_taxa</w:t>
+      </w:r>
+      <w:proofErr w:type="gramStart"/>
+      <w:r>
+        <w:t>}}%</w:t>
+      </w:r>
+      <w:proofErr w:type="gramEnd"/>
+      <w:r>
+        <w:t xml:space="preserve"> </w:t>
+      </w:r>
+      <w:r>
+        <w:t>ao mês!</w:t>
+      </w:r>
+    </w:p>
+    <w:p>
+      <w:pPr>
+        <w:rPr>
+          <w:u w:val="single"/>
+        </w:rPr>
+      </w:pPr>
+      <w:r>
+        <w:t xml:space="preserve">Tal discrepância de valores é evidência clara de abusividade na fixação das taxas de juros cobradas pela requerida, o que viola o princípio da boa-fé objetiva, previsto no artigo 422 do Código Civil. Conforme </w:t>
+      </w:r>
+      <w:r>
+        <w:lastRenderedPageBreak/>
+        <w:t xml:space="preserve">leciona Pablo Stolze </w:t>
       </w:r>
       <w:proofErr w:type="spellStart"/>
       <w:r>
-        <w:rPr>
-          <w:i/>
-          <w:iCs/>
-        </w:rPr>
-        <w:t>verbis</w:t>
+        <w:t>Gagliano</w:t>
       </w:r>
       <w:proofErr w:type="spellEnd"/>
       <w:r>
-        <w:rPr>
-          <w:i/>
-          <w:iCs/>
-        </w:rPr>
-        <w:t>:</w:t>
-      </w:r>
-    </w:p>
-    <w:p>
-      <w:pPr>
-        <w:rPr>
-          <w:i/>
-          <w:iCs/>
-        </w:rPr>
-      </w:pPr>
-    </w:p>
-    <w:p>
-      <w:pPr>
-        <w:ind w:left="2268" w:firstLine="0"/>
-        <w:rPr>
-          <w:i/>
-          <w:iCs/>
-          <w:sz w:val="22"/>
-          <w:szCs w:val="22"/>
-        </w:rPr>
-      </w:pPr>
-      <w:r>
-        <w:rPr>
-          <w:i/>
-          <w:iCs/>
-          <w:sz w:val="22"/>
-          <w:szCs w:val="22"/>
-        </w:rPr>
-        <w:t>“É admitida a revisão das taxas de juros remuneratórios em situações excepcionais, desde que caracterizada a relação de consumo e que a abusividade capaz de colocar o consumidor em desvantagem exagerada (art. 51, §1 º, do CDC) fique cabalmente demonstrada, ante às peculiaridades do julgamento em concreto.”</w:t>
-      </w:r>
-    </w:p>
-    <w:p/>
-    <w:p>
-      <w:r>
-        <w:t>Ainda, acerca do parâmetro traçado pelo C. Superior Tribunal de justiça, temos:</w:t>
-      </w:r>
-    </w:p>
-    <w:p/>
-    <w:p>
-      <w:pPr>
-        <w:ind w:left="2268" w:firstLine="0"/>
-        <w:rPr>
-          <w:sz w:val="22"/>
-          <w:szCs w:val="22"/>
-        </w:rPr>
-      </w:pPr>
-      <w:r>
-        <w:rPr>
-          <w:sz w:val="22"/>
-          <w:szCs w:val="22"/>
-        </w:rPr>
-        <w:t xml:space="preserve">“(...) tem considerado abusivas taxas superiores a uma vez e meia (voto proferido pelo Min. Ari Pargendler no REsp n. 271.214-RS, </w:t>
-      </w:r>
-      <w:proofErr w:type="spellStart"/>
-      <w:r>
-        <w:rPr>
-          <w:sz w:val="22"/>
-          <w:szCs w:val="22"/>
-        </w:rPr>
-        <w:t>Rel.p</w:t>
-      </w:r>
-      <w:proofErr w:type="spellEnd"/>
-      <w:r>
-        <w:rPr>
-          <w:sz w:val="22"/>
-          <w:szCs w:val="22"/>
-        </w:rPr>
-        <w:t xml:space="preserve">. Acórdão Min. Menezes Direito, DJ de 4.8.2003), ao dobro (REsp n. 1.036.818, Terceira Turma, minha relatoria, </w:t>
-      </w:r>
-      <w:proofErr w:type="spellStart"/>
-      <w:r>
-        <w:rPr>
-          <w:sz w:val="22"/>
-          <w:szCs w:val="22"/>
-        </w:rPr>
-        <w:t>DJe</w:t>
-      </w:r>
-      <w:proofErr w:type="spellEnd"/>
-      <w:r>
-        <w:rPr>
-          <w:sz w:val="22"/>
-          <w:szCs w:val="22"/>
-        </w:rPr>
-        <w:t xml:space="preserve"> de 20.6.2008) ou ao triplo (REsp n. 971.853-RS, Quarta Turma, Min. Pádua Ribeiro, DJ de </w:t>
-      </w:r>
-      <w:r>
-        <w:rPr>
-          <w:sz w:val="22"/>
-          <w:szCs w:val="22"/>
-        </w:rPr>
-        <w:lastRenderedPageBreak/>
-        <w:t>24.9.2007) da média. Todavia, esta perquirição acerca da abusividade não é estanque, o que impossibilita a adoção de critérios genéricos e universais. A taxa média de mercado, divulgada pelo Banco Central, constitui um valioso referencial, mas cabe somente ao juiz, no exame das peculiaridades do caso concreto, avaliar se os juros contratados foram ou não abusivos”. (REsp 1061530/RS, rel. Min. Nancy Andrighi, Segunda Seção, j. 22-10-2008).</w:t>
-      </w:r>
-    </w:p>
-    <w:p>
-      <w:pPr>
-        <w:ind w:left="2268" w:firstLine="0"/>
-        <w:rPr>
-          <w:sz w:val="22"/>
-          <w:szCs w:val="22"/>
-        </w:rPr>
-      </w:pPr>
-    </w:p>
-    <w:p>
-      <w:pPr>
-        <w:rPr>
-          <w:u w:val="single"/>
-        </w:rPr>
-      </w:pPr>
-      <w:r>
-        <w:rPr>
-          <w:b/>
-          <w:bCs/>
-        </w:rPr>
-        <w:t>No caso em análise, a taxa de juros cobrada pela instituição requerida alcança patamares muito superiores aos praticados no mercado financeiro.</w:t>
-      </w:r>
-      <w:r>
-        <w:t xml:space="preserve"> Conforme comprovado documentalmente, a taxa média de juros em </w:t>
-      </w:r>
-      <w:r>
-        <w:rPr>
-          <w:color w:val="000000" w:themeColor="text1"/>
-        </w:rPr>
-        <w:t>{{</w:t>
-      </w:r>
-      <w:r>
-        <w:rPr>
-          <w:color w:val="000000" w:themeColor="text1"/>
-        </w:rPr>
-        <w:t>emprestimos_0_data</w:t>
-      </w:r>
-      <w:r>
-        <w:rPr>
-          <w:color w:val="000000" w:themeColor="text1"/>
-        </w:rPr>
-        <w:t>}} foi</w:t>
-      </w:r>
-      <w:r>
-        <w:t xml:space="preserve"> de </w:t>
-      </w:r>
-      <w:r>
-        <w:t>{{</w:t>
-      </w:r>
-      <w:r>
-        <w:t>emprestimos_0_taxa_media</w:t>
-      </w:r>
-      <w:r>
-        <w:t>}}</w:t>
-      </w:r>
-      <w:r>
-        <w:t>% a.m., enquanto a taxa de juros mensal informada pela instituição req</w:t>
-      </w:r>
-      <w:r>
-        <w:t xml:space="preserve">uerida </w:t>
-      </w:r>
-      <w:r>
-        <w:t xml:space="preserve">fora de </w:t>
-      </w:r>
-      <w:r>
-        <w:t xml:space="preserve">{{emprestimos_0_taxa}}% </w:t>
-      </w:r>
-      <w:r>
-        <w:t>ao mês!</w:t>
-      </w:r>
-    </w:p>
-    <w:p>
-      <w:pPr>
-        <w:rPr>
-          <w:u w:val="single"/>
-        </w:rPr>
-      </w:pPr>
-      <w:r>
-        <w:t xml:space="preserve">Tal discrepância de valores é evidência clara de abusividade na fixação das taxas de juros cobradas pela requerida, o que viola o princípio da boa-fé objetiva, previsto no artigo 422 do Código Civil. Conforme leciona Pablo Stolze </w:t>
-      </w:r>
-      <w:proofErr w:type="spellStart"/>
-      <w:r>
-        <w:t>Gagliano</w:t>
-      </w:r>
-      <w:proofErr w:type="spellEnd"/>
-      <w:r>
         <w:t xml:space="preserve"> e Rodolfo Pamplona Filho (Novo Curso de Direito Civil, Volume II), “a boa-fé objetiva exige que as partes não só tenham um comportamento ético, mas também que não exerçam seus direitos de forma excessivamente gravosa ao outro contratante”.</w:t>
       </w:r>
     </w:p>
@@ -2338,11 +2223,7 @@
         <w:t>ão</w:t>
       </w:r>
       <w:r>
-        <w:t xml:space="preserve">. Tal adequação </w:t>
-      </w:r>
-      <w:r>
-        <w:lastRenderedPageBreak/>
-        <w:t>visa restabelecer o equilíbrio contratual e assegurar que o consumidor não seja onerado de forma injusta e desproporcional.</w:t>
+        <w:t>. Tal adequação visa restabelecer o equilíbrio contratual e assegurar que o consumidor não seja onerado de forma injusta e desproporcional.</w:t>
       </w:r>
     </w:p>
     <w:p>
@@ -2388,6 +2269,7 @@
           <w:b/>
           <w:bCs/>
         </w:rPr>
+        <w:lastRenderedPageBreak/>
         <w:t xml:space="preserve">No presente caso, não há qualquer margem para se alegar “engano justificável”. A cobrança excessiva decorre da aplicação de uma taxa de juros visivelmente superior à média de mercado, em contrato destinado a consumidor notoriamente hipossuficiente, o que revela não apenas </w:t>
       </w:r>
       <w:r>
@@ -2407,300 +2289,295 @@
     </w:p>
     <w:p>
       <w:r>
+        <w:t xml:space="preserve">Trata-se de conduta premeditada, inserida no próprio modelo de negócio dos bancos, que assumem o risco de judicialização e mesmo assim mantêm a prática, porque ela se revela economicamente vantajosa — bastando que uma parcela </w:t>
+      </w:r>
+      <w:r>
+        <w:t>não vultuosa</w:t>
+      </w:r>
+      <w:r>
+        <w:t xml:space="preserve"> de consumidores efetivamente pague os valores cobrados, ainda </w:t>
+      </w:r>
+      <w:r>
+        <w:t xml:space="preserve">que </w:t>
+      </w:r>
+      <w:r>
+        <w:t>uma parcela reste inadimplente e ou recorra ao Judiciário</w:t>
+      </w:r>
+      <w:r>
+        <w:t>.</w:t>
+      </w:r>
+    </w:p>
+    <w:p>
+      <w:r>
+        <w:t>Em outras palavras: não há que se falar em engano justificável.</w:t>
+      </w:r>
+    </w:p>
+    <w:p>
+      <w:r>
+        <w:t>Ainda, mister ressaltar que o</w:t>
+      </w:r>
+      <w:r>
+        <w:t xml:space="preserve"> Superior Tribunal de Justiça, ao enfrentar o tema da repetição em dobro, pacificou o entendimento de que </w:t>
+      </w:r>
+      <w:r>
+        <w:rPr>
+          <w:b/>
+          <w:bCs/>
+          <w:u w:val="single"/>
+        </w:rPr>
+        <w:t>não é necessário comprovar dolo ou má-fé para que seja reconhecido o direito à devolução dobrada dos valores cobrados indevidamente. Basta a violação à boa-fé objetiva</w:t>
+      </w:r>
+      <w:r>
+        <w:rPr>
+          <w:u w:val="single"/>
+        </w:rPr>
+        <w:t>.</w:t>
+      </w:r>
+      <w:r>
+        <w:t xml:space="preserve"> </w:t>
+      </w:r>
+    </w:p>
+    <w:p>
+      <w:r>
+        <w:t xml:space="preserve">É o que restou decidido no julgamento dos </w:t>
+      </w:r>
+      <w:proofErr w:type="spellStart"/>
+      <w:r>
+        <w:t>EAREsp</w:t>
+      </w:r>
+      <w:proofErr w:type="spellEnd"/>
+      <w:r>
+        <w:t xml:space="preserve"> 600663/RS, </w:t>
+      </w:r>
+      <w:proofErr w:type="spellStart"/>
+      <w:r>
+        <w:t>EAREsp</w:t>
+      </w:r>
+      <w:proofErr w:type="spellEnd"/>
+      <w:r>
+        <w:t xml:space="preserve"> 622897/RS, </w:t>
+      </w:r>
+      <w:proofErr w:type="spellStart"/>
+      <w:r>
+        <w:t>EAREsp</w:t>
+      </w:r>
+      <w:proofErr w:type="spellEnd"/>
+      <w:r>
+        <w:t xml:space="preserve"> 664888/RS, </w:t>
+      </w:r>
+      <w:proofErr w:type="spellStart"/>
+      <w:r>
+        <w:t>EAREsp</w:t>
+      </w:r>
+      <w:proofErr w:type="spellEnd"/>
+      <w:r>
+        <w:t xml:space="preserve"> 676608/RS e, especialmente, no </w:t>
+      </w:r>
+      <w:proofErr w:type="spellStart"/>
+      <w:r>
+        <w:t>EREsp</w:t>
+      </w:r>
+      <w:proofErr w:type="spellEnd"/>
+      <w:r>
+        <w:t xml:space="preserve"> 1.413.542/RS (Tema 929 do STJ), cuja ementa firmou a seguinte tese:</w:t>
+      </w:r>
+    </w:p>
+    <w:p/>
+    <w:p>
+      <w:pPr>
+        <w:ind w:left="2268" w:firstLine="0"/>
+        <w:rPr>
+          <w:i/>
+          <w:iCs/>
+          <w:sz w:val="22"/>
+          <w:szCs w:val="22"/>
+        </w:rPr>
+      </w:pPr>
+      <w:r>
+        <w:rPr>
+          <w:i/>
+          <w:iCs/>
+          <w:sz w:val="22"/>
+          <w:szCs w:val="22"/>
+        </w:rPr>
+        <w:t xml:space="preserve">“A repetição em dobro, prevista no parágrafo único do art. 42 do Código de Defesa do Consumidor, é </w:t>
+      </w:r>
+      <w:r>
+        <w:rPr>
+          <w:b/>
+          <w:bCs/>
+          <w:i/>
+          <w:iCs/>
+          <w:sz w:val="22"/>
+          <w:szCs w:val="22"/>
+          <w:u w:val="single"/>
+        </w:rPr>
+        <w:t>cabível quando a cobrança indevida consubstanciar conduta contrária à boa-fé objetiva, ou seja, deve ocorrer independentemente da natureza do elemento volitivo</w:t>
+      </w:r>
+      <w:r>
+        <w:rPr>
+          <w:i/>
+          <w:iCs/>
+          <w:sz w:val="22"/>
+          <w:szCs w:val="22"/>
+        </w:rPr>
+        <w:t>.”</w:t>
+      </w:r>
+    </w:p>
+    <w:p>
+      <w:pPr>
+        <w:ind w:left="2268" w:firstLine="0"/>
+        <w:rPr>
+          <w:sz w:val="22"/>
+          <w:szCs w:val="22"/>
+        </w:rPr>
+      </w:pPr>
+    </w:p>
+    <w:p>
+      <w:r>
+        <w:t>O STJ, inclusive, ao modular os efeitos da decisão nos termos do artigo 927, § 3º, do Código de Processo Civil, esclareceu que tal entendimento aplica-se a cobranças realizadas após a publicação do acórdão, o que abrange o presente caso.</w:t>
+      </w:r>
+    </w:p>
+    <w:p>
+      <w:r>
+        <w:t xml:space="preserve">A doutrina também é clara ao delimitar o conceito </w:t>
+      </w:r>
+      <w:r>
+        <w:t>da</w:t>
+      </w:r>
+      <w:r>
+        <w:t xml:space="preserve"> boa-fé objetiva</w:t>
+      </w:r>
+      <w:r>
+        <w:t xml:space="preserve"> nas relações obrigacionais</w:t>
+      </w:r>
+      <w:r>
+        <w:t xml:space="preserve">. Como leciona </w:t>
+      </w:r>
+      <w:r>
+        <w:rPr>
+          <w:b/>
+          <w:bCs/>
+        </w:rPr>
+        <w:t>Maria Helena Diniz</w:t>
+      </w:r>
+      <w:r>
+        <w:t>:</w:t>
+      </w:r>
+    </w:p>
+    <w:p/>
+    <w:p>
+      <w:pPr>
+        <w:ind w:left="2268" w:firstLine="0"/>
+        <w:rPr>
+          <w:i/>
+          <w:iCs/>
+          <w:sz w:val="22"/>
+          <w:szCs w:val="22"/>
+        </w:rPr>
+      </w:pPr>
+      <w:r>
+        <w:rPr>
+          <w:i/>
+          <w:iCs/>
+          <w:sz w:val="22"/>
+          <w:szCs w:val="22"/>
+        </w:rPr>
+        <w:t>“</w:t>
+      </w:r>
+      <w:r>
+        <w:rPr>
+          <w:i/>
+          <w:iCs/>
+          <w:sz w:val="22"/>
+          <w:szCs w:val="22"/>
+        </w:rPr>
+        <w:t xml:space="preserve">Segundo esse princípio, </w:t>
+      </w:r>
+      <w:r>
+        <w:rPr>
+          <w:b/>
+          <w:bCs/>
+          <w:i/>
+          <w:iCs/>
+          <w:sz w:val="22"/>
+          <w:szCs w:val="22"/>
+          <w:u w:val="single"/>
+        </w:rPr>
+        <w:t>na interpretação do contrato, é preciso ater-se mais a intenção do que o sentido literal da linguagem, e, em prol do interesse social de segurança das relações jurídicas</w:t>
+      </w:r>
+      <w:r>
+        <w:rPr>
+          <w:i/>
+          <w:iCs/>
+          <w:sz w:val="22"/>
+          <w:szCs w:val="22"/>
+        </w:rPr>
+        <w:t xml:space="preserve">, as partes deverão agir com lealdade e confiança recíprocas, auxiliando-se mutuamente na formação e na execução do contrato. Daí está ligado ao </w:t>
+      </w:r>
+      <w:r>
+        <w:rPr>
+          <w:i/>
+          <w:iCs/>
+          <w:sz w:val="22"/>
+          <w:szCs w:val="22"/>
+        </w:rPr>
+        <w:t>princípio</w:t>
+      </w:r>
+      <w:r>
+        <w:rPr>
+          <w:i/>
+          <w:iCs/>
+          <w:sz w:val="22"/>
+          <w:szCs w:val="22"/>
+        </w:rPr>
+        <w:t xml:space="preserve"> da probidade</w:t>
+      </w:r>
+      <w:r>
+        <w:rPr>
+          <w:i/>
+          <w:iCs/>
+          <w:sz w:val="22"/>
+          <w:szCs w:val="22"/>
+        </w:rPr>
+        <w:t>.</w:t>
+      </w:r>
+      <w:r>
+        <w:rPr>
+          <w:i/>
+          <w:iCs/>
+          <w:sz w:val="22"/>
+          <w:szCs w:val="22"/>
+        </w:rPr>
+        <w:t xml:space="preserve"> (DINIZ, Maria Helena. Curso de direito civil brasileiro. Teria das Obrigações Contratuais e Extracontratuais. 24˚ ed. São Paulo: Saraiva, 2008. v.3.).</w:t>
+      </w:r>
+    </w:p>
+    <w:p/>
+    <w:p>
+      <w:r>
         <w:lastRenderedPageBreak/>
-        <w:t xml:space="preserve">Trata-se de conduta premeditada, inserida no próprio modelo de negócio dos bancos, que assumem o risco de judicialização e mesmo assim mantêm a prática, porque ela se revela economicamente vantajosa — bastando que uma parcela </w:t>
-      </w:r>
-      <w:r>
-        <w:t>não vultuosa</w:t>
-      </w:r>
-      <w:r>
-        <w:t xml:space="preserve"> de consumidores efetivamente pague os valores cobrados, ainda </w:t>
-      </w:r>
-      <w:r>
-        <w:t xml:space="preserve">que </w:t>
-      </w:r>
-      <w:r>
-        <w:t>uma parcela reste inadimplente e ou recorra ao Judiciário</w:t>
-      </w:r>
-      <w:r>
-        <w:t>.</w:t>
-      </w:r>
-    </w:p>
-    <w:p>
-      <w:r>
-        <w:t>Em outras palavras: não há que se falar em engano justificável.</w:t>
-      </w:r>
-    </w:p>
-    <w:p>
-      <w:r>
-        <w:t>Ainda, mister ressaltar que o</w:t>
-      </w:r>
-      <w:r>
-        <w:t xml:space="preserve"> Superior Tribunal de Justiça, ao enfrentar o tema da repetição em dobro, pacificou o entendimento de que </w:t>
-      </w:r>
-      <w:r>
-        <w:rPr>
-          <w:b/>
-          <w:bCs/>
+        <w:t xml:space="preserve">Nesse cenário, </w:t>
+      </w:r>
+      <w:r>
+        <w:rPr>
+          <w:b/>
+          <w:bCs/>
+          <w:i/>
+          <w:iCs/>
           <w:u w:val="single"/>
         </w:rPr>
-        <w:t>não é necessário comprovar dolo ou má-fé para que seja reconhecido o direito à devolução dobrada dos valores cobrados indevidamente. Basta a violação à boa-fé objetiva</w:t>
-      </w:r>
-      <w:r>
-        <w:rPr>
+        <w:t>é impossível conceber que a conduta da instituição financeira esteja em consonância com a boa-fé objetiva.</w:t>
+      </w:r>
+      <w:r>
+        <w:rPr>
+          <w:i/>
+          <w:iCs/>
           <w:u w:val="single"/>
         </w:rPr>
-        <w:t>.</w:t>
-      </w:r>
-      <w:r>
         <w:t xml:space="preserve"> </w:t>
       </w:r>
-    </w:p>
-    <w:p>
-      <w:r>
-        <w:t xml:space="preserve">É o que restou decidido no julgamento dos </w:t>
-      </w:r>
-      <w:proofErr w:type="spellStart"/>
-      <w:r>
-        <w:t>EAREsp</w:t>
-      </w:r>
-      <w:proofErr w:type="spellEnd"/>
-      <w:r>
-        <w:t xml:space="preserve"> 600663/RS, </w:t>
-      </w:r>
-      <w:proofErr w:type="spellStart"/>
-      <w:r>
-        <w:t>EAREsp</w:t>
-      </w:r>
-      <w:proofErr w:type="spellEnd"/>
-      <w:r>
-        <w:t xml:space="preserve"> 622897/RS, </w:t>
-      </w:r>
-      <w:proofErr w:type="spellStart"/>
-      <w:r>
-        <w:t>EAREsp</w:t>
-      </w:r>
-      <w:proofErr w:type="spellEnd"/>
-      <w:r>
-        <w:t xml:space="preserve"> 664888/RS, </w:t>
-      </w:r>
-      <w:proofErr w:type="spellStart"/>
-      <w:r>
-        <w:t>EAREsp</w:t>
-      </w:r>
-      <w:proofErr w:type="spellEnd"/>
-      <w:r>
-        <w:t xml:space="preserve"> 676608/RS e, especialmente, no </w:t>
-      </w:r>
-      <w:proofErr w:type="spellStart"/>
-      <w:r>
-        <w:t>EREsp</w:t>
-      </w:r>
-      <w:proofErr w:type="spellEnd"/>
-      <w:r>
-        <w:t xml:space="preserve"> 1.413.542/RS (Tema 929 do STJ), cuja ementa firmou a seguinte tese:</w:t>
-      </w:r>
-    </w:p>
-    <w:p/>
-    <w:p>
-      <w:pPr>
-        <w:ind w:left="2268" w:firstLine="0"/>
-        <w:rPr>
-          <w:i/>
-          <w:iCs/>
-          <w:sz w:val="22"/>
-          <w:szCs w:val="22"/>
-        </w:rPr>
-      </w:pPr>
-      <w:r>
-        <w:rPr>
-          <w:i/>
-          <w:iCs/>
-          <w:sz w:val="22"/>
-          <w:szCs w:val="22"/>
-        </w:rPr>
-        <w:t xml:space="preserve">“A repetição em dobro, prevista no parágrafo único do art. 42 do Código de Defesa do Consumidor, é </w:t>
-      </w:r>
-      <w:r>
-        <w:rPr>
-          <w:b/>
-          <w:bCs/>
-          <w:i/>
-          <w:iCs/>
-          <w:sz w:val="22"/>
-          <w:szCs w:val="22"/>
-          <w:u w:val="single"/>
-        </w:rPr>
-        <w:t>cabível quando a cobrança indevida consubstanciar conduta contrária à boa-fé objetiva, ou seja, deve ocorrer independentemente da natureza do elemento volitivo</w:t>
-      </w:r>
-      <w:r>
-        <w:rPr>
-          <w:i/>
-          <w:iCs/>
-          <w:sz w:val="22"/>
-          <w:szCs w:val="22"/>
-        </w:rPr>
-        <w:t>.”</w:t>
-      </w:r>
-    </w:p>
-    <w:p>
-      <w:pPr>
-        <w:ind w:left="2268" w:firstLine="0"/>
-        <w:rPr>
-          <w:sz w:val="22"/>
-          <w:szCs w:val="22"/>
-        </w:rPr>
-      </w:pPr>
-    </w:p>
-    <w:p>
-      <w:r>
-        <w:lastRenderedPageBreak/>
-        <w:t>O STJ, inclusive, ao modular os efeitos da decisão nos termos do artigo 927, § 3º, do Código de Processo Civil, esclareceu que tal entendimento aplica-se a cobranças realizadas após a publicação do acórdão, o que abrange o presente caso.</w:t>
-      </w:r>
-    </w:p>
-    <w:p>
-      <w:r>
-        <w:t xml:space="preserve">A doutrina também é clara ao delimitar o conceito </w:t>
-      </w:r>
-      <w:r>
-        <w:t>da</w:t>
-      </w:r>
-      <w:r>
-        <w:t xml:space="preserve"> boa-fé objetiva</w:t>
-      </w:r>
-      <w:r>
-        <w:t xml:space="preserve"> nas relações obrigacionais</w:t>
-      </w:r>
-      <w:r>
-        <w:t xml:space="preserve">. Como leciona </w:t>
-      </w:r>
-      <w:r>
-        <w:rPr>
-          <w:b/>
-          <w:bCs/>
-        </w:rPr>
-        <w:t>Maria Helena Diniz</w:t>
-      </w:r>
-      <w:r>
-        <w:t>:</w:t>
-      </w:r>
-    </w:p>
-    <w:p/>
-    <w:p>
-      <w:pPr>
-        <w:ind w:left="2268" w:firstLine="0"/>
-        <w:rPr>
-          <w:i/>
-          <w:iCs/>
-          <w:sz w:val="22"/>
-          <w:szCs w:val="22"/>
-        </w:rPr>
-      </w:pPr>
-      <w:r>
-        <w:rPr>
-          <w:i/>
-          <w:iCs/>
-          <w:sz w:val="22"/>
-          <w:szCs w:val="22"/>
-        </w:rPr>
-        <w:t>“</w:t>
-      </w:r>
-      <w:r>
-        <w:rPr>
-          <w:i/>
-          <w:iCs/>
-          <w:sz w:val="22"/>
-          <w:szCs w:val="22"/>
-        </w:rPr>
-        <w:t xml:space="preserve">Segundo esse princípio, </w:t>
-      </w:r>
-      <w:r>
-        <w:rPr>
-          <w:b/>
-          <w:bCs/>
-          <w:i/>
-          <w:iCs/>
-          <w:sz w:val="22"/>
-          <w:szCs w:val="22"/>
-          <w:u w:val="single"/>
-        </w:rPr>
-        <w:t>na interpretação do contrato, é preciso ater-se mais a intenção do que o sentido literal da linguagem, e, em prol do interesse social de segurança das relações jurídicas</w:t>
-      </w:r>
-      <w:r>
-        <w:rPr>
-          <w:i/>
-          <w:iCs/>
-          <w:sz w:val="22"/>
-          <w:szCs w:val="22"/>
-        </w:rPr>
-        <w:t xml:space="preserve">, as partes deverão agir com lealdade e confiança recíprocas, auxiliando-se mutuamente na formação e na execução do contrato. Daí está ligado ao </w:t>
-      </w:r>
-      <w:r>
-        <w:rPr>
-          <w:i/>
-          <w:iCs/>
-          <w:sz w:val="22"/>
-          <w:szCs w:val="22"/>
-        </w:rPr>
-        <w:t>princípio</w:t>
-      </w:r>
-      <w:r>
-        <w:rPr>
-          <w:i/>
-          <w:iCs/>
-          <w:sz w:val="22"/>
-          <w:szCs w:val="22"/>
-        </w:rPr>
-        <w:t xml:space="preserve"> da probidade</w:t>
-      </w:r>
-      <w:r>
-        <w:rPr>
-          <w:i/>
-          <w:iCs/>
-          <w:sz w:val="22"/>
-          <w:szCs w:val="22"/>
-        </w:rPr>
-        <w:t>.</w:t>
-      </w:r>
-      <w:r>
-        <w:rPr>
-          <w:i/>
-          <w:iCs/>
-          <w:sz w:val="22"/>
-          <w:szCs w:val="22"/>
-        </w:rPr>
-        <w:t xml:space="preserve"> (DINIZ, Maria Helena. Curso de direito civil brasileiro. Teria das Obrigações Contratuais e Extracontratuais. 24˚ ed. São Paulo: Saraiva, 2008. v.3.).</w:t>
-      </w:r>
-    </w:p>
-    <w:p/>
-    <w:p>
-      <w:r>
-        <w:t xml:space="preserve">Nesse cenário, </w:t>
-      </w:r>
-      <w:r>
-        <w:rPr>
-          <w:b/>
-          <w:bCs/>
-          <w:i/>
-          <w:iCs/>
-          <w:u w:val="single"/>
-        </w:rPr>
-        <w:t>é impossível conceber que a conduta da instituição financeira esteja em consonância com a boa-fé objetiva.</w:t>
-      </w:r>
-      <w:r>
-        <w:rPr>
-          <w:i/>
-          <w:iCs/>
-          <w:u w:val="single"/>
-        </w:rPr>
-        <w:t xml:space="preserve"> </w:t>
-      </w:r>
-      <w:r>
-        <w:t xml:space="preserve">Ao contrário, trata-se de verdadeira afronta ao dever de lealdade e ao princípio da função social do contrato, especialmente quando se observa que a prática reiterada da cobrança de juros muito acima da média de mercado atinge justamente os consumidores mais frágeis e vulneráveis — pessoas pobres, idosas, </w:t>
-      </w:r>
-      <w:r>
-        <w:lastRenderedPageBreak/>
-        <w:t xml:space="preserve">aposentadas e hipossuficientes, para quem a contratação de crédito pessoal </w:t>
+      <w:r>
+        <w:t xml:space="preserve">Ao contrário, trata-se de verdadeira afronta ao dever de lealdade e ao princípio da função social do contrato, especialmente quando se observa que a prática reiterada da cobrança de juros muito acima da média de mercado atinge justamente os consumidores mais frágeis e vulneráveis — pessoas pobres, idosas, aposentadas e hipossuficientes, para quem a contratação de crédito pessoal </w:t>
       </w:r>
       <w:r>
         <w:t>se torna</w:t>
@@ -2792,183 +2669,183 @@
     <w:p/>
     <w:p>
       <w:r>
-        <w:t xml:space="preserve">Além da revisão e adequação das taxas de juros e da repetição em dobro do indébito, é necessário abordar os danos morais </w:t>
+        <w:t>Além da revisão e adequação das taxas de juros e da repetição em dobro do indébito, é necessário abordar os danos morais causados à parte requerente pela prática abusiva da instituição financeira requerida.</w:t>
+      </w:r>
+    </w:p>
+    <w:p>
+      <w:r>
+        <w:t xml:space="preserve">Primeiramente, para o presente caso, </w:t>
+      </w:r>
+      <w:r>
+        <w:rPr>
+          <w:i/>
+          <w:iCs/>
+          <w:u w:val="single"/>
+        </w:rPr>
+        <w:t xml:space="preserve">o dano moral configura-se </w:t>
+      </w:r>
+      <w:r>
+        <w:rPr>
+          <w:i/>
+          <w:iCs/>
+          <w:u w:val="single"/>
+        </w:rPr>
+        <w:t>“</w:t>
+      </w:r>
+      <w:r>
+        <w:rPr>
+          <w:i/>
+          <w:iCs/>
+          <w:u w:val="single"/>
+        </w:rPr>
+        <w:t xml:space="preserve">in </w:t>
+      </w:r>
+      <w:proofErr w:type="spellStart"/>
+      <w:r>
+        <w:rPr>
+          <w:i/>
+          <w:iCs/>
+          <w:u w:val="single"/>
+        </w:rPr>
+        <w:t>re</w:t>
+      </w:r>
+      <w:proofErr w:type="spellEnd"/>
+      <w:r>
+        <w:rPr>
+          <w:i/>
+          <w:iCs/>
+          <w:u w:val="single"/>
+        </w:rPr>
+        <w:t xml:space="preserve"> </w:t>
+      </w:r>
+      <w:proofErr w:type="spellStart"/>
+      <w:r>
+        <w:rPr>
+          <w:i/>
+          <w:iCs/>
+          <w:u w:val="single"/>
+        </w:rPr>
+        <w:t>ipsa</w:t>
+      </w:r>
+      <w:proofErr w:type="spellEnd"/>
+      <w:r>
+        <w:rPr>
+          <w:i/>
+          <w:iCs/>
+          <w:u w:val="single"/>
+        </w:rPr>
+        <w:t>”</w:t>
+      </w:r>
+      <w:r>
+        <w:t>, ou seja, é presumido, pois decorre da própria gravidade do ato ilícito</w:t>
+      </w:r>
+      <w:r>
+        <w:t xml:space="preserve"> (não sendo necessário má-fé ou prova específica do constrangimento).</w:t>
+      </w:r>
+    </w:p>
+    <w:p>
+      <w:r>
+        <w:rPr>
+          <w:b/>
+          <w:bCs/>
+          <w:i/>
+          <w:iCs/>
+        </w:rPr>
+        <w:t xml:space="preserve">A conduta da instituição financeira ré, ao impor taxas de juros tão exorbitantes sob o </w:t>
+      </w:r>
+      <w:r>
+        <w:rPr>
+          <w:b/>
+          <w:bCs/>
+          <w:i/>
+          <w:iCs/>
+        </w:rPr>
+        <w:t>conveniente</w:t>
+      </w:r>
+      <w:r>
+        <w:rPr>
+          <w:b/>
+          <w:bCs/>
+          <w:i/>
+          <w:iCs/>
+        </w:rPr>
+        <w:t xml:space="preserve"> pretexto</w:t>
+      </w:r>
+      <w:r>
+        <w:rPr>
+          <w:b/>
+          <w:bCs/>
+          <w:i/>
+          <w:iCs/>
+        </w:rPr>
+        <w:t xml:space="preserve"> genérico</w:t>
+      </w:r>
+      <w:r>
+        <w:rPr>
+          <w:b/>
+          <w:bCs/>
+          <w:i/>
+          <w:iCs/>
+        </w:rPr>
+        <w:t xml:space="preserve"> de “negócio de risco” gera um ciclo perverso de superendividamento, no qual o consumidor, incapaz de honrar seus compromissos com base em sua renda mensal, vê-se forçado a contrair novos empréstimos para cobrir dívidas anteriores e custear despesas básicas de sobrevivência.</w:t>
+      </w:r>
+      <w:r>
+        <w:t xml:space="preserve"> </w:t>
+      </w:r>
+      <w:r>
+        <w:rPr>
+          <w:i/>
+          <w:iCs/>
+          <w:u w:val="single"/>
+        </w:rPr>
+        <w:t xml:space="preserve">Essa espiral compromete não apenas sua dignidade, mas também </w:t>
+      </w:r>
+      <w:r>
+        <w:rPr>
+          <w:i/>
+          <w:iCs/>
+          <w:u w:val="single"/>
+        </w:rPr>
+        <w:t>seu</w:t>
+      </w:r>
+      <w:r>
+        <w:rPr>
+          <w:i/>
+          <w:iCs/>
+          <w:u w:val="single"/>
+        </w:rPr>
+        <w:t xml:space="preserve"> mínimo existencial</w:t>
+      </w:r>
+      <w:r>
+        <w:rPr>
+          <w:i/>
+          <w:iCs/>
+          <w:u w:val="single"/>
+        </w:rPr>
+        <w:t>, além de afetar a sociedade como um todo</w:t>
+      </w:r>
+      <w:r>
+        <w:rPr>
+          <w:i/>
+          <w:iCs/>
+          <w:u w:val="single"/>
+        </w:rPr>
+        <w:t>, razão pela qual a condenação se mostra necessária para coibir a perpetuação de práticas abusivas no mercado financeiro.</w:t>
+      </w:r>
+    </w:p>
+    <w:p>
+      <w:r>
+        <w:t xml:space="preserve">Nessa égide, </w:t>
+      </w:r>
+      <w:r>
+        <w:t>entendemos ser completamente inaplicável</w:t>
+      </w:r>
+      <w:r>
+        <w:t xml:space="preserve"> o entendimento de que a conduta pensada, calculada e </w:t>
       </w:r>
       <w:r>
         <w:lastRenderedPageBreak/>
-        <w:t>causados à parte requerente pela prática abusiva da instituição financeira requerida.</w:t>
-      </w:r>
-    </w:p>
-    <w:p>
-      <w:r>
-        <w:t xml:space="preserve">Primeiramente, para o presente caso, </w:t>
-      </w:r>
-      <w:r>
-        <w:rPr>
-          <w:i/>
-          <w:iCs/>
-          <w:u w:val="single"/>
-        </w:rPr>
-        <w:t xml:space="preserve">o dano moral configura-se </w:t>
-      </w:r>
-      <w:r>
-        <w:rPr>
-          <w:i/>
-          <w:iCs/>
-          <w:u w:val="single"/>
-        </w:rPr>
-        <w:t>“</w:t>
-      </w:r>
-      <w:r>
-        <w:rPr>
-          <w:i/>
-          <w:iCs/>
-          <w:u w:val="single"/>
-        </w:rPr>
-        <w:t xml:space="preserve">in </w:t>
-      </w:r>
-      <w:proofErr w:type="spellStart"/>
-      <w:r>
-        <w:rPr>
-          <w:i/>
-          <w:iCs/>
-          <w:u w:val="single"/>
-        </w:rPr>
-        <w:t>re</w:t>
-      </w:r>
-      <w:proofErr w:type="spellEnd"/>
-      <w:r>
-        <w:rPr>
-          <w:i/>
-          <w:iCs/>
-          <w:u w:val="single"/>
-        </w:rPr>
-        <w:t xml:space="preserve"> </w:t>
-      </w:r>
-      <w:proofErr w:type="spellStart"/>
-      <w:r>
-        <w:rPr>
-          <w:i/>
-          <w:iCs/>
-          <w:u w:val="single"/>
-        </w:rPr>
-        <w:t>ipsa</w:t>
-      </w:r>
-      <w:proofErr w:type="spellEnd"/>
-      <w:r>
-        <w:rPr>
-          <w:i/>
-          <w:iCs/>
-          <w:u w:val="single"/>
-        </w:rPr>
-        <w:t>”</w:t>
-      </w:r>
-      <w:r>
-        <w:t>, ou seja, é presumido, pois decorre da própria gravidade do ato ilícito</w:t>
-      </w:r>
-      <w:r>
-        <w:t xml:space="preserve"> (não sendo necessário má-fé ou prova específica do constrangimento).</w:t>
-      </w:r>
-    </w:p>
-    <w:p>
-      <w:r>
-        <w:rPr>
-          <w:b/>
-          <w:bCs/>
-          <w:i/>
-          <w:iCs/>
-        </w:rPr>
-        <w:t xml:space="preserve">A conduta da instituição financeira ré, ao impor taxas de juros tão exorbitantes sob o </w:t>
-      </w:r>
-      <w:r>
-        <w:rPr>
-          <w:b/>
-          <w:bCs/>
-          <w:i/>
-          <w:iCs/>
-        </w:rPr>
-        <w:t>conveniente</w:t>
-      </w:r>
-      <w:r>
-        <w:rPr>
-          <w:b/>
-          <w:bCs/>
-          <w:i/>
-          <w:iCs/>
-        </w:rPr>
-        <w:t xml:space="preserve"> pretexto</w:t>
-      </w:r>
-      <w:r>
-        <w:rPr>
-          <w:b/>
-          <w:bCs/>
-          <w:i/>
-          <w:iCs/>
-        </w:rPr>
-        <w:t xml:space="preserve"> genérico</w:t>
-      </w:r>
-      <w:r>
-        <w:rPr>
-          <w:b/>
-          <w:bCs/>
-          <w:i/>
-          <w:iCs/>
-        </w:rPr>
-        <w:t xml:space="preserve"> de “negócio de risco” gera um ciclo perverso de superendividamento, no qual o consumidor, incapaz de honrar seus compromissos com base em sua renda mensal, vê-se forçado a contrair novos empréstimos para cobrir dívidas anteriores e custear despesas básicas de sobrevivência.</w:t>
-      </w:r>
-      <w:r>
-        <w:t xml:space="preserve"> </w:t>
-      </w:r>
-      <w:r>
-        <w:rPr>
-          <w:i/>
-          <w:iCs/>
-          <w:u w:val="single"/>
-        </w:rPr>
-        <w:t xml:space="preserve">Essa espiral compromete não apenas sua dignidade, mas também </w:t>
-      </w:r>
-      <w:r>
-        <w:rPr>
-          <w:i/>
-          <w:iCs/>
-          <w:u w:val="single"/>
-        </w:rPr>
-        <w:t>seu</w:t>
-      </w:r>
-      <w:r>
-        <w:rPr>
-          <w:i/>
-          <w:iCs/>
-          <w:u w:val="single"/>
-        </w:rPr>
-        <w:t xml:space="preserve"> mínimo existencial</w:t>
-      </w:r>
-      <w:r>
-        <w:rPr>
-          <w:i/>
-          <w:iCs/>
-          <w:u w:val="single"/>
-        </w:rPr>
-        <w:t>, além de afetar a sociedade como um todo</w:t>
-      </w:r>
-      <w:r>
-        <w:rPr>
-          <w:i/>
-          <w:iCs/>
-          <w:u w:val="single"/>
-        </w:rPr>
-        <w:t>, razão pela qual a condenação se mostra necessária para coibir a perpetuação de práticas abusivas no mercado financeiro.</w:t>
-      </w:r>
-    </w:p>
-    <w:p>
-      <w:r>
-        <w:t xml:space="preserve">Nessa égide, </w:t>
-      </w:r>
-      <w:r>
-        <w:t>entendemos ser completamente inaplicável</w:t>
-      </w:r>
-      <w:r>
-        <w:t xml:space="preserve"> o entendimento de que a conduta pensada, calculada e conscientemente aplicada pela ré causou à parte autora “mero aborrecimento do cotidiano”.</w:t>
+        <w:t>conscientemente aplicada pela ré causou à parte autora “mero aborrecimento do cotidiano”.</w:t>
       </w:r>
     </w:p>
     <w:p>
@@ -2988,11 +2865,7 @@
         <w:t xml:space="preserve">sse </w:t>
       </w:r>
       <w:r>
-        <w:t xml:space="preserve">colocada em uma situação de </w:t>
-      </w:r>
-      <w:r>
-        <w:lastRenderedPageBreak/>
-        <w:t xml:space="preserve">superendividamento escancarado, </w:t>
+        <w:t xml:space="preserve">colocada em uma situação de superendividamento escancarado, </w:t>
       </w:r>
       <w:r>
         <w:t>uma vez que</w:t>
@@ -3033,12 +2906,14 @@
       <w:r>
         <w:t>comprometimento_porcentagem</w:t>
       </w:r>
+      <w:proofErr w:type="gramStart"/>
       <w:r>
         <w:t>}}</w:t>
       </w:r>
       <w:r>
         <w:t>%</w:t>
       </w:r>
+      <w:proofErr w:type="gramEnd"/>
       <w:r>
         <w:t xml:space="preserve"> </w:t>
       </w:r>
@@ -3110,9 +2985,17 @@
         <w:rPr>
           <w:bCs/>
         </w:rPr>
-        <w:t>valor_liquido</w:t>
+        <w:t>valor_</w:t>
+      </w:r>
+      <w:proofErr w:type="gramStart"/>
+      <w:r>
+        <w:rPr>
+          <w:bCs/>
+        </w:rPr>
+        <w:t>liquido</w:t>
       </w:r>
       <w:proofErr w:type="spellEnd"/>
+      <w:proofErr w:type="gramEnd"/>
       <w:r>
         <w:rPr>
           <w:bCs/>
@@ -3274,17 +3157,8 @@
           <w:i/>
           <w:iCs/>
         </w:rPr>
-        <w:t xml:space="preserve">Acontece que, conforme citado, a conduta em comento, infelizmente, não constitui um caso isolado, mas sim parte de uma política deliberada de concessão de crédito sem qualquer avaliação real da capacidade de pagamento do consumidor. Tal prática colabora diretamente para a formação e manutenção de um ciclo perverso de superendividamento, </w:t>
-      </w:r>
-      <w:r>
-        <w:rPr>
-          <w:b/>
-          <w:bCs/>
-          <w:i/>
-          <w:iCs/>
-        </w:rPr>
         <w:lastRenderedPageBreak/>
-        <w:t>que aprisiona o indivíduo em sucessivos contratos abusivos, retirando-lhe a autonomia financeira e violando sua dignidade humana.</w:t>
+        <w:t>Acontece que, conforme citado, a conduta em comento, infelizmente, não constitui um caso isolado, mas sim parte de uma política deliberada de concessão de crédito sem qualquer avaliação real da capacidade de pagamento do consumidor. Tal prática colabora diretamente para a formação e manutenção de um ciclo perverso de superendividamento, que aprisiona o indivíduo em sucessivos contratos abusivos, retirando-lhe a autonomia financeira e violando sua dignidade humana.</w:t>
       </w:r>
     </w:p>
     <w:p>
@@ -3367,12 +3241,18 @@
         <w:rPr>
           <w:u w:val="single"/>
         </w:rPr>
-        <w:t xml:space="preserve"> excessivos e desproporcionais a consumidores que já se encontram em situação de vulnerabilidade econômica, a instituição financeira não apenas compromete a renda presente do contratante, mas também deteriora sua possibilidade futura de reorganização financeira, perpetuando a pobreza e dificultando qualquer perspectiva de ascensão social. Trata-se, portanto, de conduta que ofende o princípio da dignidade da pessoa humana.</w:t>
-      </w:r>
-    </w:p>
-    <w:p>
-      <w:r>
+        <w:t xml:space="preserve"> excessivos e desproporcionais a consumidores que já se encontram em situação de vulnerabilidade econômica, a instituição financeira não apenas compromete a renda presente do </w:t>
+      </w:r>
+      <w:r>
+        <w:rPr>
+          <w:u w:val="single"/>
+        </w:rPr>
         <w:lastRenderedPageBreak/>
+        <w:t>contratante, mas também deteriora sua possibilidade futura de reorganização financeira, perpetuando a pobreza e dificultando qualquer perspectiva de ascensão social. Trata-se, portanto, de conduta que ofende o princípio da dignidade da pessoa humana.</w:t>
+      </w:r>
+    </w:p>
+    <w:p>
+      <w:r>
         <w:t xml:space="preserve">O crédito responsável, especialmente quando ofertado a aposentados, pensionistas, beneficiários de programas assistenciais e outros cidadãos em situação de fragilidade, deve ser concedido de forma </w:t>
       </w:r>
       <w:r>
@@ -3599,6 +3479,7 @@
           <w:szCs w:val="22"/>
           <w:u w:val="single"/>
         </w:rPr>
+        <w:lastRenderedPageBreak/>
         <w:t>desarrazoadamente mais altos, admite que se aproveita da vulnerabilidade daquele cliente,</w:t>
       </w:r>
       <w:r>
@@ -3647,20 +3528,7 @@
           <w:szCs w:val="22"/>
           <w:u w:val="single"/>
         </w:rPr>
-        <w:t xml:space="preserve">objetiva que deve nortear a oferta de crédito responsável, o que é </w:t>
-      </w:r>
-      <w:r>
-        <w:rPr>
-          <w:b/>
-          <w:bCs/>
-          <w:i/>
-          <w:iCs/>
-          <w:sz w:val="22"/>
-          <w:szCs w:val="22"/>
-          <w:u w:val="single"/>
-        </w:rPr>
-        <w:lastRenderedPageBreak/>
-        <w:t>de grande relevância para</w:t>
+        <w:t>objetiva que deve nortear a oferta de crédito responsável, o que é de grande relevância para</w:t>
       </w:r>
       <w:r>
         <w:rPr>
@@ -3772,61 +3640,61 @@
         </w:numPr>
       </w:pPr>
       <w:r>
+        <w:lastRenderedPageBreak/>
         <w:t>INVERSÃO DO ÔNUS PROBATÓRIO</w:t>
       </w:r>
     </w:p>
     <w:p/>
     <w:p>
       <w:r>
+        <w:t xml:space="preserve">O Código de Defesa do Consumidor (CDC) prevê, em seu artigo 6º, inciso VIII, a possibilidade de inversão do ônus da prova em favor do consumidor, quando, a critério do juiz, for verossímil a alegação ou quando o consumidor for hipossuficiente, segundo as regras ordinárias de experiências. Tal previsão visa equilibrar a relação entre consumidor e fornecedor, especialmente em situações </w:t>
+      </w:r>
+      <w:r>
+        <w:t>em que</w:t>
+      </w:r>
+      <w:r>
+        <w:t xml:space="preserve"> o consumidor se encontra em desvantagem técnica, econômica ou jurídica.</w:t>
+      </w:r>
+    </w:p>
+    <w:p>
+      <w:r>
+        <w:t xml:space="preserve">No presente caso, a parte requerente, como consumidor, encontra-se em posição de hipossuficiência em relação à instituição financeira requerida. </w:t>
+      </w:r>
+      <w:r>
+        <w:t>A desigualdade técnica, informacional e econômica entre as partes é manifesta</w:t>
+      </w:r>
+      <w:r>
+        <w:t>,</w:t>
+      </w:r>
+      <w:r>
+        <w:t xml:space="preserve"> justifica</w:t>
+      </w:r>
+      <w:r>
+        <w:t>ndo</w:t>
+      </w:r>
+      <w:r>
+        <w:t xml:space="preserve"> a aplicação da inversão do ônus probatório, garantindo ao consumidor uma maior proteção e facilitando a comprovação dos fatos alegados.</w:t>
+      </w:r>
+    </w:p>
+    <w:p>
+      <w:r>
+        <w:t>Ainda, cumpre enfatizar que, conforme dispõe o artigo 373, inciso II</w:t>
+      </w:r>
+      <w:r>
+        <w:t xml:space="preserve"> e §1°</w:t>
+      </w:r>
+      <w:r>
+        <w:t>, do Código de Processo Civil, incumbe à parte requerida o ônus de demonstrar a legalidade da taxa de juro</w:t>
+      </w:r>
+      <w:r>
+        <w:t>s</w:t>
+      </w:r>
+      <w:r>
+        <w:t xml:space="preserve"> aplicada, especialmente diante da alegação de abusividade. Para tanto, deveria a instituição financeira apresentar documentos que comprovassem os custos administrativos da operação, a margem de lucro praticada, os índices de inadimplemento do seu portfólio de clientes, entre outros elementos que pudessem justificar a elevação da taxa de juros contratada e, assim, afastar a </w:t>
+      </w:r>
+      <w:r>
         <w:lastRenderedPageBreak/>
-        <w:t xml:space="preserve">O Código de Defesa do Consumidor (CDC) prevê, em seu artigo 6º, inciso VIII, a possibilidade de inversão do ônus da prova em favor do consumidor, quando, a critério do juiz, for verossímil a alegação ou quando o consumidor for hipossuficiente, segundo as regras ordinárias de experiências. Tal previsão visa equilibrar a relação entre consumidor e fornecedor, especialmente em situações </w:t>
-      </w:r>
-      <w:r>
-        <w:t>em que</w:t>
-      </w:r>
-      <w:r>
-        <w:t xml:space="preserve"> o consumidor se encontra em desvantagem técnica, econômica ou jurídica.</w:t>
-      </w:r>
-    </w:p>
-    <w:p>
-      <w:r>
-        <w:t xml:space="preserve">No presente caso, a parte requerente, como consumidor, encontra-se em posição de hipossuficiência em relação à instituição financeira requerida. </w:t>
-      </w:r>
-      <w:r>
-        <w:t>A desigualdade técnica, informacional e econômica entre as partes é manifesta</w:t>
-      </w:r>
-      <w:r>
-        <w:t>,</w:t>
-      </w:r>
-      <w:r>
-        <w:t xml:space="preserve"> justifica</w:t>
-      </w:r>
-      <w:r>
-        <w:t>ndo</w:t>
-      </w:r>
-      <w:r>
-        <w:t xml:space="preserve"> a aplicação da inversão do ônus probatório, garantindo ao consumidor uma maior proteção e facilitando a comprovação dos fatos alegados.</w:t>
-      </w:r>
-    </w:p>
-    <w:p>
-      <w:r>
-        <w:t>Ainda, cumpre enfatizar que, conforme dispõe o artigo 373, inciso II</w:t>
-      </w:r>
-      <w:r>
-        <w:t xml:space="preserve"> e §1°</w:t>
-      </w:r>
-      <w:r>
-        <w:t>, do Código de Processo Civil, incumbe à parte requerida o ônus de demonstrar a legalidade da taxa de juro</w:t>
-      </w:r>
-      <w:r>
-        <w:t>s</w:t>
-      </w:r>
-      <w:r>
-        <w:t xml:space="preserve"> aplicada, especialmente diante da alegação de abusividade. Para tanto, deveria a instituição financeira apresentar documentos que comprovassem os custos administrativos da operação, a margem de lucro praticada, os índices de inadimplemento do seu portfólio de clientes, entre outros elementos que pudessem justificar a elevação da taxa de juros contratada e, assim, afastar a configuração da prática abusiva. A ausência de tais documentos ou justificativas idôneas reforça a plausibilidade da alegação de excesso e onerosidade, </w:t>
-      </w:r>
-      <w:r>
-        <w:lastRenderedPageBreak/>
-        <w:t>legitimando o pedido de revisão contratual e a inversão do ônus da prova em favor do consumidor</w:t>
+        <w:t>configuração da prática abusiva. A ausência de tais documentos ou justificativas idôneas reforça a plausibilidade da alegação de excesso e onerosidade, legitimando o pedido de revisão contratual e a inversão do ônus da prova em favor do consumidor</w:t>
       </w:r>
       <w:r>
         <w:t>.</w:t>
@@ -3928,6 +3796,7 @@
         <w:rPr>
           <w:color w:val="000000"/>
         </w:rPr>
+        <w:lastRenderedPageBreak/>
         <w:t>Deferimento do pedido de gratuidade da justiça;</w:t>
       </w:r>
     </w:p>
@@ -3974,7 +3843,6 @@
         <w:rPr>
           <w:color w:val="000000"/>
         </w:rPr>
-        <w:lastRenderedPageBreak/>
         <w:t>Adequação das taxas de juros à média de mercado;</w:t>
       </w:r>
     </w:p>
@@ -4162,11 +4030,19 @@
         <w:rPr>
           <w:color w:val="00B050"/>
         </w:rPr>
-        <w:t>{{FORO}}</w:t>
+        <w:t>{{FORO</w:t>
+      </w:r>
+      <w:proofErr w:type="gramStart"/>
+      <w:r>
+        <w:rPr>
+          <w:color w:val="00B050"/>
+        </w:rPr>
+        <w:t>}}</w:t>
       </w:r>
       <w:r>
         <w:t>/</w:t>
       </w:r>
+      <w:proofErr w:type="gramEnd"/>
       <w:r>
         <w:rPr>
           <w:color w:val="00B050"/>
@@ -4212,6 +4088,7 @@
         <w:jc w:val="center"/>
         <w:rPr>
           <w:color w:val="00B050"/>
+          <w:u w:val="single"/>
         </w:rPr>
       </w:pPr>
       <w:r>
@@ -4256,11 +4133,19 @@
         <w:t xml:space="preserve"> {{</w:t>
       </w:r>
       <w:proofErr w:type="spellStart"/>
+      <w:proofErr w:type="gramStart"/>
       <w:r>
         <w:rPr>
           <w:color w:val="00B050"/>
         </w:rPr>
-        <w:t>numero_oab</w:t>
+        <w:t>numero</w:t>
+      </w:r>
+      <w:proofErr w:type="gramEnd"/>
+      <w:r>
+        <w:rPr>
+          <w:color w:val="00B050"/>
+        </w:rPr>
+        <w:t>_oab</w:t>
       </w:r>
       <w:proofErr w:type="spellEnd"/>
       <w:r>
@@ -4269,18 +4154,6 @@
         </w:rPr>
         <w:t>}}</w:t>
       </w:r>
-    </w:p>
-    <w:p>
-      <w:pPr>
-        <w:ind w:firstLine="0"/>
-        <w:jc w:val="center"/>
-      </w:pPr>
-    </w:p>
-    <w:p>
-      <w:pPr>
-        <w:ind w:firstLine="0"/>
-        <w:jc w:val="center"/>
-      </w:pPr>
     </w:p>
     <w:sectPr>
       <w:headerReference w:type="default" r:id="rId11"/>

--- a/modelos/Contrato_Foro_Autor_1.docx
+++ b/modelos/Contrato_Foro_Autor_1.docx
@@ -76,45 +76,27 @@
           <w:color w:val="FF0000"/>
         </w:rPr>
       </w:pPr>
-      <w:proofErr w:type="gramStart"/>
       <w:r>
         <w:rPr>
           <w:b/>
           <w:color w:val="FF0000"/>
         </w:rPr>
-        <w:t xml:space="preserve">{  </w:t>
-      </w:r>
-      <w:proofErr w:type="gramEnd"/>
+        <w:t xml:space="preserve">{                                                                     </w:t>
+      </w:r>
       <w:r>
         <w:rPr>
           <w:b/>
           <w:color w:val="FF0000"/>
         </w:rPr>
-        <w:t xml:space="preserve">                                                                   </w:t>
+        <w:t>vem, a presença deste douto juízo, por meio de seus procuradores, apresentar:</w:t>
       </w:r>
       <w:r>
         <w:rPr>
           <w:b/>
           <w:color w:val="FF0000"/>
         </w:rPr>
-        <w:t>vem, a presença deste douto juízo, por meio de seus procuradores, apresentar:</w:t>
-      </w:r>
-      <w:r>
-        <w:rPr>
-          <w:b/>
-          <w:color w:val="FF0000"/>
-        </w:rPr>
-        <w:t xml:space="preserve">                                                                 </w:t>
-      </w:r>
-      <w:proofErr w:type="gramStart"/>
-      <w:r>
-        <w:rPr>
-          <w:b/>
-          <w:color w:val="FF0000"/>
-        </w:rPr>
-        <w:t xml:space="preserve">  }</w:t>
-      </w:r>
-      <w:proofErr w:type="gramEnd"/>
+        <w:t xml:space="preserve">                                                                   }</w:t>
+      </w:r>
     </w:p>
     <w:p>
       <w:pPr>
@@ -786,6 +768,12 @@
       </w:r>
     </w:p>
     <w:p>
+      <w:pPr>
+        <w:rPr>
+          <w:i/>
+          <w:iCs/>
+        </w:rPr>
+      </w:pPr>
       <w:r>
         <w:t xml:space="preserve">Assim, espera-se que este Juízo reconheça o zelo e a seriedade com que a presente demanda foi manejada, afastando desde logo qualquer dúvida quanto à sua legitimidade, pertinência e regularidade processual, </w:t>
       </w:r>
@@ -798,6 +786,38 @@
       </w:r>
       <w:bookmarkEnd w:id="0"/>
     </w:p>
+    <w:p>
+      <w:pPr>
+        <w:ind w:firstLine="0"/>
+      </w:pPr>
+      <w:r>
+        <w:rPr>
+          <w:b/>
+          <w:bCs/>
+        </w:rPr>
+        <w:lastRenderedPageBreak/>
+        <w:t>i) Ciência expressa da forma de contratação</w:t>
+      </w:r>
+      <w:r>
+        <w:t xml:space="preserve"> – Declaração expressa de que a contratação ocorreu mediante atendimento digital, em conformidade com o Provimento nº 205/2021 da Ordem dos Advogados do Brasil, após contato espontâneo e devidamente esclarecido, o que afasta qualquer indício de captação indevida de clientela.</w:t>
+      </w:r>
+    </w:p>
+    <w:p>
+      <w:pPr>
+        <w:ind w:firstLine="0"/>
+      </w:pPr>
+      <w:r>
+        <w:rPr>
+          <w:b/>
+          <w:bCs/>
+        </w:rPr>
+        <w:t>j) Contrato de honorários específico e único para ação revisional de juros</w:t>
+      </w:r>
+      <w:r>
+        <w:t xml:space="preserve"> – A parte autora firmou contrato de prestação de serviços advocatícios direcionado exclusivamente à presente ação revisional de juros, demonstrando a finalidade e a unicidade da contratação (com devida ciência sobre os termos do patrocínio jurídico). O instrumento é juntado sob sigilo, a fim de preservar os dados pessoais da parte e evitar sua indevida utilização por terceiros mal-intencionados que possam se valer de informações constantes nos autos para aplicação de golpes.</w:t>
+      </w:r>
+    </w:p>
+    <w:p/>
     <w:p>
       <w:pPr>
         <w:pStyle w:val="Ttulo1"/>
@@ -809,20 +829,23 @@
       <w:bookmarkStart w:id="1" w:name="_heading=h.ye3kiqmuytvw" w:colFirst="0" w:colLast="0"/>
       <w:bookmarkEnd w:id="1"/>
       <w:r>
+        <w:t>GRATUIDADE DA JUSTIÇA</w:t>
+      </w:r>
+    </w:p>
+    <w:p/>
+    <w:p>
+      <w:bookmarkStart w:id="2" w:name="_Hlk203652553"/>
+      <w:r>
+        <w:t>A parte requerente pleiteia a concessão do benefício da gratuidade da justiça, com fundamento no artigo 98 e seguintes do Código de Processo Civil (CPC) e no artigo 5º, inciso LXXIV, da Constituição Federal, que asseguram o acesso à justiça aos que comprovarem insuficiência de recursos para arcar com as custas do processo e honorários advocatícios sem prejuízo do sustento próprio ou de sua família.</w:t>
+      </w:r>
+    </w:p>
+    <w:p>
+      <w:r>
+        <w:t xml:space="preserve">No intuito de demonstrar com máxima transparência sua condição de hipossuficiência e evitar qualquer questionamento </w:t>
+      </w:r>
+      <w:r>
         <w:lastRenderedPageBreak/>
-        <w:t>GRATUIDADE DA JUSTIÇA</w:t>
-      </w:r>
-    </w:p>
-    <w:p/>
-    <w:p>
-      <w:bookmarkStart w:id="2" w:name="_Hlk203652553"/>
-      <w:r>
-        <w:t>A parte requerente pleiteia a concessão do benefício da gratuidade da justiça, com fundamento no artigo 98 e seguintes do Código de Processo Civil (CPC) e no artigo 5º, inciso LXXIV, da Constituição Federal, que asseguram o acesso à justiça aos que comprovarem insuficiência de recursos para arcar com as custas do processo e honorários advocatícios sem prejuízo do sustento próprio ou de sua família.</w:t>
-      </w:r>
-    </w:p>
-    <w:p>
-      <w:r>
-        <w:t>No intuito de demonstrar com máxima transparência sua condição de hipossuficiência e evitar qualquer questionamento quanto à legitimidade do pedido — sobretudo frente ao cenário atual de combate à litigância predatória — foram adotadas medidas criteriosas para embasar o presente pleito de forma individualizada, concreta e documentalmente robusta</w:t>
+        <w:t>quanto à legitimidade do pedido — sobretudo frente ao cenário atual de combate à litigância predatória — foram adotadas medidas criteriosas para embasar o presente pleito de forma individualizada, concreta e documentalmente robusta</w:t>
       </w:r>
       <w:r>
         <w:t>, conforme pormenorizado abaixo:</w:t>
@@ -841,21 +864,13 @@
       </w:r>
       <w:proofErr w:type="spellEnd"/>
       <w:r>
-        <w:t>}</w:t>
-      </w:r>
-      <w:proofErr w:type="gramStart"/>
-      <w:r>
-        <w:t>}</w:t>
+        <w:t>}}</w:t>
       </w:r>
       <w:r>
         <w:t xml:space="preserve"> </w:t>
       </w:r>
       <w:r>
-        <w:t>,</w:t>
-      </w:r>
-      <w:proofErr w:type="gramEnd"/>
-      <w:r>
-        <w:t xml:space="preserve"> no valor de R$ {{</w:t>
+        <w:t>, no valor de R$ {{</w:t>
       </w:r>
       <w:proofErr w:type="spellStart"/>
       <w:r>
@@ -876,30 +891,63 @@
       </w:r>
       <w:r>
         <w:rPr>
+          <w:color w:val="000000" w:themeColor="text1"/>
+        </w:rPr>
+        <w:t>Tanto</w:t>
+      </w:r>
+      <w:r>
+        <w:rPr>
+          <w:color w:val="000000" w:themeColor="text1"/>
+        </w:rPr>
+        <w:t xml:space="preserve"> </w:t>
+      </w:r>
+      <w:r>
+        <w:rPr>
           <w:color w:val="00B050"/>
-        </w:rPr>
-        <w:t xml:space="preserve">{{tanto consignados quanto pessoais,}} </w:t>
+          <w:sz w:val="22"/>
+          <w:szCs w:val="22"/>
+        </w:rPr>
+        <w:t>{{</w:t>
+      </w:r>
+      <w:proofErr w:type="spellStart"/>
+      <w:r>
+        <w:rPr>
+          <w:color w:val="00B050"/>
+          <w:sz w:val="22"/>
+          <w:szCs w:val="22"/>
+        </w:rPr>
+        <w:t>pessoal_consignados</w:t>
+      </w:r>
+      <w:proofErr w:type="spellEnd"/>
+      <w:r>
+        <w:rPr>
+          <w:color w:val="00B050"/>
+          <w:sz w:val="22"/>
+          <w:szCs w:val="22"/>
+        </w:rPr>
+        <w:t>}}</w:t>
+      </w:r>
+      <w:r>
+        <w:rPr>
+          <w:sz w:val="22"/>
+          <w:szCs w:val="22"/>
+        </w:rPr>
+        <w:t xml:space="preserve">, </w:t>
       </w:r>
       <w:r>
         <w:t>comprometem de forma drástica sua renda mensal, de modo que restam apenas R$ {{</w:t>
       </w:r>
       <w:proofErr w:type="spellStart"/>
       <w:r>
-        <w:t>valor_</w:t>
-      </w:r>
-      <w:proofErr w:type="gramStart"/>
-      <w:r>
-        <w:t>liquido</w:t>
+        <w:t>valor_liquido</w:t>
       </w:r>
       <w:proofErr w:type="spellEnd"/>
-      <w:proofErr w:type="gramEnd"/>
       <w:r>
         <w:t>}} para sua subsistência, valor este absolutamente incompatível com a manutenção de um mínimo existencial digno.</w:t>
       </w:r>
     </w:p>
     <w:p>
       <w:r>
-        <w:lastRenderedPageBreak/>
         <w:t>A fim de comprovar detalhadamente essa realidade, foram anexados à presente demanda os seguintes documentos:</w:t>
       </w:r>
     </w:p>
@@ -929,11 +977,27 @@
     <w:p/>
     <w:p>
       <w:r>
-        <w:t>Dessa forma, requer-se o deferimento do benefício da gratuidade da justiça, de forma a garantir o pleno acesso ao Judiciário e a efetiva tutela de seus direitos, sem que isso implique em sacrifício econômico desproporcional ou atentatório à dignidade da parte requerente.</w:t>
+        <w:t xml:space="preserve">Dessa forma, requer-se o deferimento do benefício da gratuidade da justiça, de forma a garantir o pleno acesso ao </w:t>
+      </w:r>
+      <w:r>
+        <w:lastRenderedPageBreak/>
+        <w:t>Judiciário e a efetiva tutela de seus direitos, sem que isso implique em sacrifício econômico desproporcional ou atentatório à dignidade da parte requerente.</w:t>
       </w:r>
       <w:bookmarkEnd w:id="2"/>
     </w:p>
-    <w:p/>
+    <w:p>
+      <w:pPr>
+        <w:ind w:firstLine="0"/>
+      </w:pPr>
+      <w:r>
+        <w:t>Ainda, apesar de o artigo 99, §4º, do Código de Processo Civil já dispor expressamente que a contratação de advogado particular não impede a concessão da gratuidade da justiça, cumpre ressaltar que, no presente caso, conforme pode se observar, o contrato de honorários firmado pela parte autora não prevê qualquer pagamento inicial, estando a remuneração dos patronos integralmente condicionada ao êxito da demanda. Dessa forma, resta evidenciado que a representação processual não implica qualquer ônus econômico imediato ou desproporcional ao demandante, tampouco afasta a condição de hipossuficiência demonstrada.</w:t>
+      </w:r>
+    </w:p>
+    <w:p>
+      <w:pPr>
+        <w:ind w:firstLine="0"/>
+      </w:pPr>
+    </w:p>
     <w:p>
       <w:pPr>
         <w:pStyle w:val="Ttulo1"/>
@@ -996,7 +1060,7 @@
         </w:rPr>
       </w:pPr>
       <w:r>
-        <w:t xml:space="preserve">Como já havia consignado toda sua margem para empréstimos consignados, por ser uma pessoa carente de recursos, em um momento de necessidade, contraiu mais </w:t>
+        <w:t xml:space="preserve">por ser uma pessoa carente de recursos, em um momento de necessidade, contraiu mais </w:t>
       </w:r>
       <w:r>
         <w:t>1 (um) empréstimo pessoal</w:t>
@@ -1005,11 +1069,7 @@
         <w:t xml:space="preserve"> não consignado</w:t>
       </w:r>
       <w:r>
-        <w:t xml:space="preserve"> com a instituição financeira requerida, o que a colocou em uma </w:t>
-      </w:r>
-      <w:r>
-        <w:lastRenderedPageBreak/>
-        <w:t>escancarada situação de superendividamento, uma ve</w:t>
+        <w:t xml:space="preserve"> com a instituição financeira requerida, o que a colocou em uma escancarada situação de superendividamento, uma ve</w:t>
       </w:r>
       <w:r>
         <w:t xml:space="preserve">z que seus </w:t>
@@ -1051,7 +1111,11 @@
         <w:t xml:space="preserve"> </w:t>
       </w:r>
       <w:r>
-        <w:t xml:space="preserve">da sua remuneração mensal, tendo como líquido apenas </w:t>
+        <w:t xml:space="preserve">da </w:t>
+      </w:r>
+      <w:r>
+        <w:lastRenderedPageBreak/>
+        <w:t xml:space="preserve">sua remuneração mensal, tendo como líquido apenas </w:t>
       </w:r>
       <w:r>
         <w:t>{{</w:t>
@@ -1124,27 +1188,7 @@
           <w:sz w:val="24"/>
           <w:szCs w:val="24"/>
         </w:rPr>
-        <w:t>Nº{{</w:t>
-      </w:r>
-      <w:proofErr w:type="gramStart"/>
-      <w:r>
-        <w:rPr>
-          <w:b/>
-          <w:color w:val="00B050"/>
-          <w:sz w:val="24"/>
-          <w:szCs w:val="24"/>
-        </w:rPr>
-        <w:t>NUMERO</w:t>
-      </w:r>
-      <w:proofErr w:type="gramEnd"/>
-      <w:r>
-        <w:rPr>
-          <w:b/>
-          <w:color w:val="00B050"/>
-          <w:sz w:val="24"/>
-          <w:szCs w:val="24"/>
-        </w:rPr>
-        <w:t>_CONTRATO</w:t>
+        <w:t>Nº{{NUMERO_CONTRATO</w:t>
       </w:r>
       <w:r>
         <w:rPr>
@@ -1258,92 +1302,82 @@
         <w:t xml:space="preserve">Taxa de juros aplicada: </w:t>
       </w:r>
       <w:r>
-        <w:t>{{emprestimos_0_taxa</w:t>
-      </w:r>
-      <w:proofErr w:type="gramStart"/>
+        <w:t>{{emprestimos_0_taxa}}</w:t>
+      </w:r>
+      <w:r>
+        <w:t>%</w:t>
+      </w:r>
+    </w:p>
+    <w:p>
+      <w:pPr>
+        <w:ind w:left="1440" w:firstLine="0"/>
+      </w:pPr>
+    </w:p>
+    <w:p>
+      <w:r>
+        <w:t xml:space="preserve">O contrato em apreciação apresenta taxa de juros mensal fixada em </w:t>
+      </w:r>
+      <w:r>
+        <w:t>{{</w:t>
+      </w:r>
+      <w:r>
+        <w:t>emprestimos_0_taxa</w:t>
+      </w:r>
       <w:r>
         <w:t>}}</w:t>
       </w:r>
       <w:r>
         <w:t>%</w:t>
       </w:r>
-      <w:proofErr w:type="gramEnd"/>
-    </w:p>
-    <w:p>
-      <w:pPr>
-        <w:ind w:left="1440" w:firstLine="0"/>
-      </w:pPr>
-    </w:p>
-    <w:p>
-      <w:r>
-        <w:t xml:space="preserve">O contrato em apreciação apresenta taxa de juros mensal fixada em </w:t>
+      <w:r>
+        <w:t>a.m</w:t>
+      </w:r>
+      <w:r>
+        <w:t xml:space="preserve">., o que gerou à parte requerente uma dívida correspondente a </w:t>
       </w:r>
       <w:r>
         <w:t>{{</w:t>
       </w:r>
       <w:r>
-        <w:t>emprestimos_0_taxa</w:t>
-      </w:r>
-      <w:proofErr w:type="gramStart"/>
+        <w:t>emprestimos_</w:t>
+      </w:r>
+      <w:r>
+        <w:t>0</w:t>
+      </w:r>
+      <w:r>
+        <w:t>_total_emprestimo</w:t>
+      </w:r>
       <w:r>
         <w:t>}}</w:t>
       </w:r>
       <w:r>
-        <w:t>%</w:t>
-      </w:r>
-      <w:proofErr w:type="gramEnd"/>
-      <w:r>
-        <w:t>a.m</w:t>
-      </w:r>
-      <w:r>
-        <w:t xml:space="preserve">., o que gerou à parte </w:t>
-      </w:r>
+        <w:t>;</w:t>
+      </w:r>
+      <w:r>
+        <w:t xml:space="preserve"> </w:t>
+      </w:r>
+      <w:r>
+        <w:t>{{emprestimos_</w:t>
+      </w:r>
+      <w:r>
+        <w:t>0</w:t>
+      </w:r>
+      <w:r>
+        <w:t>_def_emprestimos</w:t>
+      </w:r>
+      <w:r>
+        <w:t>}}</w:t>
+      </w:r>
+      <w:r>
+        <w:t xml:space="preserve"> vezes</w:t>
+      </w:r>
+      <w:r>
+        <w:t xml:space="preserve"> o valor financiado.</w:t>
+      </w:r>
+    </w:p>
+    <w:p>
       <w:r>
         <w:lastRenderedPageBreak/>
-        <w:t xml:space="preserve">requerente uma dívida correspondente a </w:t>
-      </w:r>
-      <w:r>
-        <w:t>{{</w:t>
-      </w:r>
-      <w:r>
-        <w:t>emprestimos_</w:t>
-      </w:r>
-      <w:r>
-        <w:t>0</w:t>
-      </w:r>
-      <w:r>
-        <w:t>_total_emprestimo</w:t>
-      </w:r>
-      <w:r>
-        <w:t>}}</w:t>
-      </w:r>
-      <w:r>
-        <w:t>;</w:t>
-      </w:r>
-      <w:r>
-        <w:t xml:space="preserve"> </w:t>
-      </w:r>
-      <w:r>
-        <w:t>{{emprestimos_</w:t>
-      </w:r>
-      <w:r>
-        <w:t>0</w:t>
-      </w:r>
-      <w:r>
-        <w:t>_def_emprestimos</w:t>
-      </w:r>
-      <w:r>
-        <w:t>}}</w:t>
-      </w:r>
-      <w:r>
-        <w:t xml:space="preserve"> vezes</w:t>
-      </w:r>
-      <w:r>
-        <w:t xml:space="preserve"> o valor financiado.</w:t>
-      </w:r>
-    </w:p>
-    <w:p>
-      <w:r>
         <w:t xml:space="preserve">Para mesma época, o Banco central divulgou que a média de mercado aplicada pelas instituições financeiras em contratos da mesma natureza fora de </w:t>
       </w:r>
       <w:r>
@@ -1556,13 +1590,8 @@
               <w:jc w:val="left"/>
             </w:pPr>
             <w:r>
-              <w:t>{{emprestimos_0_taxa_</w:t>
+              <w:t>{{emprestimos_0_taxa_media}}%</w:t>
             </w:r>
-            <w:proofErr w:type="gramStart"/>
-            <w:r>
-              <w:t>media}}%</w:t>
-            </w:r>
-            <w:proofErr w:type="gramEnd"/>
           </w:p>
         </w:tc>
       </w:tr>
@@ -1700,7 +1729,6 @@
     </w:p>
     <w:p>
       <w:r>
-        <w:lastRenderedPageBreak/>
         <w:t xml:space="preserve">Uma diferença de </w:t>
       </w:r>
       <w:r>
@@ -1728,6 +1756,7 @@
     </w:p>
     <w:p>
       <w:r>
+        <w:lastRenderedPageBreak/>
         <w:t>Desta forma, fica flagrante a abusividade contida no contrato, cuja taxa de juros mensais extrapolam muito a média de mercado</w:t>
       </w:r>
       <w:r>
@@ -1782,14 +1811,17 @@
     <w:p/>
     <w:p>
       <w:r>
+        <w:t xml:space="preserve">A legislação brasileira </w:t>
+      </w:r>
+      <w:r>
+        <w:t>é firme</w:t>
+      </w:r>
+      <w:r>
+        <w:t xml:space="preserve"> no sentido de coibir práticas abusivas no mercado financeiro, especialmente no que se refere à </w:t>
+      </w:r>
+      <w:r>
         <w:lastRenderedPageBreak/>
-        <w:t xml:space="preserve">A legislação brasileira </w:t>
-      </w:r>
-      <w:r>
-        <w:t>é firme</w:t>
-      </w:r>
-      <w:r>
-        <w:t xml:space="preserve"> no sentido de coibir práticas abusivas no mercado financeiro, especialmente no que se refere à cobrança de juros exorbitantes. O Código de Defesa do Consumidor (CDC), em seu artigo 51, inciso IV, considera nulas as cláusulas contratuais que estabeleçam obrigações iníquas, abusivas ou que coloquem o consumidor em desvantagem exagerada.</w:t>
+        <w:t>cobrança de juros exorbitantes. O Código de Defesa do Consumidor (CDC), em seu artigo 51, inciso IV, considera nulas as cláusulas contratuais que estabeleçam obrigações iníquas, abusivas ou que coloquem o consumidor em desvantagem exagerada.</w:t>
       </w:r>
     </w:p>
     <w:p>
@@ -1919,17 +1951,7 @@
           <w:sz w:val="22"/>
           <w:szCs w:val="22"/>
         </w:rPr>
-        <w:t xml:space="preserve">, mediante análise das informações disponíveis em bancos de dados de proteção ao crédito, observado o disposto neste Código e </w:t>
-      </w:r>
-      <w:r>
-        <w:rPr>
-          <w:i/>
-          <w:color w:val="000000"/>
-          <w:sz w:val="22"/>
-          <w:szCs w:val="22"/>
-        </w:rPr>
-        <w:lastRenderedPageBreak/>
-        <w:t>na legislação sobre proteção de dados;      </w:t>
+        <w:t>, mediante análise das informações disponíveis em bancos de dados de proteção ao crédito, observado o disposto neste Código e na legislação sobre proteção de dados;      </w:t>
       </w:r>
       <w:hyperlink r:id="rId9" w:anchor="art1">
         <w:r>
@@ -2053,11 +2075,59 @@
     <w:p/>
     <w:p>
       <w:r>
+        <w:t>Ainda, acerca do parâmetro traçado pelo C. Superior Tribunal de justiça, temos:</w:t>
+      </w:r>
+    </w:p>
+    <w:p/>
+    <w:p>
+      <w:pPr>
+        <w:ind w:left="2268" w:firstLine="0"/>
+        <w:rPr>
+          <w:sz w:val="22"/>
+          <w:szCs w:val="22"/>
+        </w:rPr>
+      </w:pPr>
+      <w:r>
+        <w:rPr>
+          <w:sz w:val="22"/>
+          <w:szCs w:val="22"/>
+        </w:rPr>
         <w:lastRenderedPageBreak/>
-        <w:t>Ainda, acerca do parâmetro traçado pelo C. Superior Tribunal de justiça, temos:</w:t>
-      </w:r>
-    </w:p>
-    <w:p/>
+        <w:t xml:space="preserve">“(...) tem considerado abusivas taxas superiores a uma vez e meia (voto proferido pelo Min. Ari Pargendler no REsp n. 271.214-RS, </w:t>
+      </w:r>
+      <w:proofErr w:type="spellStart"/>
+      <w:r>
+        <w:rPr>
+          <w:sz w:val="22"/>
+          <w:szCs w:val="22"/>
+        </w:rPr>
+        <w:t>Rel.p</w:t>
+      </w:r>
+      <w:proofErr w:type="spellEnd"/>
+      <w:r>
+        <w:rPr>
+          <w:sz w:val="22"/>
+          <w:szCs w:val="22"/>
+        </w:rPr>
+        <w:t xml:space="preserve">. Acórdão Min. Menezes Direito, DJ de 4.8.2003), ao dobro (REsp n. 1.036.818, Terceira Turma, minha relatoria, </w:t>
+      </w:r>
+      <w:proofErr w:type="spellStart"/>
+      <w:r>
+        <w:rPr>
+          <w:sz w:val="22"/>
+          <w:szCs w:val="22"/>
+        </w:rPr>
+        <w:t>DJe</w:t>
+      </w:r>
+      <w:proofErr w:type="spellEnd"/>
+      <w:r>
+        <w:rPr>
+          <w:sz w:val="22"/>
+          <w:szCs w:val="22"/>
+        </w:rPr>
+        <w:t xml:space="preserve"> de 20.6.2008) ou ao triplo (REsp n. 971.853-RS, Quarta Turma, Min. Pádua Ribeiro, DJ de 24.9.2007) da média. Todavia, esta perquirição acerca da abusividade não é estanque, o que impossibilita a adoção de critérios genéricos e universais. A taxa média de mercado, divulgada pelo Banco Central, constitui um valioso referencial, mas cabe somente ao juiz, no exame das peculiaridades do caso concreto, avaliar se os juros contratados foram ou não abusivos”. (REsp 1061530/RS, rel. Min. Nancy Andrighi, Segunda Seção, j. 22-10-2008).</w:t>
+      </w:r>
+    </w:p>
     <w:p>
       <w:pPr>
         <w:ind w:left="2268" w:firstLine="0"/>
@@ -2066,153 +2136,89 @@
           <w:szCs w:val="22"/>
         </w:rPr>
       </w:pPr>
-      <w:r>
-        <w:rPr>
-          <w:sz w:val="22"/>
-          <w:szCs w:val="22"/>
-        </w:rPr>
-        <w:t xml:space="preserve">“(...) tem considerado abusivas taxas superiores a uma vez e meia (voto proferido pelo Min. Ari Pargendler no REsp n. 271.214-RS, </w:t>
+    </w:p>
+    <w:p>
+      <w:pPr>
+        <w:rPr>
+          <w:u w:val="single"/>
+        </w:rPr>
+      </w:pPr>
+      <w:r>
+        <w:rPr>
+          <w:b/>
+          <w:bCs/>
+        </w:rPr>
+        <w:t>No caso em análise, a taxa de juros cobrada pela instituição requerida alcança patamares muito superiores aos praticados no mercado financeiro.</w:t>
+      </w:r>
+      <w:r>
+        <w:t xml:space="preserve"> Conforme comprovado documentalmente, a taxa média de juros em </w:t>
+      </w:r>
+      <w:r>
+        <w:rPr>
+          <w:color w:val="000000" w:themeColor="text1"/>
+        </w:rPr>
+        <w:t>{{</w:t>
+      </w:r>
+      <w:r>
+        <w:rPr>
+          <w:color w:val="000000" w:themeColor="text1"/>
+        </w:rPr>
+        <w:t>emprestimos_0_data</w:t>
+      </w:r>
+      <w:r>
+        <w:rPr>
+          <w:color w:val="000000" w:themeColor="text1"/>
+        </w:rPr>
+        <w:t>}} foi</w:t>
+      </w:r>
+      <w:r>
+        <w:t xml:space="preserve"> de </w:t>
+      </w:r>
+      <w:r>
+        <w:t>{{</w:t>
+      </w:r>
+      <w:r>
+        <w:t>emprestimos_0_taxa_media</w:t>
+      </w:r>
+      <w:r>
+        <w:t>}}</w:t>
+      </w:r>
+      <w:r>
+        <w:t>% a.m., enquanto a taxa de juros mensal informada pela instituição req</w:t>
+      </w:r>
+      <w:r>
+        <w:t xml:space="preserve">uerida </w:t>
+      </w:r>
+      <w:r>
+        <w:t xml:space="preserve">fora de </w:t>
+      </w:r>
+      <w:r>
+        <w:t xml:space="preserve">{{emprestimos_0_taxa}}% </w:t>
+      </w:r>
+      <w:r>
+        <w:t>ao mês!</w:t>
+      </w:r>
+    </w:p>
+    <w:p>
+      <w:pPr>
+        <w:rPr>
+          <w:u w:val="single"/>
+        </w:rPr>
+      </w:pPr>
+      <w:r>
+        <w:t xml:space="preserve">Tal discrepância de valores é evidência clara de abusividade na fixação das taxas de juros cobradas pela requerida, o que viola o princípio da boa-fé objetiva, previsto no artigo 422 do Código Civil. Conforme leciona Pablo Stolze </w:t>
       </w:r>
       <w:proofErr w:type="spellStart"/>
       <w:r>
-        <w:rPr>
-          <w:sz w:val="22"/>
-          <w:szCs w:val="22"/>
-        </w:rPr>
-        <w:t>Rel.p</w:t>
+        <w:t>Gagliano</w:t>
       </w:r>
       <w:proofErr w:type="spellEnd"/>
       <w:r>
-        <w:rPr>
-          <w:sz w:val="22"/>
-          <w:szCs w:val="22"/>
-        </w:rPr>
-        <w:t xml:space="preserve">. Acórdão Min. Menezes Direito, DJ de 4.8.2003), ao dobro (REsp n. 1.036.818, Terceira Turma, minha relatoria, </w:t>
-      </w:r>
-      <w:proofErr w:type="spellStart"/>
-      <w:r>
-        <w:rPr>
-          <w:sz w:val="22"/>
-          <w:szCs w:val="22"/>
-        </w:rPr>
-        <w:t>DJe</w:t>
-      </w:r>
-      <w:proofErr w:type="spellEnd"/>
-      <w:r>
-        <w:rPr>
-          <w:sz w:val="22"/>
-          <w:szCs w:val="22"/>
-        </w:rPr>
-        <w:t xml:space="preserve"> de 20.6.2008) ou ao triplo (REsp n. 971.853-RS, Quarta Turma, Min. Pádua Ribeiro, DJ de 24.9.2007) da média. Todavia, esta perquirição acerca da abusividade não é estanque, o que impossibilita a adoção de critérios genéricos e universais. A taxa média de mercado, divulgada pelo Banco Central, constitui um valioso referencial, mas cabe somente ao juiz, no exame das peculiaridades do caso concreto, avaliar se os juros contratados foram ou não abusivos”. (REsp 1061530/RS, rel. Min. Nancy Andrighi, Segunda Seção, j. 22-10-2008).</w:t>
-      </w:r>
-    </w:p>
-    <w:p>
-      <w:pPr>
-        <w:ind w:left="2268" w:firstLine="0"/>
-        <w:rPr>
-          <w:sz w:val="22"/>
-          <w:szCs w:val="22"/>
-        </w:rPr>
-      </w:pPr>
-    </w:p>
-    <w:p>
-      <w:pPr>
-        <w:rPr>
-          <w:u w:val="single"/>
-        </w:rPr>
-      </w:pPr>
-      <w:r>
-        <w:rPr>
-          <w:b/>
-          <w:bCs/>
-        </w:rPr>
-        <w:t>No caso em análise, a taxa de juros cobrada pela instituição requerida alcança patamares muito superiores aos praticados no mercado financeiro.</w:t>
-      </w:r>
-      <w:r>
-        <w:t xml:space="preserve"> Conforme comprovado documentalmente, a taxa média de juros em </w:t>
-      </w:r>
-      <w:r>
-        <w:rPr>
-          <w:color w:val="000000" w:themeColor="text1"/>
-        </w:rPr>
-        <w:t>{{</w:t>
-      </w:r>
-      <w:r>
-        <w:rPr>
-          <w:color w:val="000000" w:themeColor="text1"/>
-        </w:rPr>
-        <w:t>emprestimos_0_data</w:t>
-      </w:r>
-      <w:r>
-        <w:rPr>
-          <w:color w:val="000000" w:themeColor="text1"/>
-        </w:rPr>
-        <w:t>}} foi</w:t>
-      </w:r>
-      <w:r>
-        <w:t xml:space="preserve"> de </w:t>
-      </w:r>
-      <w:r>
-        <w:t>{{</w:t>
-      </w:r>
-      <w:r>
-        <w:t>emprestimos_0_taxa_</w:t>
-      </w:r>
-      <w:proofErr w:type="gramStart"/>
-      <w:r>
-        <w:t>media</w:t>
-      </w:r>
-      <w:r>
-        <w:t>}}</w:t>
-      </w:r>
-      <w:r>
-        <w:t>%</w:t>
-      </w:r>
-      <w:proofErr w:type="gramEnd"/>
-      <w:r>
-        <w:t xml:space="preserve"> a.m., enquanto a taxa de juros mensal informada pela instituição req</w:t>
-      </w:r>
-      <w:r>
-        <w:t xml:space="preserve">uerida </w:t>
-      </w:r>
-      <w:r>
-        <w:t xml:space="preserve">fora de </w:t>
-      </w:r>
-      <w:r>
-        <w:t>{{emprestimos_0_taxa</w:t>
-      </w:r>
-      <w:proofErr w:type="gramStart"/>
-      <w:r>
-        <w:t>}}%</w:t>
-      </w:r>
-      <w:proofErr w:type="gramEnd"/>
-      <w:r>
-        <w:t xml:space="preserve"> </w:t>
-      </w:r>
-      <w:r>
-        <w:t>ao mês!</w:t>
-      </w:r>
-    </w:p>
-    <w:p>
-      <w:pPr>
-        <w:rPr>
-          <w:u w:val="single"/>
-        </w:rPr>
-      </w:pPr>
-      <w:r>
-        <w:t xml:space="preserve">Tal discrepância de valores é evidência clara de abusividade na fixação das taxas de juros cobradas pela requerida, o que viola o princípio da boa-fé objetiva, previsto no artigo 422 do Código Civil. Conforme </w:t>
+        <w:t xml:space="preserve"> e Rodolfo Pamplona Filho (Novo Curso de Direito Civil, Volume II), “a boa-fé objetiva exige que as partes não só tenham um </w:t>
       </w:r>
       <w:r>
         <w:lastRenderedPageBreak/>
-        <w:t xml:space="preserve">leciona Pablo Stolze </w:t>
-      </w:r>
-      <w:proofErr w:type="spellStart"/>
-      <w:r>
-        <w:t>Gagliano</w:t>
-      </w:r>
-      <w:proofErr w:type="spellEnd"/>
-      <w:r>
-        <w:t xml:space="preserve"> e Rodolfo Pamplona Filho (Novo Curso de Direito Civil, Volume II), “a boa-fé objetiva exige que as partes não só tenham um comportamento ético, mas também que não exerçam seus direitos de forma excessivamente gravosa ao outro contratante”.</w:t>
+        <w:t>comportamento ético, mas também que não exerçam seus direitos de forma excessivamente gravosa ao outro contratante”.</w:t>
       </w:r>
     </w:p>
     <w:p>
@@ -2906,14 +2912,12 @@
       <w:r>
         <w:t>comprometimento_porcentagem</w:t>
       </w:r>
-      <w:proofErr w:type="gramStart"/>
       <w:r>
         <w:t>}}</w:t>
       </w:r>
       <w:r>
         <w:t>%</w:t>
       </w:r>
-      <w:proofErr w:type="gramEnd"/>
       <w:r>
         <w:t xml:space="preserve"> </w:t>
       </w:r>
@@ -2944,7 +2948,33 @@
         <w:t xml:space="preserve"> </w:t>
       </w:r>
       <w:r>
-        <w:t>já prejudicada por empréstimos consignados</w:t>
+        <w:t xml:space="preserve">já prejudicada por empréstimos </w:t>
+      </w:r>
+      <w:r>
+        <w:rPr>
+          <w:color w:val="00B050"/>
+          <w:sz w:val="22"/>
+          <w:szCs w:val="22"/>
+        </w:rPr>
+        <w:t>{{</w:t>
+      </w:r>
+      <w:proofErr w:type="spellStart"/>
+      <w:r>
+        <w:rPr>
+          <w:color w:val="00B050"/>
+          <w:sz w:val="22"/>
+          <w:szCs w:val="22"/>
+        </w:rPr>
+        <w:t>pessoal_consignados</w:t>
+      </w:r>
+      <w:proofErr w:type="spellEnd"/>
+      <w:r>
+        <w:rPr>
+          <w:color w:val="00B050"/>
+          <w:sz w:val="22"/>
+          <w:szCs w:val="22"/>
+        </w:rPr>
+        <w:t>}}</w:t>
       </w:r>
       <w:r>
         <w:t>.</w:t>
@@ -2985,17 +3015,9 @@
         <w:rPr>
           <w:bCs/>
         </w:rPr>
-        <w:t>valor_</w:t>
-      </w:r>
-      <w:proofErr w:type="gramStart"/>
-      <w:r>
-        <w:rPr>
-          <w:bCs/>
-        </w:rPr>
-        <w:t>liquido</w:t>
+        <w:t>valor_liquido</w:t>
       </w:r>
       <w:proofErr w:type="spellEnd"/>
-      <w:proofErr w:type="gramEnd"/>
       <w:r>
         <w:rPr>
           <w:bCs/>
@@ -4030,19 +4052,11 @@
         <w:rPr>
           <w:color w:val="00B050"/>
         </w:rPr>
-        <w:t>{{FORO</w:t>
-      </w:r>
-      <w:proofErr w:type="gramStart"/>
-      <w:r>
-        <w:rPr>
-          <w:color w:val="00B050"/>
-        </w:rPr>
-        <w:t>}}</w:t>
+        <w:t>{{FORO}}</w:t>
       </w:r>
       <w:r>
         <w:t>/</w:t>
       </w:r>
-      <w:proofErr w:type="gramEnd"/>
       <w:r>
         <w:rPr>
           <w:color w:val="00B050"/>
@@ -4133,19 +4147,11 @@
         <w:t xml:space="preserve"> {{</w:t>
       </w:r>
       <w:proofErr w:type="spellStart"/>
-      <w:proofErr w:type="gramStart"/>
       <w:r>
         <w:rPr>
           <w:color w:val="00B050"/>
         </w:rPr>
-        <w:t>numero</w:t>
-      </w:r>
-      <w:proofErr w:type="gramEnd"/>
-      <w:r>
-        <w:rPr>
-          <w:color w:val="00B050"/>
-        </w:rPr>
-        <w:t>_oab</w:t>
+        <w:t>numero_oab</w:t>
       </w:r>
       <w:proofErr w:type="spellEnd"/>
       <w:r>

--- a/modelos/Contrato_Foro_Autor_1.docx
+++ b/modelos/Contrato_Foro_Autor_1.docx
@@ -1,6 +1,6 @@
 
 <file path=word/document.xml><?xml version="1.0" encoding="utf-8"?>
-<w:document xmlns:wpc="http://schemas.microsoft.com/office/word/2010/wordprocessingCanvas" xmlns:cx="http://schemas.microsoft.com/office/drawing/2014/chartex" xmlns:cx1="http://schemas.microsoft.com/office/drawing/2015/9/8/chartex" xmlns:cx2="http://schemas.microsoft.com/office/drawing/2015/10/21/chartex" xmlns:cx3="http://schemas.microsoft.com/office/drawing/2016/5/9/chartex" xmlns:cx4="http://schemas.microsoft.com/office/drawing/2016/5/10/chartex" xmlns:cx5="http://schemas.microsoft.com/office/drawing/2016/5/11/chartex" xmlns:cx6="http://schemas.microsoft.com/office/drawing/2016/5/12/chartex" xmlns:cx7="http://schemas.microsoft.com/office/drawing/2016/5/13/chartex" xmlns:cx8="http://schemas.microsoft.com/office/drawing/2016/5/14/chartex" xmlns:mc="http://schemas.openxmlformats.org/markup-compatibility/2006" xmlns:aink="http://schemas.microsoft.com/office/drawing/2016/ink" xmlns:am3d="http://schemas.microsoft.com/office/drawing/2017/model3d" xmlns:o="urn:schemas-microsoft-com:office:office" xmlns:oel="http://schemas.microsoft.com/office/2019/extlst" xmlns:r="http://schemas.openxmlformats.org/officeDocument/2006/relationships" xmlns:m="http://schemas.openxmlformats.org/officeDocument/2006/math" xmlns:v="urn:schemas-microsoft-com:vml" xmlns:wp14="http://schemas.microsoft.com/office/word/2010/wordprocessingDrawing" xmlns:wp="http://schemas.openxmlformats.org/drawingml/2006/wordprocessingDrawing" xmlns:w10="urn:schemas-microsoft-com:office:word" xmlns:w="http://schemas.openxmlformats.org/wordprocessingml/2006/main" xmlns:w14="http://schemas.microsoft.com/office/word/2010/wordml" xmlns:w15="http://schemas.microsoft.com/office/word/2012/wordml" xmlns:w16cex="http://schemas.microsoft.com/office/word/2018/wordml/cex" xmlns:w16cid="http://schemas.microsoft.com/office/word/2016/wordml/cid" xmlns:w16="http://schemas.microsoft.com/office/word/2018/wordml" xmlns:w16du="http://schemas.microsoft.com/office/word/2023/wordml/word16du" xmlns:w16sdtdh="http://schemas.microsoft.com/office/word/2020/wordml/sdtdatahash" xmlns:w16sdtfl="http://schemas.microsoft.com/office/word/2024/wordml/sdtformatlock" xmlns:w16se="http://schemas.microsoft.com/office/word/2015/wordml/symex" xmlns:wpg="http://schemas.microsoft.com/office/word/2010/wordprocessingGroup" xmlns:wpi="http://schemas.microsoft.com/office/word/2010/wordprocessingInk" xmlns:wne="http://schemas.microsoft.com/office/word/2006/wordml" xmlns:wps="http://schemas.microsoft.com/office/word/2010/wordprocessingShape" mc:Ignorable="w14 w15 w16se w16cid w16 w16cex w16sdtdh w16sdtfl w16du wp14">
+<w:document xmlns:wpc="http://schemas.microsoft.com/office/word/2010/wordprocessingCanvas" xmlns:cx="http://schemas.microsoft.com/office/drawing/2014/chartex" xmlns:mc="http://schemas.openxmlformats.org/markup-compatibility/2006" xmlns:o="urn:schemas-microsoft-com:office:office" xmlns:r="http://schemas.openxmlformats.org/officeDocument/2006/relationships" xmlns:m="http://schemas.openxmlformats.org/officeDocument/2006/math" xmlns:v="urn:schemas-microsoft-com:vml" xmlns:wp14="http://schemas.microsoft.com/office/word/2010/wordprocessingDrawing" xmlns:wp="http://schemas.openxmlformats.org/drawingml/2006/wordprocessingDrawing" xmlns:w10="urn:schemas-microsoft-com:office:word" xmlns:w="http://schemas.openxmlformats.org/wordprocessingml/2006/main" xmlns:w14="http://schemas.microsoft.com/office/word/2010/wordml" xmlns:w15="http://schemas.microsoft.com/office/word/2012/wordml" xmlns:w16se="http://schemas.microsoft.com/office/word/2015/wordml/symex" xmlns:wpg="http://schemas.microsoft.com/office/word/2010/wordprocessingGroup" xmlns:wpi="http://schemas.microsoft.com/office/word/2010/wordprocessingInk" xmlns:wne="http://schemas.microsoft.com/office/word/2006/wordml" xmlns:wps="http://schemas.microsoft.com/office/word/2010/wordprocessingShape" mc:Ignorable="w14 w15 w16se wp14">
   <w:body>
     <w:p>
       <w:pPr>
@@ -76,12 +76,21 @@
           <w:color w:val="FF0000"/>
         </w:rPr>
       </w:pPr>
+      <w:proofErr w:type="gramStart"/>
       <w:r>
         <w:rPr>
           <w:b/>
           <w:color w:val="FF0000"/>
         </w:rPr>
-        <w:t xml:space="preserve">{                                                                     </w:t>
+        <w:t xml:space="preserve">{  </w:t>
+      </w:r>
+      <w:proofErr w:type="gramEnd"/>
+      <w:r>
+        <w:rPr>
+          <w:b/>
+          <w:color w:val="FF0000"/>
+        </w:rPr>
+        <w:t xml:space="preserve">                                                                   </w:t>
       </w:r>
       <w:r>
         <w:rPr>
@@ -641,6 +650,10 @@
     <w:p>
       <w:pPr>
         <w:ind w:left="2268" w:firstLine="0"/>
+        <w:rPr>
+          <w:sz w:val="22"/>
+          <w:szCs w:val="22"/>
+        </w:rPr>
       </w:pPr>
       <w:r>
         <w:rPr>
@@ -695,7 +708,77 @@
           <w:sz w:val="22"/>
           <w:szCs w:val="22"/>
         </w:rPr>
-        <w:t>) propositura de ação revisional de contrato bancário para o banco em específico.</w:t>
+        <w:t>) propositura de ação revisional de contrato banc</w:t>
+      </w:r>
+      <w:r>
+        <w:rPr>
+          <w:sz w:val="22"/>
+          <w:szCs w:val="22"/>
+        </w:rPr>
+        <w:t>ário para o banco em específico;</w:t>
+      </w:r>
+    </w:p>
+    <w:p>
+      <w:pPr>
+        <w:ind w:left="2268" w:firstLine="0"/>
+        <w:rPr>
+          <w:sz w:val="22"/>
+          <w:szCs w:val="22"/>
+        </w:rPr>
+      </w:pPr>
+      <w:r>
+        <w:rPr>
+          <w:sz w:val="22"/>
+          <w:szCs w:val="22"/>
+        </w:rPr>
+        <w:t xml:space="preserve">i) </w:t>
+      </w:r>
+      <w:r>
+        <w:rPr>
+          <w:b/>
+          <w:sz w:val="22"/>
+          <w:szCs w:val="22"/>
+        </w:rPr>
+        <w:t>Ciência expressa da forma de contratação</w:t>
+      </w:r>
+      <w:r>
+        <w:rPr>
+          <w:sz w:val="22"/>
+          <w:szCs w:val="22"/>
+        </w:rPr>
+        <w:t xml:space="preserve"> – Declaração expressa de que a contratação ocorreu mediante atendimento digital, em conformidade com o Provimento nº 205/2021 da Ordem dos Advogados do Brasil, após contato espontâneo e devidamente esclarecido, o que afasta qualquer indício de</w:t>
+      </w:r>
+      <w:r>
+        <w:rPr>
+          <w:sz w:val="22"/>
+          <w:szCs w:val="22"/>
+        </w:rPr>
+        <w:t xml:space="preserve"> captação indevida de clientela;</w:t>
+      </w:r>
+    </w:p>
+    <w:p>
+      <w:pPr>
+        <w:ind w:left="2268" w:firstLine="0"/>
+        <w:rPr>
+          <w:sz w:val="22"/>
+          <w:szCs w:val="22"/>
+        </w:rPr>
+      </w:pPr>
+      <w:r>
+        <w:rPr>
+          <w:b/>
+          <w:sz w:val="22"/>
+          <w:szCs w:val="22"/>
+        </w:rPr>
+        <w:lastRenderedPageBreak/>
+        <w:t xml:space="preserve">j) Contrato de honorários específico e único para ação revisional de juros – </w:t>
+      </w:r>
+      <w:r>
+        <w:rPr>
+          <w:sz w:val="22"/>
+          <w:szCs w:val="22"/>
+        </w:rPr>
+        <w:t>A parte autora firmou contrato de prestação de serviços advocatícios direcionado exclusivamente à presente ação revisional de juros, demonstrando a finalidade e a unicidade da contratação (com devida ciência sobre os termos do patrocínio jurídico). O instrumento é juntado sob sigilo, a fim de preservar os dados pessoais da parte e evitar sua indevida utilização por terceiros mal-intencionados que possam se valer de informações constantes nos autos para aplicação de golpes.</w:t>
       </w:r>
     </w:p>
     <w:p/>
@@ -710,28 +793,48 @@
           <w:i/>
           <w:iCs/>
         </w:rPr>
-        <w:t>mesmo diante da similaridade natural entre os casos.</w:t>
-      </w:r>
-      <w:r>
-        <w:t xml:space="preserve"> Não se está diante de um modelo genérico e irresponsável de ajuizamento, mas sim do exercício consciente e </w:t>
+        <w:t xml:space="preserve">mesmo </w:t>
+      </w:r>
+      <w:proofErr w:type="gramStart"/>
+      <w:r>
+        <w:rPr>
+          <w:b/>
+          <w:bCs/>
+          <w:i/>
+          <w:iCs/>
+        </w:rPr>
+        <w:t>diante</w:t>
+      </w:r>
+      <w:proofErr w:type="gramEnd"/>
+      <w:r>
+        <w:rPr>
+          <w:b/>
+          <w:bCs/>
+          <w:i/>
+          <w:iCs/>
+        </w:rPr>
+        <w:t xml:space="preserve"> da similaridade natural entre os casos.</w:t>
+      </w:r>
+      <w:r>
+        <w:t xml:space="preserve"> Não se está diante de um modelo genérico e irresponsável de ajuizamento, mas sim do exercício consciente e responsável da advocacia em defesa de direitos fundamentais de consumidores vulneráveis, como é o caso da parte autora.</w:t>
+      </w:r>
+    </w:p>
+    <w:p>
+      <w:r>
+        <w:rPr>
+          <w:u w:val="single"/>
+        </w:rPr>
+        <w:t>Ainda, fundamental o destaque de que a natureza da presente demanda é a de uma ação revisional específica de juros remuneratórios pactuados em contrato de empréstimo pessoal não consignado, diferindo, portanto, de ações revisionais diversas que buscam a alteração de múltiplas cláusulas contratuais.</w:t>
+      </w:r>
+      <w:r>
+        <w:t xml:space="preserve"> </w:t>
+      </w:r>
+      <w:r>
+        <w:t xml:space="preserve">No presente caso, a abusividade ora combatida concentra-se exclusivamente na fixação da taxa de juros aplicada, cuja desproporcionalidade é aferida com base na comparação objetiva entre a taxa praticada no contrato em questão e a taxa média de mercado divulgada pelo </w:t>
       </w:r>
       <w:r>
         <w:lastRenderedPageBreak/>
-        <w:t>responsável da advocacia em defesa de direitos fundamentais de consumidores vulneráveis, como é o caso da parte autora.</w:t>
-      </w:r>
-    </w:p>
-    <w:p>
-      <w:r>
-        <w:rPr>
-          <w:u w:val="single"/>
-        </w:rPr>
-        <w:t>Ainda, fundamental o destaque de que a natureza da presente demanda é a de uma ação revisional específica de juros remuneratórios pactuados em contrato de empréstimo pessoal não consignado, diferindo, portanto, de ações revisionais diversas que buscam a alteração de múltiplas cláusulas contratuais.</w:t>
-      </w:r>
-      <w:r>
-        <w:t xml:space="preserve"> </w:t>
-      </w:r>
-      <w:r>
-        <w:t>No presente caso, a abusividade ora combatida concentra-se exclusivamente na fixação da taxa de juros aplicada, cuja desproporcionalidade é aferida com base na comparação objetiva entre a taxa praticada no contrato em questão e a taxa média de mercado divulgada pelo Banco Central do Brasil, para contratos da mesma natureza e na mesma data conforme jurisprudência amplamente</w:t>
+        <w:t>Banco Central do Brasil, para contratos da mesma natureza e na mesma data conforme jurisprudência amplamente</w:t>
       </w:r>
       <w:r>
         <w:t xml:space="preserve"> consolidada</w:t>
@@ -786,38 +889,11 @@
       </w:r>
       <w:bookmarkEnd w:id="0"/>
     </w:p>
-    <w:p>
-      <w:pPr>
-        <w:ind w:firstLine="0"/>
-      </w:pPr>
-      <w:r>
-        <w:rPr>
-          <w:b/>
-          <w:bCs/>
-        </w:rPr>
-        <w:lastRenderedPageBreak/>
-        <w:t>i) Ciência expressa da forma de contratação</w:t>
-      </w:r>
-      <w:r>
-        <w:t xml:space="preserve"> – Declaração expressa de que a contratação ocorreu mediante atendimento digital, em conformidade com o Provimento nº 205/2021 da Ordem dos Advogados do Brasil, após contato espontâneo e devidamente esclarecido, o que afasta qualquer indício de captação indevida de clientela.</w:t>
-      </w:r>
-    </w:p>
-    <w:p>
-      <w:pPr>
-        <w:ind w:firstLine="0"/>
-      </w:pPr>
-      <w:r>
-        <w:rPr>
-          <w:b/>
-          <w:bCs/>
-        </w:rPr>
-        <w:t>j) Contrato de honorários específico e único para ação revisional de juros</w:t>
-      </w:r>
-      <w:r>
-        <w:t xml:space="preserve"> – A parte autora firmou contrato de prestação de serviços advocatícios direcionado exclusivamente à presente ação revisional de juros, demonstrando a finalidade e a unicidade da contratação (com devida ciência sobre os termos do patrocínio jurídico). O instrumento é juntado sob sigilo, a fim de preservar os dados pessoais da parte e evitar sua indevida utilização por terceiros mal-intencionados que possam se valer de informações constantes nos autos para aplicação de golpes.</w:t>
-      </w:r>
-    </w:p>
     <w:p/>
+    <w:p>
+      <w:bookmarkStart w:id="1" w:name="_heading=h.ye3kiqmuytvw" w:colFirst="0" w:colLast="0"/>
+      <w:bookmarkEnd w:id="1"/>
+    </w:p>
     <w:p>
       <w:pPr>
         <w:pStyle w:val="Ttulo1"/>
@@ -826,8 +902,6 @@
           <w:numId w:val="6"/>
         </w:numPr>
       </w:pPr>
-      <w:bookmarkStart w:id="1" w:name="_heading=h.ye3kiqmuytvw" w:colFirst="0" w:colLast="0"/>
-      <w:bookmarkEnd w:id="1"/>
       <w:r>
         <w:t>GRATUIDADE DA JUSTIÇA</w:t>
       </w:r>
@@ -841,11 +915,8 @@
     </w:p>
     <w:p>
       <w:r>
-        <w:t xml:space="preserve">No intuito de demonstrar com máxima transparência sua condição de hipossuficiência e evitar qualquer questionamento </w:t>
-      </w:r>
-      <w:r>
         <w:lastRenderedPageBreak/>
-        <w:t>quanto à legitimidade do pedido — sobretudo frente ao cenário atual de combate à litigância predatória — foram adotadas medidas criteriosas para embasar o presente pleito de forma individualizada, concreta e documentalmente robusta</w:t>
+        <w:t>No intuito de demonstrar com máxima transparência sua condição de hipossuficiência e evitar qualquer questionamento quanto à legitimidade do pedido — sobretudo frente ao cenário atual de combate à litigância predatória — foram adotadas medidas criteriosas para embasar o presente pleito de forma individualizada, concreta e documentalmente robusta</w:t>
       </w:r>
       <w:r>
         <w:t>, conforme pormenorizado abaixo:</w:t>
@@ -864,134 +935,144 @@
       </w:r>
       <w:proofErr w:type="spellEnd"/>
       <w:r>
+        <w:t>}</w:t>
+      </w:r>
+      <w:proofErr w:type="gramStart"/>
+      <w:r>
+        <w:t>}</w:t>
+      </w:r>
+      <w:r>
+        <w:t xml:space="preserve"> </w:t>
+      </w:r>
+      <w:r>
+        <w:t>,</w:t>
+      </w:r>
+      <w:proofErr w:type="gramEnd"/>
+      <w:r>
+        <w:t xml:space="preserve"> no valor de R$ {{</w:t>
+      </w:r>
+      <w:proofErr w:type="spellStart"/>
+      <w:r>
+        <w:t>renda_mensal</w:t>
+      </w:r>
+      <w:proofErr w:type="spellEnd"/>
+      <w:r>
+        <w:t xml:space="preserve">}}, conforme comprovado nos documentos que acompanham esta exordial. </w:t>
+      </w:r>
+      <w:r>
+        <w:t>Ainda</w:t>
+      </w:r>
+      <w:r>
+        <w:t>, os empréstimos contratados</w:t>
+      </w:r>
+      <w:r>
+        <w:t xml:space="preserve">, </w:t>
+      </w:r>
+      <w:r>
+        <w:rPr>
+          <w:color w:val="000000" w:themeColor="text1"/>
+          <w:highlight w:val="green"/>
+        </w:rPr>
+        <w:t>Tanto</w:t>
+      </w:r>
+      <w:r>
+        <w:rPr>
+          <w:color w:val="000000" w:themeColor="text1"/>
+        </w:rPr>
+        <w:t xml:space="preserve"> </w:t>
+      </w:r>
+      <w:r>
+        <w:rPr>
+          <w:color w:val="00B050"/>
+          <w:sz w:val="22"/>
+          <w:szCs w:val="22"/>
+        </w:rPr>
+        <w:t>{{</w:t>
+      </w:r>
+      <w:proofErr w:type="spellStart"/>
+      <w:r>
+        <w:rPr>
+          <w:color w:val="00B050"/>
+          <w:sz w:val="22"/>
+          <w:szCs w:val="22"/>
+        </w:rPr>
+        <w:t>pessoal_consignados</w:t>
+      </w:r>
+      <w:proofErr w:type="spellEnd"/>
+      <w:r>
+        <w:rPr>
+          <w:color w:val="00B050"/>
+          <w:sz w:val="22"/>
+          <w:szCs w:val="22"/>
+        </w:rPr>
         <w:t>}}</w:t>
       </w:r>
       <w:r>
-        <w:t xml:space="preserve"> </w:t>
-      </w:r>
-      <w:r>
-        <w:t>, no valor de R$ {{</w:t>
+        <w:rPr>
+          <w:sz w:val="22"/>
+          <w:szCs w:val="22"/>
+        </w:rPr>
+        <w:t xml:space="preserve">, </w:t>
+      </w:r>
+      <w:r>
+        <w:t>comprometem de forma drástica sua renda mensal, de modo que restam apenas R$ {{</w:t>
       </w:r>
       <w:proofErr w:type="spellStart"/>
       <w:r>
-        <w:t>renda_mensal</w:t>
+        <w:t>valor_liquido</w:t>
       </w:r>
       <w:proofErr w:type="spellEnd"/>
       <w:r>
-        <w:t xml:space="preserve">}}, conforme comprovado nos documentos que acompanham esta exordial. </w:t>
-      </w:r>
-      <w:r>
-        <w:t>Ainda</w:t>
-      </w:r>
-      <w:r>
-        <w:t>, os empréstimos contratados</w:t>
-      </w:r>
-      <w:r>
-        <w:t xml:space="preserve">, </w:t>
-      </w:r>
-      <w:r>
-        <w:rPr>
-          <w:color w:val="000000" w:themeColor="text1"/>
-        </w:rPr>
-        <w:t>Tanto</w:t>
-      </w:r>
-      <w:r>
-        <w:rPr>
-          <w:color w:val="000000" w:themeColor="text1"/>
-        </w:rPr>
-        <w:t xml:space="preserve"> </w:t>
-      </w:r>
-      <w:r>
-        <w:rPr>
-          <w:color w:val="00B050"/>
-          <w:sz w:val="22"/>
-          <w:szCs w:val="22"/>
-        </w:rPr>
+        <w:t>}} para sua subsistência, valor este absolutamente incompatível com a manutenção de um mínimo existencial digno.</w:t>
+      </w:r>
+    </w:p>
+    <w:p>
+      <w:r>
+        <w:t>A fim de comprovar detalhadamente essa realidade, foram anexados à presente demanda os seguintes documentos:</w:t>
+      </w:r>
+    </w:p>
+    <w:p>
+      <w:pPr>
+        <w:ind w:firstLine="0"/>
+      </w:pPr>
+      <w:r>
         <w:t>{{</w:t>
       </w:r>
       <w:proofErr w:type="spellStart"/>
       <w:r>
-        <w:rPr>
-          <w:color w:val="00B050"/>
-          <w:sz w:val="22"/>
-          <w:szCs w:val="22"/>
-        </w:rPr>
-        <w:t>pessoal_consignados</w:t>
+        <w:t>conjunto_probatorio</w:t>
       </w:r>
       <w:proofErr w:type="spellEnd"/>
       <w:r>
-        <w:rPr>
-          <w:color w:val="00B050"/>
-          <w:sz w:val="22"/>
-          <w:szCs w:val="22"/>
-        </w:rPr>
         <w:t>}}</w:t>
       </w:r>
-      <w:r>
-        <w:rPr>
-          <w:sz w:val="22"/>
-          <w:szCs w:val="22"/>
-        </w:rPr>
-        <w:t xml:space="preserve">, </w:t>
-      </w:r>
-      <w:r>
-        <w:t>comprometem de forma drástica sua renda mensal, de modo que restam apenas R$ {{</w:t>
-      </w:r>
-      <w:proofErr w:type="spellStart"/>
-      <w:r>
-        <w:t>valor_liquido</w:t>
-      </w:r>
-      <w:proofErr w:type="spellEnd"/>
-      <w:r>
-        <w:t>}} para sua subsistência, valor este absolutamente incompatível com a manutenção de um mínimo existencial digno.</w:t>
-      </w:r>
-    </w:p>
-    <w:p>
-      <w:r>
-        <w:t>A fim de comprovar detalhadamente essa realidade, foram anexados à presente demanda os seguintes documentos:</w:t>
-      </w:r>
-    </w:p>
+    </w:p>
+    <w:p>
+      <w:bookmarkStart w:id="3" w:name="_GoBack"/>
+      <w:r>
+        <w:t>Ainda, apesar de o artigo 99, §4º, do Código de Processo Civil já dispor expressamente que a contratação de advogado particular não impede a concessão da gratuidade da justiça, cumpre ressaltar que, no presente caso, conforme pode se observar, o contrato de honorários firmado pela parte autora não prevê qualquer pagamento inicial, estando a remuneração dos patronos integralmente condicionada ao êxito da demanda.</w:t>
+      </w:r>
+    </w:p>
+    <w:p>
+      <w:r>
+        <w:lastRenderedPageBreak/>
+        <w:t>Dessa forma, resta evidenciado que a representação processual não implica qualquer ônus econômico imediato ou desproporcional ao demandante, tampouco afasta a condição de hipossuficiência demonstrada.</w:t>
+      </w:r>
+    </w:p>
+    <w:p>
+      <w:r>
+        <w:t>Por isso</w:t>
+      </w:r>
+      <w:r>
+        <w:t>, requer-se o deferimento do benefício da gratuidade da justiça, de forma a garantir o pleno acesso ao Judiciário e a efetiva tutela de seus direitos, sem que isso implique em sacrifício econômico desproporcional ou atentatório à dignidade da parte requerente.</w:t>
+      </w:r>
+      <w:bookmarkEnd w:id="2"/>
+    </w:p>
+    <w:bookmarkEnd w:id="3"/>
     <w:p>
       <w:pPr>
         <w:ind w:firstLine="0"/>
       </w:pPr>
-      <w:r>
-        <w:t>{{</w:t>
-      </w:r>
-      <w:proofErr w:type="spellStart"/>
-      <w:r>
-        <w:t>conjunto_probatorio</w:t>
-      </w:r>
-      <w:proofErr w:type="spellEnd"/>
-      <w:r>
-        <w:t>}}</w:t>
-      </w:r>
-    </w:p>
-    <w:p/>
-    <w:p>
-      <w:pPr>
-        <w:ind w:firstLine="0"/>
-      </w:pPr>
-    </w:p>
-    <w:p/>
-    <w:p/>
-    <w:p>
-      <w:r>
-        <w:t xml:space="preserve">Dessa forma, requer-se o deferimento do benefício da gratuidade da justiça, de forma a garantir o pleno acesso ao </w:t>
-      </w:r>
-      <w:r>
-        <w:lastRenderedPageBreak/>
-        <w:t>Judiciário e a efetiva tutela de seus direitos, sem que isso implique em sacrifício econômico desproporcional ou atentatório à dignidade da parte requerente.</w:t>
-      </w:r>
-      <w:bookmarkEnd w:id="2"/>
-    </w:p>
-    <w:p>
-      <w:pPr>
-        <w:ind w:firstLine="0"/>
-      </w:pPr>
-      <w:r>
-        <w:t>Ainda, apesar de o artigo 99, §4º, do Código de Processo Civil já dispor expressamente que a contratação de advogado particular não impede a concessão da gratuidade da justiça, cumpre ressaltar que, no presente caso, conforme pode se observar, o contrato de honorários firmado pela parte autora não prevê qualquer pagamento inicial, estando a remuneração dos patronos integralmente condicionada ao êxito da demanda. Dessa forma, resta evidenciado que a representação processual não implica qualquer ônus econômico imediato ou desproporcional ao demandante, tampouco afasta a condição de hipossuficiência demonstrada.</w:t>
-      </w:r>
     </w:p>
     <w:p>
       <w:pPr>
@@ -1060,7 +1141,18 @@
         </w:rPr>
       </w:pPr>
       <w:r>
-        <w:t xml:space="preserve">por ser uma pessoa carente de recursos, em um momento de necessidade, contraiu mais </w:t>
+        <w:t>P</w:t>
+      </w:r>
+      <w:r>
+        <w:t xml:space="preserve">or ser uma pessoa carente de recursos, em </w:t>
+      </w:r>
+      <w:proofErr w:type="gramStart"/>
+      <w:r>
+        <w:t>um</w:t>
+      </w:r>
+      <w:proofErr w:type="gramEnd"/>
+      <w:r>
+        <w:t xml:space="preserve"> momento de necessidade, contraiu mais </w:t>
       </w:r>
       <w:r>
         <w:t>1 (um) empréstimo pessoal</w:t>
@@ -1111,29 +1203,26 @@
         <w:t xml:space="preserve"> </w:t>
       </w:r>
       <w:r>
-        <w:t xml:space="preserve">da </w:t>
-      </w:r>
+        <w:t xml:space="preserve">da sua remuneração mensal, tendo como líquido apenas </w:t>
+      </w:r>
+      <w:r>
+        <w:t>{{</w:t>
+      </w:r>
+      <w:proofErr w:type="spellStart"/>
+      <w:r>
+        <w:t>valor_liquido</w:t>
+      </w:r>
+      <w:proofErr w:type="spellEnd"/>
+      <w:r>
+        <w:t>}}</w:t>
+      </w:r>
+      <w:r>
+        <w:t xml:space="preserve"> mensais para sua subsistência.</w:t>
+      </w:r>
+    </w:p>
+    <w:p>
       <w:r>
         <w:lastRenderedPageBreak/>
-        <w:t xml:space="preserve">sua remuneração mensal, tendo como líquido apenas </w:t>
-      </w:r>
-      <w:r>
-        <w:t>{{</w:t>
-      </w:r>
-      <w:proofErr w:type="spellStart"/>
-      <w:r>
-        <w:t>valor_liquido</w:t>
-      </w:r>
-      <w:proofErr w:type="spellEnd"/>
-      <w:r>
-        <w:t>}}</w:t>
-      </w:r>
-      <w:r>
-        <w:t xml:space="preserve"> mensais para sua subsistência.</w:t>
-      </w:r>
-    </w:p>
-    <w:p>
-      <w:r>
         <w:t xml:space="preserve">Além disso, os valores referentes aos empréstimos pessoais contratados, demonstram-se em flagrante abusividade em comparação aos valores praticados </w:t>
       </w:r>
       <w:r>
@@ -1181,6 +1270,7 @@
         </w:rPr>
         <w:t xml:space="preserve"> </w:t>
       </w:r>
+      <w:proofErr w:type="gramStart"/>
       <w:r>
         <w:rPr>
           <w:b/>
@@ -1188,7 +1278,17 @@
           <w:sz w:val="24"/>
           <w:szCs w:val="24"/>
         </w:rPr>
-        <w:t>Nº{{NUMERO_CONTRATO</w:t>
+        <w:t>Nº{</w:t>
+      </w:r>
+      <w:proofErr w:type="gramEnd"/>
+      <w:r>
+        <w:rPr>
+          <w:b/>
+          <w:color w:val="00B050"/>
+          <w:sz w:val="24"/>
+          <w:szCs w:val="24"/>
+        </w:rPr>
+        <w:t>{NUMERO_CONTRATO</w:t>
       </w:r>
       <w:r>
         <w:rPr>
@@ -1302,11 +1402,16 @@
         <w:t xml:space="preserve">Taxa de juros aplicada: </w:t>
       </w:r>
       <w:r>
-        <w:t>{{emprestimos_0_taxa}}</w:t>
+        <w:t>{{emprestimos_0_taxa</w:t>
+      </w:r>
+      <w:proofErr w:type="gramStart"/>
+      <w:r>
+        <w:t>}}</w:t>
       </w:r>
       <w:r>
         <w:t>%</w:t>
       </w:r>
+      <w:proofErr w:type="gramEnd"/>
     </w:p>
     <w:p>
       <w:pPr>
@@ -1323,12 +1428,14 @@
       <w:r>
         <w:t>emprestimos_0_taxa</w:t>
       </w:r>
+      <w:proofErr w:type="gramStart"/>
       <w:r>
         <w:t>}}</w:t>
       </w:r>
       <w:r>
         <w:t>%</w:t>
       </w:r>
+      <w:proofErr w:type="gramEnd"/>
       <w:r>
         <w:t>a.m</w:t>
       </w:r>
@@ -1377,29 +1484,32 @@
     </w:p>
     <w:p>
       <w:r>
+        <w:t xml:space="preserve">Para mesma época, o Banco central divulgou que a média de mercado aplicada pelas instituições financeiras em contratos da mesma natureza fora de </w:t>
+      </w:r>
+      <w:r>
+        <w:t>{{</w:t>
+      </w:r>
+      <w:r>
+        <w:t>emprestimos_0_taxa_media</w:t>
+      </w:r>
+      <w:r>
+        <w:t xml:space="preserve">}}% </w:t>
+      </w:r>
+      <w:r>
+        <w:t>a.m</w:t>
+      </w:r>
+      <w:r>
+        <w:t>.</w:t>
+      </w:r>
+      <w:r>
+        <w:t xml:space="preserve">, </w:t>
+      </w:r>
+      <w:r>
+        <w:t xml:space="preserve">conforme </w:t>
+      </w:r>
+      <w:r>
         <w:lastRenderedPageBreak/>
-        <w:t xml:space="preserve">Para mesma época, o Banco central divulgou que a média de mercado aplicada pelas instituições financeiras em contratos da mesma natureza fora de </w:t>
-      </w:r>
-      <w:r>
-        <w:t>{{</w:t>
-      </w:r>
-      <w:r>
-        <w:t>emprestimos_0_taxa_media</w:t>
-      </w:r>
-      <w:r>
-        <w:t xml:space="preserve">}}% </w:t>
-      </w:r>
-      <w:r>
-        <w:t>a.m</w:t>
-      </w:r>
-      <w:r>
-        <w:t>.</w:t>
-      </w:r>
-      <w:r>
-        <w:t xml:space="preserve">, </w:t>
-      </w:r>
-      <w:r>
-        <w:t>conforme divulgado pelo Banco Central</w:t>
+        <w:t>divulgado pelo Banco Central</w:t>
       </w:r>
       <w:r>
         <w:t xml:space="preserve"> do Brasil, </w:t>
@@ -1407,7 +1517,7 @@
       <w:r>
         <w:t xml:space="preserve"> </w:t>
       </w:r>
-      <w:bookmarkStart w:id="3" w:name="_Hlk203653018"/>
+      <w:bookmarkStart w:id="4" w:name="_Hlk203653018"/>
       <w:r>
         <w:t>por meio da disponibilização da</w:t>
       </w:r>
@@ -1428,11 +1538,11 @@
         </w:rPr>
         <w:t>de código 25464</w:t>
       </w:r>
-      <w:bookmarkEnd w:id="3"/>
+      <w:bookmarkEnd w:id="4"/>
       <w:r>
         <w:t xml:space="preserve">, a qual pode ser constatada no sítio: </w:t>
       </w:r>
-      <w:hyperlink r:id="rId8" w:history="1">
+      <w:hyperlink r:id="rId9" w:history="1">
         <w:r>
           <w:rPr>
             <w:rStyle w:val="Hyperlink"/>
@@ -1487,6 +1597,7 @@
         <w:t xml:space="preserve"> em comparação ao que foi praticado, como pode-se observar:</w:t>
       </w:r>
     </w:p>
+    <w:p/>
     <w:p/>
     <w:tbl>
       <w:tblPr>
@@ -1953,7 +2064,7 @@
         </w:rPr>
         <w:t>, mediante análise das informações disponíveis em bancos de dados de proteção ao crédito, observado o disposto neste Código e na legislação sobre proteção de dados;      </w:t>
       </w:r>
-      <w:hyperlink r:id="rId9" w:anchor="art1">
+      <w:hyperlink r:id="rId10" w:anchor="art1">
         <w:r>
           <w:rPr>
             <w:i/>
@@ -2069,8 +2180,19 @@
           <w:sz w:val="22"/>
           <w:szCs w:val="22"/>
         </w:rPr>
-        <w:t>“É admitida a revisão das taxas de juros remuneratórios em situações excepcionais, desde que caracterizada a relação de consumo e que a abusividade capaz de colocar o consumidor em desvantagem exagerada (art. 51, §1 º, do CDC) fique cabalmente demonstrada, ante às peculiaridades do julgamento em concreto.”</w:t>
-      </w:r>
+        <w:t xml:space="preserve">“É admitida a revisão das taxas de juros remuneratórios em situações excepcionais, desde que caracterizada a relação de consumo e que a abusividade capaz de colocar o consumidor em desvantagem exagerada (art. 51, §1 º, do CDC) fique cabalmente demonstrada, ante às peculiaridades do julgamento em </w:t>
+      </w:r>
+      <w:proofErr w:type="gramStart"/>
+      <w:r>
+        <w:rPr>
+          <w:i/>
+          <w:iCs/>
+          <w:sz w:val="22"/>
+          <w:szCs w:val="22"/>
+        </w:rPr>
+        <w:t>concreto.”</w:t>
+      </w:r>
+      <w:proofErr w:type="gramEnd"/>
     </w:p>
     <w:p/>
     <w:p>
@@ -2109,104 +2231,101 @@
           <w:sz w:val="22"/>
           <w:szCs w:val="22"/>
         </w:rPr>
-        <w:t xml:space="preserve">. Acórdão Min. Menezes Direito, DJ de 4.8.2003), ao dobro (REsp n. 1.036.818, Terceira Turma, minha relatoria, </w:t>
+        <w:t>. Acórdão Min. Menezes Direito, DJ de 4.8.2003), ao dobro (REsp n. 1.036.818, Terceira Turma, minha relatoria, DJe de 20.6.2008) ou ao triplo (REsp n. 971.853-RS, Quarta Turma, Min. Pádua Ribeiro, DJ de 24.9.2007) da média. Todavia, esta perquirição acerca da abusividade não é estanque, o que impossibilita a adoção de critérios genéricos e universais. A taxa média de mercado, divulgada pelo Banco Central, constitui um valioso referencial, mas cabe somente ao juiz, no exame das peculiaridades do caso concreto, avaliar se os juros contratados foram ou não abusivos”. (REsp 1061530/RS, rel. Min. Nancy Andrighi, Segunda Seção, j. 22-10-2008).</w:t>
+      </w:r>
+    </w:p>
+    <w:p>
+      <w:pPr>
+        <w:ind w:left="2268" w:firstLine="0"/>
+        <w:rPr>
+          <w:sz w:val="22"/>
+          <w:szCs w:val="22"/>
+        </w:rPr>
+      </w:pPr>
+    </w:p>
+    <w:p>
+      <w:pPr>
+        <w:rPr>
+          <w:u w:val="single"/>
+        </w:rPr>
+      </w:pPr>
+      <w:r>
+        <w:rPr>
+          <w:b/>
+          <w:bCs/>
+        </w:rPr>
+        <w:t>No caso em análise, a taxa de juros cobrada pela instituição requerida alcança patamares muito superiores aos praticados no mercado financeiro.</w:t>
+      </w:r>
+      <w:r>
+        <w:t xml:space="preserve"> Conforme comprovado documentalmente, a taxa média de juros em </w:t>
+      </w:r>
+      <w:r>
+        <w:rPr>
+          <w:color w:val="000000" w:themeColor="text1"/>
+        </w:rPr>
+        <w:t>{{</w:t>
+      </w:r>
+      <w:r>
+        <w:rPr>
+          <w:color w:val="000000" w:themeColor="text1"/>
+        </w:rPr>
+        <w:t>emprestimos_0_data</w:t>
+      </w:r>
+      <w:r>
+        <w:rPr>
+          <w:color w:val="000000" w:themeColor="text1"/>
+        </w:rPr>
+        <w:t>}} foi</w:t>
+      </w:r>
+      <w:r>
+        <w:t xml:space="preserve"> de </w:t>
+      </w:r>
+      <w:r>
+        <w:t>{{</w:t>
+      </w:r>
+      <w:r>
+        <w:t>emprestimos_0_taxa_media</w:t>
+      </w:r>
+      <w:proofErr w:type="gramStart"/>
+      <w:r>
+        <w:t>}}</w:t>
+      </w:r>
+      <w:r>
+        <w:t>%</w:t>
+      </w:r>
+      <w:proofErr w:type="gramEnd"/>
+      <w:r>
+        <w:t xml:space="preserve"> a.m., enquanto a taxa de juros mensal informada pela instituição req</w:t>
+      </w:r>
+      <w:r>
+        <w:t xml:space="preserve">uerida </w:t>
+      </w:r>
+      <w:r>
+        <w:t xml:space="preserve">fora de </w:t>
+      </w:r>
+      <w:r>
+        <w:t xml:space="preserve">{{emprestimos_0_taxa}}% </w:t>
+      </w:r>
+      <w:r>
+        <w:t>ao mês!</w:t>
+      </w:r>
+    </w:p>
+    <w:p>
+      <w:pPr>
+        <w:rPr>
+          <w:u w:val="single"/>
+        </w:rPr>
+      </w:pPr>
+      <w:r>
+        <w:t xml:space="preserve">Tal discrepância de valores é evidência clara de abusividade na fixação das taxas de juros cobradas pela requerida, o que viola o princípio da boa-fé objetiva, previsto no artigo 422 do Código Civil. Conforme leciona Pablo </w:t>
       </w:r>
       <w:proofErr w:type="spellStart"/>
       <w:r>
-        <w:rPr>
-          <w:sz w:val="22"/>
-          <w:szCs w:val="22"/>
-        </w:rPr>
-        <w:t>DJe</w:t>
+        <w:t>Stolze</w:t>
       </w:r>
       <w:proofErr w:type="spellEnd"/>
       <w:r>
-        <w:rPr>
-          <w:sz w:val="22"/>
-          <w:szCs w:val="22"/>
-        </w:rPr>
-        <w:t xml:space="preserve"> de 20.6.2008) ou ao triplo (REsp n. 971.853-RS, Quarta Turma, Min. Pádua Ribeiro, DJ de 24.9.2007) da média. Todavia, esta perquirição acerca da abusividade não é estanque, o que impossibilita a adoção de critérios genéricos e universais. A taxa média de mercado, divulgada pelo Banco Central, constitui um valioso referencial, mas cabe somente ao juiz, no exame das peculiaridades do caso concreto, avaliar se os juros contratados foram ou não abusivos”. (REsp 1061530/RS, rel. Min. Nancy Andrighi, Segunda Seção, j. 22-10-2008).</w:t>
-      </w:r>
-    </w:p>
-    <w:p>
-      <w:pPr>
-        <w:ind w:left="2268" w:firstLine="0"/>
-        <w:rPr>
-          <w:sz w:val="22"/>
-          <w:szCs w:val="22"/>
-        </w:rPr>
-      </w:pPr>
-    </w:p>
-    <w:p>
-      <w:pPr>
-        <w:rPr>
-          <w:u w:val="single"/>
-        </w:rPr>
-      </w:pPr>
-      <w:r>
-        <w:rPr>
-          <w:b/>
-          <w:bCs/>
-        </w:rPr>
-        <w:t>No caso em análise, a taxa de juros cobrada pela instituição requerida alcança patamares muito superiores aos praticados no mercado financeiro.</w:t>
-      </w:r>
-      <w:r>
-        <w:t xml:space="preserve"> Conforme comprovado documentalmente, a taxa média de juros em </w:t>
-      </w:r>
-      <w:r>
-        <w:rPr>
-          <w:color w:val="000000" w:themeColor="text1"/>
-        </w:rPr>
-        <w:t>{{</w:t>
-      </w:r>
-      <w:r>
-        <w:rPr>
-          <w:color w:val="000000" w:themeColor="text1"/>
-        </w:rPr>
-        <w:t>emprestimos_0_data</w:t>
-      </w:r>
-      <w:r>
-        <w:rPr>
-          <w:color w:val="000000" w:themeColor="text1"/>
-        </w:rPr>
-        <w:t>}} foi</w:t>
-      </w:r>
-      <w:r>
-        <w:t xml:space="preserve"> de </w:t>
-      </w:r>
-      <w:r>
-        <w:t>{{</w:t>
-      </w:r>
-      <w:r>
-        <w:t>emprestimos_0_taxa_media</w:t>
-      </w:r>
-      <w:r>
-        <w:t>}}</w:t>
-      </w:r>
-      <w:r>
-        <w:t>% a.m., enquanto a taxa de juros mensal informada pela instituição req</w:t>
-      </w:r>
-      <w:r>
-        <w:t xml:space="preserve">uerida </w:t>
-      </w:r>
-      <w:r>
-        <w:t xml:space="preserve">fora de </w:t>
-      </w:r>
-      <w:r>
-        <w:t xml:space="preserve">{{emprestimos_0_taxa}}% </w:t>
-      </w:r>
-      <w:r>
-        <w:t>ao mês!</w:t>
-      </w:r>
-    </w:p>
-    <w:p>
-      <w:pPr>
-        <w:rPr>
-          <w:u w:val="single"/>
-        </w:rPr>
-      </w:pPr>
-      <w:r>
-        <w:t xml:space="preserve">Tal discrepância de valores é evidência clara de abusividade na fixação das taxas de juros cobradas pela requerida, o que viola o princípio da boa-fé objetiva, previsto no artigo 422 do Código Civil. Conforme leciona Pablo Stolze </w:t>
+        <w:t xml:space="preserve"> </w:t>
       </w:r>
       <w:proofErr w:type="spellStart"/>
       <w:r>
@@ -2418,7 +2537,20 @@
           <w:szCs w:val="22"/>
           <w:u w:val="single"/>
         </w:rPr>
-        <w:t>cabível quando a cobrança indevida consubstanciar conduta contrária à boa-fé objetiva, ou seja, deve ocorrer independentemente da natureza do elemento volitivo</w:t>
+        <w:t xml:space="preserve">cabível quando a cobrança indevida consubstanciar conduta contrária à boa-fé objetiva, ou seja, deve ocorrer independentemente da natureza do elemento </w:t>
+      </w:r>
+      <w:proofErr w:type="gramStart"/>
+      <w:r>
+        <w:rPr>
+          <w:b/>
+          <w:bCs/>
+          <w:i/>
+          <w:iCs/>
+          <w:sz w:val="22"/>
+          <w:szCs w:val="22"/>
+          <w:u w:val="single"/>
+        </w:rPr>
+        <w:t>volitivo</w:t>
       </w:r>
       <w:r>
         <w:rPr>
@@ -2429,6 +2561,7 @@
         </w:rPr>
         <w:t>.”</w:t>
       </w:r>
+      <w:proofErr w:type="gramEnd"/>
     </w:p>
     <w:p>
       <w:pPr>
@@ -2912,12 +3045,14 @@
       <w:r>
         <w:t>comprometimento_porcentagem</w:t>
       </w:r>
+      <w:proofErr w:type="gramStart"/>
       <w:r>
         <w:t>}}</w:t>
       </w:r>
       <w:r>
         <w:t>%</w:t>
       </w:r>
+      <w:proofErr w:type="gramEnd"/>
       <w:r>
         <w:t xml:space="preserve"> </w:t>
       </w:r>
@@ -3070,7 +3205,7 @@
       </w:r>
     </w:p>
     <w:p>
-      <w:bookmarkStart w:id="4" w:name="_Hlk203654424"/>
+      <w:bookmarkStart w:id="5" w:name="_Hlk203654424"/>
       <w:r>
         <w:t xml:space="preserve">Nessa esteira, </w:t>
       </w:r>
@@ -3213,7 +3348,7 @@
                     <pic:cNvPicPr/>
                   </pic:nvPicPr>
                   <pic:blipFill>
-                    <a:blip r:embed="rId10"/>
+                    <a:blip r:embed="rId11"/>
                     <a:stretch>
                       <a:fillRect/>
                     </a:stretch>
@@ -3574,8 +3709,9 @@
           <w:szCs w:val="22"/>
           <w:u w:val="single"/>
         </w:rPr>
-        <w:t>prevenir o superendividamento dos tomadores de empréstimos</w:t>
-      </w:r>
+        <w:t xml:space="preserve">prevenir o superendividamento dos tomadores de </w:t>
+      </w:r>
+      <w:proofErr w:type="gramStart"/>
       <w:r>
         <w:rPr>
           <w:b/>
@@ -3586,6 +3722,18 @@
           <w:szCs w:val="22"/>
           <w:u w:val="single"/>
         </w:rPr>
+        <w:t>empréstimos</w:t>
+      </w:r>
+      <w:r>
+        <w:rPr>
+          <w:b/>
+          <w:bCs/>
+          <w:i/>
+          <w:iCs/>
+          <w:sz w:val="22"/>
+          <w:szCs w:val="22"/>
+          <w:u w:val="single"/>
+        </w:rPr>
         <w:t>.</w:t>
       </w:r>
       <w:r>
@@ -3597,6 +3745,7 @@
         </w:rPr>
         <w:t>”</w:t>
       </w:r>
+      <w:proofErr w:type="gramEnd"/>
       <w:r>
         <w:rPr>
           <w:b/>
@@ -3615,7 +3764,27 @@
           <w:sz w:val="22"/>
           <w:szCs w:val="22"/>
         </w:rPr>
-        <w:t>(grifo nosso).</w:t>
+        <w:t>(</w:t>
+      </w:r>
+      <w:proofErr w:type="gramStart"/>
+      <w:r>
+        <w:rPr>
+          <w:i/>
+          <w:iCs/>
+          <w:sz w:val="22"/>
+          <w:szCs w:val="22"/>
+        </w:rPr>
+        <w:t>grifo</w:t>
+      </w:r>
+      <w:proofErr w:type="gramEnd"/>
+      <w:r>
+        <w:rPr>
+          <w:i/>
+          <w:iCs/>
+          <w:sz w:val="22"/>
+          <w:szCs w:val="22"/>
+        </w:rPr>
+        <w:t xml:space="preserve"> nosso).</w:t>
       </w:r>
     </w:p>
     <w:p/>
@@ -3650,7 +3819,7 @@
       <w:r>
         <w:t>Tal medida visa não apenas reparar o dano sofrido, mas também promover a justiça e o equilíbrio nas relações de consumo, desestimulando a perpetuação de práticas lesivas aos consumidores.</w:t>
       </w:r>
-      <w:bookmarkEnd w:id="4"/>
+      <w:bookmarkEnd w:id="5"/>
     </w:p>
     <w:p/>
     <w:p>
@@ -4022,8 +4191,8 @@
         <w:ind w:firstLine="0"/>
         <w:jc w:val="center"/>
       </w:pPr>
-      <w:bookmarkStart w:id="5" w:name="_heading=h.gjdgxs" w:colFirst="0" w:colLast="0"/>
-      <w:bookmarkEnd w:id="5"/>
+      <w:bookmarkStart w:id="6" w:name="_heading=h.gjdgxs" w:colFirst="0" w:colLast="0"/>
+      <w:bookmarkEnd w:id="6"/>
       <w:r>
         <w:t>Nestes termos,</w:t>
       </w:r>
@@ -4052,11 +4221,19 @@
         <w:rPr>
           <w:color w:val="00B050"/>
         </w:rPr>
-        <w:t>{{FORO}}</w:t>
+        <w:t>{{FORO</w:t>
+      </w:r>
+      <w:proofErr w:type="gramStart"/>
+      <w:r>
+        <w:rPr>
+          <w:color w:val="00B050"/>
+        </w:rPr>
+        <w:t>}}</w:t>
       </w:r>
       <w:r>
         <w:t>/</w:t>
       </w:r>
+      <w:proofErr w:type="gramEnd"/>
       <w:r>
         <w:rPr>
           <w:color w:val="00B050"/>
@@ -4106,7 +4283,11 @@
         </w:rPr>
       </w:pPr>
       <w:r>
-        <w:t>OAB/</w:t>
+        <w:t>OAB</w:t>
+      </w:r>
+      <w:proofErr w:type="gramStart"/>
+      <w:r>
+        <w:t>/</w:t>
       </w:r>
       <w:r>
         <w:rPr>
@@ -4114,6 +4295,7 @@
         </w:rPr>
         <w:t>{</w:t>
       </w:r>
+      <w:proofErr w:type="gramEnd"/>
       <w:r>
         <w:rPr>
           <w:color w:val="00B050"/>
@@ -4162,8 +4344,8 @@
       </w:r>
     </w:p>
     <w:sectPr>
-      <w:headerReference w:type="default" r:id="rId11"/>
-      <w:footerReference w:type="default" r:id="rId12"/>
+      <w:headerReference w:type="default" r:id="rId12"/>
+      <w:footerReference w:type="default" r:id="rId13"/>
       <w:pgSz w:w="11906" w:h="16838"/>
       <w:pgMar w:top="2268" w:right="1701" w:bottom="1701" w:left="1701" w:header="709" w:footer="709" w:gutter="0"/>
       <w:pgNumType w:start="1"/>
@@ -4174,7 +4356,7 @@
 </file>
 
 <file path=word/endnotes.xml><?xml version="1.0" encoding="utf-8"?>
-<w:endnotes xmlns:wpc="http://schemas.microsoft.com/office/word/2010/wordprocessingCanvas" xmlns:cx="http://schemas.microsoft.com/office/drawing/2014/chartex" xmlns:cx1="http://schemas.microsoft.com/office/drawing/2015/9/8/chartex" xmlns:cx2="http://schemas.microsoft.com/office/drawing/2015/10/21/chartex" xmlns:cx3="http://schemas.microsoft.com/office/drawing/2016/5/9/chartex" xmlns:cx4="http://schemas.microsoft.com/office/drawing/2016/5/10/chartex" xmlns:cx5="http://schemas.microsoft.com/office/drawing/2016/5/11/chartex" xmlns:cx6="http://schemas.microsoft.com/office/drawing/2016/5/12/chartex" xmlns:cx7="http://schemas.microsoft.com/office/drawing/2016/5/13/chartex" xmlns:cx8="http://schemas.microsoft.com/office/drawing/2016/5/14/chartex" xmlns:mc="http://schemas.openxmlformats.org/markup-compatibility/2006" xmlns:aink="http://schemas.microsoft.com/office/drawing/2016/ink" xmlns:am3d="http://schemas.microsoft.com/office/drawing/2017/model3d" xmlns:o="urn:schemas-microsoft-com:office:office" xmlns:oel="http://schemas.microsoft.com/office/2019/extlst" xmlns:r="http://schemas.openxmlformats.org/officeDocument/2006/relationships" xmlns:m="http://schemas.openxmlformats.org/officeDocument/2006/math" xmlns:v="urn:schemas-microsoft-com:vml" xmlns:wp14="http://schemas.microsoft.com/office/word/2010/wordprocessingDrawing" xmlns:wp="http://schemas.openxmlformats.org/drawingml/2006/wordprocessingDrawing" xmlns:w10="urn:schemas-microsoft-com:office:word" xmlns:w="http://schemas.openxmlformats.org/wordprocessingml/2006/main" xmlns:w14="http://schemas.microsoft.com/office/word/2010/wordml" xmlns:w15="http://schemas.microsoft.com/office/word/2012/wordml" xmlns:w16cex="http://schemas.microsoft.com/office/word/2018/wordml/cex" xmlns:w16cid="http://schemas.microsoft.com/office/word/2016/wordml/cid" xmlns:w16="http://schemas.microsoft.com/office/word/2018/wordml" xmlns:w16du="http://schemas.microsoft.com/office/word/2023/wordml/word16du" xmlns:w16sdtdh="http://schemas.microsoft.com/office/word/2020/wordml/sdtdatahash" xmlns:w16sdtfl="http://schemas.microsoft.com/office/word/2024/wordml/sdtformatlock" xmlns:w16se="http://schemas.microsoft.com/office/word/2015/wordml/symex" xmlns:wpg="http://schemas.microsoft.com/office/word/2010/wordprocessingGroup" xmlns:wpi="http://schemas.microsoft.com/office/word/2010/wordprocessingInk" xmlns:wne="http://schemas.microsoft.com/office/word/2006/wordml" xmlns:wps="http://schemas.microsoft.com/office/word/2010/wordprocessingShape" mc:Ignorable="w14 w15 w16se w16cid w16 w16cex w16sdtdh w16sdtfl w16du wp14">
+<w:endnotes xmlns:wpc="http://schemas.microsoft.com/office/word/2010/wordprocessingCanvas" xmlns:cx="http://schemas.microsoft.com/office/drawing/2014/chartex" xmlns:mc="http://schemas.openxmlformats.org/markup-compatibility/2006" xmlns:o="urn:schemas-microsoft-com:office:office" xmlns:r="http://schemas.openxmlformats.org/officeDocument/2006/relationships" xmlns:m="http://schemas.openxmlformats.org/officeDocument/2006/math" xmlns:v="urn:schemas-microsoft-com:vml" xmlns:wp14="http://schemas.microsoft.com/office/word/2010/wordprocessingDrawing" xmlns:wp="http://schemas.openxmlformats.org/drawingml/2006/wordprocessingDrawing" xmlns:w10="urn:schemas-microsoft-com:office:word" xmlns:w="http://schemas.openxmlformats.org/wordprocessingml/2006/main" xmlns:w14="http://schemas.microsoft.com/office/word/2010/wordml" xmlns:w15="http://schemas.microsoft.com/office/word/2012/wordml" xmlns:w16se="http://schemas.microsoft.com/office/word/2015/wordml/symex" xmlns:wpg="http://schemas.microsoft.com/office/word/2010/wordprocessingGroup" xmlns:wpi="http://schemas.microsoft.com/office/word/2010/wordprocessingInk" xmlns:wne="http://schemas.microsoft.com/office/word/2006/wordml" xmlns:wps="http://schemas.microsoft.com/office/word/2010/wordprocessingShape" mc:Ignorable="w14 w15 w16se wp14">
   <w:endnote w:type="separator" w:id="-1">
     <w:p>
       <w:pPr>
@@ -4199,7 +4381,7 @@
 </file>
 
 <file path=word/footer1.xml><?xml version="1.0" encoding="utf-8"?>
-<w:ftr xmlns:wpc="http://schemas.microsoft.com/office/word/2010/wordprocessingCanvas" xmlns:cx="http://schemas.microsoft.com/office/drawing/2014/chartex" xmlns:cx1="http://schemas.microsoft.com/office/drawing/2015/9/8/chartex" xmlns:cx2="http://schemas.microsoft.com/office/drawing/2015/10/21/chartex" xmlns:cx3="http://schemas.microsoft.com/office/drawing/2016/5/9/chartex" xmlns:cx4="http://schemas.microsoft.com/office/drawing/2016/5/10/chartex" xmlns:cx5="http://schemas.microsoft.com/office/drawing/2016/5/11/chartex" xmlns:cx6="http://schemas.microsoft.com/office/drawing/2016/5/12/chartex" xmlns:cx7="http://schemas.microsoft.com/office/drawing/2016/5/13/chartex" xmlns:cx8="http://schemas.microsoft.com/office/drawing/2016/5/14/chartex" xmlns:mc="http://schemas.openxmlformats.org/markup-compatibility/2006" xmlns:aink="http://schemas.microsoft.com/office/drawing/2016/ink" xmlns:am3d="http://schemas.microsoft.com/office/drawing/2017/model3d" xmlns:o="urn:schemas-microsoft-com:office:office" xmlns:oel="http://schemas.microsoft.com/office/2019/extlst" xmlns:r="http://schemas.openxmlformats.org/officeDocument/2006/relationships" xmlns:m="http://schemas.openxmlformats.org/officeDocument/2006/math" xmlns:v="urn:schemas-microsoft-com:vml" xmlns:wp14="http://schemas.microsoft.com/office/word/2010/wordprocessingDrawing" xmlns:wp="http://schemas.openxmlformats.org/drawingml/2006/wordprocessingDrawing" xmlns:w10="urn:schemas-microsoft-com:office:word" xmlns:w="http://schemas.openxmlformats.org/wordprocessingml/2006/main" xmlns:w14="http://schemas.microsoft.com/office/word/2010/wordml" xmlns:w15="http://schemas.microsoft.com/office/word/2012/wordml" xmlns:w16cex="http://schemas.microsoft.com/office/word/2018/wordml/cex" xmlns:w16cid="http://schemas.microsoft.com/office/word/2016/wordml/cid" xmlns:w16="http://schemas.microsoft.com/office/word/2018/wordml" xmlns:w16du="http://schemas.microsoft.com/office/word/2023/wordml/word16du" xmlns:w16sdtdh="http://schemas.microsoft.com/office/word/2020/wordml/sdtdatahash" xmlns:w16sdtfl="http://schemas.microsoft.com/office/word/2024/wordml/sdtformatlock" xmlns:w16se="http://schemas.microsoft.com/office/word/2015/wordml/symex" xmlns:wpg="http://schemas.microsoft.com/office/word/2010/wordprocessingGroup" xmlns:wpi="http://schemas.microsoft.com/office/word/2010/wordprocessingInk" xmlns:wne="http://schemas.microsoft.com/office/word/2006/wordml" xmlns:wps="http://schemas.microsoft.com/office/word/2010/wordprocessingShape" mc:Ignorable="w14 w15 w16se w16cid w16 w16cex w16sdtdh w16sdtfl w16du wp14">
+<w:ftr xmlns:wpc="http://schemas.microsoft.com/office/word/2010/wordprocessingCanvas" xmlns:cx="http://schemas.microsoft.com/office/drawing/2014/chartex" xmlns:mc="http://schemas.openxmlformats.org/markup-compatibility/2006" xmlns:o="urn:schemas-microsoft-com:office:office" xmlns:r="http://schemas.openxmlformats.org/officeDocument/2006/relationships" xmlns:m="http://schemas.openxmlformats.org/officeDocument/2006/math" xmlns:v="urn:schemas-microsoft-com:vml" xmlns:wp14="http://schemas.microsoft.com/office/word/2010/wordprocessingDrawing" xmlns:wp="http://schemas.openxmlformats.org/drawingml/2006/wordprocessingDrawing" xmlns:w10="urn:schemas-microsoft-com:office:word" xmlns:w="http://schemas.openxmlformats.org/wordprocessingml/2006/main" xmlns:w14="http://schemas.microsoft.com/office/word/2010/wordml" xmlns:w15="http://schemas.microsoft.com/office/word/2012/wordml" xmlns:w16se="http://schemas.microsoft.com/office/word/2015/wordml/symex" xmlns:wpg="http://schemas.microsoft.com/office/word/2010/wordprocessingGroup" xmlns:wpi="http://schemas.microsoft.com/office/word/2010/wordprocessingInk" xmlns:wne="http://schemas.microsoft.com/office/word/2006/wordml" xmlns:wps="http://schemas.microsoft.com/office/word/2010/wordprocessingShape" mc:Ignorable="w14 w15 w16se wp14">
   <w:p>
     <w:pPr>
       <w:pBdr>
@@ -4296,7 +4478,7 @@
 </file>
 
 <file path=word/footnotes.xml><?xml version="1.0" encoding="utf-8"?>
-<w:footnotes xmlns:wpc="http://schemas.microsoft.com/office/word/2010/wordprocessingCanvas" xmlns:cx="http://schemas.microsoft.com/office/drawing/2014/chartex" xmlns:cx1="http://schemas.microsoft.com/office/drawing/2015/9/8/chartex" xmlns:cx2="http://schemas.microsoft.com/office/drawing/2015/10/21/chartex" xmlns:cx3="http://schemas.microsoft.com/office/drawing/2016/5/9/chartex" xmlns:cx4="http://schemas.microsoft.com/office/drawing/2016/5/10/chartex" xmlns:cx5="http://schemas.microsoft.com/office/drawing/2016/5/11/chartex" xmlns:cx6="http://schemas.microsoft.com/office/drawing/2016/5/12/chartex" xmlns:cx7="http://schemas.microsoft.com/office/drawing/2016/5/13/chartex" xmlns:cx8="http://schemas.microsoft.com/office/drawing/2016/5/14/chartex" xmlns:mc="http://schemas.openxmlformats.org/markup-compatibility/2006" xmlns:aink="http://schemas.microsoft.com/office/drawing/2016/ink" xmlns:am3d="http://schemas.microsoft.com/office/drawing/2017/model3d" xmlns:o="urn:schemas-microsoft-com:office:office" xmlns:oel="http://schemas.microsoft.com/office/2019/extlst" xmlns:r="http://schemas.openxmlformats.org/officeDocument/2006/relationships" xmlns:m="http://schemas.openxmlformats.org/officeDocument/2006/math" xmlns:v="urn:schemas-microsoft-com:vml" xmlns:wp14="http://schemas.microsoft.com/office/word/2010/wordprocessingDrawing" xmlns:wp="http://schemas.openxmlformats.org/drawingml/2006/wordprocessingDrawing" xmlns:w10="urn:schemas-microsoft-com:office:word" xmlns:w="http://schemas.openxmlformats.org/wordprocessingml/2006/main" xmlns:w14="http://schemas.microsoft.com/office/word/2010/wordml" xmlns:w15="http://schemas.microsoft.com/office/word/2012/wordml" xmlns:w16cex="http://schemas.microsoft.com/office/word/2018/wordml/cex" xmlns:w16cid="http://schemas.microsoft.com/office/word/2016/wordml/cid" xmlns:w16="http://schemas.microsoft.com/office/word/2018/wordml" xmlns:w16du="http://schemas.microsoft.com/office/word/2023/wordml/word16du" xmlns:w16sdtdh="http://schemas.microsoft.com/office/word/2020/wordml/sdtdatahash" xmlns:w16sdtfl="http://schemas.microsoft.com/office/word/2024/wordml/sdtformatlock" xmlns:w16se="http://schemas.microsoft.com/office/word/2015/wordml/symex" xmlns:wpg="http://schemas.microsoft.com/office/word/2010/wordprocessingGroup" xmlns:wpi="http://schemas.microsoft.com/office/word/2010/wordprocessingInk" xmlns:wne="http://schemas.microsoft.com/office/word/2006/wordml" xmlns:wps="http://schemas.microsoft.com/office/word/2010/wordprocessingShape" mc:Ignorable="w14 w15 w16se w16cid w16 w16cex w16sdtdh w16sdtfl w16du wp14">
+<w:footnotes xmlns:wpc="http://schemas.microsoft.com/office/word/2010/wordprocessingCanvas" xmlns:cx="http://schemas.microsoft.com/office/drawing/2014/chartex" xmlns:mc="http://schemas.openxmlformats.org/markup-compatibility/2006" xmlns:o="urn:schemas-microsoft-com:office:office" xmlns:r="http://schemas.openxmlformats.org/officeDocument/2006/relationships" xmlns:m="http://schemas.openxmlformats.org/officeDocument/2006/math" xmlns:v="urn:schemas-microsoft-com:vml" xmlns:wp14="http://schemas.microsoft.com/office/word/2010/wordprocessingDrawing" xmlns:wp="http://schemas.openxmlformats.org/drawingml/2006/wordprocessingDrawing" xmlns:w10="urn:schemas-microsoft-com:office:word" xmlns:w="http://schemas.openxmlformats.org/wordprocessingml/2006/main" xmlns:w14="http://schemas.microsoft.com/office/word/2010/wordml" xmlns:w15="http://schemas.microsoft.com/office/word/2012/wordml" xmlns:w16se="http://schemas.microsoft.com/office/word/2015/wordml/symex" xmlns:wpg="http://schemas.microsoft.com/office/word/2010/wordprocessingGroup" xmlns:wpi="http://schemas.microsoft.com/office/word/2010/wordprocessingInk" xmlns:wne="http://schemas.microsoft.com/office/word/2006/wordml" xmlns:wps="http://schemas.microsoft.com/office/word/2010/wordprocessingShape" mc:Ignorable="w14 w15 w16se wp14">
   <w:footnote w:type="separator" w:id="-1">
     <w:p>
       <w:pPr>
@@ -4321,7 +4503,7 @@
 </file>
 
 <file path=word/header1.xml><?xml version="1.0" encoding="utf-8"?>
-<w:hdr xmlns:wpc="http://schemas.microsoft.com/office/word/2010/wordprocessingCanvas" xmlns:cx="http://schemas.microsoft.com/office/drawing/2014/chartex" xmlns:cx1="http://schemas.microsoft.com/office/drawing/2015/9/8/chartex" xmlns:cx2="http://schemas.microsoft.com/office/drawing/2015/10/21/chartex" xmlns:cx3="http://schemas.microsoft.com/office/drawing/2016/5/9/chartex" xmlns:cx4="http://schemas.microsoft.com/office/drawing/2016/5/10/chartex" xmlns:cx5="http://schemas.microsoft.com/office/drawing/2016/5/11/chartex" xmlns:cx6="http://schemas.microsoft.com/office/drawing/2016/5/12/chartex" xmlns:cx7="http://schemas.microsoft.com/office/drawing/2016/5/13/chartex" xmlns:cx8="http://schemas.microsoft.com/office/drawing/2016/5/14/chartex" xmlns:mc="http://schemas.openxmlformats.org/markup-compatibility/2006" xmlns:aink="http://schemas.microsoft.com/office/drawing/2016/ink" xmlns:am3d="http://schemas.microsoft.com/office/drawing/2017/model3d" xmlns:o="urn:schemas-microsoft-com:office:office" xmlns:oel="http://schemas.microsoft.com/office/2019/extlst" xmlns:r="http://schemas.openxmlformats.org/officeDocument/2006/relationships" xmlns:m="http://schemas.openxmlformats.org/officeDocument/2006/math" xmlns:v="urn:schemas-microsoft-com:vml" xmlns:wp14="http://schemas.microsoft.com/office/word/2010/wordprocessingDrawing" xmlns:wp="http://schemas.openxmlformats.org/drawingml/2006/wordprocessingDrawing" xmlns:w10="urn:schemas-microsoft-com:office:word" xmlns:w="http://schemas.openxmlformats.org/wordprocessingml/2006/main" xmlns:w14="http://schemas.microsoft.com/office/word/2010/wordml" xmlns:w15="http://schemas.microsoft.com/office/word/2012/wordml" xmlns:w16cex="http://schemas.microsoft.com/office/word/2018/wordml/cex" xmlns:w16cid="http://schemas.microsoft.com/office/word/2016/wordml/cid" xmlns:w16="http://schemas.microsoft.com/office/word/2018/wordml" xmlns:w16du="http://schemas.microsoft.com/office/word/2023/wordml/word16du" xmlns:w16sdtdh="http://schemas.microsoft.com/office/word/2020/wordml/sdtdatahash" xmlns:w16sdtfl="http://schemas.microsoft.com/office/word/2024/wordml/sdtformatlock" xmlns:w16se="http://schemas.microsoft.com/office/word/2015/wordml/symex" xmlns:wpg="http://schemas.microsoft.com/office/word/2010/wordprocessingGroup" xmlns:wpi="http://schemas.microsoft.com/office/word/2010/wordprocessingInk" xmlns:wne="http://schemas.microsoft.com/office/word/2006/wordml" xmlns:wps="http://schemas.microsoft.com/office/word/2010/wordprocessingShape" mc:Ignorable="w14 w15 w16se w16cid w16 w16cex w16sdtdh w16sdtfl w16du wp14">
+<w:hdr xmlns:wpc="http://schemas.microsoft.com/office/word/2010/wordprocessingCanvas" xmlns:cx="http://schemas.microsoft.com/office/drawing/2014/chartex" xmlns:mc="http://schemas.openxmlformats.org/markup-compatibility/2006" xmlns:o="urn:schemas-microsoft-com:office:office" xmlns:r="http://schemas.openxmlformats.org/officeDocument/2006/relationships" xmlns:m="http://schemas.openxmlformats.org/officeDocument/2006/math" xmlns:v="urn:schemas-microsoft-com:vml" xmlns:wp14="http://schemas.microsoft.com/office/word/2010/wordprocessingDrawing" xmlns:wp="http://schemas.openxmlformats.org/drawingml/2006/wordprocessingDrawing" xmlns:w10="urn:schemas-microsoft-com:office:word" xmlns:w="http://schemas.openxmlformats.org/wordprocessingml/2006/main" xmlns:w14="http://schemas.microsoft.com/office/word/2010/wordml" xmlns:w15="http://schemas.microsoft.com/office/word/2012/wordml" xmlns:w16se="http://schemas.microsoft.com/office/word/2015/wordml/symex" xmlns:wpg="http://schemas.microsoft.com/office/word/2010/wordprocessingGroup" xmlns:wpi="http://schemas.microsoft.com/office/word/2010/wordprocessingInk" xmlns:wne="http://schemas.microsoft.com/office/word/2006/wordml" xmlns:wps="http://schemas.microsoft.com/office/word/2010/wordprocessingShape" mc:Ignorable="w14 w15 w16se wp14">
   <w:p>
     <w:pPr>
       <w:pBdr>
@@ -4390,7 +4572,7 @@
 </file>
 
 <file path=word/numbering.xml><?xml version="1.0" encoding="utf-8"?>
-<w:numbering xmlns:wpc="http://schemas.microsoft.com/office/word/2010/wordprocessingCanvas" xmlns:cx="http://schemas.microsoft.com/office/drawing/2014/chartex" xmlns:cx1="http://schemas.microsoft.com/office/drawing/2015/9/8/chartex" xmlns:cx2="http://schemas.microsoft.com/office/drawing/2015/10/21/chartex" xmlns:cx3="http://schemas.microsoft.com/office/drawing/2016/5/9/chartex" xmlns:cx4="http://schemas.microsoft.com/office/drawing/2016/5/10/chartex" xmlns:cx5="http://schemas.microsoft.com/office/drawing/2016/5/11/chartex" xmlns:cx6="http://schemas.microsoft.com/office/drawing/2016/5/12/chartex" xmlns:cx7="http://schemas.microsoft.com/office/drawing/2016/5/13/chartex" xmlns:cx8="http://schemas.microsoft.com/office/drawing/2016/5/14/chartex" xmlns:mc="http://schemas.openxmlformats.org/markup-compatibility/2006" xmlns:aink="http://schemas.microsoft.com/office/drawing/2016/ink" xmlns:am3d="http://schemas.microsoft.com/office/drawing/2017/model3d" xmlns:o="urn:schemas-microsoft-com:office:office" xmlns:oel="http://schemas.microsoft.com/office/2019/extlst" xmlns:r="http://schemas.openxmlformats.org/officeDocument/2006/relationships" xmlns:m="http://schemas.openxmlformats.org/officeDocument/2006/math" xmlns:v="urn:schemas-microsoft-com:vml" xmlns:wp14="http://schemas.microsoft.com/office/word/2010/wordprocessingDrawing" xmlns:wp="http://schemas.openxmlformats.org/drawingml/2006/wordprocessingDrawing" xmlns:w10="urn:schemas-microsoft-com:office:word" xmlns:w="http://schemas.openxmlformats.org/wordprocessingml/2006/main" xmlns:w14="http://schemas.microsoft.com/office/word/2010/wordml" xmlns:w15="http://schemas.microsoft.com/office/word/2012/wordml" xmlns:w16cex="http://schemas.microsoft.com/office/word/2018/wordml/cex" xmlns:w16cid="http://schemas.microsoft.com/office/word/2016/wordml/cid" xmlns:w16="http://schemas.microsoft.com/office/word/2018/wordml" xmlns:w16du="http://schemas.microsoft.com/office/word/2023/wordml/word16du" xmlns:w16sdtdh="http://schemas.microsoft.com/office/word/2020/wordml/sdtdatahash" xmlns:w16sdtfl="http://schemas.microsoft.com/office/word/2024/wordml/sdtformatlock" xmlns:w16se="http://schemas.microsoft.com/office/word/2015/wordml/symex" xmlns:wpg="http://schemas.microsoft.com/office/word/2010/wordprocessingGroup" xmlns:wpi="http://schemas.microsoft.com/office/word/2010/wordprocessingInk" xmlns:wne="http://schemas.microsoft.com/office/word/2006/wordml" xmlns:wps="http://schemas.microsoft.com/office/word/2010/wordprocessingShape" mc:Ignorable="w14 w15 w16se w16cid w16 w16cex w16sdtdh w16sdtfl w16du wp14">
+<w:numbering xmlns:wpc="http://schemas.microsoft.com/office/word/2010/wordprocessingCanvas" xmlns:cx="http://schemas.microsoft.com/office/drawing/2014/chartex" xmlns:mc="http://schemas.openxmlformats.org/markup-compatibility/2006" xmlns:o="urn:schemas-microsoft-com:office:office" xmlns:r="http://schemas.openxmlformats.org/officeDocument/2006/relationships" xmlns:m="http://schemas.openxmlformats.org/officeDocument/2006/math" xmlns:v="urn:schemas-microsoft-com:vml" xmlns:wp14="http://schemas.microsoft.com/office/word/2010/wordprocessingDrawing" xmlns:wp="http://schemas.openxmlformats.org/drawingml/2006/wordprocessingDrawing" xmlns:w10="urn:schemas-microsoft-com:office:word" xmlns:w="http://schemas.openxmlformats.org/wordprocessingml/2006/main" xmlns:w14="http://schemas.microsoft.com/office/word/2010/wordml" xmlns:w15="http://schemas.microsoft.com/office/word/2012/wordml" xmlns:w16se="http://schemas.microsoft.com/office/word/2015/wordml/symex" xmlns:wpg="http://schemas.microsoft.com/office/word/2010/wordprocessingGroup" xmlns:wpi="http://schemas.microsoft.com/office/word/2010/wordprocessingInk" xmlns:wne="http://schemas.microsoft.com/office/word/2006/wordml" xmlns:wps="http://schemas.microsoft.com/office/word/2010/wordprocessingShape" mc:Ignorable="w14 w15 w16se wp14">
   <w:abstractNum w:abstractNumId="0" w15:restartNumberingAfterBreak="0">
     <w:nsid w:val="0DD73422"/>
     <w:multiLevelType w:val="multilevel"/>
@@ -5382,38 +5564,38 @@
       </w:pPr>
     </w:lvl>
   </w:abstractNum>
-  <w:num w:numId="1" w16cid:durableId="2126730641">
+  <w:num w:numId="1">
     <w:abstractNumId w:val="6"/>
   </w:num>
-  <w:num w:numId="2" w16cid:durableId="1924491225">
+  <w:num w:numId="2">
     <w:abstractNumId w:val="3"/>
   </w:num>
-  <w:num w:numId="3" w16cid:durableId="600072093">
+  <w:num w:numId="3">
     <w:abstractNumId w:val="0"/>
   </w:num>
-  <w:num w:numId="4" w16cid:durableId="1415012831">
+  <w:num w:numId="4">
     <w:abstractNumId w:val="2"/>
   </w:num>
-  <w:num w:numId="5" w16cid:durableId="91899453">
+  <w:num w:numId="5">
     <w:abstractNumId w:val="1"/>
   </w:num>
-  <w:num w:numId="6" w16cid:durableId="668217921">
+  <w:num w:numId="6">
     <w:abstractNumId w:val="4"/>
   </w:num>
-  <w:num w:numId="7" w16cid:durableId="1301109106">
+  <w:num w:numId="7">
     <w:abstractNumId w:val="8"/>
   </w:num>
-  <w:num w:numId="8" w16cid:durableId="1205096512">
+  <w:num w:numId="8">
     <w:abstractNumId w:val="7"/>
   </w:num>
-  <w:num w:numId="9" w16cid:durableId="1592201718">
+  <w:num w:numId="9">
     <w:abstractNumId w:val="5"/>
   </w:num>
 </w:numbering>
 </file>
 
 <file path=word/styles.xml><?xml version="1.0" encoding="utf-8"?>
-<w:styles xmlns:mc="http://schemas.openxmlformats.org/markup-compatibility/2006" xmlns:r="http://schemas.openxmlformats.org/officeDocument/2006/relationships" xmlns:w="http://schemas.openxmlformats.org/wordprocessingml/2006/main" xmlns:w14="http://schemas.microsoft.com/office/word/2010/wordml" xmlns:w15="http://schemas.microsoft.com/office/word/2012/wordml" xmlns:w16cex="http://schemas.microsoft.com/office/word/2018/wordml/cex" xmlns:w16cid="http://schemas.microsoft.com/office/word/2016/wordml/cid" xmlns:w16="http://schemas.microsoft.com/office/word/2018/wordml" xmlns:w16du="http://schemas.microsoft.com/office/word/2023/wordml/word16du" xmlns:w16sdtdh="http://schemas.microsoft.com/office/word/2020/wordml/sdtdatahash" xmlns:w16sdtfl="http://schemas.microsoft.com/office/word/2024/wordml/sdtformatlock" xmlns:w16se="http://schemas.microsoft.com/office/word/2015/wordml/symex" mc:Ignorable="w14 w15 w16se w16cid w16 w16cex w16sdtdh w16sdtfl w16du">
+<w:styles xmlns:mc="http://schemas.openxmlformats.org/markup-compatibility/2006" xmlns:r="http://schemas.openxmlformats.org/officeDocument/2006/relationships" xmlns:w="http://schemas.openxmlformats.org/wordprocessingml/2006/main" xmlns:w14="http://schemas.microsoft.com/office/word/2010/wordml" xmlns:w15="http://schemas.microsoft.com/office/word/2012/wordml" xmlns:w16se="http://schemas.microsoft.com/office/word/2015/wordml/symex" mc:Ignorable="w14 w15 w16se">
   <w:docDefaults>
     <w:rPrDefault>
       <w:rPr>
@@ -5431,7 +5613,7 @@
       </w:pPr>
     </w:pPrDefault>
   </w:docDefaults>
-  <w:latentStyles w:defLockedState="0" w:defUIPriority="99" w:defSemiHidden="0" w:defUnhideWhenUsed="0" w:defQFormat="0" w:count="376">
+  <w:latentStyles w:defLockedState="0" w:defUIPriority="99" w:defSemiHidden="0" w:defUnhideWhenUsed="0" w:defQFormat="0" w:count="371">
     <w:lsdException w:name="Normal" w:uiPriority="0" w:qFormat="1"/>
     <w:lsdException w:name="heading 1" w:uiPriority="9" w:qFormat="1"/>
     <w:lsdException w:name="heading 2" w:semiHidden="1" w:uiPriority="9" w:unhideWhenUsed="1" w:qFormat="1"/>
@@ -5803,11 +5985,6 @@
     <w:lsdException w:name="List Table 5 Dark Accent 6" w:uiPriority="50"/>
     <w:lsdException w:name="List Table 6 Colorful Accent 6" w:uiPriority="51"/>
     <w:lsdException w:name="List Table 7 Colorful Accent 6" w:uiPriority="52"/>
-    <w:lsdException w:name="Mention" w:semiHidden="1" w:unhideWhenUsed="1"/>
-    <w:lsdException w:name="Smart Hyperlink" w:semiHidden="1" w:unhideWhenUsed="1"/>
-    <w:lsdException w:name="Hashtag" w:semiHidden="1" w:unhideWhenUsed="1"/>
-    <w:lsdException w:name="Unresolved Mention" w:semiHidden="1" w:unhideWhenUsed="1"/>
-    <w:lsdException w:name="Smart Link" w:semiHidden="1" w:unhideWhenUsed="1"/>
   </w:latentStyles>
   <w:style w:type="paragraph" w:default="1" w:styleId="Normal">
     <w:name w:val="Normal"/>
@@ -5923,6 +6100,7 @@
   <w:style w:type="character" w:default="1" w:styleId="Fontepargpadro">
     <w:name w:val="Default Paragraph Font"/>
     <w:uiPriority w:val="1"/>
+    <w:semiHidden/>
     <w:unhideWhenUsed/>
   </w:style>
   <w:style w:type="table" w:default="1" w:styleId="Tabelanormal">
@@ -6555,6 +6733,10 @@
 </go:gDocsCustomXmlDataStorage>
 </file>
 
+<file path=customXml/item2.xml><?xml version="1.0" encoding="utf-8"?>
+<b:Sources xmlns:b="http://schemas.openxmlformats.org/officeDocument/2006/bibliography" xmlns="http://schemas.openxmlformats.org/officeDocument/2006/bibliography" SelectedStyle="\APASixthEditionOfficeOnline.xsl" StyleName="APA" Version="6"/>
+</file>
+
 <file path=customXml/itemProps1.xml><?xml version="1.0" encoding="utf-8"?>
 <ds:datastoreItem xmlns:ds="http://schemas.openxmlformats.org/officeDocument/2006/customXml" ds:itemID="{11111111-1234-1234-1234-123412341234}">
   <ds:schemaRefs>
@@ -6562,4 +6744,12 @@
     <ds:schemaRef ds:uri="http://schemas.openxmlformats.org/officeDocument/2006/relationships"/>
   </ds:schemaRefs>
 </ds:datastoreItem>
+</file>
+
+<file path=customXml/itemProps2.xml><?xml version="1.0" encoding="utf-8"?>
+<ds:datastoreItem xmlns:ds="http://schemas.openxmlformats.org/officeDocument/2006/customXml" ds:itemID="{999F9273-96FE-4E9A-BF4A-630AE5A60110}">
+  <ds:schemaRefs>
+    <ds:schemaRef ds:uri="http://schemas.openxmlformats.org/officeDocument/2006/bibliography"/>
+  </ds:schemaRefs>
+</ds:datastoreItem>
 </file>
--- a/modelos/Contrato_Foro_Autor_1.docx
+++ b/modelos/Contrato_Foro_Autor_1.docx
@@ -1,6 +1,6 @@
 
 <file path=word/document.xml><?xml version="1.0" encoding="utf-8"?>
-<w:document xmlns:wpc="http://schemas.microsoft.com/office/word/2010/wordprocessingCanvas" xmlns:cx="http://schemas.microsoft.com/office/drawing/2014/chartex" xmlns:mc="http://schemas.openxmlformats.org/markup-compatibility/2006" xmlns:o="urn:schemas-microsoft-com:office:office" xmlns:r="http://schemas.openxmlformats.org/officeDocument/2006/relationships" xmlns:m="http://schemas.openxmlformats.org/officeDocument/2006/math" xmlns:v="urn:schemas-microsoft-com:vml" xmlns:wp14="http://schemas.microsoft.com/office/word/2010/wordprocessingDrawing" xmlns:wp="http://schemas.openxmlformats.org/drawingml/2006/wordprocessingDrawing" xmlns:w10="urn:schemas-microsoft-com:office:word" xmlns:w="http://schemas.openxmlformats.org/wordprocessingml/2006/main" xmlns:w14="http://schemas.microsoft.com/office/word/2010/wordml" xmlns:w15="http://schemas.microsoft.com/office/word/2012/wordml" xmlns:w16se="http://schemas.microsoft.com/office/word/2015/wordml/symex" xmlns:wpg="http://schemas.microsoft.com/office/word/2010/wordprocessingGroup" xmlns:wpi="http://schemas.microsoft.com/office/word/2010/wordprocessingInk" xmlns:wne="http://schemas.microsoft.com/office/word/2006/wordml" xmlns:wps="http://schemas.microsoft.com/office/word/2010/wordprocessingShape" mc:Ignorable="w14 w15 w16se wp14">
+<w:document xmlns:wpc="http://schemas.microsoft.com/office/word/2010/wordprocessingCanvas" xmlns:cx="http://schemas.microsoft.com/office/drawing/2014/chartex" xmlns:cx1="http://schemas.microsoft.com/office/drawing/2015/9/8/chartex" xmlns:cx2="http://schemas.microsoft.com/office/drawing/2015/10/21/chartex" xmlns:cx3="http://schemas.microsoft.com/office/drawing/2016/5/9/chartex" xmlns:cx4="http://schemas.microsoft.com/office/drawing/2016/5/10/chartex" xmlns:cx5="http://schemas.microsoft.com/office/drawing/2016/5/11/chartex" xmlns:cx6="http://schemas.microsoft.com/office/drawing/2016/5/12/chartex" xmlns:cx7="http://schemas.microsoft.com/office/drawing/2016/5/13/chartex" xmlns:cx8="http://schemas.microsoft.com/office/drawing/2016/5/14/chartex" xmlns:mc="http://schemas.openxmlformats.org/markup-compatibility/2006" xmlns:aink="http://schemas.microsoft.com/office/drawing/2016/ink" xmlns:am3d="http://schemas.microsoft.com/office/drawing/2017/model3d" xmlns:o="urn:schemas-microsoft-com:office:office" xmlns:oel="http://schemas.microsoft.com/office/2019/extlst" xmlns:r="http://schemas.openxmlformats.org/officeDocument/2006/relationships" xmlns:m="http://schemas.openxmlformats.org/officeDocument/2006/math" xmlns:v="urn:schemas-microsoft-com:vml" xmlns:wp14="http://schemas.microsoft.com/office/word/2010/wordprocessingDrawing" xmlns:wp="http://schemas.openxmlformats.org/drawingml/2006/wordprocessingDrawing" xmlns:w10="urn:schemas-microsoft-com:office:word" xmlns:w="http://schemas.openxmlformats.org/wordprocessingml/2006/main" xmlns:w14="http://schemas.microsoft.com/office/word/2010/wordml" xmlns:w15="http://schemas.microsoft.com/office/word/2012/wordml" xmlns:w16cex="http://schemas.microsoft.com/office/word/2018/wordml/cex" xmlns:w16cid="http://schemas.microsoft.com/office/word/2016/wordml/cid" xmlns:w16="http://schemas.microsoft.com/office/word/2018/wordml" xmlns:w16du="http://schemas.microsoft.com/office/word/2023/wordml/word16du" xmlns:w16sdtdh="http://schemas.microsoft.com/office/word/2020/wordml/sdtdatahash" xmlns:w16sdtfl="http://schemas.microsoft.com/office/word/2024/wordml/sdtformatlock" xmlns:w16se="http://schemas.microsoft.com/office/word/2015/wordml/symex" xmlns:wpg="http://schemas.microsoft.com/office/word/2010/wordprocessingGroup" xmlns:wpi="http://schemas.microsoft.com/office/word/2010/wordprocessingInk" xmlns:wne="http://schemas.microsoft.com/office/word/2006/wordml" xmlns:wps="http://schemas.microsoft.com/office/word/2010/wordprocessingShape" mc:Ignorable="w14 w15 w16se w16cid w16 w16cex w16sdtdh w16sdtfl w16du wp14">
   <w:body>
     <w:p>
       <w:pPr>
@@ -13,51 +13,29 @@
         <w:t xml:space="preserve">AO JUÍZO DA ... VARA CÍVEL DA COMARCA DA CIDADE DE </w:t>
       </w:r>
       <w:r>
-        <w:rPr>
-          <w:color w:val="00B050"/>
-        </w:rPr>
-        <w:t>{{</w:t>
-      </w:r>
-      <w:proofErr w:type="spellStart"/>
-      <w:r>
-        <w:rPr>
-          <w:color w:val="00B050"/>
-        </w:rPr>
-        <w:t>cidade_comarca</w:t>
-      </w:r>
-      <w:proofErr w:type="spellEnd"/>
-      <w:r>
-        <w:rPr>
-          <w:color w:val="00B050"/>
-        </w:rPr>
+        <w:t>{{CIDADE_AUTOR</w:t>
+      </w:r>
+      <w:proofErr w:type="gramStart"/>
+      <w:r>
         <w:t>}}</w:t>
       </w:r>
       <w:r>
-        <w:t xml:space="preserve">, ESTADO DE </w:t>
-      </w:r>
-      <w:r>
-        <w:rPr>
-          <w:color w:val="00B050"/>
-        </w:rPr>
-        <w:t>{{</w:t>
-      </w:r>
-      <w:proofErr w:type="spellStart"/>
-      <w:r>
-        <w:rPr>
-          <w:color w:val="00B050"/>
-        </w:rPr>
-        <w:t>estado_comarca</w:t>
-      </w:r>
-      <w:proofErr w:type="spellEnd"/>
-      <w:r>
-        <w:rPr>
-          <w:color w:val="00B050"/>
-        </w:rPr>
-        <w:t>}}</w:t>
+        <w:t xml:space="preserve">   </w:t>
+      </w:r>
+      <w:proofErr w:type="gramEnd"/>
+      <w:r>
+        <w:t xml:space="preserve">, </w:t>
+      </w:r>
+      <w:r>
+        <w:t xml:space="preserve">ESTADO DE </w:t>
+      </w:r>
+      <w:r>
+        <w:t>{{ESTADO_AUTOR}}</w:t>
       </w:r>
     </w:p>
     <w:p/>
     <w:p/>
+    <w:p/>
     <w:p>
       <w:pPr>
         <w:ind w:firstLine="0"/>
@@ -104,8 +82,17 @@
           <w:b/>
           <w:color w:val="FF0000"/>
         </w:rPr>
-        <w:t xml:space="preserve">                                                                   }</w:t>
-      </w:r>
+        <w:t xml:space="preserve">                                                                 </w:t>
+      </w:r>
+      <w:proofErr w:type="gramStart"/>
+      <w:r>
+        <w:rPr>
+          <w:b/>
+          <w:color w:val="FF0000"/>
+        </w:rPr>
+        <w:t xml:space="preserve">  }</w:t>
+      </w:r>
+      <w:proofErr w:type="gramEnd"/>
     </w:p>
     <w:p>
       <w:pPr>
@@ -294,12 +281,20 @@
           <w:iCs/>
           <w:u w:val="single"/>
         </w:rPr>
-        <w:t xml:space="preserve"> que, por sua própria natureza, envolvem grande número de pessoas hipossuficientes afetadas por práticas padronizadas de instituições financeiras.</w:t>
-      </w:r>
-    </w:p>
-    <w:p>
-      <w:r>
+        <w:t xml:space="preserve"> que, por sua própria natureza, envolvem grande número </w:t>
+      </w:r>
+      <w:r>
+        <w:rPr>
+          <w:i/>
+          <w:iCs/>
+          <w:u w:val="single"/>
+        </w:rPr>
         <w:lastRenderedPageBreak/>
+        <w:t>de pessoas hipossuficientes afetadas por práticas padronizadas de instituições financeiras.</w:t>
+      </w:r>
+    </w:p>
+    <w:p>
+      <w:r>
         <w:t xml:space="preserve">Nesse sentido, os procuradores da parte autora </w:t>
       </w:r>
       <w:r>
@@ -512,7 +507,15 @@
           <w:sz w:val="22"/>
           <w:szCs w:val="22"/>
         </w:rPr>
-        <w:t>, com destaque para a data da contratação, o valor efetivamente financiado, a taxa de juros aplicada, o número de parcelas e o valor de cada parcela. Ainda, a petição é sempre instruída com os dados oficiais extraídos do Banco Central do Brasil que indicam a taxa média mensal de juros à época da contratação, para fins de cotejo;</w:t>
+        <w:t xml:space="preserve">, com destaque para a data da contratação, o valor efetivamente financiado, a taxa de juros aplicada, o número de parcelas e o valor de cada parcela. Ainda, a petição é sempre instruída com os dados oficiais </w:t>
+      </w:r>
+      <w:r>
+        <w:rPr>
+          <w:sz w:val="22"/>
+          <w:szCs w:val="22"/>
+        </w:rPr>
+        <w:lastRenderedPageBreak/>
+        <w:t>extraídos do Banco Central do Brasil que indicam a taxa média mensal de juros à época da contratação, para fins de cotejo;</w:t>
       </w:r>
     </w:p>
     <w:p>
@@ -544,7 +547,201 @@
           <w:sz w:val="22"/>
           <w:szCs w:val="22"/>
         </w:rPr>
-        <w:t xml:space="preserve">, com cálculo do valor que seria devido caso aplicada a taxa média do BACEN, a diferença </w:t>
+        <w:t>, com cálculo do valor que seria devido caso aplicada a taxa média do BACEN, a diferença entre os valores pagos e os devidos, bem como o cálculo da repetição em dobro do indébito, nos termos do art. 42, parágrafo único, do CDC;</w:t>
+      </w:r>
+    </w:p>
+    <w:p>
+      <w:pPr>
+        <w:ind w:left="2268" w:firstLine="0"/>
+        <w:rPr>
+          <w:sz w:val="22"/>
+          <w:szCs w:val="22"/>
+        </w:rPr>
+      </w:pPr>
+      <w:r>
+        <w:rPr>
+          <w:sz w:val="22"/>
+          <w:szCs w:val="22"/>
+        </w:rPr>
+        <w:t xml:space="preserve">f) </w:t>
+      </w:r>
+      <w:r>
+        <w:rPr>
+          <w:b/>
+          <w:bCs/>
+          <w:sz w:val="22"/>
+          <w:szCs w:val="22"/>
+        </w:rPr>
+        <w:t>Demonstração de tentativa real de resolução extrajudicial do conflito</w:t>
+      </w:r>
+      <w:r>
+        <w:rPr>
+          <w:sz w:val="22"/>
+          <w:szCs w:val="22"/>
+        </w:rPr>
+        <w:t>, realizada pela plataforma oficial Consumidor.gov.br, instruída com o número de protocolo, cópia da reclamação e resposta da instituição financeira, evidenciando a busca pela composição amigável antes da via judicial;</w:t>
+      </w:r>
+    </w:p>
+    <w:p>
+      <w:pPr>
+        <w:ind w:left="2268" w:firstLine="0"/>
+        <w:rPr>
+          <w:sz w:val="22"/>
+          <w:szCs w:val="22"/>
+        </w:rPr>
+      </w:pPr>
+      <w:r>
+        <w:rPr>
+          <w:sz w:val="22"/>
+          <w:szCs w:val="22"/>
+        </w:rPr>
+        <w:t xml:space="preserve">g) </w:t>
+      </w:r>
+      <w:r>
+        <w:rPr>
+          <w:b/>
+          <w:bCs/>
+          <w:sz w:val="22"/>
+          <w:szCs w:val="22"/>
+        </w:rPr>
+        <w:t>Instrução adequada da petição inicial com documentos que comprovam a existência da relação jurídica</w:t>
+      </w:r>
+      <w:r>
+        <w:rPr>
+          <w:sz w:val="22"/>
+          <w:szCs w:val="22"/>
+        </w:rPr>
+        <w:t>, incluindo, sempre que possível, o próprio contrato de empréstimo</w:t>
+      </w:r>
+      <w:r>
+        <w:rPr>
+          <w:sz w:val="22"/>
+          <w:szCs w:val="22"/>
+        </w:rPr>
+        <w:t xml:space="preserve"> (pedido feito sempre via reclamação administrativa supracitada)</w:t>
+      </w:r>
+      <w:r>
+        <w:rPr>
+          <w:sz w:val="22"/>
+          <w:szCs w:val="22"/>
+        </w:rPr>
+        <w:t>, ou, na ausência deste, com capturas de tela ou outros meios idôneos que demonstrem os termos contratuais</w:t>
+      </w:r>
+      <w:r>
+        <w:rPr>
+          <w:sz w:val="22"/>
+          <w:szCs w:val="22"/>
+        </w:rPr>
+        <w:t xml:space="preserve"> indispensáveis para a propositura da presente ação (revisional de juros – e não outros dispositivos contratuais)</w:t>
+      </w:r>
+      <w:r>
+        <w:rPr>
+          <w:sz w:val="22"/>
+          <w:szCs w:val="22"/>
+        </w:rPr>
+        <w:t>;</w:t>
+      </w:r>
+    </w:p>
+    <w:p>
+      <w:pPr>
+        <w:ind w:left="2268" w:firstLine="0"/>
+        <w:rPr>
+          <w:sz w:val="22"/>
+          <w:szCs w:val="22"/>
+        </w:rPr>
+      </w:pPr>
+      <w:r>
+        <w:rPr>
+          <w:sz w:val="22"/>
+          <w:szCs w:val="22"/>
+        </w:rPr>
+        <w:t xml:space="preserve">h) </w:t>
+      </w:r>
+      <w:r>
+        <w:rPr>
+          <w:b/>
+          <w:bCs/>
+          <w:sz w:val="22"/>
+          <w:szCs w:val="22"/>
+        </w:rPr>
+        <w:t>Procuração com poderes específicos e limitados</w:t>
+      </w:r>
+      <w:r>
+        <w:rPr>
+          <w:sz w:val="22"/>
+          <w:szCs w:val="22"/>
+        </w:rPr>
+        <w:t>, outorgados exclusivamente para fins de (i) apresentação de reclamação extrajudicial pela plataforma do Governo Federal (consumidor.gov.br); (</w:t>
+      </w:r>
+      <w:proofErr w:type="spellStart"/>
+      <w:r>
+        <w:rPr>
+          <w:sz w:val="22"/>
+          <w:szCs w:val="22"/>
+        </w:rPr>
+        <w:t>ii</w:t>
+      </w:r>
+      <w:proofErr w:type="spellEnd"/>
+      <w:r>
+        <w:rPr>
+          <w:sz w:val="22"/>
+          <w:szCs w:val="22"/>
+        </w:rPr>
+        <w:t>) eventual propositura de ação de produção antecipada de provas para obtenção dos contratos; e (</w:t>
+      </w:r>
+      <w:proofErr w:type="spellStart"/>
+      <w:r>
+        <w:rPr>
+          <w:sz w:val="22"/>
+          <w:szCs w:val="22"/>
+        </w:rPr>
+        <w:t>iii</w:t>
+      </w:r>
+      <w:proofErr w:type="spellEnd"/>
+      <w:r>
+        <w:rPr>
+          <w:sz w:val="22"/>
+          <w:szCs w:val="22"/>
+        </w:rPr>
+        <w:t>) propositura de ação revisional de contrato banc</w:t>
+      </w:r>
+      <w:r>
+        <w:rPr>
+          <w:sz w:val="22"/>
+          <w:szCs w:val="22"/>
+        </w:rPr>
+        <w:t>ário para o banco em específico;</w:t>
+      </w:r>
+    </w:p>
+    <w:p>
+      <w:pPr>
+        <w:ind w:left="2268" w:firstLine="0"/>
+        <w:rPr>
+          <w:sz w:val="22"/>
+          <w:szCs w:val="22"/>
+        </w:rPr>
+      </w:pPr>
+      <w:r>
+        <w:rPr>
+          <w:sz w:val="22"/>
+          <w:szCs w:val="22"/>
+        </w:rPr>
+        <w:t xml:space="preserve">i) </w:t>
+      </w:r>
+      <w:r>
+        <w:rPr>
+          <w:b/>
+          <w:sz w:val="22"/>
+          <w:szCs w:val="22"/>
+        </w:rPr>
+        <w:t>Ciência expressa da forma de contratação</w:t>
+      </w:r>
+      <w:r>
+        <w:rPr>
+          <w:sz w:val="22"/>
+          <w:szCs w:val="22"/>
+        </w:rPr>
+        <w:t xml:space="preserve"> – Declaração expressa de que a contratação ocorreu mediante atendimento digital, em conformidade com o Provimento nº 205/2021 da Ordem dos </w:t>
       </w:r>
       <w:r>
         <w:rPr>
@@ -552,7 +749,14 @@
           <w:szCs w:val="22"/>
         </w:rPr>
         <w:lastRenderedPageBreak/>
-        <w:t>entre os valores pagos e os devidos, bem como o cálculo da repetição em dobro do indébito, nos termos do art. 42, parágrafo único, do CDC;</w:t>
+        <w:t>Advogados do Brasil, após contato espontâneo e devidamente esclarecido, o que afasta qualquer indício de</w:t>
+      </w:r>
+      <w:r>
+        <w:rPr>
+          <w:sz w:val="22"/>
+          <w:szCs w:val="22"/>
+        </w:rPr>
+        <w:t xml:space="preserve"> captação indevida de clientela;</w:t>
       </w:r>
     </w:p>
     <w:p>
@@ -565,276 +769,54 @@
       </w:pPr>
       <w:r>
         <w:rPr>
-          <w:sz w:val="22"/>
-          <w:szCs w:val="22"/>
-        </w:rPr>
-        <w:t xml:space="preserve">f) </w:t>
-      </w:r>
-      <w:r>
-        <w:rPr>
-          <w:b/>
-          <w:bCs/>
-          <w:sz w:val="22"/>
-          <w:szCs w:val="22"/>
-        </w:rPr>
-        <w:t>Demonstração de tentativa real de resolução extrajudicial do conflito</w:t>
-      </w:r>
-      <w:r>
-        <w:rPr>
-          <w:sz w:val="22"/>
-          <w:szCs w:val="22"/>
-        </w:rPr>
-        <w:t>, realizada pela plataforma oficial Consumidor.gov.br, instruída com o número de protocolo, cópia da reclamação e resposta da instituição financeira, evidenciando a busca pela composição amigável antes da via judicial;</w:t>
-      </w:r>
-    </w:p>
-    <w:p>
-      <w:pPr>
-        <w:ind w:left="2268" w:firstLine="0"/>
-        <w:rPr>
-          <w:sz w:val="22"/>
-          <w:szCs w:val="22"/>
-        </w:rPr>
-      </w:pPr>
-      <w:r>
-        <w:rPr>
-          <w:sz w:val="22"/>
-          <w:szCs w:val="22"/>
-        </w:rPr>
-        <w:t xml:space="preserve">g) </w:t>
-      </w:r>
-      <w:r>
-        <w:rPr>
-          <w:b/>
-          <w:bCs/>
-          <w:sz w:val="22"/>
-          <w:szCs w:val="22"/>
-        </w:rPr>
-        <w:t>Instrução adequada da petição inicial com documentos que comprovam a existência da relação jurídica</w:t>
-      </w:r>
-      <w:r>
-        <w:rPr>
-          <w:sz w:val="22"/>
-          <w:szCs w:val="22"/>
-        </w:rPr>
-        <w:t>, incluindo, sempre que possível, o próprio contrato de empréstimo</w:t>
-      </w:r>
-      <w:r>
-        <w:rPr>
-          <w:sz w:val="22"/>
-          <w:szCs w:val="22"/>
-        </w:rPr>
-        <w:t xml:space="preserve"> (pedido feito sempre via reclamação administrativa supracitada)</w:t>
-      </w:r>
-      <w:r>
-        <w:rPr>
-          <w:sz w:val="22"/>
-          <w:szCs w:val="22"/>
-        </w:rPr>
-        <w:t>, ou, na ausência deste, com capturas de tela ou outros meios idôneos que demonstrem os termos contratuais</w:t>
-      </w:r>
-      <w:r>
-        <w:rPr>
-          <w:sz w:val="22"/>
-          <w:szCs w:val="22"/>
-        </w:rPr>
-        <w:t xml:space="preserve"> indispensáveis para a propositura da presente ação (revisional de juros – e não outros dispositivos contratuais)</w:t>
-      </w:r>
-      <w:r>
-        <w:rPr>
-          <w:sz w:val="22"/>
-          <w:szCs w:val="22"/>
-        </w:rPr>
-        <w:t>;</w:t>
-      </w:r>
-    </w:p>
-    <w:p>
-      <w:pPr>
-        <w:ind w:left="2268" w:firstLine="0"/>
-        <w:rPr>
-          <w:sz w:val="22"/>
-          <w:szCs w:val="22"/>
-        </w:rPr>
-      </w:pPr>
-      <w:r>
-        <w:rPr>
-          <w:sz w:val="22"/>
-          <w:szCs w:val="22"/>
-        </w:rPr>
-        <w:t xml:space="preserve">h) </w:t>
-      </w:r>
-      <w:r>
-        <w:rPr>
-          <w:b/>
-          <w:bCs/>
-          <w:sz w:val="22"/>
-          <w:szCs w:val="22"/>
-        </w:rPr>
-        <w:t>Procuração com poderes específicos e limitados</w:t>
-      </w:r>
-      <w:r>
-        <w:rPr>
-          <w:sz w:val="22"/>
-          <w:szCs w:val="22"/>
-        </w:rPr>
-        <w:t>, outorgados exclusivamente para fins de (i) apresentação de reclamação extrajudicial pela plataforma do Governo Federal (consumidor.gov.br); (</w:t>
-      </w:r>
-      <w:proofErr w:type="spellStart"/>
-      <w:r>
-        <w:rPr>
-          <w:sz w:val="22"/>
-          <w:szCs w:val="22"/>
-        </w:rPr>
-        <w:t>ii</w:t>
-      </w:r>
-      <w:proofErr w:type="spellEnd"/>
-      <w:r>
-        <w:rPr>
-          <w:sz w:val="22"/>
-          <w:szCs w:val="22"/>
-        </w:rPr>
-        <w:t>) eventual propositura de ação de produção antecipada de provas para obtenção dos contratos; e (</w:t>
-      </w:r>
-      <w:proofErr w:type="spellStart"/>
-      <w:r>
-        <w:rPr>
-          <w:sz w:val="22"/>
-          <w:szCs w:val="22"/>
-        </w:rPr>
-        <w:t>iii</w:t>
-      </w:r>
-      <w:proofErr w:type="spellEnd"/>
-      <w:r>
-        <w:rPr>
-          <w:sz w:val="22"/>
-          <w:szCs w:val="22"/>
-        </w:rPr>
-        <w:t>) propositura de ação revisional de contrato banc</w:t>
-      </w:r>
-      <w:r>
-        <w:rPr>
-          <w:sz w:val="22"/>
-          <w:szCs w:val="22"/>
-        </w:rPr>
-        <w:t>ário para o banco em específico;</w:t>
-      </w:r>
-    </w:p>
-    <w:p>
-      <w:pPr>
-        <w:ind w:left="2268" w:firstLine="0"/>
-        <w:rPr>
-          <w:sz w:val="22"/>
-          <w:szCs w:val="22"/>
-        </w:rPr>
-      </w:pPr>
-      <w:r>
-        <w:rPr>
-          <w:sz w:val="22"/>
-          <w:szCs w:val="22"/>
-        </w:rPr>
-        <w:t xml:space="preserve">i) </w:t>
-      </w:r>
-      <w:r>
-        <w:rPr>
-          <w:b/>
-          <w:sz w:val="22"/>
-          <w:szCs w:val="22"/>
-        </w:rPr>
-        <w:t>Ciência expressa da forma de contratação</w:t>
-      </w:r>
-      <w:r>
-        <w:rPr>
-          <w:sz w:val="22"/>
-          <w:szCs w:val="22"/>
-        </w:rPr>
-        <w:t xml:space="preserve"> – Declaração expressa de que a contratação ocorreu mediante atendimento digital, em conformidade com o Provimento nº 205/2021 da Ordem dos Advogados do Brasil, após contato espontâneo e devidamente esclarecido, o que afasta qualquer indício de</w:t>
-      </w:r>
-      <w:r>
-        <w:rPr>
-          <w:sz w:val="22"/>
-          <w:szCs w:val="22"/>
-        </w:rPr>
-        <w:t xml:space="preserve"> captação indevida de clientela;</w:t>
-      </w:r>
-    </w:p>
-    <w:p>
-      <w:pPr>
-        <w:ind w:left="2268" w:firstLine="0"/>
-        <w:rPr>
-          <w:sz w:val="22"/>
-          <w:szCs w:val="22"/>
-        </w:rPr>
-      </w:pPr>
-      <w:r>
-        <w:rPr>
-          <w:b/>
-          <w:sz w:val="22"/>
-          <w:szCs w:val="22"/>
-        </w:rPr>
+          <w:b/>
+          <w:sz w:val="22"/>
+          <w:szCs w:val="22"/>
+        </w:rPr>
+        <w:t xml:space="preserve">j) Contrato de honorários específico e único para ação revisional de juros – </w:t>
+      </w:r>
+      <w:r>
+        <w:rPr>
+          <w:sz w:val="22"/>
+          <w:szCs w:val="22"/>
+        </w:rPr>
+        <w:t>A parte autora firmou contrato de prestação de serviços advocatícios direcionado exclusivamente à presente ação revisional de juros, demonstrando a finalidade e a unicidade da contratação (com devida ciência sobre os termos do patrocínio jurídico). O instrumento é juntado sob sigilo, a fim de preservar os dados pessoais da parte e evitar sua indevida utilização por terceiros mal-intencionados que possam se valer de informações constantes nos autos para aplicação de golpes.</w:t>
+      </w:r>
+    </w:p>
+    <w:p/>
+    <w:p>
+      <w:r>
+        <w:t xml:space="preserve">Tais medidas, adotadas de forma sistemática e diligente, demonstram o inequívoco comprometimento dos procuradores com a boa-fé, a ética profissional e a individualização de cada demanda, </w:t>
+      </w:r>
+      <w:r>
+        <w:rPr>
+          <w:b/>
+          <w:bCs/>
+          <w:i/>
+          <w:iCs/>
+        </w:rPr>
+        <w:t>mesmo diante da similaridade natural entre os casos.</w:t>
+      </w:r>
+      <w:r>
+        <w:t xml:space="preserve"> Não se está diante de um modelo genérico e irresponsável de ajuizamento, mas sim do exercício consciente e responsável da advocacia em defesa de direitos fundamentais de consumidores vulneráveis, como é o caso da parte autora.</w:t>
+      </w:r>
+    </w:p>
+    <w:p>
+      <w:r>
+        <w:rPr>
+          <w:u w:val="single"/>
+        </w:rPr>
+        <w:t>Ainda, fundamental o destaque de que a natureza da presente demanda é a de uma ação revisional específica de juros remuneratórios pactuados em contrato de empréstimo pessoal não consignado, diferindo, portanto, de ações revisionais diversas que buscam a alteração de múltiplas cláusulas contratuais.</w:t>
+      </w:r>
+      <w:r>
+        <w:t xml:space="preserve"> </w:t>
+      </w:r>
+      <w:r>
+        <w:t xml:space="preserve">No presente caso, a abusividade ora combatida </w:t>
+      </w:r>
+      <w:r>
         <w:lastRenderedPageBreak/>
-        <w:t xml:space="preserve">j) Contrato de honorários específico e único para ação revisional de juros – </w:t>
-      </w:r>
-      <w:r>
-        <w:rPr>
-          <w:sz w:val="22"/>
-          <w:szCs w:val="22"/>
-        </w:rPr>
-        <w:t>A parte autora firmou contrato de prestação de serviços advocatícios direcionado exclusivamente à presente ação revisional de juros, demonstrando a finalidade e a unicidade da contratação (com devida ciência sobre os termos do patrocínio jurídico). O instrumento é juntado sob sigilo, a fim de preservar os dados pessoais da parte e evitar sua indevida utilização por terceiros mal-intencionados que possam se valer de informações constantes nos autos para aplicação de golpes.</w:t>
-      </w:r>
-    </w:p>
-    <w:p/>
-    <w:p>
-      <w:r>
-        <w:t xml:space="preserve">Tais medidas, adotadas de forma sistemática e diligente, demonstram o inequívoco comprometimento dos procuradores com a boa-fé, a ética profissional e a individualização de cada demanda, </w:t>
-      </w:r>
-      <w:r>
-        <w:rPr>
-          <w:b/>
-          <w:bCs/>
-          <w:i/>
-          <w:iCs/>
-        </w:rPr>
-        <w:t xml:space="preserve">mesmo </w:t>
-      </w:r>
-      <w:proofErr w:type="gramStart"/>
-      <w:r>
-        <w:rPr>
-          <w:b/>
-          <w:bCs/>
-          <w:i/>
-          <w:iCs/>
-        </w:rPr>
-        <w:t>diante</w:t>
-      </w:r>
-      <w:proofErr w:type="gramEnd"/>
-      <w:r>
-        <w:rPr>
-          <w:b/>
-          <w:bCs/>
-          <w:i/>
-          <w:iCs/>
-        </w:rPr>
-        <w:t xml:space="preserve"> da similaridade natural entre os casos.</w:t>
-      </w:r>
-      <w:r>
-        <w:t xml:space="preserve"> Não se está diante de um modelo genérico e irresponsável de ajuizamento, mas sim do exercício consciente e responsável da advocacia em defesa de direitos fundamentais de consumidores vulneráveis, como é o caso da parte autora.</w:t>
-      </w:r>
-    </w:p>
-    <w:p>
-      <w:r>
-        <w:rPr>
-          <w:u w:val="single"/>
-        </w:rPr>
-        <w:t>Ainda, fundamental o destaque de que a natureza da presente demanda é a de uma ação revisional específica de juros remuneratórios pactuados em contrato de empréstimo pessoal não consignado, diferindo, portanto, de ações revisionais diversas que buscam a alteração de múltiplas cláusulas contratuais.</w:t>
-      </w:r>
-      <w:r>
-        <w:t xml:space="preserve"> </w:t>
-      </w:r>
-      <w:r>
-        <w:t xml:space="preserve">No presente caso, a abusividade ora combatida concentra-se exclusivamente na fixação da taxa de juros aplicada, cuja desproporcionalidade é aferida com base na comparação objetiva entre a taxa praticada no contrato em questão e a taxa média de mercado divulgada pelo </w:t>
-      </w:r>
-      <w:r>
-        <w:lastRenderedPageBreak/>
-        <w:t>Banco Central do Brasil, para contratos da mesma natureza e na mesma data conforme jurisprudência amplamente</w:t>
+        <w:t>concentra-se exclusivamente na fixação da taxa de juros aplicada, cuja desproporcionalidade é aferida com base na comparação objetiva entre a taxa praticada no contrato em questão e a taxa média de mercado divulgada pelo Banco Central do Brasil, para contratos da mesma natureza e na mesma data conforme jurisprudência amplamente</w:t>
       </w:r>
       <w:r>
         <w:t xml:space="preserve"> consolidada</w:t>
@@ -910,12 +892,15 @@
     <w:p>
       <w:bookmarkStart w:id="2" w:name="_Hlk203652553"/>
       <w:r>
-        <w:t>A parte requerente pleiteia a concessão do benefício da gratuidade da justiça, com fundamento no artigo 98 e seguintes do Código de Processo Civil (CPC) e no artigo 5º, inciso LXXIV, da Constituição Federal, que asseguram o acesso à justiça aos que comprovarem insuficiência de recursos para arcar com as custas do processo e honorários advocatícios sem prejuízo do sustento próprio ou de sua família.</w:t>
-      </w:r>
-    </w:p>
-    <w:p>
+        <w:t xml:space="preserve">A parte requerente pleiteia a concessão do benefício da gratuidade da justiça, com fundamento no artigo 98 e seguintes do Código de Processo Civil (CPC) e no artigo 5º, inciso LXXIV, da Constituição </w:t>
+      </w:r>
       <w:r>
         <w:lastRenderedPageBreak/>
+        <w:t>Federal, que asseguram o acesso à justiça aos que comprovarem insuficiência de recursos para arcar com as custas do processo e honorários advocatícios sem prejuízo do sustento próprio ou de sua família.</w:t>
+      </w:r>
+    </w:p>
+    <w:p>
+      <w:r>
         <w:t>No intuito de demonstrar com máxima transparência sua condição de hipossuficiência e evitar qualquer questionamento quanto à legitimidade do pedido — sobretudo frente ao cenário atual de combate à litigância predatória — foram adotadas medidas criteriosas para embasar o presente pleito de forma individualizada, concreta e documentalmente robusta</w:t>
       </w:r>
       <w:r>
@@ -1048,14 +1033,16 @@
       </w:r>
     </w:p>
     <w:p>
-      <w:bookmarkStart w:id="3" w:name="_GoBack"/>
-      <w:r>
-        <w:t>Ainda, apesar de o artigo 99, §4º, do Código de Processo Civil já dispor expressamente que a contratação de advogado particular não impede a concessão da gratuidade da justiça, cumpre ressaltar que, no presente caso, conforme pode se observar, o contrato de honorários firmado pela parte autora não prevê qualquer pagamento inicial, estando a remuneração dos patronos integralmente condicionada ao êxito da demanda.</w:t>
-      </w:r>
-    </w:p>
-    <w:p>
+      <w:r>
+        <w:t xml:space="preserve">Ainda, apesar de o artigo 99, §4º, do Código de Processo Civil já dispor expressamente que a contratação de advogado particular não impede a concessão da gratuidade da justiça, cumpre ressaltar </w:t>
+      </w:r>
       <w:r>
         <w:lastRenderedPageBreak/>
+        <w:t>que, no presente caso, conforme pode se observar, o contrato de honorários firmado pela parte autora não prevê qualquer pagamento inicial, estando a remuneração dos patronos integralmente condicionada ao êxito da demanda.</w:t>
+      </w:r>
+    </w:p>
+    <w:p>
+      <w:r>
         <w:t>Dessa forma, resta evidenciado que a representação processual não implica qualquer ônus econômico imediato ou desproporcional ao demandante, tampouco afasta a condição de hipossuficiência demonstrada.</w:t>
       </w:r>
     </w:p>
@@ -1068,7 +1055,6 @@
       </w:r>
       <w:bookmarkEnd w:id="2"/>
     </w:p>
-    <w:bookmarkEnd w:id="3"/>
     <w:p>
       <w:pPr>
         <w:ind w:firstLine="0"/>
@@ -1144,15 +1130,7 @@
         <w:t>P</w:t>
       </w:r>
       <w:r>
-        <w:t xml:space="preserve">or ser uma pessoa carente de recursos, em </w:t>
-      </w:r>
-      <w:proofErr w:type="gramStart"/>
-      <w:r>
-        <w:t>um</w:t>
-      </w:r>
-      <w:proofErr w:type="gramEnd"/>
-      <w:r>
-        <w:t xml:space="preserve"> momento de necessidade, contraiu mais </w:t>
+        <w:t xml:space="preserve">or ser uma pessoa carente de recursos, em um momento de necessidade, contraiu mais </w:t>
       </w:r>
       <w:r>
         <w:t>1 (um) empréstimo pessoal</w:t>
@@ -1173,6 +1151,7 @@
         <w:rPr>
           <w:color w:val="000000" w:themeColor="text1"/>
         </w:rPr>
+        <w:lastRenderedPageBreak/>
         <w:t>{{</w:t>
       </w:r>
       <w:proofErr w:type="spellStart"/>
@@ -1210,9 +1189,14 @@
       </w:r>
       <w:proofErr w:type="spellStart"/>
       <w:r>
-        <w:t>valor_liquido</w:t>
+        <w:t>valor_</w:t>
+      </w:r>
+      <w:proofErr w:type="gramStart"/>
+      <w:r>
+        <w:t>liquido</w:t>
       </w:r>
       <w:proofErr w:type="spellEnd"/>
+      <w:proofErr w:type="gramEnd"/>
       <w:r>
         <w:t>}}</w:t>
       </w:r>
@@ -1222,7 +1206,6 @@
     </w:p>
     <w:p>
       <w:r>
-        <w:lastRenderedPageBreak/>
         <w:t xml:space="preserve">Além disso, os valores referentes aos empréstimos pessoais contratados, demonstram-se em flagrante abusividade em comparação aos valores praticados </w:t>
       </w:r>
       <w:r>
@@ -1270,7 +1253,6 @@
         </w:rPr>
         <w:t xml:space="preserve"> </w:t>
       </w:r>
-      <w:proofErr w:type="gramStart"/>
       <w:r>
         <w:rPr>
           <w:b/>
@@ -1278,9 +1260,9 @@
           <w:sz w:val="24"/>
           <w:szCs w:val="24"/>
         </w:rPr>
-        <w:t>Nº{</w:t>
-      </w:r>
-      <w:proofErr w:type="gramEnd"/>
+        <w:t>Nº{{</w:t>
+      </w:r>
+      <w:proofErr w:type="gramStart"/>
       <w:r>
         <w:rPr>
           <w:b/>
@@ -1288,7 +1270,17 @@
           <w:sz w:val="24"/>
           <w:szCs w:val="24"/>
         </w:rPr>
-        <w:t>{NUMERO_CONTRATO</w:t>
+        <w:t>NUMERO</w:t>
+      </w:r>
+      <w:proofErr w:type="gramEnd"/>
+      <w:r>
+        <w:rPr>
+          <w:b/>
+          <w:color w:val="00B050"/>
+          <w:sz w:val="24"/>
+          <w:szCs w:val="24"/>
+        </w:rPr>
+        <w:t>_CONTRATO</w:t>
       </w:r>
       <w:r>
         <w:rPr>
@@ -1484,6 +1476,7 @@
     </w:p>
     <w:p>
       <w:r>
+        <w:lastRenderedPageBreak/>
         <w:t xml:space="preserve">Para mesma época, o Banco central divulgou que a média de mercado aplicada pelas instituições financeiras em contratos da mesma natureza fora de </w:t>
       </w:r>
       <w:r>
@@ -1505,11 +1498,7 @@
         <w:t xml:space="preserve">, </w:t>
       </w:r>
       <w:r>
-        <w:t xml:space="preserve">conforme </w:t>
-      </w:r>
-      <w:r>
-        <w:lastRenderedPageBreak/>
-        <w:t>divulgado pelo Banco Central</w:t>
+        <w:t>conforme divulgado pelo Banco Central</w:t>
       </w:r>
       <w:r>
         <w:t xml:space="preserve"> do Brasil, </w:t>
@@ -1517,7 +1506,7 @@
       <w:r>
         <w:t xml:space="preserve"> </w:t>
       </w:r>
-      <w:bookmarkStart w:id="4" w:name="_Hlk203653018"/>
+      <w:bookmarkStart w:id="3" w:name="_Hlk203653018"/>
       <w:r>
         <w:t>por meio da disponibilização da</w:t>
       </w:r>
@@ -1538,7 +1527,7 @@
         </w:rPr>
         <w:t>de código 25464</w:t>
       </w:r>
-      <w:bookmarkEnd w:id="4"/>
+      <w:bookmarkEnd w:id="3"/>
       <w:r>
         <w:t xml:space="preserve">, a qual pode ser constatada no sítio: </w:t>
       </w:r>
@@ -1840,6 +1829,7 @@
     </w:p>
     <w:p>
       <w:r>
+        <w:lastRenderedPageBreak/>
         <w:t xml:space="preserve">Uma diferença de </w:t>
       </w:r>
       <w:r>
@@ -1867,7 +1857,6 @@
     </w:p>
     <w:p>
       <w:r>
-        <w:lastRenderedPageBreak/>
         <w:t>Desta forma, fica flagrante a abusividade contida no contrato, cuja taxa de juros mensais extrapolam muito a média de mercado</w:t>
       </w:r>
       <w:r>
@@ -1922,17 +1911,14 @@
     <w:p/>
     <w:p>
       <w:r>
+        <w:lastRenderedPageBreak/>
         <w:t xml:space="preserve">A legislação brasileira </w:t>
       </w:r>
       <w:r>
         <w:t>é firme</w:t>
       </w:r>
       <w:r>
-        <w:t xml:space="preserve"> no sentido de coibir práticas abusivas no mercado financeiro, especialmente no que se refere à </w:t>
-      </w:r>
-      <w:r>
-        <w:lastRenderedPageBreak/>
-        <w:t>cobrança de juros exorbitantes. O Código de Defesa do Consumidor (CDC), em seu artigo 51, inciso IV, considera nulas as cláusulas contratuais que estabeleçam obrigações iníquas, abusivas ou que coloquem o consumidor em desvantagem exagerada.</w:t>
+        <w:t xml:space="preserve"> no sentido de coibir práticas abusivas no mercado financeiro, especialmente no que se refere à cobrança de juros exorbitantes. O Código de Defesa do Consumidor (CDC), em seu artigo 51, inciso IV, considera nulas as cláusulas contratuais que estabeleçam obrigações iníquas, abusivas ou que coloquem o consumidor em desvantagem exagerada.</w:t>
       </w:r>
     </w:p>
     <w:p>
@@ -2062,7 +2048,17 @@
           <w:sz w:val="22"/>
           <w:szCs w:val="22"/>
         </w:rPr>
-        <w:t>, mediante análise das informações disponíveis em bancos de dados de proteção ao crédito, observado o disposto neste Código e na legislação sobre proteção de dados;      </w:t>
+        <w:t xml:space="preserve">, mediante análise das informações disponíveis em bancos de dados de proteção ao crédito, observado o disposto neste Código e </w:t>
+      </w:r>
+      <w:r>
+        <w:rPr>
+          <w:i/>
+          <w:color w:val="000000"/>
+          <w:sz w:val="22"/>
+          <w:szCs w:val="22"/>
+        </w:rPr>
+        <w:lastRenderedPageBreak/>
+        <w:t>na legislação sobre proteção de dados;      </w:t>
       </w:r>
       <w:hyperlink r:id="rId10" w:anchor="art1">
         <w:r>
@@ -2180,164 +2176,156 @@
           <w:sz w:val="22"/>
           <w:szCs w:val="22"/>
         </w:rPr>
-        <w:t xml:space="preserve">“É admitida a revisão das taxas de juros remuneratórios em situações excepcionais, desde que caracterizada a relação de consumo e que a abusividade capaz de colocar o consumidor em desvantagem exagerada (art. 51, §1 º, do CDC) fique cabalmente demonstrada, ante às peculiaridades do julgamento em </w:t>
+        <w:t>“É admitida a revisão das taxas de juros remuneratórios em situações excepcionais, desde que caracterizada a relação de consumo e que a abusividade capaz de colocar o consumidor em desvantagem exagerada (art. 51, §1 º, do CDC) fique cabalmente demonstrada, ante às peculiaridades do julgamento em concreto.”</w:t>
+      </w:r>
+    </w:p>
+    <w:p/>
+    <w:p>
+      <w:r>
+        <w:lastRenderedPageBreak/>
+        <w:t>Ainda, acerca do parâmetro traçado pelo C. Superior Tribunal de justiça, temos:</w:t>
+      </w:r>
+    </w:p>
+    <w:p/>
+    <w:p>
+      <w:pPr>
+        <w:ind w:left="2268" w:firstLine="0"/>
+        <w:rPr>
+          <w:sz w:val="22"/>
+          <w:szCs w:val="22"/>
+        </w:rPr>
+      </w:pPr>
+      <w:r>
+        <w:rPr>
+          <w:sz w:val="22"/>
+          <w:szCs w:val="22"/>
+        </w:rPr>
+        <w:t xml:space="preserve">“(...) tem considerado abusivas taxas superiores a uma vez e meia (voto proferido pelo Min. Ari Pargendler no REsp n. 271.214-RS, </w:t>
+      </w:r>
+      <w:proofErr w:type="spellStart"/>
+      <w:r>
+        <w:rPr>
+          <w:sz w:val="22"/>
+          <w:szCs w:val="22"/>
+        </w:rPr>
+        <w:t>Rel.p</w:t>
+      </w:r>
+      <w:proofErr w:type="spellEnd"/>
+      <w:r>
+        <w:rPr>
+          <w:sz w:val="22"/>
+          <w:szCs w:val="22"/>
+        </w:rPr>
+        <w:t>. Acórdão Min. Menezes Direito, DJ de 4.8.2003), ao dobro (REsp n. 1.036.818, Terceira Turma, minha relatoria, DJe de 20.6.2008) ou ao triplo (REsp n. 971.853-RS, Quarta Turma, Min. Pádua Ribeiro, DJ de 24.9.2007) da média. Todavia, esta perquirição acerca da abusividade não é estanque, o que impossibilita a adoção de critérios genéricos e universais. A taxa média de mercado, divulgada pelo Banco Central, constitui um valioso referencial, mas cabe somente ao juiz, no exame das peculiaridades do caso concreto, avaliar se os juros contratados foram ou não abusivos”. (REsp 1061530/RS, rel. Min. Nancy Andrighi, Segunda Seção, j. 22-10-2008).</w:t>
+      </w:r>
+    </w:p>
+    <w:p>
+      <w:pPr>
+        <w:ind w:left="2268" w:firstLine="0"/>
+        <w:rPr>
+          <w:sz w:val="22"/>
+          <w:szCs w:val="22"/>
+        </w:rPr>
+      </w:pPr>
+    </w:p>
+    <w:p>
+      <w:pPr>
+        <w:rPr>
+          <w:u w:val="single"/>
+        </w:rPr>
+      </w:pPr>
+      <w:r>
+        <w:rPr>
+          <w:b/>
+          <w:bCs/>
+        </w:rPr>
+        <w:t>No caso em análise, a taxa de juros cobrada pela instituição requerida alcança patamares muito superiores aos praticados no mercado financeiro.</w:t>
+      </w:r>
+      <w:r>
+        <w:t xml:space="preserve"> Conforme comprovado documentalmente, a taxa média de juros em </w:t>
+      </w:r>
+      <w:r>
+        <w:rPr>
+          <w:color w:val="000000" w:themeColor="text1"/>
+        </w:rPr>
+        <w:t>{{</w:t>
+      </w:r>
+      <w:r>
+        <w:rPr>
+          <w:color w:val="000000" w:themeColor="text1"/>
+        </w:rPr>
+        <w:t>emprestimos_0_data</w:t>
+      </w:r>
+      <w:r>
+        <w:rPr>
+          <w:color w:val="000000" w:themeColor="text1"/>
+        </w:rPr>
+        <w:t>}} foi</w:t>
+      </w:r>
+      <w:r>
+        <w:t xml:space="preserve"> de </w:t>
+      </w:r>
+      <w:r>
+        <w:t>{{</w:t>
+      </w:r>
+      <w:r>
+        <w:t>emprestimos_0_taxa_</w:t>
       </w:r>
       <w:proofErr w:type="gramStart"/>
       <w:r>
-        <w:rPr>
-          <w:i/>
-          <w:iCs/>
-          <w:sz w:val="22"/>
-          <w:szCs w:val="22"/>
-        </w:rPr>
-        <w:t>concreto.”</w:t>
+        <w:t>media</w:t>
+      </w:r>
+      <w:r>
+        <w:t>}}</w:t>
+      </w:r>
+      <w:r>
+        <w:t>%</w:t>
       </w:r>
       <w:proofErr w:type="gramEnd"/>
-    </w:p>
-    <w:p/>
-    <w:p>
-      <w:r>
-        <w:t>Ainda, acerca do parâmetro traçado pelo C. Superior Tribunal de justiça, temos:</w:t>
-      </w:r>
-    </w:p>
-    <w:p/>
-    <w:p>
-      <w:pPr>
-        <w:ind w:left="2268" w:firstLine="0"/>
-        <w:rPr>
-          <w:sz w:val="22"/>
-          <w:szCs w:val="22"/>
-        </w:rPr>
-      </w:pPr>
-      <w:r>
-        <w:rPr>
-          <w:sz w:val="22"/>
-          <w:szCs w:val="22"/>
-        </w:rPr>
+      <w:r>
+        <w:t xml:space="preserve"> a.m., enquanto a taxa de juros mensal informada pela instituição req</w:t>
+      </w:r>
+      <w:r>
+        <w:t xml:space="preserve">uerida </w:t>
+      </w:r>
+      <w:r>
+        <w:t xml:space="preserve">fora de </w:t>
+      </w:r>
+      <w:r>
+        <w:t>{{emprestimos_0_taxa</w:t>
+      </w:r>
+      <w:proofErr w:type="gramStart"/>
+      <w:r>
+        <w:t>}}%</w:t>
+      </w:r>
+      <w:proofErr w:type="gramEnd"/>
+      <w:r>
+        <w:t xml:space="preserve"> </w:t>
+      </w:r>
+      <w:r>
+        <w:t>ao mês!</w:t>
+      </w:r>
+    </w:p>
+    <w:p>
+      <w:pPr>
+        <w:rPr>
+          <w:u w:val="single"/>
+        </w:rPr>
+      </w:pPr>
+      <w:r>
+        <w:t xml:space="preserve">Tal discrepância de valores é evidência clara de abusividade na fixação das taxas de juros cobradas pela requerida, o que viola o princípio da boa-fé objetiva, previsto no artigo 422 do Código Civil. Conforme </w:t>
+      </w:r>
+      <w:r>
         <w:lastRenderedPageBreak/>
-        <w:t xml:space="preserve">“(...) tem considerado abusivas taxas superiores a uma vez e meia (voto proferido pelo Min. Ari Pargendler no REsp n. 271.214-RS, </w:t>
+        <w:t xml:space="preserve">leciona Pablo Stolze </w:t>
       </w:r>
       <w:proofErr w:type="spellStart"/>
       <w:r>
-        <w:rPr>
-          <w:sz w:val="22"/>
-          <w:szCs w:val="22"/>
-        </w:rPr>
-        <w:t>Rel.p</w:t>
+        <w:t>Gagliano</w:t>
       </w:r>
       <w:proofErr w:type="spellEnd"/>
       <w:r>
-        <w:rPr>
-          <w:sz w:val="22"/>
-          <w:szCs w:val="22"/>
-        </w:rPr>
-        <w:t>. Acórdão Min. Menezes Direito, DJ de 4.8.2003), ao dobro (REsp n. 1.036.818, Terceira Turma, minha relatoria, DJe de 20.6.2008) ou ao triplo (REsp n. 971.853-RS, Quarta Turma, Min. Pádua Ribeiro, DJ de 24.9.2007) da média. Todavia, esta perquirição acerca da abusividade não é estanque, o que impossibilita a adoção de critérios genéricos e universais. A taxa média de mercado, divulgada pelo Banco Central, constitui um valioso referencial, mas cabe somente ao juiz, no exame das peculiaridades do caso concreto, avaliar se os juros contratados foram ou não abusivos”. (REsp 1061530/RS, rel. Min. Nancy Andrighi, Segunda Seção, j. 22-10-2008).</w:t>
-      </w:r>
-    </w:p>
-    <w:p>
-      <w:pPr>
-        <w:ind w:left="2268" w:firstLine="0"/>
-        <w:rPr>
-          <w:sz w:val="22"/>
-          <w:szCs w:val="22"/>
-        </w:rPr>
-      </w:pPr>
-    </w:p>
-    <w:p>
-      <w:pPr>
-        <w:rPr>
-          <w:u w:val="single"/>
-        </w:rPr>
-      </w:pPr>
-      <w:r>
-        <w:rPr>
-          <w:b/>
-          <w:bCs/>
-        </w:rPr>
-        <w:t>No caso em análise, a taxa de juros cobrada pela instituição requerida alcança patamares muito superiores aos praticados no mercado financeiro.</w:t>
-      </w:r>
-      <w:r>
-        <w:t xml:space="preserve"> Conforme comprovado documentalmente, a taxa média de juros em </w:t>
-      </w:r>
-      <w:r>
-        <w:rPr>
-          <w:color w:val="000000" w:themeColor="text1"/>
-        </w:rPr>
-        <w:t>{{</w:t>
-      </w:r>
-      <w:r>
-        <w:rPr>
-          <w:color w:val="000000" w:themeColor="text1"/>
-        </w:rPr>
-        <w:t>emprestimos_0_data</w:t>
-      </w:r>
-      <w:r>
-        <w:rPr>
-          <w:color w:val="000000" w:themeColor="text1"/>
-        </w:rPr>
-        <w:t>}} foi</w:t>
-      </w:r>
-      <w:r>
-        <w:t xml:space="preserve"> de </w:t>
-      </w:r>
-      <w:r>
-        <w:t>{{</w:t>
-      </w:r>
-      <w:r>
-        <w:t>emprestimos_0_taxa_media</w:t>
-      </w:r>
-      <w:proofErr w:type="gramStart"/>
-      <w:r>
-        <w:t>}}</w:t>
-      </w:r>
-      <w:r>
-        <w:t>%</w:t>
-      </w:r>
-      <w:proofErr w:type="gramEnd"/>
-      <w:r>
-        <w:t xml:space="preserve"> a.m., enquanto a taxa de juros mensal informada pela instituição req</w:t>
-      </w:r>
-      <w:r>
-        <w:t xml:space="preserve">uerida </w:t>
-      </w:r>
-      <w:r>
-        <w:t xml:space="preserve">fora de </w:t>
-      </w:r>
-      <w:r>
-        <w:t xml:space="preserve">{{emprestimos_0_taxa}}% </w:t>
-      </w:r>
-      <w:r>
-        <w:t>ao mês!</w:t>
-      </w:r>
-    </w:p>
-    <w:p>
-      <w:pPr>
-        <w:rPr>
-          <w:u w:val="single"/>
-        </w:rPr>
-      </w:pPr>
-      <w:r>
-        <w:t xml:space="preserve">Tal discrepância de valores é evidência clara de abusividade na fixação das taxas de juros cobradas pela requerida, o que viola o princípio da boa-fé objetiva, previsto no artigo 422 do Código Civil. Conforme leciona Pablo </w:t>
-      </w:r>
-      <w:proofErr w:type="spellStart"/>
-      <w:r>
-        <w:t>Stolze</w:t>
-      </w:r>
-      <w:proofErr w:type="spellEnd"/>
-      <w:r>
-        <w:t xml:space="preserve"> </w:t>
-      </w:r>
-      <w:proofErr w:type="spellStart"/>
-      <w:r>
-        <w:t>Gagliano</w:t>
-      </w:r>
-      <w:proofErr w:type="spellEnd"/>
-      <w:r>
-        <w:t xml:space="preserve"> e Rodolfo Pamplona Filho (Novo Curso de Direito Civil, Volume II), “a boa-fé objetiva exige que as partes não só tenham um </w:t>
-      </w:r>
-      <w:r>
-        <w:lastRenderedPageBreak/>
-        <w:t>comportamento ético, mas também que não exerçam seus direitos de forma excessivamente gravosa ao outro contratante”.</w:t>
+        <w:t xml:space="preserve"> e Rodolfo Pamplona Filho (Novo Curso de Direito Civil, Volume II), “a boa-fé objetiva exige que as partes não só tenham um comportamento ético, mas também que não exerçam seus direitos de forma excessivamente gravosa ao outro contratante”.</w:t>
       </w:r>
     </w:p>
     <w:p>
@@ -2537,20 +2525,7 @@
           <w:szCs w:val="22"/>
           <w:u w:val="single"/>
         </w:rPr>
-        <w:t xml:space="preserve">cabível quando a cobrança indevida consubstanciar conduta contrária à boa-fé objetiva, ou seja, deve ocorrer independentemente da natureza do elemento </w:t>
-      </w:r>
-      <w:proofErr w:type="gramStart"/>
-      <w:r>
-        <w:rPr>
-          <w:b/>
-          <w:bCs/>
-          <w:i/>
-          <w:iCs/>
-          <w:sz w:val="22"/>
-          <w:szCs w:val="22"/>
-          <w:u w:val="single"/>
-        </w:rPr>
-        <w:t>volitivo</w:t>
+        <w:t>cabível quando a cobrança indevida consubstanciar conduta contrária à boa-fé objetiva, ou seja, deve ocorrer independentemente da natureza do elemento volitivo</w:t>
       </w:r>
       <w:r>
         <w:rPr>
@@ -2561,7 +2536,6 @@
         </w:rPr>
         <w:t>.”</w:t>
       </w:r>
-      <w:proofErr w:type="gramEnd"/>
     </w:p>
     <w:p>
       <w:pPr>
@@ -3205,7 +3179,7 @@
       </w:r>
     </w:p>
     <w:p>
-      <w:bookmarkStart w:id="5" w:name="_Hlk203654424"/>
+      <w:bookmarkStart w:id="4" w:name="_Hlk203654424"/>
       <w:r>
         <w:t xml:space="preserve">Nessa esteira, </w:t>
       </w:r>
@@ -3709,9 +3683,8 @@
           <w:szCs w:val="22"/>
           <w:u w:val="single"/>
         </w:rPr>
-        <w:t xml:space="preserve">prevenir o superendividamento dos tomadores de </w:t>
-      </w:r>
-      <w:proofErr w:type="gramStart"/>
+        <w:t>prevenir o superendividamento dos tomadores de empréstimos</w:t>
+      </w:r>
       <w:r>
         <w:rPr>
           <w:b/>
@@ -3722,18 +3695,6 @@
           <w:szCs w:val="22"/>
           <w:u w:val="single"/>
         </w:rPr>
-        <w:t>empréstimos</w:t>
-      </w:r>
-      <w:r>
-        <w:rPr>
-          <w:b/>
-          <w:bCs/>
-          <w:i/>
-          <w:iCs/>
-          <w:sz w:val="22"/>
-          <w:szCs w:val="22"/>
-          <w:u w:val="single"/>
-        </w:rPr>
         <w:t>.</w:t>
       </w:r>
       <w:r>
@@ -3745,7 +3706,6 @@
         </w:rPr>
         <w:t>”</w:t>
       </w:r>
-      <w:proofErr w:type="gramEnd"/>
       <w:r>
         <w:rPr>
           <w:b/>
@@ -3764,27 +3724,7 @@
           <w:sz w:val="22"/>
           <w:szCs w:val="22"/>
         </w:rPr>
-        <w:t>(</w:t>
-      </w:r>
-      <w:proofErr w:type="gramStart"/>
-      <w:r>
-        <w:rPr>
-          <w:i/>
-          <w:iCs/>
-          <w:sz w:val="22"/>
-          <w:szCs w:val="22"/>
-        </w:rPr>
-        <w:t>grifo</w:t>
-      </w:r>
-      <w:proofErr w:type="gramEnd"/>
-      <w:r>
-        <w:rPr>
-          <w:i/>
-          <w:iCs/>
-          <w:sz w:val="22"/>
-          <w:szCs w:val="22"/>
-        </w:rPr>
-        <w:t xml:space="preserve"> nosso).</w:t>
+        <w:t>(grifo nosso).</w:t>
       </w:r>
     </w:p>
     <w:p/>
@@ -3819,7 +3759,7 @@
       <w:r>
         <w:t>Tal medida visa não apenas reparar o dano sofrido, mas também promover a justiça e o equilíbrio nas relações de consumo, desestimulando a perpetuação de práticas lesivas aos consumidores.</w:t>
       </w:r>
-      <w:bookmarkEnd w:id="5"/>
+      <w:bookmarkEnd w:id="4"/>
     </w:p>
     <w:p/>
     <w:p>
@@ -4191,8 +4131,8 @@
         <w:ind w:firstLine="0"/>
         <w:jc w:val="center"/>
       </w:pPr>
-      <w:bookmarkStart w:id="6" w:name="_heading=h.gjdgxs" w:colFirst="0" w:colLast="0"/>
-      <w:bookmarkEnd w:id="6"/>
+      <w:bookmarkStart w:id="5" w:name="_heading=h.gjdgxs" w:colFirst="0" w:colLast="0"/>
+      <w:bookmarkEnd w:id="5"/>
       <w:r>
         <w:t>Nestes termos,</w:t>
       </w:r>
@@ -4283,57 +4223,60 @@
         </w:rPr>
       </w:pPr>
       <w:r>
-        <w:t>OAB</w:t>
-      </w:r>
+        <w:t>OAB/</w:t>
+      </w:r>
+      <w:r>
+        <w:rPr>
+          <w:color w:val="00B050"/>
+        </w:rPr>
+        <w:t>{</w:t>
+      </w:r>
+      <w:r>
+        <w:rPr>
+          <w:color w:val="00B050"/>
+        </w:rPr>
+        <w:t>{</w:t>
+      </w:r>
+      <w:proofErr w:type="spellStart"/>
+      <w:r>
+        <w:rPr>
+          <w:color w:val="00B050"/>
+        </w:rPr>
+        <w:t>estado_oab</w:t>
+      </w:r>
+      <w:proofErr w:type="spellEnd"/>
+      <w:r>
+        <w:rPr>
+          <w:color w:val="00B050"/>
+        </w:rPr>
+        <w:t>}</w:t>
+      </w:r>
+      <w:r>
+        <w:rPr>
+          <w:color w:val="00B050"/>
+        </w:rPr>
+        <w:t>}</w:t>
+      </w:r>
+      <w:r>
+        <w:rPr>
+          <w:color w:val="00B050"/>
+        </w:rPr>
+        <w:t xml:space="preserve"> {{</w:t>
+      </w:r>
+      <w:proofErr w:type="spellStart"/>
       <w:proofErr w:type="gramStart"/>
       <w:r>
-        <w:t>/</w:t>
-      </w:r>
-      <w:r>
         <w:rPr>
           <w:color w:val="00B050"/>
         </w:rPr>
-        <w:t>{</w:t>
+        <w:t>numero</w:t>
       </w:r>
       <w:proofErr w:type="gramEnd"/>
       <w:r>
         <w:rPr>
           <w:color w:val="00B050"/>
         </w:rPr>
-        <w:t>{</w:t>
-      </w:r>
-      <w:proofErr w:type="spellStart"/>
-      <w:r>
-        <w:rPr>
-          <w:color w:val="00B050"/>
-        </w:rPr>
-        <w:t>estado_oab</w:t>
-      </w:r>
-      <w:proofErr w:type="spellEnd"/>
-      <w:r>
-        <w:rPr>
-          <w:color w:val="00B050"/>
-        </w:rPr>
-        <w:t>}</w:t>
-      </w:r>
-      <w:r>
-        <w:rPr>
-          <w:color w:val="00B050"/>
-        </w:rPr>
-        <w:t>}</w:t>
-      </w:r>
-      <w:r>
-        <w:rPr>
-          <w:color w:val="00B050"/>
-        </w:rPr>
-        <w:t xml:space="preserve"> {{</w:t>
-      </w:r>
-      <w:proofErr w:type="spellStart"/>
-      <w:r>
-        <w:rPr>
-          <w:color w:val="00B050"/>
-        </w:rPr>
-        <w:t>numero_oab</w:t>
+        <w:t>_oab</w:t>
       </w:r>
       <w:proofErr w:type="spellEnd"/>
       <w:r>
@@ -4356,7 +4299,7 @@
 </file>
 
 <file path=word/endnotes.xml><?xml version="1.0" encoding="utf-8"?>
-<w:endnotes xmlns:wpc="http://schemas.microsoft.com/office/word/2010/wordprocessingCanvas" xmlns:cx="http://schemas.microsoft.com/office/drawing/2014/chartex" xmlns:mc="http://schemas.openxmlformats.org/markup-compatibility/2006" xmlns:o="urn:schemas-microsoft-com:office:office" xmlns:r="http://schemas.openxmlformats.org/officeDocument/2006/relationships" xmlns:m="http://schemas.openxmlformats.org/officeDocument/2006/math" xmlns:v="urn:schemas-microsoft-com:vml" xmlns:wp14="http://schemas.microsoft.com/office/word/2010/wordprocessingDrawing" xmlns:wp="http://schemas.openxmlformats.org/drawingml/2006/wordprocessingDrawing" xmlns:w10="urn:schemas-microsoft-com:office:word" xmlns:w="http://schemas.openxmlformats.org/wordprocessingml/2006/main" xmlns:w14="http://schemas.microsoft.com/office/word/2010/wordml" xmlns:w15="http://schemas.microsoft.com/office/word/2012/wordml" xmlns:w16se="http://schemas.microsoft.com/office/word/2015/wordml/symex" xmlns:wpg="http://schemas.microsoft.com/office/word/2010/wordprocessingGroup" xmlns:wpi="http://schemas.microsoft.com/office/word/2010/wordprocessingInk" xmlns:wne="http://schemas.microsoft.com/office/word/2006/wordml" xmlns:wps="http://schemas.microsoft.com/office/word/2010/wordprocessingShape" mc:Ignorable="w14 w15 w16se wp14">
+<w:endnotes xmlns:wpc="http://schemas.microsoft.com/office/word/2010/wordprocessingCanvas" xmlns:cx="http://schemas.microsoft.com/office/drawing/2014/chartex" xmlns:cx1="http://schemas.microsoft.com/office/drawing/2015/9/8/chartex" xmlns:cx2="http://schemas.microsoft.com/office/drawing/2015/10/21/chartex" xmlns:cx3="http://schemas.microsoft.com/office/drawing/2016/5/9/chartex" xmlns:cx4="http://schemas.microsoft.com/office/drawing/2016/5/10/chartex" xmlns:cx5="http://schemas.microsoft.com/office/drawing/2016/5/11/chartex" xmlns:cx6="http://schemas.microsoft.com/office/drawing/2016/5/12/chartex" xmlns:cx7="http://schemas.microsoft.com/office/drawing/2016/5/13/chartex" xmlns:cx8="http://schemas.microsoft.com/office/drawing/2016/5/14/chartex" xmlns:mc="http://schemas.openxmlformats.org/markup-compatibility/2006" xmlns:aink="http://schemas.microsoft.com/office/drawing/2016/ink" xmlns:am3d="http://schemas.microsoft.com/office/drawing/2017/model3d" xmlns:o="urn:schemas-microsoft-com:office:office" xmlns:oel="http://schemas.microsoft.com/office/2019/extlst" xmlns:r="http://schemas.openxmlformats.org/officeDocument/2006/relationships" xmlns:m="http://schemas.openxmlformats.org/officeDocument/2006/math" xmlns:v="urn:schemas-microsoft-com:vml" xmlns:wp14="http://schemas.microsoft.com/office/word/2010/wordprocessingDrawing" xmlns:wp="http://schemas.openxmlformats.org/drawingml/2006/wordprocessingDrawing" xmlns:w10="urn:schemas-microsoft-com:office:word" xmlns:w="http://schemas.openxmlformats.org/wordprocessingml/2006/main" xmlns:w14="http://schemas.microsoft.com/office/word/2010/wordml" xmlns:w15="http://schemas.microsoft.com/office/word/2012/wordml" xmlns:w16cex="http://schemas.microsoft.com/office/word/2018/wordml/cex" xmlns:w16cid="http://schemas.microsoft.com/office/word/2016/wordml/cid" xmlns:w16="http://schemas.microsoft.com/office/word/2018/wordml" xmlns:w16du="http://schemas.microsoft.com/office/word/2023/wordml/word16du" xmlns:w16sdtdh="http://schemas.microsoft.com/office/word/2020/wordml/sdtdatahash" xmlns:w16sdtfl="http://schemas.microsoft.com/office/word/2024/wordml/sdtformatlock" xmlns:w16se="http://schemas.microsoft.com/office/word/2015/wordml/symex" xmlns:wpg="http://schemas.microsoft.com/office/word/2010/wordprocessingGroup" xmlns:wpi="http://schemas.microsoft.com/office/word/2010/wordprocessingInk" xmlns:wne="http://schemas.microsoft.com/office/word/2006/wordml" xmlns:wps="http://schemas.microsoft.com/office/word/2010/wordprocessingShape" mc:Ignorable="w14 w15 w16se w16cid w16 w16cex w16sdtdh w16sdtfl w16du wp14">
   <w:endnote w:type="separator" w:id="-1">
     <w:p>
       <w:pPr>
@@ -4381,7 +4324,7 @@
 </file>
 
 <file path=word/footer1.xml><?xml version="1.0" encoding="utf-8"?>
-<w:ftr xmlns:wpc="http://schemas.microsoft.com/office/word/2010/wordprocessingCanvas" xmlns:cx="http://schemas.microsoft.com/office/drawing/2014/chartex" xmlns:mc="http://schemas.openxmlformats.org/markup-compatibility/2006" xmlns:o="urn:schemas-microsoft-com:office:office" xmlns:r="http://schemas.openxmlformats.org/officeDocument/2006/relationships" xmlns:m="http://schemas.openxmlformats.org/officeDocument/2006/math" xmlns:v="urn:schemas-microsoft-com:vml" xmlns:wp14="http://schemas.microsoft.com/office/word/2010/wordprocessingDrawing" xmlns:wp="http://schemas.openxmlformats.org/drawingml/2006/wordprocessingDrawing" xmlns:w10="urn:schemas-microsoft-com:office:word" xmlns:w="http://schemas.openxmlformats.org/wordprocessingml/2006/main" xmlns:w14="http://schemas.microsoft.com/office/word/2010/wordml" xmlns:w15="http://schemas.microsoft.com/office/word/2012/wordml" xmlns:w16se="http://schemas.microsoft.com/office/word/2015/wordml/symex" xmlns:wpg="http://schemas.microsoft.com/office/word/2010/wordprocessingGroup" xmlns:wpi="http://schemas.microsoft.com/office/word/2010/wordprocessingInk" xmlns:wne="http://schemas.microsoft.com/office/word/2006/wordml" xmlns:wps="http://schemas.microsoft.com/office/word/2010/wordprocessingShape" mc:Ignorable="w14 w15 w16se wp14">
+<w:ftr xmlns:wpc="http://schemas.microsoft.com/office/word/2010/wordprocessingCanvas" xmlns:cx="http://schemas.microsoft.com/office/drawing/2014/chartex" xmlns:cx1="http://schemas.microsoft.com/office/drawing/2015/9/8/chartex" xmlns:cx2="http://schemas.microsoft.com/office/drawing/2015/10/21/chartex" xmlns:cx3="http://schemas.microsoft.com/office/drawing/2016/5/9/chartex" xmlns:cx4="http://schemas.microsoft.com/office/drawing/2016/5/10/chartex" xmlns:cx5="http://schemas.microsoft.com/office/drawing/2016/5/11/chartex" xmlns:cx6="http://schemas.microsoft.com/office/drawing/2016/5/12/chartex" xmlns:cx7="http://schemas.microsoft.com/office/drawing/2016/5/13/chartex" xmlns:cx8="http://schemas.microsoft.com/office/drawing/2016/5/14/chartex" xmlns:mc="http://schemas.openxmlformats.org/markup-compatibility/2006" xmlns:aink="http://schemas.microsoft.com/office/drawing/2016/ink" xmlns:am3d="http://schemas.microsoft.com/office/drawing/2017/model3d" xmlns:o="urn:schemas-microsoft-com:office:office" xmlns:oel="http://schemas.microsoft.com/office/2019/extlst" xmlns:r="http://schemas.openxmlformats.org/officeDocument/2006/relationships" xmlns:m="http://schemas.openxmlformats.org/officeDocument/2006/math" xmlns:v="urn:schemas-microsoft-com:vml" xmlns:wp14="http://schemas.microsoft.com/office/word/2010/wordprocessingDrawing" xmlns:wp="http://schemas.openxmlformats.org/drawingml/2006/wordprocessingDrawing" xmlns:w10="urn:schemas-microsoft-com:office:word" xmlns:w="http://schemas.openxmlformats.org/wordprocessingml/2006/main" xmlns:w14="http://schemas.microsoft.com/office/word/2010/wordml" xmlns:w15="http://schemas.microsoft.com/office/word/2012/wordml" xmlns:w16cex="http://schemas.microsoft.com/office/word/2018/wordml/cex" xmlns:w16cid="http://schemas.microsoft.com/office/word/2016/wordml/cid" xmlns:w16="http://schemas.microsoft.com/office/word/2018/wordml" xmlns:w16du="http://schemas.microsoft.com/office/word/2023/wordml/word16du" xmlns:w16sdtdh="http://schemas.microsoft.com/office/word/2020/wordml/sdtdatahash" xmlns:w16sdtfl="http://schemas.microsoft.com/office/word/2024/wordml/sdtformatlock" xmlns:w16se="http://schemas.microsoft.com/office/word/2015/wordml/symex" xmlns:wpg="http://schemas.microsoft.com/office/word/2010/wordprocessingGroup" xmlns:wpi="http://schemas.microsoft.com/office/word/2010/wordprocessingInk" xmlns:wne="http://schemas.microsoft.com/office/word/2006/wordml" xmlns:wps="http://schemas.microsoft.com/office/word/2010/wordprocessingShape" mc:Ignorable="w14 w15 w16se w16cid w16 w16cex w16sdtdh w16sdtfl w16du wp14">
   <w:p>
     <w:pPr>
       <w:pBdr>
@@ -4478,7 +4421,7 @@
 </file>
 
 <file path=word/footnotes.xml><?xml version="1.0" encoding="utf-8"?>
-<w:footnotes xmlns:wpc="http://schemas.microsoft.com/office/word/2010/wordprocessingCanvas" xmlns:cx="http://schemas.microsoft.com/office/drawing/2014/chartex" xmlns:mc="http://schemas.openxmlformats.org/markup-compatibility/2006" xmlns:o="urn:schemas-microsoft-com:office:office" xmlns:r="http://schemas.openxmlformats.org/officeDocument/2006/relationships" xmlns:m="http://schemas.openxmlformats.org/officeDocument/2006/math" xmlns:v="urn:schemas-microsoft-com:vml" xmlns:wp14="http://schemas.microsoft.com/office/word/2010/wordprocessingDrawing" xmlns:wp="http://schemas.openxmlformats.org/drawingml/2006/wordprocessingDrawing" xmlns:w10="urn:schemas-microsoft-com:office:word" xmlns:w="http://schemas.openxmlformats.org/wordprocessingml/2006/main" xmlns:w14="http://schemas.microsoft.com/office/word/2010/wordml" xmlns:w15="http://schemas.microsoft.com/office/word/2012/wordml" xmlns:w16se="http://schemas.microsoft.com/office/word/2015/wordml/symex" xmlns:wpg="http://schemas.microsoft.com/office/word/2010/wordprocessingGroup" xmlns:wpi="http://schemas.microsoft.com/office/word/2010/wordprocessingInk" xmlns:wne="http://schemas.microsoft.com/office/word/2006/wordml" xmlns:wps="http://schemas.microsoft.com/office/word/2010/wordprocessingShape" mc:Ignorable="w14 w15 w16se wp14">
+<w:footnotes xmlns:wpc="http://schemas.microsoft.com/office/word/2010/wordprocessingCanvas" xmlns:cx="http://schemas.microsoft.com/office/drawing/2014/chartex" xmlns:cx1="http://schemas.microsoft.com/office/drawing/2015/9/8/chartex" xmlns:cx2="http://schemas.microsoft.com/office/drawing/2015/10/21/chartex" xmlns:cx3="http://schemas.microsoft.com/office/drawing/2016/5/9/chartex" xmlns:cx4="http://schemas.microsoft.com/office/drawing/2016/5/10/chartex" xmlns:cx5="http://schemas.microsoft.com/office/drawing/2016/5/11/chartex" xmlns:cx6="http://schemas.microsoft.com/office/drawing/2016/5/12/chartex" xmlns:cx7="http://schemas.microsoft.com/office/drawing/2016/5/13/chartex" xmlns:cx8="http://schemas.microsoft.com/office/drawing/2016/5/14/chartex" xmlns:mc="http://schemas.openxmlformats.org/markup-compatibility/2006" xmlns:aink="http://schemas.microsoft.com/office/drawing/2016/ink" xmlns:am3d="http://schemas.microsoft.com/office/drawing/2017/model3d" xmlns:o="urn:schemas-microsoft-com:office:office" xmlns:oel="http://schemas.microsoft.com/office/2019/extlst" xmlns:r="http://schemas.openxmlformats.org/officeDocument/2006/relationships" xmlns:m="http://schemas.openxmlformats.org/officeDocument/2006/math" xmlns:v="urn:schemas-microsoft-com:vml" xmlns:wp14="http://schemas.microsoft.com/office/word/2010/wordprocessingDrawing" xmlns:wp="http://schemas.openxmlformats.org/drawingml/2006/wordprocessingDrawing" xmlns:w10="urn:schemas-microsoft-com:office:word" xmlns:w="http://schemas.openxmlformats.org/wordprocessingml/2006/main" xmlns:w14="http://schemas.microsoft.com/office/word/2010/wordml" xmlns:w15="http://schemas.microsoft.com/office/word/2012/wordml" xmlns:w16cex="http://schemas.microsoft.com/office/word/2018/wordml/cex" xmlns:w16cid="http://schemas.microsoft.com/office/word/2016/wordml/cid" xmlns:w16="http://schemas.microsoft.com/office/word/2018/wordml" xmlns:w16du="http://schemas.microsoft.com/office/word/2023/wordml/word16du" xmlns:w16sdtdh="http://schemas.microsoft.com/office/word/2020/wordml/sdtdatahash" xmlns:w16sdtfl="http://schemas.microsoft.com/office/word/2024/wordml/sdtformatlock" xmlns:w16se="http://schemas.microsoft.com/office/word/2015/wordml/symex" xmlns:wpg="http://schemas.microsoft.com/office/word/2010/wordprocessingGroup" xmlns:wpi="http://schemas.microsoft.com/office/word/2010/wordprocessingInk" xmlns:wne="http://schemas.microsoft.com/office/word/2006/wordml" xmlns:wps="http://schemas.microsoft.com/office/word/2010/wordprocessingShape" mc:Ignorable="w14 w15 w16se w16cid w16 w16cex w16sdtdh w16sdtfl w16du wp14">
   <w:footnote w:type="separator" w:id="-1">
     <w:p>
       <w:pPr>
@@ -4503,7 +4446,7 @@
 </file>
 
 <file path=word/header1.xml><?xml version="1.0" encoding="utf-8"?>
-<w:hdr xmlns:wpc="http://schemas.microsoft.com/office/word/2010/wordprocessingCanvas" xmlns:cx="http://schemas.microsoft.com/office/drawing/2014/chartex" xmlns:mc="http://schemas.openxmlformats.org/markup-compatibility/2006" xmlns:o="urn:schemas-microsoft-com:office:office" xmlns:r="http://schemas.openxmlformats.org/officeDocument/2006/relationships" xmlns:m="http://schemas.openxmlformats.org/officeDocument/2006/math" xmlns:v="urn:schemas-microsoft-com:vml" xmlns:wp14="http://schemas.microsoft.com/office/word/2010/wordprocessingDrawing" xmlns:wp="http://schemas.openxmlformats.org/drawingml/2006/wordprocessingDrawing" xmlns:w10="urn:schemas-microsoft-com:office:word" xmlns:w="http://schemas.openxmlformats.org/wordprocessingml/2006/main" xmlns:w14="http://schemas.microsoft.com/office/word/2010/wordml" xmlns:w15="http://schemas.microsoft.com/office/word/2012/wordml" xmlns:w16se="http://schemas.microsoft.com/office/word/2015/wordml/symex" xmlns:wpg="http://schemas.microsoft.com/office/word/2010/wordprocessingGroup" xmlns:wpi="http://schemas.microsoft.com/office/word/2010/wordprocessingInk" xmlns:wne="http://schemas.microsoft.com/office/word/2006/wordml" xmlns:wps="http://schemas.microsoft.com/office/word/2010/wordprocessingShape" mc:Ignorable="w14 w15 w16se wp14">
+<w:hdr xmlns:wpc="http://schemas.microsoft.com/office/word/2010/wordprocessingCanvas" xmlns:cx="http://schemas.microsoft.com/office/drawing/2014/chartex" xmlns:cx1="http://schemas.microsoft.com/office/drawing/2015/9/8/chartex" xmlns:cx2="http://schemas.microsoft.com/office/drawing/2015/10/21/chartex" xmlns:cx3="http://schemas.microsoft.com/office/drawing/2016/5/9/chartex" xmlns:cx4="http://schemas.microsoft.com/office/drawing/2016/5/10/chartex" xmlns:cx5="http://schemas.microsoft.com/office/drawing/2016/5/11/chartex" xmlns:cx6="http://schemas.microsoft.com/office/drawing/2016/5/12/chartex" xmlns:cx7="http://schemas.microsoft.com/office/drawing/2016/5/13/chartex" xmlns:cx8="http://schemas.microsoft.com/office/drawing/2016/5/14/chartex" xmlns:mc="http://schemas.openxmlformats.org/markup-compatibility/2006" xmlns:aink="http://schemas.microsoft.com/office/drawing/2016/ink" xmlns:am3d="http://schemas.microsoft.com/office/drawing/2017/model3d" xmlns:o="urn:schemas-microsoft-com:office:office" xmlns:oel="http://schemas.microsoft.com/office/2019/extlst" xmlns:r="http://schemas.openxmlformats.org/officeDocument/2006/relationships" xmlns:m="http://schemas.openxmlformats.org/officeDocument/2006/math" xmlns:v="urn:schemas-microsoft-com:vml" xmlns:wp14="http://schemas.microsoft.com/office/word/2010/wordprocessingDrawing" xmlns:wp="http://schemas.openxmlformats.org/drawingml/2006/wordprocessingDrawing" xmlns:w10="urn:schemas-microsoft-com:office:word" xmlns:w="http://schemas.openxmlformats.org/wordprocessingml/2006/main" xmlns:w14="http://schemas.microsoft.com/office/word/2010/wordml" xmlns:w15="http://schemas.microsoft.com/office/word/2012/wordml" xmlns:w16cex="http://schemas.microsoft.com/office/word/2018/wordml/cex" xmlns:w16cid="http://schemas.microsoft.com/office/word/2016/wordml/cid" xmlns:w16="http://schemas.microsoft.com/office/word/2018/wordml" xmlns:w16du="http://schemas.microsoft.com/office/word/2023/wordml/word16du" xmlns:w16sdtdh="http://schemas.microsoft.com/office/word/2020/wordml/sdtdatahash" xmlns:w16sdtfl="http://schemas.microsoft.com/office/word/2024/wordml/sdtformatlock" xmlns:w16se="http://schemas.microsoft.com/office/word/2015/wordml/symex" xmlns:wpg="http://schemas.microsoft.com/office/word/2010/wordprocessingGroup" xmlns:wpi="http://schemas.microsoft.com/office/word/2010/wordprocessingInk" xmlns:wne="http://schemas.microsoft.com/office/word/2006/wordml" xmlns:wps="http://schemas.microsoft.com/office/word/2010/wordprocessingShape" mc:Ignorable="w14 w15 w16se w16cid w16 w16cex w16sdtdh w16sdtfl w16du wp14">
   <w:p>
     <w:pPr>
       <w:pBdr>
@@ -4572,7 +4515,7 @@
 </file>
 
 <file path=word/numbering.xml><?xml version="1.0" encoding="utf-8"?>
-<w:numbering xmlns:wpc="http://schemas.microsoft.com/office/word/2010/wordprocessingCanvas" xmlns:cx="http://schemas.microsoft.com/office/drawing/2014/chartex" xmlns:mc="http://schemas.openxmlformats.org/markup-compatibility/2006" xmlns:o="urn:schemas-microsoft-com:office:office" xmlns:r="http://schemas.openxmlformats.org/officeDocument/2006/relationships" xmlns:m="http://schemas.openxmlformats.org/officeDocument/2006/math" xmlns:v="urn:schemas-microsoft-com:vml" xmlns:wp14="http://schemas.microsoft.com/office/word/2010/wordprocessingDrawing" xmlns:wp="http://schemas.openxmlformats.org/drawingml/2006/wordprocessingDrawing" xmlns:w10="urn:schemas-microsoft-com:office:word" xmlns:w="http://schemas.openxmlformats.org/wordprocessingml/2006/main" xmlns:w14="http://schemas.microsoft.com/office/word/2010/wordml" xmlns:w15="http://schemas.microsoft.com/office/word/2012/wordml" xmlns:w16se="http://schemas.microsoft.com/office/word/2015/wordml/symex" xmlns:wpg="http://schemas.microsoft.com/office/word/2010/wordprocessingGroup" xmlns:wpi="http://schemas.microsoft.com/office/word/2010/wordprocessingInk" xmlns:wne="http://schemas.microsoft.com/office/word/2006/wordml" xmlns:wps="http://schemas.microsoft.com/office/word/2010/wordprocessingShape" mc:Ignorable="w14 w15 w16se wp14">
+<w:numbering xmlns:wpc="http://schemas.microsoft.com/office/word/2010/wordprocessingCanvas" xmlns:cx="http://schemas.microsoft.com/office/drawing/2014/chartex" xmlns:cx1="http://schemas.microsoft.com/office/drawing/2015/9/8/chartex" xmlns:cx2="http://schemas.microsoft.com/office/drawing/2015/10/21/chartex" xmlns:cx3="http://schemas.microsoft.com/office/drawing/2016/5/9/chartex" xmlns:cx4="http://schemas.microsoft.com/office/drawing/2016/5/10/chartex" xmlns:cx5="http://schemas.microsoft.com/office/drawing/2016/5/11/chartex" xmlns:cx6="http://schemas.microsoft.com/office/drawing/2016/5/12/chartex" xmlns:cx7="http://schemas.microsoft.com/office/drawing/2016/5/13/chartex" xmlns:cx8="http://schemas.microsoft.com/office/drawing/2016/5/14/chartex" xmlns:mc="http://schemas.openxmlformats.org/markup-compatibility/2006" xmlns:aink="http://schemas.microsoft.com/office/drawing/2016/ink" xmlns:am3d="http://schemas.microsoft.com/office/drawing/2017/model3d" xmlns:o="urn:schemas-microsoft-com:office:office" xmlns:oel="http://schemas.microsoft.com/office/2019/extlst" xmlns:r="http://schemas.openxmlformats.org/officeDocument/2006/relationships" xmlns:m="http://schemas.openxmlformats.org/officeDocument/2006/math" xmlns:v="urn:schemas-microsoft-com:vml" xmlns:wp14="http://schemas.microsoft.com/office/word/2010/wordprocessingDrawing" xmlns:wp="http://schemas.openxmlformats.org/drawingml/2006/wordprocessingDrawing" xmlns:w10="urn:schemas-microsoft-com:office:word" xmlns:w="http://schemas.openxmlformats.org/wordprocessingml/2006/main" xmlns:w14="http://schemas.microsoft.com/office/word/2010/wordml" xmlns:w15="http://schemas.microsoft.com/office/word/2012/wordml" xmlns:w16cex="http://schemas.microsoft.com/office/word/2018/wordml/cex" xmlns:w16cid="http://schemas.microsoft.com/office/word/2016/wordml/cid" xmlns:w16="http://schemas.microsoft.com/office/word/2018/wordml" xmlns:w16du="http://schemas.microsoft.com/office/word/2023/wordml/word16du" xmlns:w16sdtdh="http://schemas.microsoft.com/office/word/2020/wordml/sdtdatahash" xmlns:w16sdtfl="http://schemas.microsoft.com/office/word/2024/wordml/sdtformatlock" xmlns:w16se="http://schemas.microsoft.com/office/word/2015/wordml/symex" xmlns:wpg="http://schemas.microsoft.com/office/word/2010/wordprocessingGroup" xmlns:wpi="http://schemas.microsoft.com/office/word/2010/wordprocessingInk" xmlns:wne="http://schemas.microsoft.com/office/word/2006/wordml" xmlns:wps="http://schemas.microsoft.com/office/word/2010/wordprocessingShape" mc:Ignorable="w14 w15 w16se w16cid w16 w16cex w16sdtdh w16sdtfl w16du wp14">
   <w:abstractNum w:abstractNumId="0" w15:restartNumberingAfterBreak="0">
     <w:nsid w:val="0DD73422"/>
     <w:multiLevelType w:val="multilevel"/>
@@ -5564,38 +5507,38 @@
       </w:pPr>
     </w:lvl>
   </w:abstractNum>
-  <w:num w:numId="1">
+  <w:num w:numId="1" w16cid:durableId="42485555">
     <w:abstractNumId w:val="6"/>
   </w:num>
-  <w:num w:numId="2">
+  <w:num w:numId="2" w16cid:durableId="1141969419">
     <w:abstractNumId w:val="3"/>
   </w:num>
-  <w:num w:numId="3">
+  <w:num w:numId="3" w16cid:durableId="179316867">
     <w:abstractNumId w:val="0"/>
   </w:num>
-  <w:num w:numId="4">
+  <w:num w:numId="4" w16cid:durableId="1907255997">
     <w:abstractNumId w:val="2"/>
   </w:num>
-  <w:num w:numId="5">
+  <w:num w:numId="5" w16cid:durableId="1803225489">
     <w:abstractNumId w:val="1"/>
   </w:num>
-  <w:num w:numId="6">
+  <w:num w:numId="6" w16cid:durableId="1667858288">
     <w:abstractNumId w:val="4"/>
   </w:num>
-  <w:num w:numId="7">
+  <w:num w:numId="7" w16cid:durableId="1213035207">
     <w:abstractNumId w:val="8"/>
   </w:num>
-  <w:num w:numId="8">
+  <w:num w:numId="8" w16cid:durableId="21640303">
     <w:abstractNumId w:val="7"/>
   </w:num>
-  <w:num w:numId="9">
+  <w:num w:numId="9" w16cid:durableId="1795176055">
     <w:abstractNumId w:val="5"/>
   </w:num>
 </w:numbering>
 </file>
 
 <file path=word/styles.xml><?xml version="1.0" encoding="utf-8"?>
-<w:styles xmlns:mc="http://schemas.openxmlformats.org/markup-compatibility/2006" xmlns:r="http://schemas.openxmlformats.org/officeDocument/2006/relationships" xmlns:w="http://schemas.openxmlformats.org/wordprocessingml/2006/main" xmlns:w14="http://schemas.microsoft.com/office/word/2010/wordml" xmlns:w15="http://schemas.microsoft.com/office/word/2012/wordml" xmlns:w16se="http://schemas.microsoft.com/office/word/2015/wordml/symex" mc:Ignorable="w14 w15 w16se">
+<w:styles xmlns:mc="http://schemas.openxmlformats.org/markup-compatibility/2006" xmlns:r="http://schemas.openxmlformats.org/officeDocument/2006/relationships" xmlns:w="http://schemas.openxmlformats.org/wordprocessingml/2006/main" xmlns:w14="http://schemas.microsoft.com/office/word/2010/wordml" xmlns:w15="http://schemas.microsoft.com/office/word/2012/wordml" xmlns:w16cex="http://schemas.microsoft.com/office/word/2018/wordml/cex" xmlns:w16cid="http://schemas.microsoft.com/office/word/2016/wordml/cid" xmlns:w16="http://schemas.microsoft.com/office/word/2018/wordml" xmlns:w16du="http://schemas.microsoft.com/office/word/2023/wordml/word16du" xmlns:w16sdtdh="http://schemas.microsoft.com/office/word/2020/wordml/sdtdatahash" xmlns:w16sdtfl="http://schemas.microsoft.com/office/word/2024/wordml/sdtformatlock" xmlns:w16se="http://schemas.microsoft.com/office/word/2015/wordml/symex" mc:Ignorable="w14 w15 w16se w16cid w16 w16cex w16sdtdh w16sdtfl w16du">
   <w:docDefaults>
     <w:rPrDefault>
       <w:rPr>
@@ -5613,7 +5556,7 @@
       </w:pPr>
     </w:pPrDefault>
   </w:docDefaults>
-  <w:latentStyles w:defLockedState="0" w:defUIPriority="99" w:defSemiHidden="0" w:defUnhideWhenUsed="0" w:defQFormat="0" w:count="371">
+  <w:latentStyles w:defLockedState="0" w:defUIPriority="99" w:defSemiHidden="0" w:defUnhideWhenUsed="0" w:defQFormat="0" w:count="376">
     <w:lsdException w:name="Normal" w:uiPriority="0" w:qFormat="1"/>
     <w:lsdException w:name="heading 1" w:uiPriority="9" w:qFormat="1"/>
     <w:lsdException w:name="heading 2" w:semiHidden="1" w:uiPriority="9" w:unhideWhenUsed="1" w:qFormat="1"/>
@@ -5985,6 +5928,11 @@
     <w:lsdException w:name="List Table 5 Dark Accent 6" w:uiPriority="50"/>
     <w:lsdException w:name="List Table 6 Colorful Accent 6" w:uiPriority="51"/>
     <w:lsdException w:name="List Table 7 Colorful Accent 6" w:uiPriority="52"/>
+    <w:lsdException w:name="Mention" w:semiHidden="1" w:unhideWhenUsed="1"/>
+    <w:lsdException w:name="Smart Hyperlink" w:semiHidden="1" w:unhideWhenUsed="1"/>
+    <w:lsdException w:name="Hashtag" w:semiHidden="1" w:unhideWhenUsed="1"/>
+    <w:lsdException w:name="Unresolved Mention" w:semiHidden="1" w:unhideWhenUsed="1"/>
+    <w:lsdException w:name="Smart Link" w:semiHidden="1" w:unhideWhenUsed="1"/>
   </w:latentStyles>
   <w:style w:type="paragraph" w:default="1" w:styleId="Normal">
     <w:name w:val="Normal"/>
@@ -6100,7 +6048,6 @@
   <w:style w:type="character" w:default="1" w:styleId="Fontepargpadro">
     <w:name w:val="Default Paragraph Font"/>
     <w:uiPriority w:val="1"/>
-    <w:semiHidden/>
     <w:unhideWhenUsed/>
   </w:style>
   <w:style w:type="table" w:default="1" w:styleId="Tabelanormal">
@@ -6728,28 +6675,28 @@
 </file>
 
 <file path=customXml/item1.xml><?xml version="1.0" encoding="utf-8"?>
+<b:Sources xmlns:b="http://schemas.openxmlformats.org/officeDocument/2006/bibliography" xmlns="http://schemas.openxmlformats.org/officeDocument/2006/bibliography" SelectedStyle="\APASixthEditionOfficeOnline.xsl" StyleName="APA" Version="6"/>
+</file>
+
+<file path=customXml/item2.xml><?xml version="1.0" encoding="utf-8"?>
 <go:gDocsCustomXmlDataStorage xmlns:go="http://customooxmlschemas.google.com/" xmlns:r="http://schemas.openxmlformats.org/officeDocument/2006/relationships" uri="GoogleDocsCustomDataVersion2">
   <go:docsCustomData xmlns:go="http://customooxmlschemas.google.com/" roundtripDataSignature="AMtx7mhfJsa2+0h8t6uK/3N71k7KtcT5QA==">CgMxLjAyDmgueWUza2lxbXV5dHZ3MghoLmdqZGd4czgAciExMzgzekxpRk44RTJ5ZEcxSVlicHdfMURQNFFjZGVTSUI=</go:docsCustomData>
 </go:gDocsCustomXmlDataStorage>
 </file>
 
-<file path=customXml/item2.xml><?xml version="1.0" encoding="utf-8"?>
-<b:Sources xmlns:b="http://schemas.openxmlformats.org/officeDocument/2006/bibliography" xmlns="http://schemas.openxmlformats.org/officeDocument/2006/bibliography" SelectedStyle="\APASixthEditionOfficeOnline.xsl" StyleName="APA" Version="6"/>
+<file path=customXml/itemProps1.xml><?xml version="1.0" encoding="utf-8"?>
+<ds:datastoreItem xmlns:ds="http://schemas.openxmlformats.org/officeDocument/2006/customXml" ds:itemID="{999F9273-96FE-4E9A-BF4A-630AE5A60110}">
+  <ds:schemaRefs>
+    <ds:schemaRef ds:uri="http://schemas.openxmlformats.org/officeDocument/2006/bibliography"/>
+  </ds:schemaRefs>
+</ds:datastoreItem>
 </file>
 
-<file path=customXml/itemProps1.xml><?xml version="1.0" encoding="utf-8"?>
+<file path=customXml/itemProps2.xml><?xml version="1.0" encoding="utf-8"?>
 <ds:datastoreItem xmlns:ds="http://schemas.openxmlformats.org/officeDocument/2006/customXml" ds:itemID="{11111111-1234-1234-1234-123412341234}">
   <ds:schemaRefs>
     <ds:schemaRef ds:uri="http://customooxmlschemas.google.com/"/>
     <ds:schemaRef ds:uri="http://schemas.openxmlformats.org/officeDocument/2006/relationships"/>
   </ds:schemaRefs>
 </ds:datastoreItem>
-</file>
-
-<file path=customXml/itemProps2.xml><?xml version="1.0" encoding="utf-8"?>
-<ds:datastoreItem xmlns:ds="http://schemas.openxmlformats.org/officeDocument/2006/customXml" ds:itemID="{999F9273-96FE-4E9A-BF4A-630AE5A60110}">
-  <ds:schemaRefs>
-    <ds:schemaRef ds:uri="http://schemas.openxmlformats.org/officeDocument/2006/bibliography"/>
-  </ds:schemaRefs>
-</ds:datastoreItem>
 </file>
--- a/modelos/Contrato_Foro_Autor_1.docx
+++ b/modelos/Contrato_Foro_Autor_1.docx
@@ -13,18 +13,10 @@
         <w:t xml:space="preserve">AO JUÍZO DA ... VARA CÍVEL DA COMARCA DA CIDADE DE </w:t>
       </w:r>
       <w:r>
-        <w:t>{{CIDADE_AUTOR</w:t>
-      </w:r>
-      <w:proofErr w:type="gramStart"/>
-      <w:r>
-        <w:t>}}</w:t>
-      </w:r>
-      <w:r>
-        <w:t xml:space="preserve">   </w:t>
-      </w:r>
-      <w:proofErr w:type="gramEnd"/>
-      <w:r>
-        <w:t xml:space="preserve">, </w:t>
+        <w:t>{{CIDADE_AUTOR}}</w:t>
+      </w:r>
+      <w:r>
+        <w:t xml:space="preserve"> </w:t>
       </w:r>
       <w:r>
         <w:t xml:space="preserve">ESTADO DE </w:t>
@@ -54,45 +46,27 @@
           <w:color w:val="FF0000"/>
         </w:rPr>
       </w:pPr>
-      <w:proofErr w:type="gramStart"/>
       <w:r>
         <w:rPr>
           <w:b/>
           <w:color w:val="FF0000"/>
         </w:rPr>
-        <w:t xml:space="preserve">{  </w:t>
-      </w:r>
-      <w:proofErr w:type="gramEnd"/>
+        <w:t xml:space="preserve">{                                                                     </w:t>
+      </w:r>
       <w:r>
         <w:rPr>
           <w:b/>
           <w:color w:val="FF0000"/>
         </w:rPr>
-        <w:t xml:space="preserve">                                                                   </w:t>
+        <w:t>vem, a presença deste douto juízo, por meio de seus procuradores, apresentar:</w:t>
       </w:r>
       <w:r>
         <w:rPr>
           <w:b/>
           <w:color w:val="FF0000"/>
         </w:rPr>
-        <w:t>vem, a presença deste douto juízo, por meio de seus procuradores, apresentar:</w:t>
-      </w:r>
-      <w:r>
-        <w:rPr>
-          <w:b/>
-          <w:color w:val="FF0000"/>
-        </w:rPr>
-        <w:t xml:space="preserve">                                                                 </w:t>
-      </w:r>
-      <w:proofErr w:type="gramStart"/>
-      <w:r>
-        <w:rPr>
-          <w:b/>
-          <w:color w:val="FF0000"/>
-        </w:rPr>
-        <w:t xml:space="preserve">  }</w:t>
-      </w:r>
-      <w:proofErr w:type="gramEnd"/>
+        <w:t xml:space="preserve">                                                                   }</w:t>
+      </w:r>
     </w:p>
     <w:p>
       <w:pPr>
@@ -167,21 +141,7 @@
         <w:rPr>
           <w:color w:val="00B050"/>
         </w:rPr>
-        <w:t>{{</w:t>
-      </w:r>
-      <w:proofErr w:type="spellStart"/>
-      <w:r>
-        <w:rPr>
-          <w:color w:val="00B050"/>
-        </w:rPr>
-        <w:t>endereco_banco</w:t>
-      </w:r>
-      <w:proofErr w:type="spellEnd"/>
-      <w:r>
-        <w:rPr>
-          <w:color w:val="00B050"/>
-        </w:rPr>
-        <w:t>}}</w:t>
+        <w:t>{{endereco_banco}}</w:t>
       </w:r>
       <w:r>
         <w:t>, pelos fatos e fundamentos a seguir expostos:</w:t>
@@ -218,31 +178,7 @@
         <w:t>“litigância predatória”</w:t>
       </w:r>
       <w:r>
-        <w:t>, prática reprovável que se caracteriza pelo ajuizamento de demandas padronizadas, em massa, sem a devida individualização dos casos, com pouca ou nenhuma instrução documental e, em muitos casos, com desrespeito ao contraditório, à ampla defesa e à boa-fé processual. Seus requisitos mais recorrentes incluem: (i) ausência de procuração válida ou específica; (</w:t>
-      </w:r>
-      <w:proofErr w:type="spellStart"/>
-      <w:r>
-        <w:t>ii</w:t>
-      </w:r>
-      <w:proofErr w:type="spellEnd"/>
-      <w:r>
-        <w:t>) inexistência de contato real com o autor da ação; (</w:t>
-      </w:r>
-      <w:proofErr w:type="spellStart"/>
-      <w:r>
-        <w:t>iii</w:t>
-      </w:r>
-      <w:proofErr w:type="spellEnd"/>
-      <w:r>
-        <w:t>) inexistência de documentos que comprovem minimamente os fatos alegados; (</w:t>
-      </w:r>
-      <w:proofErr w:type="spellStart"/>
-      <w:r>
-        <w:t>iv</w:t>
-      </w:r>
-      <w:proofErr w:type="spellEnd"/>
-      <w:r>
-        <w:t>) ausência de documentos que demonstrem a relação jurídica discutida; e (v) a repetição idêntica de alegações em diversos processos, sem qualquer contextualização mínima ao caso concreto.</w:t>
+        <w:t>, prática reprovável que se caracteriza pelo ajuizamento de demandas padronizadas, em massa, sem a devida individualização dos casos, com pouca ou nenhuma instrução documental e, em muitos casos, com desrespeito ao contraditório, à ampla defesa e à boa-fé processual. Seus requisitos mais recorrentes incluem: (i) ausência de procuração válida ou específica; (ii) inexistência de contato real com o autor da ação; (iii) inexistência de documentos que comprovem minimamente os fatos alegados; (iv) ausência de documentos que demonstrem a relação jurídica discutida; e (v) a repetição idêntica de alegações em diversos processos, sem qualquer contextualização mínima ao caso concreto.</w:t>
       </w:r>
     </w:p>
     <w:p>
@@ -434,7 +370,6 @@
         </w:rPr>
         <w:t>{{</w:t>
       </w:r>
-      <w:proofErr w:type="spellStart"/>
       <w:r>
         <w:rPr>
           <w:color w:val="00B050"/>
@@ -443,7 +378,6 @@
         </w:rPr>
         <w:t>pessoal_consignados</w:t>
       </w:r>
-      <w:proofErr w:type="spellEnd"/>
       <w:r>
         <w:rPr>
           <w:color w:val="00B050"/>
@@ -671,39 +605,7 @@
           <w:sz w:val="22"/>
           <w:szCs w:val="22"/>
         </w:rPr>
-        <w:t>, outorgados exclusivamente para fins de (i) apresentação de reclamação extrajudicial pela plataforma do Governo Federal (consumidor.gov.br); (</w:t>
-      </w:r>
-      <w:proofErr w:type="spellStart"/>
-      <w:r>
-        <w:rPr>
-          <w:sz w:val="22"/>
-          <w:szCs w:val="22"/>
-        </w:rPr>
-        <w:t>ii</w:t>
-      </w:r>
-      <w:proofErr w:type="spellEnd"/>
-      <w:r>
-        <w:rPr>
-          <w:sz w:val="22"/>
-          <w:szCs w:val="22"/>
-        </w:rPr>
-        <w:t>) eventual propositura de ação de produção antecipada de provas para obtenção dos contratos; e (</w:t>
-      </w:r>
-      <w:proofErr w:type="spellStart"/>
-      <w:r>
-        <w:rPr>
-          <w:sz w:val="22"/>
-          <w:szCs w:val="22"/>
-        </w:rPr>
-        <w:t>iii</w:t>
-      </w:r>
-      <w:proofErr w:type="spellEnd"/>
-      <w:r>
-        <w:rPr>
-          <w:sz w:val="22"/>
-          <w:szCs w:val="22"/>
-        </w:rPr>
-        <w:t>) propositura de ação revisional de contrato banc</w:t>
+        <w:t>, outorgados exclusivamente para fins de (i) apresentação de reclamação extrajudicial pela plataforma do Governo Federal (consumidor.gov.br); (ii) eventual propositura de ação de produção antecipada de provas para obtenção dos contratos; e (iii) propositura de ação revisional de contrato banc</w:t>
       </w:r>
       <w:r>
         <w:rPr>
@@ -912,103 +814,68 @@
         <w:t xml:space="preserve">A parte autora encontra-se em situação de vulnerabilidade econômica acentuada, recebendo mensalmente apenas </w:t>
       </w:r>
       <w:r>
+        <w:t>{{beneficios}}</w:t>
+      </w:r>
+      <w:r>
+        <w:t xml:space="preserve"> </w:t>
+      </w:r>
+      <w:r>
+        <w:t xml:space="preserve">, no valor de R$ {{renda_mensal}}, conforme comprovado nos documentos que acompanham esta exordial. </w:t>
+      </w:r>
+      <w:r>
+        <w:t>Ainda</w:t>
+      </w:r>
+      <w:r>
+        <w:t>, os empréstimos contratados</w:t>
+      </w:r>
+      <w:r>
+        <w:t xml:space="preserve">, </w:t>
+      </w:r>
+      <w:r>
+        <w:rPr>
+          <w:color w:val="000000" w:themeColor="text1"/>
+        </w:rPr>
+        <w:t>Tanto</w:t>
+      </w:r>
+      <w:r>
+        <w:rPr>
+          <w:color w:val="000000" w:themeColor="text1"/>
+        </w:rPr>
+        <w:t xml:space="preserve"> </w:t>
+      </w:r>
+      <w:r>
+        <w:rPr>
+          <w:color w:val="00B050"/>
+          <w:sz w:val="22"/>
+          <w:szCs w:val="22"/>
+        </w:rPr>
         <w:t>{{</w:t>
       </w:r>
-      <w:proofErr w:type="spellStart"/>
-      <w:r>
-        <w:t>beneficios</w:t>
-      </w:r>
-      <w:proofErr w:type="spellEnd"/>
-      <w:r>
-        <w:t>}</w:t>
-      </w:r>
-      <w:proofErr w:type="gramStart"/>
-      <w:r>
-        <w:t>}</w:t>
-      </w:r>
-      <w:r>
-        <w:t xml:space="preserve"> </w:t>
-      </w:r>
-      <w:r>
-        <w:t>,</w:t>
-      </w:r>
-      <w:proofErr w:type="gramEnd"/>
-      <w:r>
-        <w:t xml:space="preserve"> no valor de R$ {{</w:t>
-      </w:r>
-      <w:proofErr w:type="spellStart"/>
-      <w:r>
-        <w:t>renda_mensal</w:t>
-      </w:r>
-      <w:proofErr w:type="spellEnd"/>
-      <w:r>
-        <w:t xml:space="preserve">}}, conforme comprovado nos documentos que acompanham esta exordial. </w:t>
-      </w:r>
-      <w:r>
-        <w:t>Ainda</w:t>
-      </w:r>
-      <w:r>
-        <w:t>, os empréstimos contratados</w:t>
-      </w:r>
-      <w:r>
+      <w:r>
+        <w:rPr>
+          <w:color w:val="00B050"/>
+          <w:sz w:val="22"/>
+          <w:szCs w:val="22"/>
+        </w:rPr>
+        <w:t>pessoal_consignados</w:t>
+      </w:r>
+      <w:r>
+        <w:rPr>
+          <w:color w:val="00B050"/>
+          <w:sz w:val="22"/>
+          <w:szCs w:val="22"/>
+        </w:rPr>
+        <w:t>}}</w:t>
+      </w:r>
+      <w:r>
+        <w:rPr>
+          <w:sz w:val="22"/>
+          <w:szCs w:val="22"/>
+        </w:rPr>
         <w:t xml:space="preserve">, </w:t>
       </w:r>
       <w:r>
-        <w:rPr>
-          <w:color w:val="000000" w:themeColor="text1"/>
-          <w:highlight w:val="green"/>
-        </w:rPr>
-        <w:t>Tanto</w:t>
-      </w:r>
-      <w:r>
-        <w:rPr>
-          <w:color w:val="000000" w:themeColor="text1"/>
-        </w:rPr>
-        <w:t xml:space="preserve"> </w:t>
-      </w:r>
-      <w:r>
-        <w:rPr>
-          <w:color w:val="00B050"/>
-          <w:sz w:val="22"/>
-          <w:szCs w:val="22"/>
-        </w:rPr>
-        <w:t>{{</w:t>
-      </w:r>
-      <w:proofErr w:type="spellStart"/>
-      <w:r>
-        <w:rPr>
-          <w:color w:val="00B050"/>
-          <w:sz w:val="22"/>
-          <w:szCs w:val="22"/>
-        </w:rPr>
-        <w:t>pessoal_consignados</w:t>
-      </w:r>
-      <w:proofErr w:type="spellEnd"/>
-      <w:r>
-        <w:rPr>
-          <w:color w:val="00B050"/>
-          <w:sz w:val="22"/>
-          <w:szCs w:val="22"/>
-        </w:rPr>
-        <w:t>}}</w:t>
-      </w:r>
-      <w:r>
-        <w:rPr>
-          <w:sz w:val="22"/>
-          <w:szCs w:val="22"/>
-        </w:rPr>
-        <w:t xml:space="preserve">, </w:t>
-      </w:r>
-      <w:r>
-        <w:t>comprometem de forma drástica sua renda mensal, de modo que restam apenas R$ {{</w:t>
-      </w:r>
-      <w:proofErr w:type="spellStart"/>
-      <w:r>
-        <w:t>valor_liquido</w:t>
-      </w:r>
-      <w:proofErr w:type="spellEnd"/>
-      <w:r>
-        <w:t>}} para sua subsistência, valor este absolutamente incompatível com a manutenção de um mínimo existencial digno.</w:t>
+        <w:t>comprometem de forma drástica sua renda mensal, de modo que restam apenas R$ {{valor_liquido}} para sua subsistência, valor este absolutamente incompatível com a manutenção de um mínimo existencial digno.</w:t>
       </w:r>
     </w:p>
     <w:p>
@@ -1021,15 +888,7 @@
         <w:ind w:firstLine="0"/>
       </w:pPr>
       <w:r>
-        <w:t>{{</w:t>
-      </w:r>
-      <w:proofErr w:type="spellStart"/>
-      <w:r>
-        <w:t>conjunto_probatorio</w:t>
-      </w:r>
-      <w:proofErr w:type="spellEnd"/>
-      <w:r>
-        <w:t>}}</w:t>
+        <w:t>{{conjunto_probatorio}}</w:t>
       </w:r>
     </w:p>
     <w:p>
@@ -1088,14 +947,12 @@
         </w:rPr>
         <w:t>{{</w:t>
       </w:r>
-      <w:proofErr w:type="spellStart"/>
       <w:r>
         <w:rPr>
           <w:color w:val="000000" w:themeColor="text1"/>
         </w:rPr>
         <w:t>beneficios</w:t>
       </w:r>
-      <w:proofErr w:type="spellEnd"/>
       <w:r>
         <w:rPr>
           <w:color w:val="000000" w:themeColor="text1"/>
@@ -1106,15 +963,7 @@
         <w:t>que corresponde ao valor de R$</w:t>
       </w:r>
       <w:r>
-        <w:t>{{</w:t>
-      </w:r>
-      <w:proofErr w:type="spellStart"/>
-      <w:r>
-        <w:t>renda_mensal</w:t>
-      </w:r>
-      <w:proofErr w:type="spellEnd"/>
-      <w:r>
-        <w:t>}}</w:t>
+        <w:t>{{renda_mensal}}</w:t>
       </w:r>
       <w:r>
         <w:t>, conforme comprovado em documentação anexa.</w:t>
@@ -1154,14 +1003,12 @@
         <w:lastRenderedPageBreak/>
         <w:t>{{</w:t>
       </w:r>
-      <w:proofErr w:type="spellStart"/>
       <w:r>
         <w:rPr>
           <w:color w:val="000000" w:themeColor="text1"/>
         </w:rPr>
         <w:t>pessoal_consignados</w:t>
       </w:r>
-      <w:proofErr w:type="spellEnd"/>
       <w:r>
         <w:rPr>
           <w:color w:val="000000" w:themeColor="text1"/>
@@ -1185,20 +1032,7 @@
         <w:t xml:space="preserve">da sua remuneração mensal, tendo como líquido apenas </w:t>
       </w:r>
       <w:r>
-        <w:t>{{</w:t>
-      </w:r>
-      <w:proofErr w:type="spellStart"/>
-      <w:r>
-        <w:t>valor_</w:t>
-      </w:r>
-      <w:proofErr w:type="gramStart"/>
-      <w:r>
-        <w:t>liquido</w:t>
-      </w:r>
-      <w:proofErr w:type="spellEnd"/>
-      <w:proofErr w:type="gramEnd"/>
-      <w:r>
-        <w:t>}}</w:t>
+        <w:t>{{valor_liquido}}</w:t>
       </w:r>
       <w:r>
         <w:t xml:space="preserve"> mensais para sua subsistência.</w:t>
@@ -1260,27 +1094,7 @@
           <w:sz w:val="24"/>
           <w:szCs w:val="24"/>
         </w:rPr>
-        <w:t>Nº{{</w:t>
-      </w:r>
-      <w:proofErr w:type="gramStart"/>
-      <w:r>
-        <w:rPr>
-          <w:b/>
-          <w:color w:val="00B050"/>
-          <w:sz w:val="24"/>
-          <w:szCs w:val="24"/>
-        </w:rPr>
-        <w:t>NUMERO</w:t>
-      </w:r>
-      <w:proofErr w:type="gramEnd"/>
-      <w:r>
-        <w:rPr>
-          <w:b/>
-          <w:color w:val="00B050"/>
-          <w:sz w:val="24"/>
-          <w:szCs w:val="24"/>
-        </w:rPr>
-        <w:t>_CONTRATO</w:t>
+        <w:t>Nº{{NUMERO_CONTRATO</w:t>
       </w:r>
       <w:r>
         <w:rPr>
@@ -1394,40 +1208,33 @@
         <w:t xml:space="preserve">Taxa de juros aplicada: </w:t>
       </w:r>
       <w:r>
-        <w:t>{{emprestimos_0_taxa</w:t>
-      </w:r>
-      <w:proofErr w:type="gramStart"/>
+        <w:t>{{emprestimos_0_taxa}}</w:t>
+      </w:r>
+      <w:r>
+        <w:t>%</w:t>
+      </w:r>
+    </w:p>
+    <w:p>
+      <w:pPr>
+        <w:ind w:left="1440" w:firstLine="0"/>
+      </w:pPr>
+    </w:p>
+    <w:p>
+      <w:r>
+        <w:t xml:space="preserve">O contrato em apreciação apresenta taxa de juros mensal fixada em </w:t>
+      </w:r>
+      <w:r>
+        <w:t>{{</w:t>
+      </w:r>
+      <w:r>
+        <w:t>emprestimos_0_taxa</w:t>
+      </w:r>
       <w:r>
         <w:t>}}</w:t>
       </w:r>
       <w:r>
         <w:t>%</w:t>
       </w:r>
-      <w:proofErr w:type="gramEnd"/>
-    </w:p>
-    <w:p>
-      <w:pPr>
-        <w:ind w:left="1440" w:firstLine="0"/>
-      </w:pPr>
-    </w:p>
-    <w:p>
-      <w:r>
-        <w:t xml:space="preserve">O contrato em apreciação apresenta taxa de juros mensal fixada em </w:t>
-      </w:r>
-      <w:r>
-        <w:t>{{</w:t>
-      </w:r>
-      <w:r>
-        <w:t>emprestimos_0_taxa</w:t>
-      </w:r>
-      <w:proofErr w:type="gramStart"/>
-      <w:r>
-        <w:t>}}</w:t>
-      </w:r>
-      <w:r>
-        <w:t>%</w:t>
-      </w:r>
-      <w:proofErr w:type="gramEnd"/>
       <w:r>
         <w:t>a.m</w:t>
       </w:r>
@@ -2132,23 +1939,7 @@
           <w:i/>
           <w:iCs/>
         </w:rPr>
-        <w:t xml:space="preserve">in </w:t>
-      </w:r>
-      <w:proofErr w:type="spellStart"/>
-      <w:r>
-        <w:rPr>
-          <w:i/>
-          <w:iCs/>
-        </w:rPr>
-        <w:t>verbis</w:t>
-      </w:r>
-      <w:proofErr w:type="spellEnd"/>
-      <w:r>
-        <w:rPr>
-          <w:i/>
-          <w:iCs/>
-        </w:rPr>
-        <w:t>:</w:t>
+        <w:t>in verbis:</w:t>
       </w:r>
     </w:p>
     <w:p>
@@ -2200,23 +1991,7 @@
           <w:sz w:val="22"/>
           <w:szCs w:val="22"/>
         </w:rPr>
-        <w:t xml:space="preserve">“(...) tem considerado abusivas taxas superiores a uma vez e meia (voto proferido pelo Min. Ari Pargendler no REsp n. 271.214-RS, </w:t>
-      </w:r>
-      <w:proofErr w:type="spellStart"/>
-      <w:r>
-        <w:rPr>
-          <w:sz w:val="22"/>
-          <w:szCs w:val="22"/>
-        </w:rPr>
-        <w:t>Rel.p</w:t>
-      </w:r>
-      <w:proofErr w:type="spellEnd"/>
-      <w:r>
-        <w:rPr>
-          <w:sz w:val="22"/>
-          <w:szCs w:val="22"/>
-        </w:rPr>
-        <w:t>. Acórdão Min. Menezes Direito, DJ de 4.8.2003), ao dobro (REsp n. 1.036.818, Terceira Turma, minha relatoria, DJe de 20.6.2008) ou ao triplo (REsp n. 971.853-RS, Quarta Turma, Min. Pádua Ribeiro, DJ de 24.9.2007) da média. Todavia, esta perquirição acerca da abusividade não é estanque, o que impossibilita a adoção de critérios genéricos e universais. A taxa média de mercado, divulgada pelo Banco Central, constitui um valioso referencial, mas cabe somente ao juiz, no exame das peculiaridades do caso concreto, avaliar se os juros contratados foram ou não abusivos”. (REsp 1061530/RS, rel. Min. Nancy Andrighi, Segunda Seção, j. 22-10-2008).</w:t>
+        <w:t>“(...) tem considerado abusivas taxas superiores a uma vez e meia (voto proferido pelo Min. Ari Pargendler no REsp n. 271.214-RS, Rel.p. Acórdão Min. Menezes Direito, DJ de 4.8.2003), ao dobro (REsp n. 1.036.818, Terceira Turma, minha relatoria, DJe de 20.6.2008) ou ao triplo (REsp n. 971.853-RS, Quarta Turma, Min. Pádua Ribeiro, DJ de 24.9.2007) da média. Todavia, esta perquirição acerca da abusividade não é estanque, o que impossibilita a adoção de critérios genéricos e universais. A taxa média de mercado, divulgada pelo Banco Central, constitui um valioso referencial, mas cabe somente ao juiz, no exame das peculiaridades do caso concreto, avaliar se os juros contratados foram ou não abusivos”. (REsp 1061530/RS, rel. Min. Nancy Andrighi, Segunda Seção, j. 22-10-2008).</w:t>
       </w:r>
     </w:p>
     <w:p>
@@ -2269,21 +2044,13 @@
         <w:t>{{</w:t>
       </w:r>
       <w:r>
-        <w:t>emprestimos_0_taxa_</w:t>
-      </w:r>
-      <w:proofErr w:type="gramStart"/>
-      <w:r>
-        <w:t>media</w:t>
+        <w:t>emprestimos_0_taxa_media</w:t>
       </w:r>
       <w:r>
         <w:t>}}</w:t>
       </w:r>
       <w:r>
-        <w:t>%</w:t>
-      </w:r>
-      <w:proofErr w:type="gramEnd"/>
-      <w:r>
-        <w:t xml:space="preserve"> a.m., enquanto a taxa de juros mensal informada pela instituição req</w:t>
+        <w:t>% a.m., enquanto a taxa de juros mensal informada pela instituição req</w:t>
       </w:r>
       <w:r>
         <w:t xml:space="preserve">uerida </w:t>
@@ -2292,15 +2059,7 @@
         <w:t xml:space="preserve">fora de </w:t>
       </w:r>
       <w:r>
-        <w:t>{{emprestimos_0_taxa</w:t>
-      </w:r>
-      <w:proofErr w:type="gramStart"/>
-      <w:r>
-        <w:t>}}%</w:t>
-      </w:r>
-      <w:proofErr w:type="gramEnd"/>
-      <w:r>
-        <w:t xml:space="preserve"> </w:t>
+        <w:t xml:space="preserve">{{emprestimos_0_taxa}}% </w:t>
       </w:r>
       <w:r>
         <w:t>ao mês!</w:t>
@@ -2317,15 +2076,7 @@
       </w:r>
       <w:r>
         <w:lastRenderedPageBreak/>
-        <w:t xml:space="preserve">leciona Pablo Stolze </w:t>
-      </w:r>
-      <w:proofErr w:type="spellStart"/>
-      <w:r>
-        <w:t>Gagliano</w:t>
-      </w:r>
-      <w:proofErr w:type="spellEnd"/>
-      <w:r>
-        <w:t xml:space="preserve"> e Rodolfo Pamplona Filho (Novo Curso de Direito Civil, Volume II), “a boa-fé objetiva exige que as partes não só tenham um comportamento ético, mas também que não exerçam seus direitos de forma excessivamente gravosa ao outro contratante”.</w:t>
+        <w:t>leciona Pablo Stolze Gagliano e Rodolfo Pamplona Filho (Novo Curso de Direito Civil, Volume II), “a boa-fé objetiva exige que as partes não só tenham um comportamento ético, mas também que não exerçam seus direitos de forma excessivamente gravosa ao outro contratante”.</w:t>
       </w:r>
     </w:p>
     <w:p>
@@ -2452,47 +2203,7 @@
     </w:p>
     <w:p>
       <w:r>
-        <w:t xml:space="preserve">É o que restou decidido no julgamento dos </w:t>
-      </w:r>
-      <w:proofErr w:type="spellStart"/>
-      <w:r>
-        <w:t>EAREsp</w:t>
-      </w:r>
-      <w:proofErr w:type="spellEnd"/>
-      <w:r>
-        <w:t xml:space="preserve"> 600663/RS, </w:t>
-      </w:r>
-      <w:proofErr w:type="spellStart"/>
-      <w:r>
-        <w:t>EAREsp</w:t>
-      </w:r>
-      <w:proofErr w:type="spellEnd"/>
-      <w:r>
-        <w:t xml:space="preserve"> 622897/RS, </w:t>
-      </w:r>
-      <w:proofErr w:type="spellStart"/>
-      <w:r>
-        <w:t>EAREsp</w:t>
-      </w:r>
-      <w:proofErr w:type="spellEnd"/>
-      <w:r>
-        <w:t xml:space="preserve"> 664888/RS, </w:t>
-      </w:r>
-      <w:proofErr w:type="spellStart"/>
-      <w:r>
-        <w:t>EAREsp</w:t>
-      </w:r>
-      <w:proofErr w:type="spellEnd"/>
-      <w:r>
-        <w:t xml:space="preserve"> 676608/RS e, especialmente, no </w:t>
-      </w:r>
-      <w:proofErr w:type="spellStart"/>
-      <w:r>
-        <w:t>EREsp</w:t>
-      </w:r>
-      <w:proofErr w:type="spellEnd"/>
-      <w:r>
-        <w:t xml:space="preserve"> 1.413.542/RS (Tema 929 do STJ), cuja ementa firmou a seguinte tese:</w:t>
+        <w:t>É o que restou decidido no julgamento dos EAREsp 600663/RS, EAREsp 622897/RS, EAREsp 664888/RS, EAREsp 676608/RS e, especialmente, no EREsp 1.413.542/RS (Tema 929 do STJ), cuja ementa firmou a seguinte tese:</w:t>
       </w:r>
     </w:p>
     <w:p/>
@@ -2811,36 +2522,8 @@
           <w:iCs/>
           <w:u w:val="single"/>
         </w:rPr>
-        <w:t xml:space="preserve">in </w:t>
-      </w:r>
-      <w:proofErr w:type="spellStart"/>
-      <w:r>
-        <w:rPr>
-          <w:i/>
-          <w:iCs/>
-          <w:u w:val="single"/>
-        </w:rPr>
-        <w:t>re</w:t>
-      </w:r>
-      <w:proofErr w:type="spellEnd"/>
-      <w:r>
-        <w:rPr>
-          <w:i/>
-          <w:iCs/>
-          <w:u w:val="single"/>
-        </w:rPr>
-        <w:t xml:space="preserve"> </w:t>
-      </w:r>
-      <w:proofErr w:type="spellStart"/>
-      <w:r>
-        <w:rPr>
-          <w:i/>
-          <w:iCs/>
-          <w:u w:val="single"/>
-        </w:rPr>
-        <w:t>ipsa</w:t>
-      </w:r>
-      <w:proofErr w:type="spellEnd"/>
+        <w:t>in re ipsa</w:t>
+      </w:r>
       <w:r>
         <w:rPr>
           <w:i/>
@@ -3019,14 +2702,12 @@
       <w:r>
         <w:t>comprometimento_porcentagem</w:t>
       </w:r>
-      <w:proofErr w:type="gramStart"/>
       <w:r>
         <w:t>}}</w:t>
       </w:r>
       <w:r>
         <w:t>%</w:t>
       </w:r>
-      <w:proofErr w:type="gramEnd"/>
       <w:r>
         <w:t xml:space="preserve"> </w:t>
       </w:r>
@@ -3045,11 +2726,9 @@
       <w:r>
         <w:t>{{</w:t>
       </w:r>
-      <w:proofErr w:type="spellStart"/>
       <w:r>
         <w:t>renda_mensal</w:t>
       </w:r>
-      <w:proofErr w:type="spellEnd"/>
       <w:r>
         <w:t>}}</w:t>
       </w:r>
@@ -3067,7 +2746,6 @@
         </w:rPr>
         <w:t>{{</w:t>
       </w:r>
-      <w:proofErr w:type="spellStart"/>
       <w:r>
         <w:rPr>
           <w:color w:val="00B050"/>
@@ -3076,7 +2754,6 @@
         </w:rPr>
         <w:t>pessoal_consignados</w:t>
       </w:r>
-      <w:proofErr w:type="spellEnd"/>
       <w:r>
         <w:rPr>
           <w:color w:val="00B050"/>
@@ -3117,21 +2794,7 @@
         <w:rPr>
           <w:bCs/>
         </w:rPr>
-        <w:t>{{</w:t>
-      </w:r>
-      <w:proofErr w:type="spellStart"/>
-      <w:r>
-        <w:rPr>
-          <w:bCs/>
-        </w:rPr>
-        <w:t>valor_liquido</w:t>
-      </w:r>
-      <w:proofErr w:type="spellEnd"/>
-      <w:r>
-        <w:rPr>
-          <w:bCs/>
-        </w:rPr>
-        <w:t>}}</w:t>
+        <w:t>{{valor_liquido}}</w:t>
       </w:r>
       <w:r>
         <w:rPr>
@@ -3143,21 +2806,7 @@
         <w:rPr>
           <w:bCs/>
         </w:rPr>
-        <w:t>{{</w:t>
-      </w:r>
-      <w:proofErr w:type="spellStart"/>
-      <w:r>
-        <w:rPr>
-          <w:bCs/>
-        </w:rPr>
-        <w:t>diario</w:t>
-      </w:r>
-      <w:proofErr w:type="spellEnd"/>
-      <w:r>
-        <w:rPr>
-          <w:bCs/>
-        </w:rPr>
-        <w:t>}}</w:t>
+        <w:t>{{diario}}</w:t>
       </w:r>
       <w:r>
         <w:rPr>
@@ -3242,23 +2891,13 @@
         </w:rPr>
         <w:t xml:space="preserve"> instituições financeiras cessem a prática reiterada de impor juros exorbitantes a consumidores </w:t>
       </w:r>
-      <w:proofErr w:type="spellStart"/>
       <w:r>
         <w:rPr>
           <w:b/>
           <w:bCs/>
           <w:u w:val="single"/>
         </w:rPr>
-        <w:t>hipervulneráveis</w:t>
-      </w:r>
-      <w:proofErr w:type="spellEnd"/>
-      <w:r>
-        <w:rPr>
-          <w:b/>
-          <w:bCs/>
-          <w:u w:val="single"/>
-        </w:rPr>
-        <w:t xml:space="preserve"> (abusividade)</w:t>
+        <w:t>hipervulneráveis (abusividade)</w:t>
       </w:r>
       <w:r>
         <w:rPr>
@@ -4156,24 +3795,19 @@
       <w:pPr>
         <w:ind w:firstLine="0"/>
         <w:jc w:val="center"/>
-      </w:pPr>
-      <w:r>
         <w:rPr>
           <w:color w:val="00B050"/>
         </w:rPr>
-        <w:t>{{FORO</w:t>
-      </w:r>
-      <w:proofErr w:type="gramStart"/>
+      </w:pPr>
       <w:r>
         <w:rPr>
           <w:color w:val="00B050"/>
         </w:rPr>
-        <w:t>}}</w:t>
+        <w:t>{{cidade_comarca}}</w:t>
       </w:r>
       <w:r>
         <w:t>/</w:t>
       </w:r>
-      <w:proofErr w:type="gramEnd"/>
       <w:r>
         <w:rPr>
           <w:color w:val="00B050"/>
@@ -4237,14 +3871,12 @@
         </w:rPr>
         <w:t>{</w:t>
       </w:r>
-      <w:proofErr w:type="spellStart"/>
       <w:r>
         <w:rPr>
           <w:color w:val="00B050"/>
         </w:rPr>
         <w:t>estado_oab</w:t>
       </w:r>
-      <w:proofErr w:type="spellEnd"/>
       <w:r>
         <w:rPr>
           <w:color w:val="00B050"/>
@@ -4263,22 +3895,12 @@
         </w:rPr>
         <w:t xml:space="preserve"> {{</w:t>
       </w:r>
-      <w:proofErr w:type="spellStart"/>
-      <w:proofErr w:type="gramStart"/>
       <w:r>
         <w:rPr>
           <w:color w:val="00B050"/>
         </w:rPr>
-        <w:t>numero</w:t>
-      </w:r>
-      <w:proofErr w:type="gramEnd"/>
-      <w:r>
-        <w:rPr>
-          <w:color w:val="00B050"/>
-        </w:rPr>
-        <w:t>_oab</w:t>
-      </w:r>
-      <w:proofErr w:type="spellEnd"/>
+        <w:t>numero_oab</w:t>
+      </w:r>
       <w:r>
         <w:rPr>
           <w:color w:val="00B050"/>

--- a/modelos/Contrato_Foro_Autor_1.docx
+++ b/modelos/Contrato_Foro_Autor_1.docx
@@ -141,7 +141,21 @@
         <w:rPr>
           <w:color w:val="00B050"/>
         </w:rPr>
-        <w:t>{{endereco_banco}}</w:t>
+        <w:t>{{</w:t>
+      </w:r>
+      <w:proofErr w:type="spellStart"/>
+      <w:r>
+        <w:rPr>
+          <w:color w:val="00B050"/>
+        </w:rPr>
+        <w:t>endereco_banco</w:t>
+      </w:r>
+      <w:proofErr w:type="spellEnd"/>
+      <w:r>
+        <w:rPr>
+          <w:color w:val="00B050"/>
+        </w:rPr>
+        <w:t>}}</w:t>
       </w:r>
       <w:r>
         <w:t>, pelos fatos e fundamentos a seguir expostos:</w:t>
@@ -178,7 +192,31 @@
         <w:t>“litigância predatória”</w:t>
       </w:r>
       <w:r>
-        <w:t>, prática reprovável que se caracteriza pelo ajuizamento de demandas padronizadas, em massa, sem a devida individualização dos casos, com pouca ou nenhuma instrução documental e, em muitos casos, com desrespeito ao contraditório, à ampla defesa e à boa-fé processual. Seus requisitos mais recorrentes incluem: (i) ausência de procuração válida ou específica; (ii) inexistência de contato real com o autor da ação; (iii) inexistência de documentos que comprovem minimamente os fatos alegados; (iv) ausência de documentos que demonstrem a relação jurídica discutida; e (v) a repetição idêntica de alegações em diversos processos, sem qualquer contextualização mínima ao caso concreto.</w:t>
+        <w:t>, prática reprovável que se caracteriza pelo ajuizamento de demandas padronizadas, em massa, sem a devida individualização dos casos, com pouca ou nenhuma instrução documental e, em muitos casos, com desrespeito ao contraditório, à ampla defesa e à boa-fé processual. Seus requisitos mais recorrentes incluem: (i) ausência de procuração válida ou específica; (</w:t>
+      </w:r>
+      <w:proofErr w:type="spellStart"/>
+      <w:r>
+        <w:t>ii</w:t>
+      </w:r>
+      <w:proofErr w:type="spellEnd"/>
+      <w:r>
+        <w:t>) inexistência de contato real com o autor da ação; (</w:t>
+      </w:r>
+      <w:proofErr w:type="spellStart"/>
+      <w:r>
+        <w:t>iii</w:t>
+      </w:r>
+      <w:proofErr w:type="spellEnd"/>
+      <w:r>
+        <w:t>) inexistência de documentos que comprovem minimamente os fatos alegados; (</w:t>
+      </w:r>
+      <w:proofErr w:type="spellStart"/>
+      <w:r>
+        <w:t>iv</w:t>
+      </w:r>
+      <w:proofErr w:type="spellEnd"/>
+      <w:r>
+        <w:t>) ausência de documentos que demonstrem a relação jurídica discutida; e (v) a repetição idêntica de alegações em diversos processos, sem qualquer contextualização mínima ao caso concreto.</w:t>
       </w:r>
     </w:p>
     <w:p>
@@ -370,6 +408,7 @@
         </w:rPr>
         <w:t>{{</w:t>
       </w:r>
+      <w:proofErr w:type="spellStart"/>
       <w:r>
         <w:rPr>
           <w:color w:val="00B050"/>
@@ -378,6 +417,7 @@
         </w:rPr>
         <w:t>pessoal_consignados</w:t>
       </w:r>
+      <w:proofErr w:type="spellEnd"/>
       <w:r>
         <w:rPr>
           <w:color w:val="00B050"/>
@@ -605,7 +645,39 @@
           <w:sz w:val="22"/>
           <w:szCs w:val="22"/>
         </w:rPr>
-        <w:t>, outorgados exclusivamente para fins de (i) apresentação de reclamação extrajudicial pela plataforma do Governo Federal (consumidor.gov.br); (ii) eventual propositura de ação de produção antecipada de provas para obtenção dos contratos; e (iii) propositura de ação revisional de contrato banc</w:t>
+        <w:t>, outorgados exclusivamente para fins de (i) apresentação de reclamação extrajudicial pela plataforma do Governo Federal (consumidor.gov.br); (</w:t>
+      </w:r>
+      <w:proofErr w:type="spellStart"/>
+      <w:r>
+        <w:rPr>
+          <w:sz w:val="22"/>
+          <w:szCs w:val="22"/>
+        </w:rPr>
+        <w:t>ii</w:t>
+      </w:r>
+      <w:proofErr w:type="spellEnd"/>
+      <w:r>
+        <w:rPr>
+          <w:sz w:val="22"/>
+          <w:szCs w:val="22"/>
+        </w:rPr>
+        <w:t>) eventual propositura de ação de produção antecipada de provas para obtenção dos contratos; e (</w:t>
+      </w:r>
+      <w:proofErr w:type="spellStart"/>
+      <w:r>
+        <w:rPr>
+          <w:sz w:val="22"/>
+          <w:szCs w:val="22"/>
+        </w:rPr>
+        <w:t>iii</w:t>
+      </w:r>
+      <w:proofErr w:type="spellEnd"/>
+      <w:r>
+        <w:rPr>
+          <w:sz w:val="22"/>
+          <w:szCs w:val="22"/>
+        </w:rPr>
+        <w:t>) propositura de ação revisional de contrato banc</w:t>
       </w:r>
       <w:r>
         <w:rPr>
@@ -814,13 +886,29 @@
         <w:t xml:space="preserve">A parte autora encontra-se em situação de vulnerabilidade econômica acentuada, recebendo mensalmente apenas </w:t>
       </w:r>
       <w:r>
-        <w:t>{{beneficios}}</w:t>
+        <w:t>{{</w:t>
+      </w:r>
+      <w:proofErr w:type="spellStart"/>
+      <w:r>
+        <w:t>beneficios</w:t>
+      </w:r>
+      <w:proofErr w:type="spellEnd"/>
+      <w:r>
+        <w:t>}}</w:t>
       </w:r>
       <w:r>
         <w:t xml:space="preserve"> </w:t>
       </w:r>
       <w:r>
-        <w:t xml:space="preserve">, no valor de R$ {{renda_mensal}}, conforme comprovado nos documentos que acompanham esta exordial. </w:t>
+        <w:t>, no valor de R$ {{</w:t>
+      </w:r>
+      <w:proofErr w:type="spellStart"/>
+      <w:r>
+        <w:t>renda_mensal</w:t>
+      </w:r>
+      <w:proofErr w:type="spellEnd"/>
+      <w:r>
+        <w:t xml:space="preserve">}}, conforme comprovado nos documentos que acompanham esta exordial. </w:t>
       </w:r>
       <w:r>
         <w:t>Ainda</w:t>
@@ -851,6 +939,7 @@
         </w:rPr>
         <w:t>{{</w:t>
       </w:r>
+      <w:proofErr w:type="spellStart"/>
       <w:r>
         <w:rPr>
           <w:color w:val="00B050"/>
@@ -859,6 +948,7 @@
         </w:rPr>
         <w:t>pessoal_consignados</w:t>
       </w:r>
+      <w:proofErr w:type="spellEnd"/>
       <w:r>
         <w:rPr>
           <w:color w:val="00B050"/>
@@ -875,7 +965,15 @@
         <w:t xml:space="preserve">, </w:t>
       </w:r>
       <w:r>
-        <w:t>comprometem de forma drástica sua renda mensal, de modo que restam apenas R$ {{valor_liquido}} para sua subsistência, valor este absolutamente incompatível com a manutenção de um mínimo existencial digno.</w:t>
+        <w:t>comprometem de forma drástica sua renda mensal, de modo que restam apenas R$ {{</w:t>
+      </w:r>
+      <w:proofErr w:type="spellStart"/>
+      <w:r>
+        <w:t>valor_liquido</w:t>
+      </w:r>
+      <w:proofErr w:type="spellEnd"/>
+      <w:r>
+        <w:t>}} para sua subsistência, valor este absolutamente incompatível com a manutenção de um mínimo existencial digno.</w:t>
       </w:r>
     </w:p>
     <w:p>
@@ -888,7 +986,15 @@
         <w:ind w:firstLine="0"/>
       </w:pPr>
       <w:r>
-        <w:t>{{conjunto_probatorio}}</w:t>
+        <w:t>{{</w:t>
+      </w:r>
+      <w:proofErr w:type="spellStart"/>
+      <w:r>
+        <w:t>conjunto_probatorio</w:t>
+      </w:r>
+      <w:proofErr w:type="spellEnd"/>
+      <w:r>
+        <w:t>}}</w:t>
       </w:r>
     </w:p>
     <w:p>
@@ -947,12 +1053,14 @@
         </w:rPr>
         <w:t>{{</w:t>
       </w:r>
+      <w:proofErr w:type="spellStart"/>
       <w:r>
         <w:rPr>
           <w:color w:val="000000" w:themeColor="text1"/>
         </w:rPr>
         <w:t>beneficios</w:t>
       </w:r>
+      <w:proofErr w:type="spellEnd"/>
       <w:r>
         <w:rPr>
           <w:color w:val="000000" w:themeColor="text1"/>
@@ -963,7 +1071,15 @@
         <w:t>que corresponde ao valor de R$</w:t>
       </w:r>
       <w:r>
-        <w:t>{{renda_mensal}}</w:t>
+        <w:t>{{</w:t>
+      </w:r>
+      <w:proofErr w:type="spellStart"/>
+      <w:r>
+        <w:t>renda_mensal</w:t>
+      </w:r>
+      <w:proofErr w:type="spellEnd"/>
+      <w:r>
+        <w:t>}}</w:t>
       </w:r>
       <w:r>
         <w:t>, conforme comprovado em documentação anexa.</w:t>
@@ -1003,12 +1119,14 @@
         <w:lastRenderedPageBreak/>
         <w:t>{{</w:t>
       </w:r>
+      <w:proofErr w:type="spellStart"/>
       <w:r>
         <w:rPr>
           <w:color w:val="000000" w:themeColor="text1"/>
         </w:rPr>
         <w:t>pessoal_consignados</w:t>
       </w:r>
+      <w:proofErr w:type="spellEnd"/>
       <w:r>
         <w:rPr>
           <w:color w:val="000000" w:themeColor="text1"/>
@@ -1032,7 +1150,15 @@
         <w:t xml:space="preserve">da sua remuneração mensal, tendo como líquido apenas </w:t>
       </w:r>
       <w:r>
-        <w:t>{{valor_liquido}}</w:t>
+        <w:t>{{</w:t>
+      </w:r>
+      <w:proofErr w:type="spellStart"/>
+      <w:r>
+        <w:t>valor_liquido</w:t>
+      </w:r>
+      <w:proofErr w:type="spellEnd"/>
+      <w:r>
+        <w:t>}}</w:t>
       </w:r>
       <w:r>
         <w:t xml:space="preserve"> mensais para sua subsistência.</w:t>
@@ -1939,7 +2065,23 @@
           <w:i/>
           <w:iCs/>
         </w:rPr>
-        <w:t>in verbis:</w:t>
+        <w:t xml:space="preserve">in </w:t>
+      </w:r>
+      <w:proofErr w:type="spellStart"/>
+      <w:r>
+        <w:rPr>
+          <w:i/>
+          <w:iCs/>
+        </w:rPr>
+        <w:t>verbis</w:t>
+      </w:r>
+      <w:proofErr w:type="spellEnd"/>
+      <w:r>
+        <w:rPr>
+          <w:i/>
+          <w:iCs/>
+        </w:rPr>
+        <w:t>:</w:t>
       </w:r>
     </w:p>
     <w:p>
@@ -1991,7 +2133,39 @@
           <w:sz w:val="22"/>
           <w:szCs w:val="22"/>
         </w:rPr>
-        <w:t>“(...) tem considerado abusivas taxas superiores a uma vez e meia (voto proferido pelo Min. Ari Pargendler no REsp n. 271.214-RS, Rel.p. Acórdão Min. Menezes Direito, DJ de 4.8.2003), ao dobro (REsp n. 1.036.818, Terceira Turma, minha relatoria, DJe de 20.6.2008) ou ao triplo (REsp n. 971.853-RS, Quarta Turma, Min. Pádua Ribeiro, DJ de 24.9.2007) da média. Todavia, esta perquirição acerca da abusividade não é estanque, o que impossibilita a adoção de critérios genéricos e universais. A taxa média de mercado, divulgada pelo Banco Central, constitui um valioso referencial, mas cabe somente ao juiz, no exame das peculiaridades do caso concreto, avaliar se os juros contratados foram ou não abusivos”. (REsp 1061530/RS, rel. Min. Nancy Andrighi, Segunda Seção, j. 22-10-2008).</w:t>
+        <w:t xml:space="preserve">“(...) tem considerado abusivas taxas superiores a uma vez e meia (voto proferido pelo Min. Ari Pargendler no REsp n. 271.214-RS, </w:t>
+      </w:r>
+      <w:proofErr w:type="spellStart"/>
+      <w:r>
+        <w:rPr>
+          <w:sz w:val="22"/>
+          <w:szCs w:val="22"/>
+        </w:rPr>
+        <w:t>Rel.p</w:t>
+      </w:r>
+      <w:proofErr w:type="spellEnd"/>
+      <w:r>
+        <w:rPr>
+          <w:sz w:val="22"/>
+          <w:szCs w:val="22"/>
+        </w:rPr>
+        <w:t xml:space="preserve">. Acórdão Min. Menezes Direito, DJ de 4.8.2003), ao dobro (REsp n. 1.036.818, Terceira Turma, minha relatoria, </w:t>
+      </w:r>
+      <w:proofErr w:type="spellStart"/>
+      <w:r>
+        <w:rPr>
+          <w:sz w:val="22"/>
+          <w:szCs w:val="22"/>
+        </w:rPr>
+        <w:t>DJe</w:t>
+      </w:r>
+      <w:proofErr w:type="spellEnd"/>
+      <w:r>
+        <w:rPr>
+          <w:sz w:val="22"/>
+          <w:szCs w:val="22"/>
+        </w:rPr>
+        <w:t xml:space="preserve"> de 20.6.2008) ou ao triplo (REsp n. 971.853-RS, Quarta Turma, Min. Pádua Ribeiro, DJ de 24.9.2007) da média. Todavia, esta perquirição acerca da abusividade não é estanque, o que impossibilita a adoção de critérios genéricos e universais. A taxa média de mercado, divulgada pelo Banco Central, constitui um valioso referencial, mas cabe somente ao juiz, no exame das peculiaridades do caso concreto, avaliar se os juros contratados foram ou não abusivos”. (REsp 1061530/RS, rel. Min. Nancy Andrighi, Segunda Seção, j. 22-10-2008).</w:t>
       </w:r>
     </w:p>
     <w:p>
@@ -2076,7 +2250,15 @@
       </w:r>
       <w:r>
         <w:lastRenderedPageBreak/>
-        <w:t>leciona Pablo Stolze Gagliano e Rodolfo Pamplona Filho (Novo Curso de Direito Civil, Volume II), “a boa-fé objetiva exige que as partes não só tenham um comportamento ético, mas também que não exerçam seus direitos de forma excessivamente gravosa ao outro contratante”.</w:t>
+        <w:t xml:space="preserve">leciona Pablo Stolze </w:t>
+      </w:r>
+      <w:proofErr w:type="spellStart"/>
+      <w:r>
+        <w:t>Gagliano</w:t>
+      </w:r>
+      <w:proofErr w:type="spellEnd"/>
+      <w:r>
+        <w:t xml:space="preserve"> e Rodolfo Pamplona Filho (Novo Curso de Direito Civil, Volume II), “a boa-fé objetiva exige que as partes não só tenham um comportamento ético, mas também que não exerçam seus direitos de forma excessivamente gravosa ao outro contratante”.</w:t>
       </w:r>
     </w:p>
     <w:p>
@@ -2203,7 +2385,47 @@
     </w:p>
     <w:p>
       <w:r>
-        <w:t>É o que restou decidido no julgamento dos EAREsp 600663/RS, EAREsp 622897/RS, EAREsp 664888/RS, EAREsp 676608/RS e, especialmente, no EREsp 1.413.542/RS (Tema 929 do STJ), cuja ementa firmou a seguinte tese:</w:t>
+        <w:t xml:space="preserve">É o que restou decidido no julgamento dos </w:t>
+      </w:r>
+      <w:proofErr w:type="spellStart"/>
+      <w:r>
+        <w:t>EAREsp</w:t>
+      </w:r>
+      <w:proofErr w:type="spellEnd"/>
+      <w:r>
+        <w:t xml:space="preserve"> 600663/RS, </w:t>
+      </w:r>
+      <w:proofErr w:type="spellStart"/>
+      <w:r>
+        <w:t>EAREsp</w:t>
+      </w:r>
+      <w:proofErr w:type="spellEnd"/>
+      <w:r>
+        <w:t xml:space="preserve"> 622897/RS, </w:t>
+      </w:r>
+      <w:proofErr w:type="spellStart"/>
+      <w:r>
+        <w:t>EAREsp</w:t>
+      </w:r>
+      <w:proofErr w:type="spellEnd"/>
+      <w:r>
+        <w:t xml:space="preserve"> 664888/RS, </w:t>
+      </w:r>
+      <w:proofErr w:type="spellStart"/>
+      <w:r>
+        <w:t>EAREsp</w:t>
+      </w:r>
+      <w:proofErr w:type="spellEnd"/>
+      <w:r>
+        <w:t xml:space="preserve"> 676608/RS e, especialmente, no </w:t>
+      </w:r>
+      <w:proofErr w:type="spellStart"/>
+      <w:r>
+        <w:t>EREsp</w:t>
+      </w:r>
+      <w:proofErr w:type="spellEnd"/>
+      <w:r>
+        <w:t xml:space="preserve"> 1.413.542/RS (Tema 929 do STJ), cuja ementa firmou a seguinte tese:</w:t>
       </w:r>
     </w:p>
     <w:p/>
@@ -2522,8 +2744,36 @@
           <w:iCs/>
           <w:u w:val="single"/>
         </w:rPr>
-        <w:t>in re ipsa</w:t>
-      </w:r>
+        <w:t xml:space="preserve">in </w:t>
+      </w:r>
+      <w:proofErr w:type="spellStart"/>
+      <w:r>
+        <w:rPr>
+          <w:i/>
+          <w:iCs/>
+          <w:u w:val="single"/>
+        </w:rPr>
+        <w:t>re</w:t>
+      </w:r>
+      <w:proofErr w:type="spellEnd"/>
+      <w:r>
+        <w:rPr>
+          <w:i/>
+          <w:iCs/>
+          <w:u w:val="single"/>
+        </w:rPr>
+        <w:t xml:space="preserve"> </w:t>
+      </w:r>
+      <w:proofErr w:type="spellStart"/>
+      <w:r>
+        <w:rPr>
+          <w:i/>
+          <w:iCs/>
+          <w:u w:val="single"/>
+        </w:rPr>
+        <w:t>ipsa</w:t>
+      </w:r>
+      <w:proofErr w:type="spellEnd"/>
       <w:r>
         <w:rPr>
           <w:i/>
@@ -2726,9 +2976,11 @@
       <w:r>
         <w:t>{{</w:t>
       </w:r>
+      <w:proofErr w:type="spellStart"/>
       <w:r>
         <w:t>renda_mensal</w:t>
       </w:r>
+      <w:proofErr w:type="spellEnd"/>
       <w:r>
         <w:t>}}</w:t>
       </w:r>
@@ -2746,6 +2998,7 @@
         </w:rPr>
         <w:t>{{</w:t>
       </w:r>
+      <w:proofErr w:type="spellStart"/>
       <w:r>
         <w:rPr>
           <w:color w:val="00B050"/>
@@ -2754,6 +3007,7 @@
         </w:rPr>
         <w:t>pessoal_consignados</w:t>
       </w:r>
+      <w:proofErr w:type="spellEnd"/>
       <w:r>
         <w:rPr>
           <w:color w:val="00B050"/>
@@ -2794,7 +3048,21 @@
         <w:rPr>
           <w:bCs/>
         </w:rPr>
-        <w:t>{{valor_liquido}}</w:t>
+        <w:t>{{</w:t>
+      </w:r>
+      <w:proofErr w:type="spellStart"/>
+      <w:r>
+        <w:rPr>
+          <w:bCs/>
+        </w:rPr>
+        <w:t>valor_liquido</w:t>
+      </w:r>
+      <w:proofErr w:type="spellEnd"/>
+      <w:r>
+        <w:rPr>
+          <w:bCs/>
+        </w:rPr>
+        <w:t>}}</w:t>
       </w:r>
       <w:r>
         <w:rPr>
@@ -2806,7 +3074,21 @@
         <w:rPr>
           <w:bCs/>
         </w:rPr>
-        <w:t>{{diario}}</w:t>
+        <w:t>{{</w:t>
+      </w:r>
+      <w:proofErr w:type="spellStart"/>
+      <w:r>
+        <w:rPr>
+          <w:bCs/>
+        </w:rPr>
+        <w:t>diario</w:t>
+      </w:r>
+      <w:proofErr w:type="spellEnd"/>
+      <w:r>
+        <w:rPr>
+          <w:bCs/>
+        </w:rPr>
+        <w:t>}}</w:t>
       </w:r>
       <w:r>
         <w:rPr>
@@ -2891,13 +3173,23 @@
         </w:rPr>
         <w:t xml:space="preserve"> instituições financeiras cessem a prática reiterada de impor juros exorbitantes a consumidores </w:t>
       </w:r>
+      <w:proofErr w:type="spellStart"/>
       <w:r>
         <w:rPr>
           <w:b/>
           <w:bCs/>
           <w:u w:val="single"/>
         </w:rPr>
-        <w:t>hipervulneráveis (abusividade)</w:t>
+        <w:t>hipervulneráveis</w:t>
+      </w:r>
+      <w:proofErr w:type="spellEnd"/>
+      <w:r>
+        <w:rPr>
+          <w:b/>
+          <w:bCs/>
+          <w:u w:val="single"/>
+        </w:rPr>
+        <w:t xml:space="preserve"> (abusividade)</w:t>
       </w:r>
       <w:r>
         <w:rPr>
@@ -3803,19 +4095,27 @@
         <w:rPr>
           <w:color w:val="00B050"/>
         </w:rPr>
-        <w:t>{{cidade_comarca}}</w:t>
+        <w:t>{{</w:t>
+      </w:r>
+      <w:proofErr w:type="spellStart"/>
+      <w:r>
+        <w:rPr>
+          <w:color w:val="00B050"/>
+        </w:rPr>
+        <w:t>cidade_comarca</w:t>
+      </w:r>
+      <w:proofErr w:type="spellEnd"/>
+      <w:r>
+        <w:rPr>
+          <w:color w:val="00B050"/>
+        </w:rPr>
+        <w:t>}}</w:t>
       </w:r>
       <w:r>
         <w:t>/</w:t>
       </w:r>
       <w:r>
-        <w:rPr>
-          <w:color w:val="00B050"/>
-        </w:rPr>
-        <w:t>{{ESTADO}}</w:t>
-      </w:r>
-      <w:r>
-        <w:t xml:space="preserve">, </w:t>
+        <w:t>{{ESTADO_AUTOR}}</w:t>
       </w:r>
       <w:r>
         <w:rPr>
@@ -3871,12 +4171,14 @@
         </w:rPr>
         <w:t>{</w:t>
       </w:r>
+      <w:proofErr w:type="spellStart"/>
       <w:r>
         <w:rPr>
           <w:color w:val="00B050"/>
         </w:rPr>
         <w:t>estado_oab</w:t>
       </w:r>
+      <w:proofErr w:type="spellEnd"/>
       <w:r>
         <w:rPr>
           <w:color w:val="00B050"/>
@@ -3895,12 +4197,14 @@
         </w:rPr>
         <w:t xml:space="preserve"> {{</w:t>
       </w:r>
+      <w:proofErr w:type="spellStart"/>
       <w:r>
         <w:rPr>
           <w:color w:val="00B050"/>
         </w:rPr>
         <w:t>numero_oab</w:t>
       </w:r>
+      <w:proofErr w:type="spellEnd"/>
       <w:r>
         <w:rPr>
           <w:color w:val="00B050"/>
@@ -5670,6 +5974,7 @@
   <w:style w:type="character" w:default="1" w:styleId="Fontepargpadro">
     <w:name w:val="Default Paragraph Font"/>
     <w:uiPriority w:val="1"/>
+    <w:semiHidden/>
     <w:unhideWhenUsed/>
   </w:style>
   <w:style w:type="table" w:default="1" w:styleId="Tabelanormal">
@@ -6297,28 +6602,28 @@
 </file>
 
 <file path=customXml/item1.xml><?xml version="1.0" encoding="utf-8"?>
-<b:Sources xmlns:b="http://schemas.openxmlformats.org/officeDocument/2006/bibliography" xmlns="http://schemas.openxmlformats.org/officeDocument/2006/bibliography" SelectedStyle="\APASixthEditionOfficeOnline.xsl" StyleName="APA" Version="6"/>
-</file>
-
-<file path=customXml/item2.xml><?xml version="1.0" encoding="utf-8"?>
 <go:gDocsCustomXmlDataStorage xmlns:go="http://customooxmlschemas.google.com/" xmlns:r="http://schemas.openxmlformats.org/officeDocument/2006/relationships" uri="GoogleDocsCustomDataVersion2">
   <go:docsCustomData xmlns:go="http://customooxmlschemas.google.com/" roundtripDataSignature="AMtx7mhfJsa2+0h8t6uK/3N71k7KtcT5QA==">CgMxLjAyDmgueWUza2lxbXV5dHZ3MghoLmdqZGd4czgAciExMzgzekxpRk44RTJ5ZEcxSVlicHdfMURQNFFjZGVTSUI=</go:docsCustomData>
 </go:gDocsCustomXmlDataStorage>
 </file>
 
-<file path=customXml/itemProps1.xml><?xml version="1.0" encoding="utf-8"?>
-<ds:datastoreItem xmlns:ds="http://schemas.openxmlformats.org/officeDocument/2006/customXml" ds:itemID="{999F9273-96FE-4E9A-BF4A-630AE5A60110}">
-  <ds:schemaRefs>
-    <ds:schemaRef ds:uri="http://schemas.openxmlformats.org/officeDocument/2006/bibliography"/>
-  </ds:schemaRefs>
-</ds:datastoreItem>
+<file path=customXml/item2.xml><?xml version="1.0" encoding="utf-8"?>
+<b:Sources xmlns:b="http://schemas.openxmlformats.org/officeDocument/2006/bibliography" xmlns="http://schemas.openxmlformats.org/officeDocument/2006/bibliography" SelectedStyle="\APASixthEditionOfficeOnline.xsl" StyleName="APA" Version="6"/>
 </file>
 
-<file path=customXml/itemProps2.xml><?xml version="1.0" encoding="utf-8"?>
+<file path=customXml/itemProps1.xml><?xml version="1.0" encoding="utf-8"?>
 <ds:datastoreItem xmlns:ds="http://schemas.openxmlformats.org/officeDocument/2006/customXml" ds:itemID="{11111111-1234-1234-1234-123412341234}">
   <ds:schemaRefs>
     <ds:schemaRef ds:uri="http://customooxmlschemas.google.com/"/>
     <ds:schemaRef ds:uri="http://schemas.openxmlformats.org/officeDocument/2006/relationships"/>
   </ds:schemaRefs>
 </ds:datastoreItem>
+</file>
+
+<file path=customXml/itemProps2.xml><?xml version="1.0" encoding="utf-8"?>
+<ds:datastoreItem xmlns:ds="http://schemas.openxmlformats.org/officeDocument/2006/customXml" ds:itemID="{999F9273-96FE-4E9A-BF4A-630AE5A60110}">
+  <ds:schemaRefs>
+    <ds:schemaRef ds:uri="http://schemas.openxmlformats.org/officeDocument/2006/bibliography"/>
+  </ds:schemaRefs>
+</ds:datastoreItem>
 </file>
--- a/modelos/Contrato_Foro_Autor_1.docx
+++ b/modelos/Contrato_Foro_Autor_1.docx
@@ -46,18 +46,27 @@
           <w:color w:val="FF0000"/>
         </w:rPr>
       </w:pPr>
+      <w:proofErr w:type="gramStart"/>
       <w:r>
         <w:rPr>
           <w:b/>
           <w:color w:val="FF0000"/>
         </w:rPr>
-        <w:t xml:space="preserve">{                                                                     </w:t>
-      </w:r>
+        <w:t xml:space="preserve">{  </w:t>
+      </w:r>
+      <w:proofErr w:type="gramEnd"/>
       <w:r>
         <w:rPr>
           <w:b/>
           <w:color w:val="FF0000"/>
         </w:rPr>
+        <w:t xml:space="preserve">                                                                   </w:t>
+      </w:r>
+      <w:r>
+        <w:rPr>
+          <w:b/>
+          <w:color w:val="FF0000"/>
+        </w:rPr>
         <w:t>vem, a presença deste douto juízo, por meio de seus procuradores, apresentar:</w:t>
       </w:r>
       <w:r>
@@ -65,8 +74,17 @@
           <w:b/>
           <w:color w:val="FF0000"/>
         </w:rPr>
-        <w:t xml:space="preserve">                                                                   }</w:t>
-      </w:r>
+        <w:t xml:space="preserve">                                                                 </w:t>
+      </w:r>
+      <w:proofErr w:type="gramStart"/>
+      <w:r>
+        <w:rPr>
+          <w:b/>
+          <w:color w:val="FF0000"/>
+        </w:rPr>
+        <w:t xml:space="preserve">  }</w:t>
+      </w:r>
+      <w:proofErr w:type="gramEnd"/>
     </w:p>
     <w:p>
       <w:pPr>
@@ -894,84 +912,97 @@
       </w:r>
       <w:proofErr w:type="spellEnd"/>
       <w:r>
+        <w:t>}</w:t>
+      </w:r>
+      <w:proofErr w:type="gramStart"/>
+      <w:r>
+        <w:t>}</w:t>
+      </w:r>
+      <w:r>
+        <w:t xml:space="preserve"> </w:t>
+      </w:r>
+      <w:r>
+        <w:t>,</w:t>
+      </w:r>
+      <w:proofErr w:type="gramEnd"/>
+      <w:r>
+        <w:t xml:space="preserve"> no valor de R$ {{</w:t>
+      </w:r>
+      <w:proofErr w:type="spellStart"/>
+      <w:r>
+        <w:t>renda_mensal</w:t>
+      </w:r>
+      <w:proofErr w:type="spellEnd"/>
+      <w:r>
+        <w:t xml:space="preserve">}}, conforme comprovado nos documentos que acompanham esta exordial. </w:t>
+      </w:r>
+      <w:r>
+        <w:t>Ainda</w:t>
+      </w:r>
+      <w:r>
+        <w:t>, os empréstimos contratados</w:t>
+      </w:r>
+      <w:r>
+        <w:t xml:space="preserve">, </w:t>
+      </w:r>
+      <w:r>
+        <w:rPr>
+          <w:color w:val="000000" w:themeColor="text1"/>
+        </w:rPr>
+        <w:t>Tanto</w:t>
+      </w:r>
+      <w:r>
+        <w:rPr>
+          <w:color w:val="000000" w:themeColor="text1"/>
+        </w:rPr>
+        <w:t xml:space="preserve"> </w:t>
+      </w:r>
+      <w:r>
+        <w:rPr>
+          <w:color w:val="00B050"/>
+          <w:sz w:val="22"/>
+          <w:szCs w:val="22"/>
+        </w:rPr>
+        <w:t>{{</w:t>
+      </w:r>
+      <w:proofErr w:type="spellStart"/>
+      <w:r>
+        <w:rPr>
+          <w:color w:val="00B050"/>
+          <w:sz w:val="22"/>
+          <w:szCs w:val="22"/>
+        </w:rPr>
+        <w:t>pessoal_consignados</w:t>
+      </w:r>
+      <w:proofErr w:type="spellEnd"/>
+      <w:r>
+        <w:rPr>
+          <w:color w:val="00B050"/>
+          <w:sz w:val="22"/>
+          <w:szCs w:val="22"/>
+        </w:rPr>
         <w:t>}}</w:t>
       </w:r>
       <w:r>
-        <w:t xml:space="preserve"> </w:t>
-      </w:r>
-      <w:r>
-        <w:t>, no valor de R$ {{</w:t>
+        <w:rPr>
+          <w:sz w:val="22"/>
+          <w:szCs w:val="22"/>
+        </w:rPr>
+        <w:t xml:space="preserve">, </w:t>
+      </w:r>
+      <w:r>
+        <w:t>comprometem de forma drástica sua renda mensal, de modo que restam apenas R$ {{</w:t>
       </w:r>
       <w:proofErr w:type="spellStart"/>
       <w:r>
-        <w:t>renda_mensal</w:t>
+        <w:t>valor_</w:t>
+      </w:r>
+      <w:proofErr w:type="gramStart"/>
+      <w:r>
+        <w:t>liquido</w:t>
       </w:r>
       <w:proofErr w:type="spellEnd"/>
-      <w:r>
-        <w:t xml:space="preserve">}}, conforme comprovado nos documentos que acompanham esta exordial. </w:t>
-      </w:r>
-      <w:r>
-        <w:t>Ainda</w:t>
-      </w:r>
-      <w:r>
-        <w:t>, os empréstimos contratados</w:t>
-      </w:r>
-      <w:r>
-        <w:t xml:space="preserve">, </w:t>
-      </w:r>
-      <w:r>
-        <w:rPr>
-          <w:color w:val="000000" w:themeColor="text1"/>
-        </w:rPr>
-        <w:t>Tanto</w:t>
-      </w:r>
-      <w:r>
-        <w:rPr>
-          <w:color w:val="000000" w:themeColor="text1"/>
-        </w:rPr>
-        <w:t xml:space="preserve"> </w:t>
-      </w:r>
-      <w:r>
-        <w:rPr>
-          <w:color w:val="00B050"/>
-          <w:sz w:val="22"/>
-          <w:szCs w:val="22"/>
-        </w:rPr>
-        <w:t>{{</w:t>
-      </w:r>
-      <w:proofErr w:type="spellStart"/>
-      <w:r>
-        <w:rPr>
-          <w:color w:val="00B050"/>
-          <w:sz w:val="22"/>
-          <w:szCs w:val="22"/>
-        </w:rPr>
-        <w:t>pessoal_consignados</w:t>
-      </w:r>
-      <w:proofErr w:type="spellEnd"/>
-      <w:r>
-        <w:rPr>
-          <w:color w:val="00B050"/>
-          <w:sz w:val="22"/>
-          <w:szCs w:val="22"/>
-        </w:rPr>
-        <w:t>}}</w:t>
-      </w:r>
-      <w:r>
-        <w:rPr>
-          <w:sz w:val="22"/>
-          <w:szCs w:val="22"/>
-        </w:rPr>
-        <w:t xml:space="preserve">, </w:t>
-      </w:r>
-      <w:r>
-        <w:t>comprometem de forma drástica sua renda mensal, de modo que restam apenas R$ {{</w:t>
-      </w:r>
-      <w:proofErr w:type="spellStart"/>
-      <w:r>
-        <w:t>valor_liquido</w:t>
-      </w:r>
-      <w:proofErr w:type="spellEnd"/>
+      <w:proofErr w:type="gramEnd"/>
       <w:r>
         <w:t>}} para sua subsistência, valor este absolutamente incompatível com a manutenção de um mínimo existencial digno.</w:t>
       </w:r>
@@ -1154,9 +1185,14 @@
       </w:r>
       <w:proofErr w:type="spellStart"/>
       <w:r>
-        <w:t>valor_liquido</w:t>
+        <w:t>valor_</w:t>
+      </w:r>
+      <w:proofErr w:type="gramStart"/>
+      <w:r>
+        <w:t>liquido</w:t>
       </w:r>
       <w:proofErr w:type="spellEnd"/>
+      <w:proofErr w:type="gramEnd"/>
       <w:r>
         <w:t>}}</w:t>
       </w:r>
@@ -1220,7 +1256,27 @@
           <w:sz w:val="24"/>
           <w:szCs w:val="24"/>
         </w:rPr>
-        <w:t>Nº{{NUMERO_CONTRATO</w:t>
+        <w:t>Nº{{</w:t>
+      </w:r>
+      <w:proofErr w:type="gramStart"/>
+      <w:r>
+        <w:rPr>
+          <w:b/>
+          <w:color w:val="00B050"/>
+          <w:sz w:val="24"/>
+          <w:szCs w:val="24"/>
+        </w:rPr>
+        <w:t>NUMERO</w:t>
+      </w:r>
+      <w:proofErr w:type="gramEnd"/>
+      <w:r>
+        <w:rPr>
+          <w:b/>
+          <w:color w:val="00B050"/>
+          <w:sz w:val="24"/>
+          <w:szCs w:val="24"/>
+        </w:rPr>
+        <w:t>_CONTRATO</w:t>
       </w:r>
       <w:r>
         <w:rPr>
@@ -1334,11 +1390,16 @@
         <w:t xml:space="preserve">Taxa de juros aplicada: </w:t>
       </w:r>
       <w:r>
-        <w:t>{{emprestimos_0_taxa}}</w:t>
+        <w:t>{{emprestimos_0_taxa</w:t>
+      </w:r>
+      <w:proofErr w:type="gramStart"/>
+      <w:r>
+        <w:t>}}</w:t>
       </w:r>
       <w:r>
         <w:t>%</w:t>
       </w:r>
+      <w:proofErr w:type="gramEnd"/>
     </w:p>
     <w:p>
       <w:pPr>
@@ -1355,12 +1416,14 @@
       <w:r>
         <w:t>emprestimos_0_taxa</w:t>
       </w:r>
+      <w:proofErr w:type="gramStart"/>
       <w:r>
         <w:t>}}</w:t>
       </w:r>
       <w:r>
         <w:t>%</w:t>
       </w:r>
+      <w:proofErr w:type="gramEnd"/>
       <w:r>
         <w:t>a.m</w:t>
       </w:r>
@@ -1623,8 +1686,13 @@
               <w:jc w:val="left"/>
             </w:pPr>
             <w:r>
-              <w:t>{{emprestimos_0_taxa_media}}%</w:t>
+              <w:t>{{emprestimos_0_taxa_</w:t>
             </w:r>
+            <w:proofErr w:type="gramStart"/>
+            <w:r>
+              <w:t>media}}%</w:t>
+            </w:r>
+            <w:proofErr w:type="gramEnd"/>
           </w:p>
         </w:tc>
       </w:tr>
@@ -2218,13 +2286,21 @@
         <w:t>{{</w:t>
       </w:r>
       <w:r>
-        <w:t>emprestimos_0_taxa_media</w:t>
+        <w:t>emprestimos_0_taxa_</w:t>
+      </w:r>
+      <w:proofErr w:type="gramStart"/>
+      <w:r>
+        <w:t>media</w:t>
       </w:r>
       <w:r>
         <w:t>}}</w:t>
       </w:r>
       <w:r>
-        <w:t>% a.m., enquanto a taxa de juros mensal informada pela instituição req</w:t>
+        <w:t>%</w:t>
+      </w:r>
+      <w:proofErr w:type="gramEnd"/>
+      <w:r>
+        <w:t xml:space="preserve"> a.m., enquanto a taxa de juros mensal informada pela instituição req</w:t>
       </w:r>
       <w:r>
         <w:t xml:space="preserve">uerida </w:t>
@@ -2233,7 +2309,15 @@
         <w:t xml:space="preserve">fora de </w:t>
       </w:r>
       <w:r>
-        <w:t xml:space="preserve">{{emprestimos_0_taxa}}% </w:t>
+        <w:t>{{emprestimos_0_taxa</w:t>
+      </w:r>
+      <w:proofErr w:type="gramStart"/>
+      <w:r>
+        <w:t>}}%</w:t>
+      </w:r>
+      <w:proofErr w:type="gramEnd"/>
+      <w:r>
+        <w:t xml:space="preserve"> </w:t>
       </w:r>
       <w:r>
         <w:t>ao mês!</w:t>
@@ -2952,12 +3036,14 @@
       <w:r>
         <w:t>comprometimento_porcentagem</w:t>
       </w:r>
+      <w:proofErr w:type="gramStart"/>
       <w:r>
         <w:t>}}</w:t>
       </w:r>
       <w:r>
         <w:t>%</w:t>
       </w:r>
+      <w:proofErr w:type="gramEnd"/>
       <w:r>
         <w:t xml:space="preserve"> </w:t>
       </w:r>
@@ -3055,9 +3141,17 @@
         <w:rPr>
           <w:bCs/>
         </w:rPr>
-        <w:t>valor_liquido</w:t>
+        <w:t>valor_</w:t>
+      </w:r>
+      <w:proofErr w:type="gramStart"/>
+      <w:r>
+        <w:rPr>
+          <w:bCs/>
+        </w:rPr>
+        <w:t>liquido</w:t>
       </w:r>
       <w:proofErr w:type="spellEnd"/>
+      <w:proofErr w:type="gramEnd"/>
       <w:r>
         <w:rPr>
           <w:bCs/>
@@ -4095,33 +4189,38 @@
         <w:rPr>
           <w:color w:val="00B050"/>
         </w:rPr>
-        <w:t>{{</w:t>
-      </w:r>
-      <w:proofErr w:type="spellStart"/>
+        <w:t>{{CIDADE_AUTOR</w:t>
+      </w:r>
+      <w:proofErr w:type="gramStart"/>
       <w:r>
         <w:rPr>
           <w:color w:val="00B050"/>
         </w:rPr>
-        <w:t>cidade_comarca</w:t>
-      </w:r>
-      <w:proofErr w:type="spellEnd"/>
+        <w:t>}}</w:t>
+      </w:r>
+      <w:r>
+        <w:t>/</w:t>
+      </w:r>
+      <w:proofErr w:type="gramEnd"/>
+      <w:r>
+        <w:t>{{ESTADO_AUTOR</w:t>
+      </w:r>
+      <w:proofErr w:type="gramStart"/>
+      <w:r>
+        <w:t>}}</w:t>
+      </w:r>
       <w:r>
         <w:rPr>
           <w:color w:val="00B050"/>
         </w:rPr>
-        <w:t>}}</w:t>
-      </w:r>
-      <w:r>
-        <w:t>/</w:t>
-      </w:r>
-      <w:r>
-        <w:t>{{ESTADO_AUTOR}}</w:t>
-      </w:r>
+        <w:t>{</w:t>
+      </w:r>
+      <w:proofErr w:type="gramEnd"/>
       <w:r>
         <w:rPr>
           <w:color w:val="00B050"/>
         </w:rPr>
-        <w:t>{{DATA}}</w:t>
+        <w:t>{DATA}}</w:t>
       </w:r>
     </w:p>
     <w:p>
@@ -4129,6 +4228,7 @@
         <w:ind w:firstLine="0"/>
         <w:rPr>
           <w:smallCaps/>
+          <w:u w:val="single"/>
         </w:rPr>
       </w:pPr>
     </w:p>
@@ -4198,11 +4298,19 @@
         <w:t xml:space="preserve"> {{</w:t>
       </w:r>
       <w:proofErr w:type="spellStart"/>
+      <w:proofErr w:type="gramStart"/>
       <w:r>
         <w:rPr>
           <w:color w:val="00B050"/>
         </w:rPr>
-        <w:t>numero_oab</w:t>
+        <w:t>numero</w:t>
+      </w:r>
+      <w:proofErr w:type="gramEnd"/>
+      <w:r>
+        <w:rPr>
+          <w:color w:val="00B050"/>
+        </w:rPr>
+        <w:t>_oab</w:t>
       </w:r>
       <w:proofErr w:type="spellEnd"/>
       <w:r>

--- a/modelos/Contrato_Foro_Autor_1.docx
+++ b/modelos/Contrato_Foro_Autor_1.docx
@@ -4181,46 +4181,41 @@
       <w:pPr>
         <w:ind w:firstLine="0"/>
         <w:jc w:val="center"/>
+      </w:pPr>
+      <w:r>
         <w:rPr>
           <w:color w:val="00B050"/>
         </w:rPr>
-      </w:pPr>
+        <w:t>{{CIDADE_AUTOR</w:t>
+      </w:r>
+      <w:proofErr w:type="gramStart"/>
       <w:r>
         <w:rPr>
           <w:color w:val="00B050"/>
         </w:rPr>
-        <w:t>{{CIDADE_AUTOR</w:t>
-      </w:r>
-      <w:proofErr w:type="gramStart"/>
-      <w:r>
+        <w:t>}}</w:t>
+      </w:r>
+      <w:r>
+        <w:t>/</w:t>
+      </w:r>
+      <w:proofErr w:type="gramEnd"/>
+      <w:r>
+        <w:t>{{ESTADO_AUTOR}}</w:t>
+      </w:r>
+    </w:p>
+    <w:p>
+      <w:pPr>
+        <w:ind w:firstLine="0"/>
+        <w:jc w:val="center"/>
         <w:rPr>
           <w:color w:val="00B050"/>
         </w:rPr>
-        <w:t>}}</w:t>
-      </w:r>
-      <w:r>
-        <w:t>/</w:t>
-      </w:r>
-      <w:proofErr w:type="gramEnd"/>
-      <w:r>
-        <w:t>{{ESTADO_AUTOR</w:t>
-      </w:r>
-      <w:proofErr w:type="gramStart"/>
-      <w:r>
-        <w:t>}}</w:t>
-      </w:r>
+      </w:pPr>
       <w:r>
         <w:rPr>
           <w:color w:val="00B050"/>
         </w:rPr>
-        <w:t>{</w:t>
-      </w:r>
-      <w:proofErr w:type="gramEnd"/>
-      <w:r>
-        <w:rPr>
-          <w:color w:val="00B050"/>
-        </w:rPr>
-        <w:t>{DATA}}</w:t>
+        <w:t>{{DATA}}</w:t>
       </w:r>
     </w:p>
     <w:p>
@@ -4257,6 +4252,7 @@
         </w:rPr>
       </w:pPr>
       <w:r>
+        <w:lastRenderedPageBreak/>
         <w:t>OAB/</w:t>
       </w:r>
       <w:r>
@@ -6710,28 +6706,28 @@
 </file>
 
 <file path=customXml/item1.xml><?xml version="1.0" encoding="utf-8"?>
+<b:Sources xmlns:b="http://schemas.openxmlformats.org/officeDocument/2006/bibliography" xmlns="http://schemas.openxmlformats.org/officeDocument/2006/bibliography" SelectedStyle="\APASixthEditionOfficeOnline.xsl" StyleName="APA" Version="6"/>
+</file>
+
+<file path=customXml/item2.xml><?xml version="1.0" encoding="utf-8"?>
 <go:gDocsCustomXmlDataStorage xmlns:go="http://customooxmlschemas.google.com/" xmlns:r="http://schemas.openxmlformats.org/officeDocument/2006/relationships" uri="GoogleDocsCustomDataVersion2">
   <go:docsCustomData xmlns:go="http://customooxmlschemas.google.com/" roundtripDataSignature="AMtx7mhfJsa2+0h8t6uK/3N71k7KtcT5QA==">CgMxLjAyDmgueWUza2lxbXV5dHZ3MghoLmdqZGd4czgAciExMzgzekxpRk44RTJ5ZEcxSVlicHdfMURQNFFjZGVTSUI=</go:docsCustomData>
 </go:gDocsCustomXmlDataStorage>
 </file>
 
-<file path=customXml/item2.xml><?xml version="1.0" encoding="utf-8"?>
-<b:Sources xmlns:b="http://schemas.openxmlformats.org/officeDocument/2006/bibliography" xmlns="http://schemas.openxmlformats.org/officeDocument/2006/bibliography" SelectedStyle="\APASixthEditionOfficeOnline.xsl" StyleName="APA" Version="6"/>
+<file path=customXml/itemProps1.xml><?xml version="1.0" encoding="utf-8"?>
+<ds:datastoreItem xmlns:ds="http://schemas.openxmlformats.org/officeDocument/2006/customXml" ds:itemID="{999F9273-96FE-4E9A-BF4A-630AE5A60110}">
+  <ds:schemaRefs>
+    <ds:schemaRef ds:uri="http://schemas.openxmlformats.org/officeDocument/2006/bibliography"/>
+  </ds:schemaRefs>
+</ds:datastoreItem>
 </file>
 
-<file path=customXml/itemProps1.xml><?xml version="1.0" encoding="utf-8"?>
+<file path=customXml/itemProps2.xml><?xml version="1.0" encoding="utf-8"?>
 <ds:datastoreItem xmlns:ds="http://schemas.openxmlformats.org/officeDocument/2006/customXml" ds:itemID="{11111111-1234-1234-1234-123412341234}">
   <ds:schemaRefs>
     <ds:schemaRef ds:uri="http://customooxmlschemas.google.com/"/>
     <ds:schemaRef ds:uri="http://schemas.openxmlformats.org/officeDocument/2006/relationships"/>
   </ds:schemaRefs>
 </ds:datastoreItem>
-</file>
-
-<file path=customXml/itemProps2.xml><?xml version="1.0" encoding="utf-8"?>
-<ds:datastoreItem xmlns:ds="http://schemas.openxmlformats.org/officeDocument/2006/customXml" ds:itemID="{999F9273-96FE-4E9A-BF4A-630AE5A60110}">
-  <ds:schemaRefs>
-    <ds:schemaRef ds:uri="http://schemas.openxmlformats.org/officeDocument/2006/bibliography"/>
-  </ds:schemaRefs>
-</ds:datastoreItem>
 </file>
--- a/modelos/Contrato_Foro_Autor_1.docx
+++ b/modelos/Contrato_Foro_Autor_1.docx
@@ -1,6 +1,6 @@
 
 <file path=word/document.xml><?xml version="1.0" encoding="utf-8"?>
-<w:document xmlns:wpc="http://schemas.microsoft.com/office/word/2010/wordprocessingCanvas" xmlns:cx="http://schemas.microsoft.com/office/drawing/2014/chartex" xmlns:cx1="http://schemas.microsoft.com/office/drawing/2015/9/8/chartex" xmlns:cx2="http://schemas.microsoft.com/office/drawing/2015/10/21/chartex" xmlns:cx3="http://schemas.microsoft.com/office/drawing/2016/5/9/chartex" xmlns:cx4="http://schemas.microsoft.com/office/drawing/2016/5/10/chartex" xmlns:cx5="http://schemas.microsoft.com/office/drawing/2016/5/11/chartex" xmlns:cx6="http://schemas.microsoft.com/office/drawing/2016/5/12/chartex" xmlns:cx7="http://schemas.microsoft.com/office/drawing/2016/5/13/chartex" xmlns:cx8="http://schemas.microsoft.com/office/drawing/2016/5/14/chartex" xmlns:mc="http://schemas.openxmlformats.org/markup-compatibility/2006" xmlns:aink="http://schemas.microsoft.com/office/drawing/2016/ink" xmlns:am3d="http://schemas.microsoft.com/office/drawing/2017/model3d" xmlns:o="urn:schemas-microsoft-com:office:office" xmlns:oel="http://schemas.microsoft.com/office/2019/extlst" xmlns:r="http://schemas.openxmlformats.org/officeDocument/2006/relationships" xmlns:m="http://schemas.openxmlformats.org/officeDocument/2006/math" xmlns:v="urn:schemas-microsoft-com:vml" xmlns:wp14="http://schemas.microsoft.com/office/word/2010/wordprocessingDrawing" xmlns:wp="http://schemas.openxmlformats.org/drawingml/2006/wordprocessingDrawing" xmlns:w10="urn:schemas-microsoft-com:office:word" xmlns:w="http://schemas.openxmlformats.org/wordprocessingml/2006/main" xmlns:w14="http://schemas.microsoft.com/office/word/2010/wordml" xmlns:w15="http://schemas.microsoft.com/office/word/2012/wordml" xmlns:w16cex="http://schemas.microsoft.com/office/word/2018/wordml/cex" xmlns:w16cid="http://schemas.microsoft.com/office/word/2016/wordml/cid" xmlns:w16="http://schemas.microsoft.com/office/word/2018/wordml" xmlns:w16du="http://schemas.microsoft.com/office/word/2023/wordml/word16du" xmlns:w16sdtdh="http://schemas.microsoft.com/office/word/2020/wordml/sdtdatahash" xmlns:w16sdtfl="http://schemas.microsoft.com/office/word/2024/wordml/sdtformatlock" xmlns:w16se="http://schemas.microsoft.com/office/word/2015/wordml/symex" xmlns:wpg="http://schemas.microsoft.com/office/word/2010/wordprocessingGroup" xmlns:wpi="http://schemas.microsoft.com/office/word/2010/wordprocessingInk" xmlns:wne="http://schemas.microsoft.com/office/word/2006/wordml" xmlns:wps="http://schemas.microsoft.com/office/word/2010/wordprocessingShape" mc:Ignorable="w14 w15 w16se w16cid w16 w16cex w16sdtdh w16sdtfl w16du wp14">
+<w:document xmlns:wpc="http://schemas.microsoft.com/office/word/2010/wordprocessingCanvas" xmlns:cx="http://schemas.microsoft.com/office/drawing/2014/chartex" xmlns:mc="http://schemas.openxmlformats.org/markup-compatibility/2006" xmlns:o="urn:schemas-microsoft-com:office:office" xmlns:r="http://schemas.openxmlformats.org/officeDocument/2006/relationships" xmlns:m="http://schemas.openxmlformats.org/officeDocument/2006/math" xmlns:v="urn:schemas-microsoft-com:vml" xmlns:wp14="http://schemas.microsoft.com/office/word/2010/wordprocessingDrawing" xmlns:wp="http://schemas.openxmlformats.org/drawingml/2006/wordprocessingDrawing" xmlns:w10="urn:schemas-microsoft-com:office:word" xmlns:w="http://schemas.openxmlformats.org/wordprocessingml/2006/main" xmlns:w14="http://schemas.microsoft.com/office/word/2010/wordml" xmlns:w15="http://schemas.microsoft.com/office/word/2012/wordml" xmlns:w16se="http://schemas.microsoft.com/office/word/2015/wordml/symex" xmlns:wpg="http://schemas.microsoft.com/office/word/2010/wordprocessingGroup" xmlns:wpi="http://schemas.microsoft.com/office/word/2010/wordprocessingInk" xmlns:wne="http://schemas.microsoft.com/office/word/2006/wordml" xmlns:wps="http://schemas.microsoft.com/office/word/2010/wordprocessingShape" mc:Ignorable="w14 w15 w16se wp14">
   <w:body>
     <w:p>
       <w:pPr>
@@ -14,6 +14,9 @@
       </w:r>
       <w:r>
         <w:t>{{CIDADE_AUTOR}}</w:t>
+      </w:r>
+      <w:r>
+        <w:t>,</w:t>
       </w:r>
       <w:r>
         <w:t xml:space="preserve"> </w:t>
@@ -74,17 +77,8 @@
           <w:b/>
           <w:color w:val="FF0000"/>
         </w:rPr>
-        <w:t xml:space="preserve">                                                                 </w:t>
-      </w:r>
-      <w:proofErr w:type="gramStart"/>
-      <w:r>
-        <w:rPr>
-          <w:b/>
-          <w:color w:val="FF0000"/>
-        </w:rPr>
-        <w:t xml:space="preserve">  }</w:t>
-      </w:r>
-      <w:proofErr w:type="gramEnd"/>
+        <w:t xml:space="preserve">                                                                   }</w:t>
+      </w:r>
     </w:p>
     <w:p>
       <w:pPr>
@@ -299,6 +293,8 @@
       <w:r>
         <w:t>, de modo a assegurar a lisura do processo, a boa-fé processual e a adequação de cada demanda à realidade do autor. Dentre os cuidados adotados, destacam-se:</w:t>
       </w:r>
+      <w:bookmarkStart w:id="1" w:name="_GoBack"/>
+      <w:bookmarkEnd w:id="1"/>
     </w:p>
     <w:p/>
     <w:p>
@@ -865,8 +861,8 @@
     </w:p>
     <w:p/>
     <w:p>
-      <w:bookmarkStart w:id="1" w:name="_heading=h.ye3kiqmuytvw" w:colFirst="0" w:colLast="0"/>
-      <w:bookmarkEnd w:id="1"/>
+      <w:bookmarkStart w:id="2" w:name="_heading=h.ye3kiqmuytvw" w:colFirst="0" w:colLast="0"/>
+      <w:bookmarkEnd w:id="2"/>
     </w:p>
     <w:p>
       <w:pPr>
@@ -882,7 +878,7 @@
     </w:p>
     <w:p/>
     <w:p>
-      <w:bookmarkStart w:id="2" w:name="_Hlk203652553"/>
+      <w:bookmarkStart w:id="3" w:name="_Hlk203652553"/>
       <w:r>
         <w:t xml:space="preserve">A parte requerente pleiteia a concessão do benefício da gratuidade da justiça, com fundamento no artigo 98 e seguintes do Código de Processo Civil (CPC) e no artigo 5º, inciso LXXIV, da Constituição </w:t>
       </w:r>
@@ -947,18 +943,6 @@
       </w:r>
       <w:r>
         <w:rPr>
-          <w:color w:val="000000" w:themeColor="text1"/>
-        </w:rPr>
-        <w:t>Tanto</w:t>
-      </w:r>
-      <w:r>
-        <w:rPr>
-          <w:color w:val="000000" w:themeColor="text1"/>
-        </w:rPr>
-        <w:t xml:space="preserve"> </w:t>
-      </w:r>
-      <w:r>
-        <w:rPr>
           <w:color w:val="00B050"/>
           <w:sz w:val="22"/>
           <w:szCs w:val="22"/>
@@ -995,14 +979,9 @@
       </w:r>
       <w:proofErr w:type="spellStart"/>
       <w:r>
-        <w:t>valor_</w:t>
-      </w:r>
-      <w:proofErr w:type="gramStart"/>
-      <w:r>
-        <w:t>liquido</w:t>
+        <w:t>valor_liquido</w:t>
       </w:r>
       <w:proofErr w:type="spellEnd"/>
-      <w:proofErr w:type="gramEnd"/>
       <w:r>
         <w:t>}} para sua subsistência, valor este absolutamente incompatível com a manutenção de um mínimo existencial digno.</w:t>
       </w:r>
@@ -1049,7 +1028,7 @@
       <w:r>
         <w:t>, requer-se o deferimento do benefício da gratuidade da justiça, de forma a garantir o pleno acesso ao Judiciário e a efetiva tutela de seus direitos, sem que isso implique em sacrifício econômico desproporcional ou atentatório à dignidade da parte requerente.</w:t>
       </w:r>
-      <w:bookmarkEnd w:id="2"/>
+      <w:bookmarkEnd w:id="3"/>
     </w:p>
     <w:p>
       <w:pPr>
@@ -1185,14 +1164,9 @@
       </w:r>
       <w:proofErr w:type="spellStart"/>
       <w:r>
-        <w:t>valor_</w:t>
-      </w:r>
-      <w:proofErr w:type="gramStart"/>
-      <w:r>
-        <w:t>liquido</w:t>
+        <w:t>valor_liquido</w:t>
       </w:r>
       <w:proofErr w:type="spellEnd"/>
-      <w:proofErr w:type="gramEnd"/>
       <w:r>
         <w:t>}}</w:t>
       </w:r>
@@ -1249,6 +1223,7 @@
         </w:rPr>
         <w:t xml:space="preserve"> </w:t>
       </w:r>
+      <w:proofErr w:type="gramStart"/>
       <w:r>
         <w:rPr>
           <w:b/>
@@ -1256,9 +1231,9 @@
           <w:sz w:val="24"/>
           <w:szCs w:val="24"/>
         </w:rPr>
-        <w:t>Nº{{</w:t>
-      </w:r>
-      <w:proofErr w:type="gramStart"/>
+        <w:t>Nº{</w:t>
+      </w:r>
+      <w:proofErr w:type="gramEnd"/>
       <w:r>
         <w:rPr>
           <w:b/>
@@ -1266,17 +1241,7 @@
           <w:sz w:val="24"/>
           <w:szCs w:val="24"/>
         </w:rPr>
-        <w:t>NUMERO</w:t>
-      </w:r>
-      <w:proofErr w:type="gramEnd"/>
-      <w:r>
-        <w:rPr>
-          <w:b/>
-          <w:color w:val="00B050"/>
-          <w:sz w:val="24"/>
-          <w:szCs w:val="24"/>
-        </w:rPr>
-        <w:t>_CONTRATO</w:t>
+        <w:t>{NUMERO_CONTRATO</w:t>
       </w:r>
       <w:r>
         <w:rPr>
@@ -1502,7 +1467,7 @@
       <w:r>
         <w:t xml:space="preserve"> </w:t>
       </w:r>
-      <w:bookmarkStart w:id="3" w:name="_Hlk203653018"/>
+      <w:bookmarkStart w:id="4" w:name="_Hlk203653018"/>
       <w:r>
         <w:t>por meio da disponibilização da</w:t>
       </w:r>
@@ -1523,7 +1488,7 @@
         </w:rPr>
         <w:t>de código 25464</w:t>
       </w:r>
-      <w:bookmarkEnd w:id="3"/>
+      <w:bookmarkEnd w:id="4"/>
       <w:r>
         <w:t xml:space="preserve">, a qual pode ser constatada no sítio: </w:t>
       </w:r>
@@ -1686,13 +1651,8 @@
               <w:jc w:val="left"/>
             </w:pPr>
             <w:r>
-              <w:t>{{emprestimos_0_taxa_</w:t>
+              <w:t>{{emprestimos_0_taxa_media}}%</w:t>
             </w:r>
-            <w:proofErr w:type="gramStart"/>
-            <w:r>
-              <w:t>media}}%</w:t>
-            </w:r>
-            <w:proofErr w:type="gramEnd"/>
           </w:p>
         </w:tc>
       </w:tr>
@@ -2217,124 +2177,105 @@
           <w:sz w:val="22"/>
           <w:szCs w:val="22"/>
         </w:rPr>
-        <w:t xml:space="preserve">. Acórdão Min. Menezes Direito, DJ de 4.8.2003), ao dobro (REsp n. 1.036.818, Terceira Turma, minha relatoria, </w:t>
+        <w:t>. Acórdão Min. Menezes Direito, DJ de 4.8.2003), ao dobro (REsp n. 1.036.818, Terceira Turma, minha relatoria, DJe de 20.6.2008) ou ao triplo (REsp n. 971.853-RS, Quarta Turma, Min. Pádua Ribeiro, DJ de 24.9.2007) da média. Todavia, esta perquirição acerca da abusividade não é estanque, o que impossibilita a adoção de critérios genéricos e universais. A taxa média de mercado, divulgada pelo Banco Central, constitui um valioso referencial, mas cabe somente ao juiz, no exame das peculiaridades do caso concreto, avaliar se os juros contratados foram ou não abusivos”. (REsp 1061530/RS, rel. Min. Nancy Andrighi, Segunda Seção, j. 22-10-2008).</w:t>
+      </w:r>
+    </w:p>
+    <w:p>
+      <w:pPr>
+        <w:ind w:left="2268" w:firstLine="0"/>
+        <w:rPr>
+          <w:sz w:val="22"/>
+          <w:szCs w:val="22"/>
+        </w:rPr>
+      </w:pPr>
+    </w:p>
+    <w:p>
+      <w:pPr>
+        <w:rPr>
+          <w:u w:val="single"/>
+        </w:rPr>
+      </w:pPr>
+      <w:r>
+        <w:rPr>
+          <w:b/>
+          <w:bCs/>
+        </w:rPr>
+        <w:t>No caso em análise, a taxa de juros cobrada pela instituição requerida alcança patamares muito superiores aos praticados no mercado financeiro.</w:t>
+      </w:r>
+      <w:r>
+        <w:t xml:space="preserve"> Conforme comprovado documentalmente, a taxa média de juros em </w:t>
+      </w:r>
+      <w:r>
+        <w:rPr>
+          <w:color w:val="000000" w:themeColor="text1"/>
+        </w:rPr>
+        <w:t>{{</w:t>
+      </w:r>
+      <w:r>
+        <w:rPr>
+          <w:color w:val="000000" w:themeColor="text1"/>
+        </w:rPr>
+        <w:t>emprestimos_0_data</w:t>
+      </w:r>
+      <w:r>
+        <w:rPr>
+          <w:color w:val="000000" w:themeColor="text1"/>
+        </w:rPr>
+        <w:t>}} foi</w:t>
+      </w:r>
+      <w:r>
+        <w:t xml:space="preserve"> de </w:t>
+      </w:r>
+      <w:r>
+        <w:t>{{</w:t>
+      </w:r>
+      <w:r>
+        <w:t>emprestimos_0_taxa_media</w:t>
+      </w:r>
+      <w:proofErr w:type="gramStart"/>
+      <w:r>
+        <w:t>}}</w:t>
+      </w:r>
+      <w:r>
+        <w:t>%</w:t>
+      </w:r>
+      <w:proofErr w:type="gramEnd"/>
+      <w:r>
+        <w:t xml:space="preserve"> a.m., enquanto a taxa de juros mensal informada pela instituição req</w:t>
+      </w:r>
+      <w:r>
+        <w:t xml:space="preserve">uerida </w:t>
+      </w:r>
+      <w:r>
+        <w:t xml:space="preserve">fora de </w:t>
+      </w:r>
+      <w:r>
+        <w:t xml:space="preserve">{{emprestimos_0_taxa}}% </w:t>
+      </w:r>
+      <w:r>
+        <w:t>ao mês!</w:t>
+      </w:r>
+    </w:p>
+    <w:p>
+      <w:pPr>
+        <w:rPr>
+          <w:u w:val="single"/>
+        </w:rPr>
+      </w:pPr>
+      <w:r>
+        <w:t xml:space="preserve">Tal discrepância de valores é evidência clara de abusividade na fixação das taxas de juros cobradas pela requerida, o que viola o princípio da boa-fé objetiva, previsto no artigo 422 do Código Civil. Conforme </w:t>
+      </w:r>
+      <w:r>
+        <w:lastRenderedPageBreak/>
+        <w:t xml:space="preserve">leciona Pablo </w:t>
       </w:r>
       <w:proofErr w:type="spellStart"/>
       <w:r>
-        <w:rPr>
-          <w:sz w:val="22"/>
-          <w:szCs w:val="22"/>
-        </w:rPr>
-        <w:t>DJe</w:t>
+        <w:t>Stolze</w:t>
       </w:r>
       <w:proofErr w:type="spellEnd"/>
       <w:r>
-        <w:rPr>
-          <w:sz w:val="22"/>
-          <w:szCs w:val="22"/>
-        </w:rPr>
-        <w:t xml:space="preserve"> de 20.6.2008) ou ao triplo (REsp n. 971.853-RS, Quarta Turma, Min. Pádua Ribeiro, DJ de 24.9.2007) da média. Todavia, esta perquirição acerca da abusividade não é estanque, o que impossibilita a adoção de critérios genéricos e universais. A taxa média de mercado, divulgada pelo Banco Central, constitui um valioso referencial, mas cabe somente ao juiz, no exame das peculiaridades do caso concreto, avaliar se os juros contratados foram ou não abusivos”. (REsp 1061530/RS, rel. Min. Nancy Andrighi, Segunda Seção, j. 22-10-2008).</w:t>
-      </w:r>
-    </w:p>
-    <w:p>
-      <w:pPr>
-        <w:ind w:left="2268" w:firstLine="0"/>
-        <w:rPr>
-          <w:sz w:val="22"/>
-          <w:szCs w:val="22"/>
-        </w:rPr>
-      </w:pPr>
-    </w:p>
-    <w:p>
-      <w:pPr>
-        <w:rPr>
-          <w:u w:val="single"/>
-        </w:rPr>
-      </w:pPr>
-      <w:r>
-        <w:rPr>
-          <w:b/>
-          <w:bCs/>
-        </w:rPr>
-        <w:t>No caso em análise, a taxa de juros cobrada pela instituição requerida alcança patamares muito superiores aos praticados no mercado financeiro.</w:t>
-      </w:r>
-      <w:r>
-        <w:t xml:space="preserve"> Conforme comprovado documentalmente, a taxa média de juros em </w:t>
-      </w:r>
-      <w:r>
-        <w:rPr>
-          <w:color w:val="000000" w:themeColor="text1"/>
-        </w:rPr>
-        <w:t>{{</w:t>
-      </w:r>
-      <w:r>
-        <w:rPr>
-          <w:color w:val="000000" w:themeColor="text1"/>
-        </w:rPr>
-        <w:t>emprestimos_0_data</w:t>
-      </w:r>
-      <w:r>
-        <w:rPr>
-          <w:color w:val="000000" w:themeColor="text1"/>
-        </w:rPr>
-        <w:t>}} foi</w:t>
-      </w:r>
-      <w:r>
-        <w:t xml:space="preserve"> de </w:t>
-      </w:r>
-      <w:r>
-        <w:t>{{</w:t>
-      </w:r>
-      <w:r>
-        <w:t>emprestimos_0_taxa_</w:t>
-      </w:r>
-      <w:proofErr w:type="gramStart"/>
-      <w:r>
-        <w:t>media</w:t>
-      </w:r>
-      <w:r>
-        <w:t>}}</w:t>
-      </w:r>
-      <w:r>
-        <w:t>%</w:t>
-      </w:r>
-      <w:proofErr w:type="gramEnd"/>
-      <w:r>
-        <w:t xml:space="preserve"> a.m., enquanto a taxa de juros mensal informada pela instituição req</w:t>
-      </w:r>
-      <w:r>
-        <w:t xml:space="preserve">uerida </w:t>
-      </w:r>
-      <w:r>
-        <w:t xml:space="preserve">fora de </w:t>
-      </w:r>
-      <w:r>
-        <w:t>{{emprestimos_0_taxa</w:t>
-      </w:r>
-      <w:proofErr w:type="gramStart"/>
-      <w:r>
-        <w:t>}}%</w:t>
-      </w:r>
-      <w:proofErr w:type="gramEnd"/>
-      <w:r>
         <w:t xml:space="preserve"> </w:t>
-      </w:r>
-      <w:r>
-        <w:t>ao mês!</w:t>
-      </w:r>
-    </w:p>
-    <w:p>
-      <w:pPr>
-        <w:rPr>
-          <w:u w:val="single"/>
-        </w:rPr>
-      </w:pPr>
-      <w:r>
-        <w:t xml:space="preserve">Tal discrepância de valores é evidência clara de abusividade na fixação das taxas de juros cobradas pela requerida, o que viola o princípio da boa-fé objetiva, previsto no artigo 422 do Código Civil. Conforme </w:t>
-      </w:r>
-      <w:r>
-        <w:lastRenderedPageBreak/>
-        <w:t xml:space="preserve">leciona Pablo Stolze </w:t>
       </w:r>
       <w:proofErr w:type="spellStart"/>
       <w:r>
@@ -3071,58 +3012,78 @@
         <w:t>}}</w:t>
       </w:r>
       <w:r>
+        <w:t>.</w:t>
+      </w:r>
+    </w:p>
+    <w:p>
+      <w:pPr>
+        <w:rPr>
+          <w:bCs/>
+        </w:rPr>
+      </w:pPr>
+      <w:r>
+        <w:rPr>
+          <w:bCs/>
+        </w:rPr>
+        <w:t>Isso equivale a dizer que a parte requerente possui</w:t>
+      </w:r>
+      <w:r>
+        <w:rPr>
+          <w:bCs/>
+        </w:rPr>
+        <w:t xml:space="preserve"> para sua subsistência</w:t>
+      </w:r>
+      <w:r>
+        <w:rPr>
+          <w:bCs/>
+        </w:rPr>
         <w:t xml:space="preserve"> </w:t>
       </w:r>
       <w:r>
-        <w:t xml:space="preserve">já prejudicada por empréstimos </w:t>
-      </w:r>
-      <w:r>
-        <w:rPr>
-          <w:color w:val="00B050"/>
-          <w:sz w:val="22"/>
-          <w:szCs w:val="22"/>
+        <w:rPr>
+          <w:bCs/>
         </w:rPr>
         <w:t>{{</w:t>
       </w:r>
       <w:proofErr w:type="spellStart"/>
       <w:r>
         <w:rPr>
-          <w:color w:val="00B050"/>
-          <w:sz w:val="22"/>
-          <w:szCs w:val="22"/>
-        </w:rPr>
-        <w:t>pessoal_consignados</w:t>
+          <w:bCs/>
+        </w:rPr>
+        <w:t>valor_liquido</w:t>
       </w:r>
       <w:proofErr w:type="spellEnd"/>
       <w:r>
         <w:rPr>
-          <w:color w:val="00B050"/>
-          <w:sz w:val="22"/>
-          <w:szCs w:val="22"/>
+          <w:bCs/>
         </w:rPr>
         <w:t>}}</w:t>
       </w:r>
       <w:r>
-        <w:t>.</w:t>
-      </w:r>
-    </w:p>
-    <w:p>
-      <w:pPr>
-        <w:rPr>
-          <w:bCs/>
-        </w:rPr>
-      </w:pPr>
-      <w:r>
-        <w:rPr>
-          <w:bCs/>
-        </w:rPr>
-        <w:t>Isso equivale a dizer que a parte requerente possui</w:t>
-      </w:r>
-      <w:r>
-        <w:rPr>
-          <w:bCs/>
-        </w:rPr>
-        <w:t xml:space="preserve"> para sua subsistência</w:t>
+        <w:rPr>
+          <w:bCs/>
+        </w:rPr>
+        <w:t xml:space="preserve"> por mês, cerca de </w:t>
+      </w:r>
+      <w:r>
+        <w:rPr>
+          <w:bCs/>
+        </w:rPr>
+        <w:t>{{</w:t>
+      </w:r>
+      <w:proofErr w:type="spellStart"/>
+      <w:r>
+        <w:rPr>
+          <w:bCs/>
+        </w:rPr>
+        <w:t>diario</w:t>
+      </w:r>
+      <w:proofErr w:type="spellEnd"/>
+      <w:r>
+        <w:rPr>
+          <w:bCs/>
+        </w:rPr>
+        <w:t>}}</w:t>
       </w:r>
       <w:r>
         <w:rPr>
@@ -3134,66 +3095,6 @@
         <w:rPr>
           <w:bCs/>
         </w:rPr>
-        <w:t>{{</w:t>
-      </w:r>
-      <w:proofErr w:type="spellStart"/>
-      <w:r>
-        <w:rPr>
-          <w:bCs/>
-        </w:rPr>
-        <w:t>valor_</w:t>
-      </w:r>
-      <w:proofErr w:type="gramStart"/>
-      <w:r>
-        <w:rPr>
-          <w:bCs/>
-        </w:rPr>
-        <w:t>liquido</w:t>
-      </w:r>
-      <w:proofErr w:type="spellEnd"/>
-      <w:proofErr w:type="gramEnd"/>
-      <w:r>
-        <w:rPr>
-          <w:bCs/>
-        </w:rPr>
-        <w:t>}}</w:t>
-      </w:r>
-      <w:r>
-        <w:rPr>
-          <w:bCs/>
-        </w:rPr>
-        <w:t xml:space="preserve"> por mês, cerca de </w:t>
-      </w:r>
-      <w:r>
-        <w:rPr>
-          <w:bCs/>
-        </w:rPr>
-        <w:t>{{</w:t>
-      </w:r>
-      <w:proofErr w:type="spellStart"/>
-      <w:r>
-        <w:rPr>
-          <w:bCs/>
-        </w:rPr>
-        <w:t>diario</w:t>
-      </w:r>
-      <w:proofErr w:type="spellEnd"/>
-      <w:r>
-        <w:rPr>
-          <w:bCs/>
-        </w:rPr>
-        <w:t>}}</w:t>
-      </w:r>
-      <w:r>
-        <w:rPr>
-          <w:bCs/>
-        </w:rPr>
-        <w:t xml:space="preserve"> </w:t>
-      </w:r>
-      <w:r>
-        <w:rPr>
-          <w:bCs/>
-        </w:rPr>
         <w:t>por</w:t>
       </w:r>
       <w:r>
@@ -3204,7 +3105,7 @@
       </w:r>
     </w:p>
     <w:p>
-      <w:bookmarkStart w:id="4" w:name="_Hlk203654424"/>
+      <w:bookmarkStart w:id="5" w:name="_Hlk203654424"/>
       <w:r>
         <w:t xml:space="preserve">Nessa esteira, </w:t>
       </w:r>
@@ -3784,7 +3685,7 @@
       <w:r>
         <w:t>Tal medida visa não apenas reparar o dano sofrido, mas também promover a justiça e o equilíbrio nas relações de consumo, desestimulando a perpetuação de práticas lesivas aos consumidores.</w:t>
       </w:r>
-      <w:bookmarkEnd w:id="4"/>
+      <w:bookmarkEnd w:id="5"/>
     </w:p>
     <w:p/>
     <w:p>
@@ -4156,8 +4057,8 @@
         <w:ind w:firstLine="0"/>
         <w:jc w:val="center"/>
       </w:pPr>
-      <w:bookmarkStart w:id="5" w:name="_heading=h.gjdgxs" w:colFirst="0" w:colLast="0"/>
-      <w:bookmarkEnd w:id="5"/>
+      <w:bookmarkStart w:id="6" w:name="_heading=h.gjdgxs" w:colFirst="0" w:colLast="0"/>
+      <w:bookmarkEnd w:id="6"/>
       <w:r>
         <w:t>Nestes termos,</w:t>
       </w:r>
@@ -4253,7 +4154,11 @@
       </w:pPr>
       <w:r>
         <w:lastRenderedPageBreak/>
-        <w:t>OAB/</w:t>
+        <w:t>OAB</w:t>
+      </w:r>
+      <w:proofErr w:type="gramStart"/>
+      <w:r>
+        <w:t>/</w:t>
       </w:r>
       <w:r>
         <w:rPr>
@@ -4261,6 +4166,7 @@
         </w:rPr>
         <w:t>{</w:t>
       </w:r>
+      <w:proofErr w:type="gramEnd"/>
       <w:r>
         <w:rPr>
           <w:color w:val="00B050"/>
@@ -4294,19 +4200,11 @@
         <w:t xml:space="preserve"> {{</w:t>
       </w:r>
       <w:proofErr w:type="spellStart"/>
-      <w:proofErr w:type="gramStart"/>
       <w:r>
         <w:rPr>
           <w:color w:val="00B050"/>
         </w:rPr>
-        <w:t>numero</w:t>
-      </w:r>
-      <w:proofErr w:type="gramEnd"/>
-      <w:r>
-        <w:rPr>
-          <w:color w:val="00B050"/>
-        </w:rPr>
-        <w:t>_oab</w:t>
+        <w:t>numero_oab</w:t>
       </w:r>
       <w:proofErr w:type="spellEnd"/>
       <w:r>
@@ -4329,7 +4227,7 @@
 </file>
 
 <file path=word/endnotes.xml><?xml version="1.0" encoding="utf-8"?>
-<w:endnotes xmlns:wpc="http://schemas.microsoft.com/office/word/2010/wordprocessingCanvas" xmlns:cx="http://schemas.microsoft.com/office/drawing/2014/chartex" xmlns:cx1="http://schemas.microsoft.com/office/drawing/2015/9/8/chartex" xmlns:cx2="http://schemas.microsoft.com/office/drawing/2015/10/21/chartex" xmlns:cx3="http://schemas.microsoft.com/office/drawing/2016/5/9/chartex" xmlns:cx4="http://schemas.microsoft.com/office/drawing/2016/5/10/chartex" xmlns:cx5="http://schemas.microsoft.com/office/drawing/2016/5/11/chartex" xmlns:cx6="http://schemas.microsoft.com/office/drawing/2016/5/12/chartex" xmlns:cx7="http://schemas.microsoft.com/office/drawing/2016/5/13/chartex" xmlns:cx8="http://schemas.microsoft.com/office/drawing/2016/5/14/chartex" xmlns:mc="http://schemas.openxmlformats.org/markup-compatibility/2006" xmlns:aink="http://schemas.microsoft.com/office/drawing/2016/ink" xmlns:am3d="http://schemas.microsoft.com/office/drawing/2017/model3d" xmlns:o="urn:schemas-microsoft-com:office:office" xmlns:oel="http://schemas.microsoft.com/office/2019/extlst" xmlns:r="http://schemas.openxmlformats.org/officeDocument/2006/relationships" xmlns:m="http://schemas.openxmlformats.org/officeDocument/2006/math" xmlns:v="urn:schemas-microsoft-com:vml" xmlns:wp14="http://schemas.microsoft.com/office/word/2010/wordprocessingDrawing" xmlns:wp="http://schemas.openxmlformats.org/drawingml/2006/wordprocessingDrawing" xmlns:w10="urn:schemas-microsoft-com:office:word" xmlns:w="http://schemas.openxmlformats.org/wordprocessingml/2006/main" xmlns:w14="http://schemas.microsoft.com/office/word/2010/wordml" xmlns:w15="http://schemas.microsoft.com/office/word/2012/wordml" xmlns:w16cex="http://schemas.microsoft.com/office/word/2018/wordml/cex" xmlns:w16cid="http://schemas.microsoft.com/office/word/2016/wordml/cid" xmlns:w16="http://schemas.microsoft.com/office/word/2018/wordml" xmlns:w16du="http://schemas.microsoft.com/office/word/2023/wordml/word16du" xmlns:w16sdtdh="http://schemas.microsoft.com/office/word/2020/wordml/sdtdatahash" xmlns:w16sdtfl="http://schemas.microsoft.com/office/word/2024/wordml/sdtformatlock" xmlns:w16se="http://schemas.microsoft.com/office/word/2015/wordml/symex" xmlns:wpg="http://schemas.microsoft.com/office/word/2010/wordprocessingGroup" xmlns:wpi="http://schemas.microsoft.com/office/word/2010/wordprocessingInk" xmlns:wne="http://schemas.microsoft.com/office/word/2006/wordml" xmlns:wps="http://schemas.microsoft.com/office/word/2010/wordprocessingShape" mc:Ignorable="w14 w15 w16se w16cid w16 w16cex w16sdtdh w16sdtfl w16du wp14">
+<w:endnotes xmlns:wpc="http://schemas.microsoft.com/office/word/2010/wordprocessingCanvas" xmlns:cx="http://schemas.microsoft.com/office/drawing/2014/chartex" xmlns:mc="http://schemas.openxmlformats.org/markup-compatibility/2006" xmlns:o="urn:schemas-microsoft-com:office:office" xmlns:r="http://schemas.openxmlformats.org/officeDocument/2006/relationships" xmlns:m="http://schemas.openxmlformats.org/officeDocument/2006/math" xmlns:v="urn:schemas-microsoft-com:vml" xmlns:wp14="http://schemas.microsoft.com/office/word/2010/wordprocessingDrawing" xmlns:wp="http://schemas.openxmlformats.org/drawingml/2006/wordprocessingDrawing" xmlns:w10="urn:schemas-microsoft-com:office:word" xmlns:w="http://schemas.openxmlformats.org/wordprocessingml/2006/main" xmlns:w14="http://schemas.microsoft.com/office/word/2010/wordml" xmlns:w15="http://schemas.microsoft.com/office/word/2012/wordml" xmlns:w16se="http://schemas.microsoft.com/office/word/2015/wordml/symex" xmlns:wpg="http://schemas.microsoft.com/office/word/2010/wordprocessingGroup" xmlns:wpi="http://schemas.microsoft.com/office/word/2010/wordprocessingInk" xmlns:wne="http://schemas.microsoft.com/office/word/2006/wordml" xmlns:wps="http://schemas.microsoft.com/office/word/2010/wordprocessingShape" mc:Ignorable="w14 w15 w16se wp14">
   <w:endnote w:type="separator" w:id="-1">
     <w:p>
       <w:pPr>
@@ -4354,7 +4252,7 @@
 </file>
 
 <file path=word/footer1.xml><?xml version="1.0" encoding="utf-8"?>
-<w:ftr xmlns:wpc="http://schemas.microsoft.com/office/word/2010/wordprocessingCanvas" xmlns:cx="http://schemas.microsoft.com/office/drawing/2014/chartex" xmlns:cx1="http://schemas.microsoft.com/office/drawing/2015/9/8/chartex" xmlns:cx2="http://schemas.microsoft.com/office/drawing/2015/10/21/chartex" xmlns:cx3="http://schemas.microsoft.com/office/drawing/2016/5/9/chartex" xmlns:cx4="http://schemas.microsoft.com/office/drawing/2016/5/10/chartex" xmlns:cx5="http://schemas.microsoft.com/office/drawing/2016/5/11/chartex" xmlns:cx6="http://schemas.microsoft.com/office/drawing/2016/5/12/chartex" xmlns:cx7="http://schemas.microsoft.com/office/drawing/2016/5/13/chartex" xmlns:cx8="http://schemas.microsoft.com/office/drawing/2016/5/14/chartex" xmlns:mc="http://schemas.openxmlformats.org/markup-compatibility/2006" xmlns:aink="http://schemas.microsoft.com/office/drawing/2016/ink" xmlns:am3d="http://schemas.microsoft.com/office/drawing/2017/model3d" xmlns:o="urn:schemas-microsoft-com:office:office" xmlns:oel="http://schemas.microsoft.com/office/2019/extlst" xmlns:r="http://schemas.openxmlformats.org/officeDocument/2006/relationships" xmlns:m="http://schemas.openxmlformats.org/officeDocument/2006/math" xmlns:v="urn:schemas-microsoft-com:vml" xmlns:wp14="http://schemas.microsoft.com/office/word/2010/wordprocessingDrawing" xmlns:wp="http://schemas.openxmlformats.org/drawingml/2006/wordprocessingDrawing" xmlns:w10="urn:schemas-microsoft-com:office:word" xmlns:w="http://schemas.openxmlformats.org/wordprocessingml/2006/main" xmlns:w14="http://schemas.microsoft.com/office/word/2010/wordml" xmlns:w15="http://schemas.microsoft.com/office/word/2012/wordml" xmlns:w16cex="http://schemas.microsoft.com/office/word/2018/wordml/cex" xmlns:w16cid="http://schemas.microsoft.com/office/word/2016/wordml/cid" xmlns:w16="http://schemas.microsoft.com/office/word/2018/wordml" xmlns:w16du="http://schemas.microsoft.com/office/word/2023/wordml/word16du" xmlns:w16sdtdh="http://schemas.microsoft.com/office/word/2020/wordml/sdtdatahash" xmlns:w16sdtfl="http://schemas.microsoft.com/office/word/2024/wordml/sdtformatlock" xmlns:w16se="http://schemas.microsoft.com/office/word/2015/wordml/symex" xmlns:wpg="http://schemas.microsoft.com/office/word/2010/wordprocessingGroup" xmlns:wpi="http://schemas.microsoft.com/office/word/2010/wordprocessingInk" xmlns:wne="http://schemas.microsoft.com/office/word/2006/wordml" xmlns:wps="http://schemas.microsoft.com/office/word/2010/wordprocessingShape" mc:Ignorable="w14 w15 w16se w16cid w16 w16cex w16sdtdh w16sdtfl w16du wp14">
+<w:ftr xmlns:wpc="http://schemas.microsoft.com/office/word/2010/wordprocessingCanvas" xmlns:cx="http://schemas.microsoft.com/office/drawing/2014/chartex" xmlns:mc="http://schemas.openxmlformats.org/markup-compatibility/2006" xmlns:o="urn:schemas-microsoft-com:office:office" xmlns:r="http://schemas.openxmlformats.org/officeDocument/2006/relationships" xmlns:m="http://schemas.openxmlformats.org/officeDocument/2006/math" xmlns:v="urn:schemas-microsoft-com:vml" xmlns:wp14="http://schemas.microsoft.com/office/word/2010/wordprocessingDrawing" xmlns:wp="http://schemas.openxmlformats.org/drawingml/2006/wordprocessingDrawing" xmlns:w10="urn:schemas-microsoft-com:office:word" xmlns:w="http://schemas.openxmlformats.org/wordprocessingml/2006/main" xmlns:w14="http://schemas.microsoft.com/office/word/2010/wordml" xmlns:w15="http://schemas.microsoft.com/office/word/2012/wordml" xmlns:w16se="http://schemas.microsoft.com/office/word/2015/wordml/symex" xmlns:wpg="http://schemas.microsoft.com/office/word/2010/wordprocessingGroup" xmlns:wpi="http://schemas.microsoft.com/office/word/2010/wordprocessingInk" xmlns:wne="http://schemas.microsoft.com/office/word/2006/wordml" xmlns:wps="http://schemas.microsoft.com/office/word/2010/wordprocessingShape" mc:Ignorable="w14 w15 w16se wp14">
   <w:p>
     <w:pPr>
       <w:pBdr>
@@ -4451,7 +4349,7 @@
 </file>
 
 <file path=word/footnotes.xml><?xml version="1.0" encoding="utf-8"?>
-<w:footnotes xmlns:wpc="http://schemas.microsoft.com/office/word/2010/wordprocessingCanvas" xmlns:cx="http://schemas.microsoft.com/office/drawing/2014/chartex" xmlns:cx1="http://schemas.microsoft.com/office/drawing/2015/9/8/chartex" xmlns:cx2="http://schemas.microsoft.com/office/drawing/2015/10/21/chartex" xmlns:cx3="http://schemas.microsoft.com/office/drawing/2016/5/9/chartex" xmlns:cx4="http://schemas.microsoft.com/office/drawing/2016/5/10/chartex" xmlns:cx5="http://schemas.microsoft.com/office/drawing/2016/5/11/chartex" xmlns:cx6="http://schemas.microsoft.com/office/drawing/2016/5/12/chartex" xmlns:cx7="http://schemas.microsoft.com/office/drawing/2016/5/13/chartex" xmlns:cx8="http://schemas.microsoft.com/office/drawing/2016/5/14/chartex" xmlns:mc="http://schemas.openxmlformats.org/markup-compatibility/2006" xmlns:aink="http://schemas.microsoft.com/office/drawing/2016/ink" xmlns:am3d="http://schemas.microsoft.com/office/drawing/2017/model3d" xmlns:o="urn:schemas-microsoft-com:office:office" xmlns:oel="http://schemas.microsoft.com/office/2019/extlst" xmlns:r="http://schemas.openxmlformats.org/officeDocument/2006/relationships" xmlns:m="http://schemas.openxmlformats.org/officeDocument/2006/math" xmlns:v="urn:schemas-microsoft-com:vml" xmlns:wp14="http://schemas.microsoft.com/office/word/2010/wordprocessingDrawing" xmlns:wp="http://schemas.openxmlformats.org/drawingml/2006/wordprocessingDrawing" xmlns:w10="urn:schemas-microsoft-com:office:word" xmlns:w="http://schemas.openxmlformats.org/wordprocessingml/2006/main" xmlns:w14="http://schemas.microsoft.com/office/word/2010/wordml" xmlns:w15="http://schemas.microsoft.com/office/word/2012/wordml" xmlns:w16cex="http://schemas.microsoft.com/office/word/2018/wordml/cex" xmlns:w16cid="http://schemas.microsoft.com/office/word/2016/wordml/cid" xmlns:w16="http://schemas.microsoft.com/office/word/2018/wordml" xmlns:w16du="http://schemas.microsoft.com/office/word/2023/wordml/word16du" xmlns:w16sdtdh="http://schemas.microsoft.com/office/word/2020/wordml/sdtdatahash" xmlns:w16sdtfl="http://schemas.microsoft.com/office/word/2024/wordml/sdtformatlock" xmlns:w16se="http://schemas.microsoft.com/office/word/2015/wordml/symex" xmlns:wpg="http://schemas.microsoft.com/office/word/2010/wordprocessingGroup" xmlns:wpi="http://schemas.microsoft.com/office/word/2010/wordprocessingInk" xmlns:wne="http://schemas.microsoft.com/office/word/2006/wordml" xmlns:wps="http://schemas.microsoft.com/office/word/2010/wordprocessingShape" mc:Ignorable="w14 w15 w16se w16cid w16 w16cex w16sdtdh w16sdtfl w16du wp14">
+<w:footnotes xmlns:wpc="http://schemas.microsoft.com/office/word/2010/wordprocessingCanvas" xmlns:cx="http://schemas.microsoft.com/office/drawing/2014/chartex" xmlns:mc="http://schemas.openxmlformats.org/markup-compatibility/2006" xmlns:o="urn:schemas-microsoft-com:office:office" xmlns:r="http://schemas.openxmlformats.org/officeDocument/2006/relationships" xmlns:m="http://schemas.openxmlformats.org/officeDocument/2006/math" xmlns:v="urn:schemas-microsoft-com:vml" xmlns:wp14="http://schemas.microsoft.com/office/word/2010/wordprocessingDrawing" xmlns:wp="http://schemas.openxmlformats.org/drawingml/2006/wordprocessingDrawing" xmlns:w10="urn:schemas-microsoft-com:office:word" xmlns:w="http://schemas.openxmlformats.org/wordprocessingml/2006/main" xmlns:w14="http://schemas.microsoft.com/office/word/2010/wordml" xmlns:w15="http://schemas.microsoft.com/office/word/2012/wordml" xmlns:w16se="http://schemas.microsoft.com/office/word/2015/wordml/symex" xmlns:wpg="http://schemas.microsoft.com/office/word/2010/wordprocessingGroup" xmlns:wpi="http://schemas.microsoft.com/office/word/2010/wordprocessingInk" xmlns:wne="http://schemas.microsoft.com/office/word/2006/wordml" xmlns:wps="http://schemas.microsoft.com/office/word/2010/wordprocessingShape" mc:Ignorable="w14 w15 w16se wp14">
   <w:footnote w:type="separator" w:id="-1">
     <w:p>
       <w:pPr>
@@ -4476,7 +4374,7 @@
 </file>
 
 <file path=word/header1.xml><?xml version="1.0" encoding="utf-8"?>
-<w:hdr xmlns:wpc="http://schemas.microsoft.com/office/word/2010/wordprocessingCanvas" xmlns:cx="http://schemas.microsoft.com/office/drawing/2014/chartex" xmlns:cx1="http://schemas.microsoft.com/office/drawing/2015/9/8/chartex" xmlns:cx2="http://schemas.microsoft.com/office/drawing/2015/10/21/chartex" xmlns:cx3="http://schemas.microsoft.com/office/drawing/2016/5/9/chartex" xmlns:cx4="http://schemas.microsoft.com/office/drawing/2016/5/10/chartex" xmlns:cx5="http://schemas.microsoft.com/office/drawing/2016/5/11/chartex" xmlns:cx6="http://schemas.microsoft.com/office/drawing/2016/5/12/chartex" xmlns:cx7="http://schemas.microsoft.com/office/drawing/2016/5/13/chartex" xmlns:cx8="http://schemas.microsoft.com/office/drawing/2016/5/14/chartex" xmlns:mc="http://schemas.openxmlformats.org/markup-compatibility/2006" xmlns:aink="http://schemas.microsoft.com/office/drawing/2016/ink" xmlns:am3d="http://schemas.microsoft.com/office/drawing/2017/model3d" xmlns:o="urn:schemas-microsoft-com:office:office" xmlns:oel="http://schemas.microsoft.com/office/2019/extlst" xmlns:r="http://schemas.openxmlformats.org/officeDocument/2006/relationships" xmlns:m="http://schemas.openxmlformats.org/officeDocument/2006/math" xmlns:v="urn:schemas-microsoft-com:vml" xmlns:wp14="http://schemas.microsoft.com/office/word/2010/wordprocessingDrawing" xmlns:wp="http://schemas.openxmlformats.org/drawingml/2006/wordprocessingDrawing" xmlns:w10="urn:schemas-microsoft-com:office:word" xmlns:w="http://schemas.openxmlformats.org/wordprocessingml/2006/main" xmlns:w14="http://schemas.microsoft.com/office/word/2010/wordml" xmlns:w15="http://schemas.microsoft.com/office/word/2012/wordml" xmlns:w16cex="http://schemas.microsoft.com/office/word/2018/wordml/cex" xmlns:w16cid="http://schemas.microsoft.com/office/word/2016/wordml/cid" xmlns:w16="http://schemas.microsoft.com/office/word/2018/wordml" xmlns:w16du="http://schemas.microsoft.com/office/word/2023/wordml/word16du" xmlns:w16sdtdh="http://schemas.microsoft.com/office/word/2020/wordml/sdtdatahash" xmlns:w16sdtfl="http://schemas.microsoft.com/office/word/2024/wordml/sdtformatlock" xmlns:w16se="http://schemas.microsoft.com/office/word/2015/wordml/symex" xmlns:wpg="http://schemas.microsoft.com/office/word/2010/wordprocessingGroup" xmlns:wpi="http://schemas.microsoft.com/office/word/2010/wordprocessingInk" xmlns:wne="http://schemas.microsoft.com/office/word/2006/wordml" xmlns:wps="http://schemas.microsoft.com/office/word/2010/wordprocessingShape" mc:Ignorable="w14 w15 w16se w16cid w16 w16cex w16sdtdh w16sdtfl w16du wp14">
+<w:hdr xmlns:wpc="http://schemas.microsoft.com/office/word/2010/wordprocessingCanvas" xmlns:cx="http://schemas.microsoft.com/office/drawing/2014/chartex" xmlns:mc="http://schemas.openxmlformats.org/markup-compatibility/2006" xmlns:o="urn:schemas-microsoft-com:office:office" xmlns:r="http://schemas.openxmlformats.org/officeDocument/2006/relationships" xmlns:m="http://schemas.openxmlformats.org/officeDocument/2006/math" xmlns:v="urn:schemas-microsoft-com:vml" xmlns:wp14="http://schemas.microsoft.com/office/word/2010/wordprocessingDrawing" xmlns:wp="http://schemas.openxmlformats.org/drawingml/2006/wordprocessingDrawing" xmlns:w10="urn:schemas-microsoft-com:office:word" xmlns:w="http://schemas.openxmlformats.org/wordprocessingml/2006/main" xmlns:w14="http://schemas.microsoft.com/office/word/2010/wordml" xmlns:w15="http://schemas.microsoft.com/office/word/2012/wordml" xmlns:w16se="http://schemas.microsoft.com/office/word/2015/wordml/symex" xmlns:wpg="http://schemas.microsoft.com/office/word/2010/wordprocessingGroup" xmlns:wpi="http://schemas.microsoft.com/office/word/2010/wordprocessingInk" xmlns:wne="http://schemas.microsoft.com/office/word/2006/wordml" xmlns:wps="http://schemas.microsoft.com/office/word/2010/wordprocessingShape" mc:Ignorable="w14 w15 w16se wp14">
   <w:p>
     <w:pPr>
       <w:pBdr>
@@ -4545,7 +4443,7 @@
 </file>
 
 <file path=word/numbering.xml><?xml version="1.0" encoding="utf-8"?>
-<w:numbering xmlns:wpc="http://schemas.microsoft.com/office/word/2010/wordprocessingCanvas" xmlns:cx="http://schemas.microsoft.com/office/drawing/2014/chartex" xmlns:cx1="http://schemas.microsoft.com/office/drawing/2015/9/8/chartex" xmlns:cx2="http://schemas.microsoft.com/office/drawing/2015/10/21/chartex" xmlns:cx3="http://schemas.microsoft.com/office/drawing/2016/5/9/chartex" xmlns:cx4="http://schemas.microsoft.com/office/drawing/2016/5/10/chartex" xmlns:cx5="http://schemas.microsoft.com/office/drawing/2016/5/11/chartex" xmlns:cx6="http://schemas.microsoft.com/office/drawing/2016/5/12/chartex" xmlns:cx7="http://schemas.microsoft.com/office/drawing/2016/5/13/chartex" xmlns:cx8="http://schemas.microsoft.com/office/drawing/2016/5/14/chartex" xmlns:mc="http://schemas.openxmlformats.org/markup-compatibility/2006" xmlns:aink="http://schemas.microsoft.com/office/drawing/2016/ink" xmlns:am3d="http://schemas.microsoft.com/office/drawing/2017/model3d" xmlns:o="urn:schemas-microsoft-com:office:office" xmlns:oel="http://schemas.microsoft.com/office/2019/extlst" xmlns:r="http://schemas.openxmlformats.org/officeDocument/2006/relationships" xmlns:m="http://schemas.openxmlformats.org/officeDocument/2006/math" xmlns:v="urn:schemas-microsoft-com:vml" xmlns:wp14="http://schemas.microsoft.com/office/word/2010/wordprocessingDrawing" xmlns:wp="http://schemas.openxmlformats.org/drawingml/2006/wordprocessingDrawing" xmlns:w10="urn:schemas-microsoft-com:office:word" xmlns:w="http://schemas.openxmlformats.org/wordprocessingml/2006/main" xmlns:w14="http://schemas.microsoft.com/office/word/2010/wordml" xmlns:w15="http://schemas.microsoft.com/office/word/2012/wordml" xmlns:w16cex="http://schemas.microsoft.com/office/word/2018/wordml/cex" xmlns:w16cid="http://schemas.microsoft.com/office/word/2016/wordml/cid" xmlns:w16="http://schemas.microsoft.com/office/word/2018/wordml" xmlns:w16du="http://schemas.microsoft.com/office/word/2023/wordml/word16du" xmlns:w16sdtdh="http://schemas.microsoft.com/office/word/2020/wordml/sdtdatahash" xmlns:w16sdtfl="http://schemas.microsoft.com/office/word/2024/wordml/sdtformatlock" xmlns:w16se="http://schemas.microsoft.com/office/word/2015/wordml/symex" xmlns:wpg="http://schemas.microsoft.com/office/word/2010/wordprocessingGroup" xmlns:wpi="http://schemas.microsoft.com/office/word/2010/wordprocessingInk" xmlns:wne="http://schemas.microsoft.com/office/word/2006/wordml" xmlns:wps="http://schemas.microsoft.com/office/word/2010/wordprocessingShape" mc:Ignorable="w14 w15 w16se w16cid w16 w16cex w16sdtdh w16sdtfl w16du wp14">
+<w:numbering xmlns:wpc="http://schemas.microsoft.com/office/word/2010/wordprocessingCanvas" xmlns:cx="http://schemas.microsoft.com/office/drawing/2014/chartex" xmlns:mc="http://schemas.openxmlformats.org/markup-compatibility/2006" xmlns:o="urn:schemas-microsoft-com:office:office" xmlns:r="http://schemas.openxmlformats.org/officeDocument/2006/relationships" xmlns:m="http://schemas.openxmlformats.org/officeDocument/2006/math" xmlns:v="urn:schemas-microsoft-com:vml" xmlns:wp14="http://schemas.microsoft.com/office/word/2010/wordprocessingDrawing" xmlns:wp="http://schemas.openxmlformats.org/drawingml/2006/wordprocessingDrawing" xmlns:w10="urn:schemas-microsoft-com:office:word" xmlns:w="http://schemas.openxmlformats.org/wordprocessingml/2006/main" xmlns:w14="http://schemas.microsoft.com/office/word/2010/wordml" xmlns:w15="http://schemas.microsoft.com/office/word/2012/wordml" xmlns:w16se="http://schemas.microsoft.com/office/word/2015/wordml/symex" xmlns:wpg="http://schemas.microsoft.com/office/word/2010/wordprocessingGroup" xmlns:wpi="http://schemas.microsoft.com/office/word/2010/wordprocessingInk" xmlns:wne="http://schemas.microsoft.com/office/word/2006/wordml" xmlns:wps="http://schemas.microsoft.com/office/word/2010/wordprocessingShape" mc:Ignorable="w14 w15 w16se wp14">
   <w:abstractNum w:abstractNumId="0" w15:restartNumberingAfterBreak="0">
     <w:nsid w:val="0DD73422"/>
     <w:multiLevelType w:val="multilevel"/>
@@ -5537,38 +5435,38 @@
       </w:pPr>
     </w:lvl>
   </w:abstractNum>
-  <w:num w:numId="1" w16cid:durableId="42485555">
+  <w:num w:numId="1">
     <w:abstractNumId w:val="6"/>
   </w:num>
-  <w:num w:numId="2" w16cid:durableId="1141969419">
+  <w:num w:numId="2">
     <w:abstractNumId w:val="3"/>
   </w:num>
-  <w:num w:numId="3" w16cid:durableId="179316867">
+  <w:num w:numId="3">
     <w:abstractNumId w:val="0"/>
   </w:num>
-  <w:num w:numId="4" w16cid:durableId="1907255997">
+  <w:num w:numId="4">
     <w:abstractNumId w:val="2"/>
   </w:num>
-  <w:num w:numId="5" w16cid:durableId="1803225489">
+  <w:num w:numId="5">
     <w:abstractNumId w:val="1"/>
   </w:num>
-  <w:num w:numId="6" w16cid:durableId="1667858288">
+  <w:num w:numId="6">
     <w:abstractNumId w:val="4"/>
   </w:num>
-  <w:num w:numId="7" w16cid:durableId="1213035207">
+  <w:num w:numId="7">
     <w:abstractNumId w:val="8"/>
   </w:num>
-  <w:num w:numId="8" w16cid:durableId="21640303">
+  <w:num w:numId="8">
     <w:abstractNumId w:val="7"/>
   </w:num>
-  <w:num w:numId="9" w16cid:durableId="1795176055">
+  <w:num w:numId="9">
     <w:abstractNumId w:val="5"/>
   </w:num>
 </w:numbering>
 </file>
 
 <file path=word/styles.xml><?xml version="1.0" encoding="utf-8"?>
-<w:styles xmlns:mc="http://schemas.openxmlformats.org/markup-compatibility/2006" xmlns:r="http://schemas.openxmlformats.org/officeDocument/2006/relationships" xmlns:w="http://schemas.openxmlformats.org/wordprocessingml/2006/main" xmlns:w14="http://schemas.microsoft.com/office/word/2010/wordml" xmlns:w15="http://schemas.microsoft.com/office/word/2012/wordml" xmlns:w16cex="http://schemas.microsoft.com/office/word/2018/wordml/cex" xmlns:w16cid="http://schemas.microsoft.com/office/word/2016/wordml/cid" xmlns:w16="http://schemas.microsoft.com/office/word/2018/wordml" xmlns:w16du="http://schemas.microsoft.com/office/word/2023/wordml/word16du" xmlns:w16sdtdh="http://schemas.microsoft.com/office/word/2020/wordml/sdtdatahash" xmlns:w16sdtfl="http://schemas.microsoft.com/office/word/2024/wordml/sdtformatlock" xmlns:w16se="http://schemas.microsoft.com/office/word/2015/wordml/symex" mc:Ignorable="w14 w15 w16se w16cid w16 w16cex w16sdtdh w16sdtfl w16du">
+<w:styles xmlns:mc="http://schemas.openxmlformats.org/markup-compatibility/2006" xmlns:r="http://schemas.openxmlformats.org/officeDocument/2006/relationships" xmlns:w="http://schemas.openxmlformats.org/wordprocessingml/2006/main" xmlns:w14="http://schemas.microsoft.com/office/word/2010/wordml" xmlns:w15="http://schemas.microsoft.com/office/word/2012/wordml" xmlns:w16se="http://schemas.microsoft.com/office/word/2015/wordml/symex" mc:Ignorable="w14 w15 w16se">
   <w:docDefaults>
     <w:rPrDefault>
       <w:rPr>
@@ -5586,7 +5484,7 @@
       </w:pPr>
     </w:pPrDefault>
   </w:docDefaults>
-  <w:latentStyles w:defLockedState="0" w:defUIPriority="99" w:defSemiHidden="0" w:defUnhideWhenUsed="0" w:defQFormat="0" w:count="376">
+  <w:latentStyles w:defLockedState="0" w:defUIPriority="99" w:defSemiHidden="0" w:defUnhideWhenUsed="0" w:defQFormat="0" w:count="371">
     <w:lsdException w:name="Normal" w:uiPriority="0" w:qFormat="1"/>
     <w:lsdException w:name="heading 1" w:uiPriority="9" w:qFormat="1"/>
     <w:lsdException w:name="heading 2" w:semiHidden="1" w:uiPriority="9" w:unhideWhenUsed="1" w:qFormat="1"/>
@@ -5958,11 +5856,6 @@
     <w:lsdException w:name="List Table 5 Dark Accent 6" w:uiPriority="50"/>
     <w:lsdException w:name="List Table 6 Colorful Accent 6" w:uiPriority="51"/>
     <w:lsdException w:name="List Table 7 Colorful Accent 6" w:uiPriority="52"/>
-    <w:lsdException w:name="Mention" w:semiHidden="1" w:unhideWhenUsed="1"/>
-    <w:lsdException w:name="Smart Hyperlink" w:semiHidden="1" w:unhideWhenUsed="1"/>
-    <w:lsdException w:name="Hashtag" w:semiHidden="1" w:unhideWhenUsed="1"/>
-    <w:lsdException w:name="Unresolved Mention" w:semiHidden="1" w:unhideWhenUsed="1"/>
-    <w:lsdException w:name="Smart Link" w:semiHidden="1" w:unhideWhenUsed="1"/>
   </w:latentStyles>
   <w:style w:type="paragraph" w:default="1" w:styleId="Normal">
     <w:name w:val="Normal"/>
@@ -6706,28 +6599,28 @@
 </file>
 
 <file path=customXml/item1.xml><?xml version="1.0" encoding="utf-8"?>
-<b:Sources xmlns:b="http://schemas.openxmlformats.org/officeDocument/2006/bibliography" xmlns="http://schemas.openxmlformats.org/officeDocument/2006/bibliography" SelectedStyle="\APASixthEditionOfficeOnline.xsl" StyleName="APA" Version="6"/>
-</file>
-
-<file path=customXml/item2.xml><?xml version="1.0" encoding="utf-8"?>
 <go:gDocsCustomXmlDataStorage xmlns:go="http://customooxmlschemas.google.com/" xmlns:r="http://schemas.openxmlformats.org/officeDocument/2006/relationships" uri="GoogleDocsCustomDataVersion2">
   <go:docsCustomData xmlns:go="http://customooxmlschemas.google.com/" roundtripDataSignature="AMtx7mhfJsa2+0h8t6uK/3N71k7KtcT5QA==">CgMxLjAyDmgueWUza2lxbXV5dHZ3MghoLmdqZGd4czgAciExMzgzekxpRk44RTJ5ZEcxSVlicHdfMURQNFFjZGVTSUI=</go:docsCustomData>
 </go:gDocsCustomXmlDataStorage>
 </file>
 
-<file path=customXml/itemProps1.xml><?xml version="1.0" encoding="utf-8"?>
-<ds:datastoreItem xmlns:ds="http://schemas.openxmlformats.org/officeDocument/2006/customXml" ds:itemID="{999F9273-96FE-4E9A-BF4A-630AE5A60110}">
-  <ds:schemaRefs>
-    <ds:schemaRef ds:uri="http://schemas.openxmlformats.org/officeDocument/2006/bibliography"/>
-  </ds:schemaRefs>
-</ds:datastoreItem>
+<file path=customXml/item2.xml><?xml version="1.0" encoding="utf-8"?>
+<b:Sources xmlns:b="http://schemas.openxmlformats.org/officeDocument/2006/bibliography" xmlns="http://schemas.openxmlformats.org/officeDocument/2006/bibliography" SelectedStyle="\APASixthEditionOfficeOnline.xsl" StyleName="APA" Version="6"/>
 </file>
 
-<file path=customXml/itemProps2.xml><?xml version="1.0" encoding="utf-8"?>
+<file path=customXml/itemProps1.xml><?xml version="1.0" encoding="utf-8"?>
 <ds:datastoreItem xmlns:ds="http://schemas.openxmlformats.org/officeDocument/2006/customXml" ds:itemID="{11111111-1234-1234-1234-123412341234}">
   <ds:schemaRefs>
     <ds:schemaRef ds:uri="http://customooxmlschemas.google.com/"/>
     <ds:schemaRef ds:uri="http://schemas.openxmlformats.org/officeDocument/2006/relationships"/>
   </ds:schemaRefs>
 </ds:datastoreItem>
+</file>
+
+<file path=customXml/itemProps2.xml><?xml version="1.0" encoding="utf-8"?>
+<ds:datastoreItem xmlns:ds="http://schemas.openxmlformats.org/officeDocument/2006/customXml" ds:itemID="{06A1D2B6-7032-43CF-A8AA-7C204CB24436}">
+  <ds:schemaRefs>
+    <ds:schemaRef ds:uri="http://schemas.openxmlformats.org/officeDocument/2006/bibliography"/>
+  </ds:schemaRefs>
+</ds:datastoreItem>
 </file>